--- a/06-学生侧材料/讲义/5-无机化学/第四讲：碱金属、碱土金属与稀有气体（Word清稿）.docx
+++ b/06-学生侧材料/讲义/5-无机化学/第四讲：碱金属、碱土金属与稀有气体（Word清稿）.docx
@@ -2,7 +2,7 @@
 <file path=word/document.xml><?xml version="1.0" encoding="utf-8"?>
 <w:document xmlns:w="http://schemas.openxmlformats.org/wordprocessingml/2006/main" xmlns:m="http://schemas.openxmlformats.org/officeDocument/2006/math" xmlns:r="http://schemas.openxmlformats.org/officeDocument/2006/relationships" xmlns:o="urn:schemas-microsoft-com:office:office" xmlns:v="urn:schemas-microsoft-com:vml" xmlns:w10="urn:schemas-microsoft-com:office:word" xmlns:a="http://schemas.openxmlformats.org/drawingml/2006/main" xmlns:pic="http://schemas.openxmlformats.org/drawingml/2006/picture" xmlns:wp="http://schemas.openxmlformats.org/drawingml/2006/wordprocessingDrawing">
   <w:body>
-    <w:bookmarkStart w:id="62" w:name="第四讲碱金属碱土金属与稀有气体"/>
+    <w:bookmarkStart w:id="60" w:name="第四讲碱金属碱土金属与稀有气体"/>
     <w:p>
       <w:pPr>
         <w:pStyle w:val="Heading1"/>
@@ -5996,17 +5996,21 @@
       </w:pPr>
       <w:r>
         <w:rPr>
-          <w:rFonts w:hint="eastAsia" w:ascii="Times New Roman" w:hAnsi="Times New Roman" w:eastAsia="FangSong" w:cs="Times New Roman"/>
-          <w:b/>
-          <w:bCs/>
-        </w:rPr>
-        <w:t xml:space="preserve">安全边界</w:t>
-      </w:r>
-      <w:r>
-        <w:rPr>
-          <w:rFonts w:hint="eastAsia" w:ascii="Times New Roman" w:hAnsi="Times New Roman" w:eastAsia="Times New Roman" w:cs="Times New Roman"/>
-        </w:rPr>
-        <w:t xml:space="preserve">：Na、K</w:t>
+          <w:rFonts w:ascii="Times New Roman" w:hAnsi="Times New Roman" w:eastAsia="Times New Roman" w:cs="Times New Roman"/>
+        </w:rPr>
+        <w:t xml:space="preserve">Na、K </w:t>
+      </w:r>
+      <w:r>
+        <w:rPr>
+          <w:rFonts w:hint="eastAsia" w:ascii="Times New Roman" w:hAnsi="Times New Roman" w:eastAsia="FangSong" w:cs="Times New Roman"/>
+        </w:rPr>
+        <w:t>单质储存于煤油</w:t>
+      </w:r>
+      <w:r>
+        <w:rPr>
+          <w:rFonts w:hint="eastAsia" w:ascii="Times New Roman" w:hAnsi="Times New Roman" w:eastAsia="Times New Roman" w:cs="Times New Roman"/>
+        </w:rPr>
+        <w:t>（Li</w:t>
       </w:r>
       <w:r>
         <w:rPr>
@@ -6018,31 +6022,25 @@
         <w:rPr>
           <w:rFonts w:hint="eastAsia" w:ascii="Times New Roman" w:hAnsi="Times New Roman" w:eastAsia="FangSong" w:cs="Times New Roman"/>
         </w:rPr>
-        <w:t>单质储存于煤油</w:t>
-      </w:r>
-      <w:r>
-        <w:rPr>
-          <w:rFonts w:hint="eastAsia" w:ascii="Times New Roman" w:hAnsi="Times New Roman" w:eastAsia="Times New Roman" w:cs="Times New Roman"/>
-        </w:rPr>
-        <w:t>（Li</w:t>
-      </w:r>
-      <w:r>
-        <w:rPr>
-          <w:rFonts w:ascii="Times New Roman" w:hAnsi="Times New Roman" w:eastAsia="Times New Roman" w:cs="Times New Roman"/>
-        </w:rPr>
-        <w:t xml:space="preserve"> </w:t>
-      </w:r>
-      <w:r>
-        <w:rPr>
-          <w:rFonts w:hint="eastAsia" w:ascii="Times New Roman" w:hAnsi="Times New Roman" w:eastAsia="FangSong" w:cs="Times New Roman"/>
-        </w:rPr>
         <w:t>封于石蜡</w:t>
       </w:r>
       <w:r>
         <w:rPr>
           <w:rFonts w:hint="eastAsia" w:ascii="Times New Roman" w:hAnsi="Times New Roman" w:eastAsia="Times New Roman" w:cs="Times New Roman"/>
         </w:rPr>
-        <w:t>），</w:t>
+        <w:t>）</w:t>
+      </w:r>
+      <w:r>
+        <w:rPr>
+          <w:rFonts w:hint="eastAsia" w:ascii="Times New Roman" w:hAnsi="Times New Roman" w:eastAsia="FangSong" w:cs="Times New Roman"/>
+        </w:rPr>
+        <w:t>中隔绝空气与水</w:t>
+      </w:r>
+      <w:r>
+        <w:rPr>
+          <w:rFonts w:hint="eastAsia" w:ascii="Times New Roman" w:hAnsi="Times New Roman" w:eastAsia="Times New Roman" w:cs="Times New Roman"/>
+        </w:rPr>
+        <w:t>；</w:t>
       </w:r>
       <w:r>
         <w:rPr>
@@ -6054,7 +6052,7 @@
         <w:rPr>
           <w:rFonts w:hint="eastAsia" w:ascii="Times New Roman" w:hAnsi="Times New Roman" w:eastAsia="Times New Roman" w:cs="Times New Roman"/>
         </w:rPr>
-        <w:t>——</w:t>
+        <w:t>，</w:t>
       </w:r>
       <w:r>
         <w:rPr>
@@ -7665,23 +7663,15 @@
       </w:pPr>
       <w:r>
         <w:rPr>
-          <w:rFonts w:hint="eastAsia" w:ascii="Times New Roman" w:hAnsi="Times New Roman" w:eastAsia="FangSong" w:cs="Times New Roman"/>
-          <w:b/>
-          <w:bCs/>
-        </w:rPr>
-        <w:t xml:space="preserve">打破中学定式</w:t>
-      </w:r>
-      <w:r>
-        <w:rPr>
-          <w:rFonts w:hint="eastAsia" w:ascii="Times New Roman" w:hAnsi="Times New Roman" w:eastAsia="Times New Roman" w:cs="Times New Roman"/>
-        </w:rPr>
-        <w:t>：「</w:t>
-      </w:r>
-      <w:r>
-        <w:rPr>
-          <w:rFonts w:hint="eastAsia" w:ascii="Times New Roman" w:hAnsi="Times New Roman" w:eastAsia="FangSong" w:cs="Times New Roman"/>
-        </w:rPr>
-        <w:t>碱金属盐都可溶</w:t>
+          <w:rFonts w:hint="eastAsia" w:ascii="Times New Roman" w:hAnsi="Times New Roman" w:eastAsia="Times New Roman" w:cs="Times New Roman"/>
+        </w:rPr>
+        <w:t>「</w:t>
+      </w:r>
+      <w:r>
+        <w:rPr>
+          <w:rFonts w:hint="eastAsia" w:ascii="Times New Roman" w:hAnsi="Times New Roman" w:eastAsia="FangSong" w:cs="Times New Roman"/>
+        </w:rPr>
+        <w:t>碱金属盐均可溶</w:t>
       </w:r>
       <w:r>
         <w:rPr>
@@ -7693,7 +7683,7 @@
         <w:rPr>
           <w:rFonts w:hint="eastAsia" w:ascii="Times New Roman" w:hAnsi="Times New Roman" w:eastAsia="FangSong" w:cs="Times New Roman"/>
         </w:rPr>
-        <w:t>是高中简化结论</w:t>
+        <w:t>只是中学阶段的简化结论</w:t>
       </w:r>
       <w:r>
         <w:rPr>
@@ -7705,15 +7695,7 @@
         <w:rPr>
           <w:rFonts w:hint="eastAsia" w:ascii="Times New Roman" w:hAnsi="Times New Roman" w:eastAsia="FangSong" w:cs="Times New Roman"/>
         </w:rPr>
-        <w:t>竞赛中每个碱金属都有</w:t>
-      </w:r>
-      <w:r>
-        <w:rPr>
-          <w:rFonts w:hint="eastAsia" w:ascii="Times New Roman" w:hAnsi="Times New Roman" w:eastAsia="FangSong" w:cs="Times New Roman"/>
-          <w:b/>
-          <w:bCs/>
-        </w:rPr>
-        <w:t xml:space="preserve">特征难溶盐</w:t>
+        <w:t>竞赛中每个碱金属都有特征难溶盐</w:t>
       </w:r>
       <w:r>
         <w:rPr>
@@ -8070,10 +8052,20 @@
       <w:r>
         <w:rPr>
           <w:rFonts w:hint="eastAsia" w:ascii="Times New Roman" w:hAnsi="Times New Roman" w:eastAsia="FangSong" w:cs="Times New Roman"/>
-          <w:b/>
-          <w:bCs/>
-        </w:rPr>
-        <w:t xml:space="preserve">口径注</w:t>
+        </w:rPr>
+        <w:t xml:space="preserve">关于</w:t>
+      </w:r>
+      <w:r>
+        <w:rPr>
+          <w:rFonts w:ascii="Times New Roman" w:hAnsi="Times New Roman" w:eastAsia="Times New Roman" w:cs="Times New Roman"/>
+        </w:rPr>
+        <w:t xml:space="preserve"> LiOH </w:t>
+      </w:r>
+      <w:r>
+        <w:rPr>
+          <w:rFonts w:hint="eastAsia" w:ascii="Times New Roman" w:hAnsi="Times New Roman" w:eastAsia="FangSong" w:cs="Times New Roman"/>
+        </w:rPr>
+        <w:t>的碱性口径需要说明</w:t>
       </w:r>
       <w:r>
         <w:rPr>
@@ -8091,7 +8083,7 @@
         <w:rPr>
           <w:rFonts w:ascii="Times New Roman" w:hAnsi="Times New Roman" w:eastAsia="Times New Roman" w:cs="Times New Roman"/>
         </w:rPr>
-        <w:t xml:space="preserve"> √Φ </w:t>
+        <w:t xml:space="preserve"> √φ </w:t>
       </w:r>
       <w:r>
         <w:rPr>
@@ -8116,13 +8108,25 @@
         <w:rPr>
           <w:rFonts w:ascii="Times New Roman" w:hAnsi="Times New Roman" w:eastAsia="Times New Roman" w:cs="Times New Roman"/>
         </w:rPr>
-        <w:t xml:space="preserve"> √Φ=0.11 &lt; 0.2 </w:t>
-      </w:r>
-      <w:r>
-        <w:rPr>
-          <w:rFonts w:hint="eastAsia" w:ascii="Times New Roman" w:hAnsi="Times New Roman" w:eastAsia="FangSong" w:cs="Times New Roman"/>
-        </w:rPr>
-        <w:t>归</w:t>
+        <w:t xml:space="preserve"> </w:t>
+      </w:r>
+      <w:r>
+        <w:rPr>
+          <w:rFonts w:hint="eastAsia" w:ascii="Times New Roman" w:hAnsi="Times New Roman" w:eastAsia="FangSong" w:cs="Times New Roman"/>
+        </w:rPr>
+        <w:t xml:space="preserve">的</w:t>
+      </w:r>
+      <w:r>
+        <w:rPr>
+          <w:rFonts w:ascii="Times New Roman" w:hAnsi="Times New Roman" w:eastAsia="Times New Roman" w:cs="Times New Roman"/>
+        </w:rPr>
+        <w:t xml:space="preserve"> √φ = 0.11 &lt; 0.2 </w:t>
+      </w:r>
+      <w:r>
+        <w:rPr>
+          <w:rFonts w:hint="eastAsia" w:ascii="Times New Roman" w:hAnsi="Times New Roman" w:eastAsia="FangSong" w:cs="Times New Roman"/>
+        </w:rPr>
+        <w:t>应归</w:t>
       </w:r>
       <w:r>
         <w:rPr>
@@ -8188,23 +8192,11 @@
         <w:rPr>
           <w:rFonts w:hint="eastAsia" w:ascii="Times New Roman" w:hAnsi="Times New Roman" w:eastAsia="Times New Roman" w:cs="Times New Roman"/>
         </w:rPr>
-        <w:t>」（</w:t>
-      </w:r>
-      <w:r>
-        <w:rPr>
-          <w:rFonts w:hint="eastAsia" w:ascii="Times New Roman" w:hAnsi="Times New Roman" w:eastAsia="FangSong" w:cs="Times New Roman"/>
-        </w:rPr>
-        <w:t>因</w:t>
-      </w:r>
-      <w:r>
-        <w:rPr>
-          <w:rFonts w:ascii="Times New Roman" w:hAnsi="Times New Roman" w:eastAsia="Times New Roman" w:cs="Times New Roman"/>
-        </w:rPr>
-        <w:t xml:space="preserve"> Li</w:t>
-      </w:r>
-      <w:r>
-        <w:rPr>
-          <w:rFonts w:ascii="Times New Roman" w:hAnsi="Times New Roman" w:eastAsia="Times New Roman" w:cs="Times New Roman"/>
+        <w:t>」（Li</w:t>
+      </w:r>
+      <w:r>
+        <w:rPr>
+          <w:rFonts w:hint="eastAsia" w:ascii="Times New Roman" w:hAnsi="Times New Roman" w:eastAsia="Times New Roman" w:cs="Times New Roman"/>
           <w:vertAlign w:val="superscript"/>
         </w:rPr>
         <w:t>+</w:t>
@@ -8225,24 +8217,30 @@
         <w:rPr>
           <w:rFonts w:hint="eastAsia" w:ascii="Times New Roman" w:hAnsi="Times New Roman" w:eastAsia="Times New Roman" w:cs="Times New Roman"/>
         </w:rPr>
+        <w:t>、LiOH</w:t>
+      </w:r>
+      <w:r>
+        <w:rPr>
+          <w:rFonts w:ascii="Times New Roman" w:hAnsi="Times New Roman" w:eastAsia="Times New Roman" w:cs="Times New Roman"/>
+        </w:rPr>
+        <w:t xml:space="preserve"> </w:t>
+      </w:r>
+      <w:r>
+        <w:rPr>
+          <w:rFonts w:hint="eastAsia" w:ascii="Times New Roman" w:hAnsi="Times New Roman" w:eastAsia="FangSong" w:cs="Times New Roman"/>
+        </w:rPr>
+        <w:t>溶解度小</w:t>
+      </w:r>
+      <w:r>
+        <w:rPr>
+          <w:rFonts w:hint="eastAsia" w:ascii="Times New Roman" w:hAnsi="Times New Roman" w:eastAsia="Times New Roman" w:cs="Times New Roman"/>
+        </w:rPr>
         <w:t>、</w:t>
       </w:r>
       <w:r>
         <w:rPr>
           <w:rFonts w:hint="eastAsia" w:ascii="Times New Roman" w:hAnsi="Times New Roman" w:eastAsia="FangSong" w:cs="Times New Roman"/>
         </w:rPr>
-        <w:t>溶解度小</w:t>
-      </w:r>
-      <w:r>
-        <w:rPr>
-          <w:rFonts w:hint="eastAsia" w:ascii="Times New Roman" w:hAnsi="Times New Roman" w:eastAsia="Times New Roman" w:cs="Times New Roman"/>
-        </w:rPr>
-        <w:t>、</w:t>
-      </w:r>
-      <w:r>
-        <w:rPr>
-          <w:rFonts w:hint="eastAsia" w:ascii="Times New Roman" w:hAnsi="Times New Roman" w:eastAsia="FangSong" w:cs="Times New Roman"/>
-        </w:rPr>
         <w:t>碱性在碱金属中最弱</w:t>
       </w:r>
       <w:r>
@@ -8267,7 +8265,7 @@
         <w:rPr>
           <w:rFonts w:hint="eastAsia" w:ascii="Times New Roman" w:hAnsi="Times New Roman" w:eastAsia="FangSong" w:cs="Times New Roman"/>
         </w:rPr>
-        <w:t>考试按所给口径作答即可</w:t>
+        <w:t>考试按题目所给口径作答即可</w:t>
       </w:r>
       <w:r>
         <w:rPr>
@@ -9025,31 +9023,19 @@
         <w:rPr>
           <w:rFonts w:hint="eastAsia" w:ascii="Times New Roman" w:hAnsi="Times New Roman" w:eastAsia="FangSong" w:cs="Times New Roman"/>
         </w:rPr>
-        <w:t>又是碱土金属中的</w:t>
-      </w:r>
-      <w:r>
-        <w:rPr>
-          <w:rFonts w:hint="eastAsia" w:ascii="Times New Roman" w:hAnsi="Times New Roman" w:eastAsia="Times New Roman" w:cs="Times New Roman"/>
-        </w:rPr>
-        <w:t>「</w:t>
-      </w:r>
-      <w:r>
-        <w:rPr>
-          <w:rFonts w:hint="eastAsia" w:ascii="Times New Roman" w:hAnsi="Times New Roman" w:eastAsia="FangSong" w:cs="Times New Roman"/>
-        </w:rPr>
-        <w:t>叛徒</w:t>
-      </w:r>
-      <w:r>
-        <w:rPr>
-          <w:rFonts w:hint="eastAsia" w:ascii="Times New Roman" w:hAnsi="Times New Roman" w:eastAsia="Times New Roman" w:cs="Times New Roman"/>
-        </w:rPr>
-        <w:t>」——</w:t>
-      </w:r>
-      <w:r>
-        <w:rPr>
-          <w:rFonts w:hint="eastAsia" w:ascii="Times New Roman" w:hAnsi="Times New Roman" w:eastAsia="FangSong" w:cs="Times New Roman"/>
-        </w:rPr>
-        <w:t>缺电子导致共价键成为默认键型</w:t>
+        <w:t>在碱土金属中进一步显著偏离同族递变</w:t>
+      </w:r>
+      <w:r>
+        <w:rPr>
+          <w:rFonts w:hint="eastAsia" w:ascii="Times New Roman" w:hAnsi="Times New Roman" w:eastAsia="Times New Roman" w:cs="Times New Roman"/>
+        </w:rPr>
+        <w:t>——</w:t>
+      </w:r>
+      <w:r>
+        <w:rPr>
+          <w:rFonts w:hint="eastAsia" w:ascii="Times New Roman" w:hAnsi="Times New Roman" w:eastAsia="FangSong" w:cs="Times New Roman"/>
+        </w:rPr>
+        <w:t>缺电子使共价键成为其默认键型</w:t>
       </w:r>
       <w:r>
         <w:rPr>
@@ -9889,206 +9875,6 @@
         </w:tc>
       </w:tr>
     </w:tbl>
-    <w:p>
-      <w:pPr>
-        <w:pStyle w:val="BodyText"/>
-        <w:spacing w:before="120"/>
-      </w:pPr>
-      <w:r>
-        <w:rPr>
-          <w:rFonts w:hint="eastAsia" w:ascii="Times New Roman" w:hAnsi="Times New Roman" w:eastAsia="FangSong" w:cs="Times New Roman"/>
-          <w:b/>
-          <w:bCs/>
-        </w:rPr>
-        <w:t xml:space="preserve">类比</w:t>
-      </w:r>
-      <w:r>
-        <w:rPr>
-          <w:rFonts w:hint="eastAsia" w:ascii="Times New Roman" w:hAnsi="Times New Roman" w:eastAsia="Times New Roman" w:cs="Times New Roman"/>
-        </w:rPr>
-        <w:t>：</w:t>
-      </w:r>
-      <w:r>
-        <w:rPr>
-          <w:rFonts w:hint="eastAsia" w:ascii="Times New Roman" w:hAnsi="Times New Roman" w:eastAsia="FangSong" w:cs="Times New Roman"/>
-        </w:rPr>
-        <w:t>碱金属是</w:t>
-      </w:r>
-      <w:r>
-        <w:rPr>
-          <w:rFonts w:hint="eastAsia" w:ascii="Times New Roman" w:hAnsi="Times New Roman" w:eastAsia="Times New Roman" w:cs="Times New Roman"/>
-        </w:rPr>
-        <w:t>「</w:t>
-      </w:r>
-      <w:r>
-        <w:rPr>
-          <w:rFonts w:hint="eastAsia" w:ascii="Times New Roman" w:hAnsi="Times New Roman" w:eastAsia="FangSong" w:cs="Times New Roman"/>
-        </w:rPr>
-        <w:t>独生子</w:t>
-      </w:r>
-      <w:r>
-        <w:rPr>
-          <w:rFonts w:hint="eastAsia" w:ascii="Times New Roman" w:hAnsi="Times New Roman" w:eastAsia="Times New Roman" w:cs="Times New Roman"/>
-        </w:rPr>
-        <w:t>」（1</w:t>
-      </w:r>
-      <w:r>
-        <w:rPr>
-          <w:rFonts w:ascii="Times New Roman" w:hAnsi="Times New Roman" w:eastAsia="Times New Roman" w:cs="Times New Roman"/>
-        </w:rPr>
-        <w:t xml:space="preserve"> </w:t>
-      </w:r>
-      <w:r>
-        <w:rPr>
-          <w:rFonts w:hint="eastAsia" w:ascii="Times New Roman" w:hAnsi="Times New Roman" w:eastAsia="FangSong" w:cs="Times New Roman"/>
-        </w:rPr>
-        <w:t xml:space="preserve">个</w:t>
-      </w:r>
-      <w:r>
-        <w:rPr>
-          <w:rFonts w:ascii="Times New Roman" w:hAnsi="Times New Roman" w:eastAsia="Times New Roman" w:cs="Times New Roman"/>
-        </w:rPr>
-        <w:t xml:space="preserve"> s </w:t>
-      </w:r>
-      <w:r>
-        <w:rPr>
-          <w:rFonts w:hint="eastAsia" w:ascii="Times New Roman" w:hAnsi="Times New Roman" w:eastAsia="FangSong" w:cs="Times New Roman"/>
-        </w:rPr>
-        <w:t>电子</w:t>
-      </w:r>
-      <w:r>
-        <w:rPr>
-          <w:rFonts w:hint="eastAsia" w:ascii="Times New Roman" w:hAnsi="Times New Roman" w:eastAsia="Times New Roman" w:cs="Times New Roman"/>
-        </w:rPr>
-        <w:t>，</w:t>
-      </w:r>
-      <w:r>
-        <w:rPr>
-          <w:rFonts w:hint="eastAsia" w:ascii="Times New Roman" w:hAnsi="Times New Roman" w:eastAsia="FangSong" w:cs="Times New Roman"/>
-        </w:rPr>
-        <w:t>自由</w:t>
-      </w:r>
-      <w:r>
-        <w:rPr>
-          <w:rFonts w:hint="eastAsia" w:ascii="Times New Roman" w:hAnsi="Times New Roman" w:eastAsia="Times New Roman" w:cs="Times New Roman"/>
-        </w:rPr>
-        <w:t>、</w:t>
-      </w:r>
-      <w:r>
-        <w:rPr>
-          <w:rFonts w:hint="eastAsia" w:ascii="Times New Roman" w:hAnsi="Times New Roman" w:eastAsia="FangSong" w:cs="Times New Roman"/>
-        </w:rPr>
-        <w:t>活性高</w:t>
-      </w:r>
-      <w:r>
-        <w:rPr>
-          <w:rFonts w:hint="eastAsia" w:ascii="Times New Roman" w:hAnsi="Times New Roman" w:eastAsia="Times New Roman" w:cs="Times New Roman"/>
-        </w:rPr>
-        <w:t>、</w:t>
-      </w:r>
-      <w:r>
-        <w:rPr>
-          <w:rFonts w:hint="eastAsia" w:ascii="Times New Roman" w:hAnsi="Times New Roman" w:eastAsia="FangSong" w:cs="Times New Roman"/>
-        </w:rPr>
-        <w:t>熔点低</w:t>
-      </w:r>
-      <w:r>
-        <w:rPr>
-          <w:rFonts w:hint="eastAsia" w:ascii="Times New Roman" w:hAnsi="Times New Roman" w:eastAsia="Times New Roman" w:cs="Times New Roman"/>
-        </w:rPr>
-        <w:t>）；</w:t>
-      </w:r>
-      <w:r>
-        <w:rPr>
-          <w:rFonts w:hint="eastAsia" w:ascii="Times New Roman" w:hAnsi="Times New Roman" w:eastAsia="FangSong" w:cs="Times New Roman"/>
-        </w:rPr>
-        <w:t>碱土金属是</w:t>
-      </w:r>
-      <w:r>
-        <w:rPr>
-          <w:rFonts w:hint="eastAsia" w:ascii="Times New Roman" w:hAnsi="Times New Roman" w:eastAsia="Times New Roman" w:cs="Times New Roman"/>
-        </w:rPr>
-        <w:t>「</w:t>
-      </w:r>
-      <w:r>
-        <w:rPr>
-          <w:rFonts w:hint="eastAsia" w:ascii="Times New Roman" w:hAnsi="Times New Roman" w:eastAsia="FangSong" w:cs="Times New Roman"/>
-        </w:rPr>
-        <w:t>双胞胎</w:t>
-      </w:r>
-      <w:r>
-        <w:rPr>
-          <w:rFonts w:hint="eastAsia" w:ascii="Times New Roman" w:hAnsi="Times New Roman" w:eastAsia="Times New Roman" w:cs="Times New Roman"/>
-        </w:rPr>
-        <w:t>」（2</w:t>
-      </w:r>
-      <w:r>
-        <w:rPr>
-          <w:rFonts w:ascii="Times New Roman" w:hAnsi="Times New Roman" w:eastAsia="Times New Roman" w:cs="Times New Roman"/>
-        </w:rPr>
-        <w:t xml:space="preserve"> </w:t>
-      </w:r>
-      <w:r>
-        <w:rPr>
-          <w:rFonts w:hint="eastAsia" w:ascii="Times New Roman" w:hAnsi="Times New Roman" w:eastAsia="FangSong" w:cs="Times New Roman"/>
-        </w:rPr>
-        <w:t xml:space="preserve">个</w:t>
-      </w:r>
-      <w:r>
-        <w:rPr>
-          <w:rFonts w:ascii="Times New Roman" w:hAnsi="Times New Roman" w:eastAsia="Times New Roman" w:cs="Times New Roman"/>
-        </w:rPr>
-        <w:t xml:space="preserve"> s </w:t>
-      </w:r>
-      <w:r>
-        <w:rPr>
-          <w:rFonts w:hint="eastAsia" w:ascii="Times New Roman" w:hAnsi="Times New Roman" w:eastAsia="FangSong" w:cs="Times New Roman"/>
-        </w:rPr>
-        <w:t>电子</w:t>
-      </w:r>
-      <w:r>
-        <w:rPr>
-          <w:rFonts w:hint="eastAsia" w:ascii="Times New Roman" w:hAnsi="Times New Roman" w:eastAsia="Times New Roman" w:cs="Times New Roman"/>
-        </w:rPr>
-        <w:t>，</w:t>
-      </w:r>
-      <w:r>
-        <w:rPr>
-          <w:rFonts w:hint="eastAsia" w:ascii="Times New Roman" w:hAnsi="Times New Roman" w:eastAsia="FangSong" w:cs="Times New Roman"/>
-        </w:rPr>
-        <w:t>彼此牵制</w:t>
-      </w:r>
-      <w:r>
-        <w:rPr>
-          <w:rFonts w:hint="eastAsia" w:ascii="Times New Roman" w:hAnsi="Times New Roman" w:eastAsia="Times New Roman" w:cs="Times New Roman"/>
-        </w:rPr>
-        <w:t>、</w:t>
-      </w:r>
-      <w:r>
-        <w:rPr>
-          <w:rFonts w:hint="eastAsia" w:ascii="Times New Roman" w:hAnsi="Times New Roman" w:eastAsia="FangSong" w:cs="Times New Roman"/>
-        </w:rPr>
-        <w:t>更稳定</w:t>
-      </w:r>
-      <w:r>
-        <w:rPr>
-          <w:rFonts w:hint="eastAsia" w:ascii="Times New Roman" w:hAnsi="Times New Roman" w:eastAsia="Times New Roman" w:cs="Times New Roman"/>
-        </w:rPr>
-        <w:t>、</w:t>
-      </w:r>
-      <w:r>
-        <w:rPr>
-          <w:rFonts w:hint="eastAsia" w:ascii="Times New Roman" w:hAnsi="Times New Roman" w:eastAsia="FangSong" w:cs="Times New Roman"/>
-        </w:rPr>
-        <w:t>熔点更高</w:t>
-      </w:r>
-      <w:r>
-        <w:rPr>
-          <w:rFonts w:hint="eastAsia" w:ascii="Times New Roman" w:hAnsi="Times New Roman" w:eastAsia="Times New Roman" w:cs="Times New Roman"/>
-        </w:rPr>
-        <w:t>）。</w:t>
-      </w:r>
-    </w:p>
     <w:bookmarkEnd w:id="21"/>
     <w:bookmarkStart w:id="22" w:name="认知冲突②be-是碱土金属但化学行为完全不像碱土金属"/>
     <w:p>
@@ -12146,23 +11932,9 @@
       </w:pPr>
       <w:r>
         <w:rPr>
-          <w:rFonts w:hint="eastAsia" w:ascii="Times New Roman" w:hAnsi="Times New Roman" w:eastAsia="FangSong" w:cs="Times New Roman"/>
-          <w:b/>
-          <w:bCs/>
-        </w:rPr>
-        <w:t xml:space="preserve">安全边界</w:t>
-      </w:r>
-      <w:r>
-        <w:rPr>
-          <w:rFonts w:hint="eastAsia" w:ascii="Times New Roman" w:hAnsi="Times New Roman" w:eastAsia="Times New Roman" w:cs="Times New Roman"/>
-        </w:rPr>
-        <w:t xml:space="preserve">：Be</w:t>
-      </w:r>
-      <w:r>
-        <w:rPr>
-          <w:rFonts w:ascii="Times New Roman" w:hAnsi="Times New Roman" w:eastAsia="Times New Roman" w:cs="Times New Roman"/>
-        </w:rPr>
-        <w:t xml:space="preserve"> </w:t>
+          <w:rFonts w:ascii="Times New Roman" w:hAnsi="Times New Roman" w:eastAsia="Times New Roman" w:cs="Times New Roman"/>
+        </w:rPr>
+        <w:t xml:space="preserve">Be </w:t>
       </w:r>
       <w:r>
         <w:rPr>
@@ -12210,7 +11982,7 @@
         <w:rPr>
           <w:rFonts w:hint="eastAsia" w:ascii="Times New Roman" w:hAnsi="Times New Roman" w:eastAsia="Times New Roman" w:cs="Times New Roman"/>
         </w:rPr>
-        <w:t>）——</w:t>
+        <w:t>）；</w:t>
       </w:r>
       <w:r>
         <w:rPr>
@@ -13019,154 +12791,6 @@
         </w:tc>
       </w:tr>
     </w:tbl>
-    <w:p>
-      <w:pPr>
-        <w:pStyle w:val="BodyText"/>
-        <w:spacing w:before="120"/>
-      </w:pPr>
-      <w:r>
-        <w:rPr>
-          <w:rFonts w:hint="eastAsia" w:ascii="Times New Roman" w:hAnsi="Times New Roman" w:eastAsia="FangSong" w:cs="Times New Roman"/>
-          <w:b/>
-          <w:bCs/>
-        </w:rPr>
-        <w:t xml:space="preserve">类比</w:t>
-      </w:r>
-      <w:r>
-        <w:rPr>
-          <w:rFonts w:hint="eastAsia" w:ascii="Times New Roman" w:hAnsi="Times New Roman" w:eastAsia="Times New Roman" w:cs="Times New Roman"/>
-        </w:rPr>
-        <w:t>：</w:t>
-      </w:r>
-      <w:r>
-        <w:rPr>
-          <w:rFonts w:hint="eastAsia" w:ascii="Times New Roman" w:hAnsi="Times New Roman" w:eastAsia="FangSong" w:cs="Times New Roman"/>
-        </w:rPr>
-        <w:t>孩子有时候不像父母像舅舅</w:t>
-      </w:r>
-      <w:r>
-        <w:rPr>
-          <w:rFonts w:hint="eastAsia" w:ascii="Times New Roman" w:hAnsi="Times New Roman" w:eastAsia="Times New Roman" w:cs="Times New Roman"/>
-        </w:rPr>
-        <w:t>——Li</w:t>
-      </w:r>
-      <w:r>
-        <w:rPr>
-          <w:rFonts w:ascii="Times New Roman" w:hAnsi="Times New Roman" w:eastAsia="Times New Roman" w:cs="Times New Roman"/>
-        </w:rPr>
-        <w:t xml:space="preserve"> </w:t>
-      </w:r>
-      <w:r>
-        <w:rPr>
-          <w:rFonts w:hint="eastAsia" w:ascii="Times New Roman" w:hAnsi="Times New Roman" w:eastAsia="FangSong" w:cs="Times New Roman"/>
-        </w:rPr>
-        <w:t>在第一主族</w:t>
-      </w:r>
-      <w:r>
-        <w:rPr>
-          <w:rFonts w:hint="eastAsia" w:ascii="Times New Roman" w:hAnsi="Times New Roman" w:eastAsia="Times New Roman" w:cs="Times New Roman"/>
-        </w:rPr>
-        <w:t>，</w:t>
-      </w:r>
-      <w:r>
-        <w:rPr>
-          <w:rFonts w:hint="eastAsia" w:ascii="Times New Roman" w:hAnsi="Times New Roman" w:eastAsia="FangSong" w:cs="Times New Roman"/>
-        </w:rPr>
-        <w:t>性格却像第二主族的</w:t>
-      </w:r>
-      <w:r>
-        <w:rPr>
-          <w:rFonts w:ascii="Times New Roman" w:hAnsi="Times New Roman" w:eastAsia="Times New Roman" w:cs="Times New Roman"/>
-        </w:rPr>
-        <w:t xml:space="preserve"> </w:t>
-      </w:r>
-      <w:r>
-        <w:rPr>
-          <w:rFonts w:hint="eastAsia" w:ascii="Times New Roman" w:hAnsi="Times New Roman" w:eastAsia="Times New Roman" w:cs="Times New Roman"/>
-        </w:rPr>
-        <w:t>Mg。</w:t>
-      </w:r>
-      <w:r>
-        <w:rPr>
-          <w:rFonts w:hint="eastAsia" w:ascii="Times New Roman" w:hAnsi="Times New Roman" w:eastAsia="FangSong" w:cs="Times New Roman"/>
-        </w:rPr>
-        <w:t>斜对角</w:t>
-      </w:r>
-      <w:r>
-        <w:rPr>
-          <w:rFonts w:hint="eastAsia" w:ascii="Times New Roman" w:hAnsi="Times New Roman" w:eastAsia="Times New Roman" w:cs="Times New Roman"/>
-        </w:rPr>
-        <w:t>——</w:t>
-      </w:r>
-      <w:r>
-        <w:rPr>
-          <w:rFonts w:hint="eastAsia" w:ascii="Times New Roman" w:hAnsi="Times New Roman" w:eastAsia="FangSong" w:cs="Times New Roman"/>
-        </w:rPr>
-        <w:t>离子势接近</w:t>
-      </w:r>
-      <w:r>
-        <w:rPr>
-          <w:rFonts w:hint="eastAsia" w:ascii="Times New Roman" w:hAnsi="Times New Roman" w:eastAsia="Times New Roman" w:cs="Times New Roman"/>
-        </w:rPr>
-        <w:t>——</w:t>
-      </w:r>
-      <w:r>
-        <w:rPr>
-          <w:rFonts w:hint="eastAsia" w:ascii="Times New Roman" w:hAnsi="Times New Roman" w:eastAsia="FangSong" w:cs="Times New Roman"/>
-        </w:rPr>
-        <w:t>极化能力相当</w:t>
-      </w:r>
-      <w:r>
-        <w:rPr>
-          <w:rFonts w:hint="eastAsia" w:ascii="Times New Roman" w:hAnsi="Times New Roman" w:eastAsia="Times New Roman" w:cs="Times New Roman"/>
-        </w:rPr>
-        <w:t>——</w:t>
-      </w:r>
-      <w:r>
-        <w:rPr>
-          <w:rFonts w:hint="eastAsia" w:ascii="Times New Roman" w:hAnsi="Times New Roman" w:eastAsia="FangSong" w:cs="Times New Roman"/>
-        </w:rPr>
-        <w:t>化学行为趋同</w:t>
-      </w:r>
-      <w:r>
-        <w:rPr>
-          <w:rFonts w:hint="eastAsia" w:ascii="Times New Roman" w:hAnsi="Times New Roman" w:eastAsia="Times New Roman" w:cs="Times New Roman"/>
-        </w:rPr>
-        <w:t>。</w:t>
-      </w:r>
-      <w:r>
-        <w:rPr>
-          <w:rFonts w:hint="eastAsia" w:ascii="Times New Roman" w:hAnsi="Times New Roman" w:eastAsia="FangSong" w:cs="Times New Roman"/>
-          <w:b/>
-          <w:bCs/>
-        </w:rPr>
-        <w:t>周期表竖着看趋势</w:t>
-      </w:r>
-      <w:r>
-        <w:rPr>
-          <w:rFonts w:hint="eastAsia" w:ascii="Times New Roman" w:hAnsi="Times New Roman" w:eastAsia="Times New Roman" w:cs="Times New Roman"/>
-          <w:b/>
-          <w:bCs/>
-        </w:rPr>
-        <w:t>，</w:t>
-      </w:r>
-      <w:r>
-        <w:rPr>
-          <w:rFonts w:hint="eastAsia" w:ascii="Times New Roman" w:hAnsi="Times New Roman" w:eastAsia="FangSong" w:cs="Times New Roman"/>
-          <w:b/>
-          <w:bCs/>
-        </w:rPr>
-        <w:t>斜着找双胞胎</w:t>
-      </w:r>
-      <w:r>
-        <w:rPr>
-          <w:rFonts w:hint="eastAsia" w:ascii="Times New Roman" w:hAnsi="Times New Roman" w:eastAsia="Times New Roman" w:cs="Times New Roman"/>
-          <w:b/>
-          <w:bCs/>
-        </w:rPr>
-        <w:t>。</w:t>
-      </w:r>
-    </w:p>
     <w:bookmarkEnd w:id="25"/>
     <w:bookmarkStart w:id="26" w:name="li-mg锂的化学双胞胎"/>
     <w:p>
@@ -15151,7 +14775,7 @@
     </w:p>
     <w:bookmarkEnd w:id="28"/>
     <w:bookmarkEnd w:id="29"/>
-    <w:bookmarkStart w:id="34" w:name="四稀有气体化合物"/>
+    <w:bookmarkStart w:id="35" w:name="四稀有气体化合物"/>
     <w:p>
       <w:pPr>
         <w:pStyle w:val="Heading2"/>
@@ -18651,6 +18275,866 @@
         </w:tc>
       </w:tr>
     </w:tbl>
+    <w:bookmarkEnd w:id="33"/>
+    <w:bookmarkStart w:id="34" w:name="氙化合物的氧化性与-krf₂了解"/>
+    <w:p>
+      <w:pPr>
+        <w:pStyle w:val="Heading3"/>
+        <w:spacing w:before="280" w:after="120"/>
+      </w:pPr>
+      <w:r>
+        <w:rPr>
+          <w:rFonts w:ascii="Times New Roman" w:hAnsi="Times New Roman" w:eastAsia="Times New Roman" w:cs="Times New Roman"/>
+        </w:rPr>
+        <w:t xml:space="preserve">4.5 </w:t>
+      </w:r>
+      <w:r>
+        <w:rPr>
+          <w:rFonts w:hint="eastAsia" w:ascii="Times New Roman" w:hAnsi="Times New Roman" w:eastAsia="SimHei" w:cs="Times New Roman"/>
+        </w:rPr>
+        <w:t xml:space="preserve">氙化合物的氧化性与</w:t>
+      </w:r>
+      <w:r>
+        <w:rPr>
+          <w:rFonts w:ascii="Times New Roman" w:hAnsi="Times New Roman" w:eastAsia="Times New Roman" w:cs="Times New Roman"/>
+        </w:rPr>
+        <w:t xml:space="preserve"> </w:t>
+      </w:r>
+      <w:r>
+        <w:rPr>
+          <w:rFonts w:hint="eastAsia" w:ascii="Times New Roman" w:hAnsi="Times New Roman" w:eastAsia="Times New Roman" w:cs="Times New Roman"/>
+        </w:rPr>
+        <w:t>KrF</w:t>
+      </w:r>
+      <w:r>
+        <w:rPr>
+          <w:rFonts w:hint="eastAsia" w:ascii="Times New Roman" w:hAnsi="Times New Roman" w:eastAsia="Times New Roman" w:cs="Times New Roman"/>
+          <w:vertAlign w:val="subscript"/>
+        </w:rPr>
+        <w:t>2</w:t>
+      </w:r>
+      <w:r>
+        <w:rPr>
+          <w:rFonts w:hint="eastAsia" w:ascii="Times New Roman" w:hAnsi="Times New Roman" w:eastAsia="Times New Roman" w:cs="Times New Roman"/>
+        </w:rPr>
+        <w:t>（</w:t>
+      </w:r>
+      <w:r>
+        <w:rPr>
+          <w:rFonts w:hint="eastAsia" w:ascii="Times New Roman" w:hAnsi="Times New Roman" w:eastAsia="SimHei" w:cs="Times New Roman"/>
+        </w:rPr>
+        <w:t>了解</w:t>
+      </w:r>
+      <w:r>
+        <w:rPr>
+          <w:rFonts w:hint="eastAsia" w:ascii="Times New Roman" w:hAnsi="Times New Roman" w:eastAsia="Times New Roman" w:cs="Times New Roman"/>
+        </w:rPr>
+        <w:t>）</w:t>
+      </w:r>
+    </w:p>
+    <w:p>
+      <w:pPr>
+        <w:pStyle w:val="FirstParagraph"/>
+      </w:pPr>
+      <w:r>
+        <w:rPr>
+          <w:rFonts w:ascii="Times New Roman" w:hAnsi="Times New Roman" w:eastAsia="Times New Roman" w:cs="Times New Roman"/>
+          <w:b/>
+          <w:bCs/>
+        </w:rPr>
+        <w:t>XeF</w:t>
+      </w:r>
+      <w:r>
+        <w:rPr>
+          <w:rFonts w:ascii="Times New Roman" w:hAnsi="Times New Roman" w:eastAsia="Times New Roman" w:cs="Times New Roman"/>
+          <w:b/>
+          <w:bCs/>
+          <w:vertAlign w:val="subscript"/>
+        </w:rPr>
+        <w:t>2</w:t>
+      </w:r>
+      <w:r>
+        <w:rPr>
+          <w:rFonts w:ascii="Times New Roman" w:hAnsi="Times New Roman" w:eastAsia="Times New Roman" w:cs="Times New Roman"/>
+          <w:b/>
+          <w:bCs/>
+        </w:rPr>
+        <w:t xml:space="preserve"> </w:t>
+      </w:r>
+      <w:r>
+        <w:rPr>
+          <w:rFonts w:hint="eastAsia" w:ascii="Times New Roman" w:hAnsi="Times New Roman" w:eastAsia="FangSong" w:cs="Times New Roman"/>
+          <w:b/>
+          <w:bCs/>
+        </w:rPr>
+        <w:t xml:space="preserve">的氧化性</w:t>
+      </w:r>
+      <w:r>
+        <w:rPr>
+          <w:rFonts w:hint="eastAsia" w:ascii="Times New Roman" w:hAnsi="Times New Roman" w:eastAsia="Times New Roman" w:cs="Times New Roman"/>
+        </w:rPr>
+        <w:t>（</w:t>
+      </w:r>
+      <w:r>
+        <w:rPr>
+          <w:rFonts w:hint="eastAsia" w:ascii="Times New Roman" w:hAnsi="Times New Roman" w:eastAsia="FangSong" w:cs="Times New Roman"/>
+        </w:rPr>
+        <w:t>水溶液中即可进行</w:t>
+      </w:r>
+      <w:r>
+        <w:rPr>
+          <w:rFonts w:hint="eastAsia" w:ascii="Times New Roman" w:hAnsi="Times New Roman" w:eastAsia="Times New Roman" w:cs="Times New Roman"/>
+        </w:rPr>
+        <w:t>）：</w:t>
+      </w:r>
+    </w:p>
+    <w:p>
+      <w:pPr>
+        <w:pStyle w:val="BodyText"/>
+      </w:pPr>
+      <m:oMathPara>
+        <m:oMathParaPr>
+          <m:jc m:val="center"/>
+          <m:ctrlPr>
+            <w:rPr>
+              <w:sz w:val="28"/>
+              <w:szCs w:val="28"/>
+            </w:rPr>
+          </m:ctrlPr>
+        </m:oMathParaPr>
+        <m:oMath>
+          <m:r>
+            <m:rPr>
+              <m:sty m:val="p"/>
+            </m:rPr>
+            <m:t>X</m:t>
+          </m:r>
+          <m:r>
+            <m:rPr>
+              <m:sty m:val="p"/>
+            </m:rPr>
+            <m:t>e</m:t>
+          </m:r>
+          <m:sSub>
+            <m:e>
+              <m:r>
+                <m:rPr>
+                  <m:sty m:val="p"/>
+                </m:rPr>
+                <m:t>F</m:t>
+              </m:r>
+            </m:e>
+            <m:sub>
+              <m:r>
+                <m:rPr>
+                  <m:sty m:val="p"/>
+                </m:rPr>
+                <m:t>2</m:t>
+              </m:r>
+            </m:sub>
+          </m:sSub>
+          <m:r>
+            <m:rPr>
+              <m:sty m:val="p"/>
+            </m:rPr>
+            <m:t>+</m:t>
+          </m:r>
+          <m:r>
+            <m:rPr>
+              <m:sty m:val="p"/>
+            </m:rPr>
+            <m:t>2</m:t>
+          </m:r>
+          <m:sSup>
+            <m:e>
+              <m:r>
+                <m:rPr>
+                  <m:sty m:val="p"/>
+                </m:rPr>
+                <m:t>I</m:t>
+              </m:r>
+            </m:e>
+            <m:sup>
+              <m:r>
+                <m:rPr>
+                  <m:sty m:val="p"/>
+                </m:rPr>
+                <m:t>−</m:t>
+              </m:r>
+            </m:sup>
+          </m:sSup>
+          <m:r>
+            <m:rPr>
+              <m:sty m:val="p"/>
+            </m:rPr>
+            <m:t>→</m:t>
+          </m:r>
+          <m:r>
+            <m:rPr>
+              <m:sty m:val="p"/>
+            </m:rPr>
+            <m:t>X</m:t>
+          </m:r>
+          <m:r>
+            <m:rPr>
+              <m:sty m:val="p"/>
+            </m:rPr>
+            <m:t>e</m:t>
+          </m:r>
+          <m:r>
+            <m:rPr>
+              <m:sty m:val="p"/>
+            </m:rPr>
+            <m:t>+</m:t>
+          </m:r>
+          <m:sSub>
+            <m:e>
+              <m:r>
+                <m:rPr>
+                  <m:sty m:val="p"/>
+                </m:rPr>
+                <m:t>I</m:t>
+              </m:r>
+            </m:e>
+            <m:sub>
+              <m:r>
+                <m:rPr>
+                  <m:sty m:val="p"/>
+                </m:rPr>
+                <m:t>2</m:t>
+              </m:r>
+            </m:sub>
+          </m:sSub>
+          <m:r>
+            <m:rPr>
+              <m:sty m:val="p"/>
+            </m:rPr>
+            <m:t>+</m:t>
+          </m:r>
+          <m:r>
+            <m:rPr>
+              <m:sty m:val="p"/>
+            </m:rPr>
+            <m:t>2</m:t>
+          </m:r>
+          <m:sSup>
+            <m:e>
+              <m:r>
+                <m:rPr>
+                  <m:sty m:val="p"/>
+                </m:rPr>
+                <m:t>F</m:t>
+              </m:r>
+            </m:e>
+            <m:sup>
+              <m:r>
+                <m:rPr>
+                  <m:sty m:val="p"/>
+                </m:rPr>
+                <m:t>−</m:t>
+              </m:r>
+            </m:sup>
+          </m:sSup>
+        </m:oMath>
+      </m:oMathPara>
+    </w:p>
+    <w:p>
+      <w:pPr>
+        <w:pStyle w:val="FirstParagraph"/>
+      </w:pPr>
+      <w:r>
+        <w:rPr>
+          <w:rFonts w:hint="eastAsia" w:ascii="Times New Roman" w:hAnsi="Times New Roman" w:eastAsia="FangSong" w:cs="Times New Roman"/>
+        </w:rPr>
+        <w:t xml:space="preserve">还可氧化</w:t>
+      </w:r>
+      <w:r>
+        <w:rPr>
+          <w:rFonts w:ascii="Times New Roman" w:hAnsi="Times New Roman" w:eastAsia="Times New Roman" w:cs="Times New Roman"/>
+        </w:rPr>
+        <w:t xml:space="preserve"> </w:t>
+      </w:r>
+      <w:r>
+        <w:rPr>
+          <w:rFonts w:hint="eastAsia" w:ascii="Times New Roman" w:hAnsi="Times New Roman" w:eastAsia="Times New Roman" w:cs="Times New Roman"/>
+        </w:rPr>
+        <w:t>Cl</w:t>
+      </w:r>
+      <w:r>
+        <w:rPr>
+          <w:rFonts w:hint="eastAsia" w:ascii="Times New Roman" w:hAnsi="Times New Roman" w:eastAsia="Times New Roman" w:cs="Times New Roman"/>
+          <w:vertAlign w:val="superscript"/>
+        </w:rPr>
+        <w:t>-</w:t>
+      </w:r>
+      <w:r>
+        <w:rPr>
+          <w:rFonts w:hint="eastAsia" w:ascii="Times New Roman" w:hAnsi="Times New Roman" w:eastAsia="Times New Roman" w:cs="Times New Roman"/>
+        </w:rPr>
+        <w:t>→Cl</w:t>
+      </w:r>
+      <w:r>
+        <w:rPr>
+          <w:rFonts w:hint="eastAsia" w:ascii="Times New Roman" w:hAnsi="Times New Roman" w:eastAsia="Times New Roman" w:cs="Times New Roman"/>
+          <w:vertAlign w:val="subscript"/>
+        </w:rPr>
+        <w:t>2</w:t>
+      </w:r>
+      <w:r>
+        <w:rPr>
+          <w:rFonts w:hint="eastAsia" w:ascii="Times New Roman" w:hAnsi="Times New Roman" w:eastAsia="Times New Roman" w:cs="Times New Roman"/>
+        </w:rPr>
+        <w:t>、Ce(Ⅲ)→Ce(Ⅳ)、Co(Ⅱ)→Co(Ⅲ)；</w:t>
+      </w:r>
+      <w:r>
+        <w:rPr>
+          <w:rFonts w:hint="eastAsia" w:ascii="Times New Roman" w:hAnsi="Times New Roman" w:eastAsia="FangSong" w:cs="Times New Roman"/>
+        </w:rPr>
+        <w:t>与</w:t>
+      </w:r>
+      <w:r>
+        <w:rPr>
+          <w:rFonts w:ascii="Times New Roman" w:hAnsi="Times New Roman" w:eastAsia="Times New Roman" w:cs="Times New Roman"/>
+        </w:rPr>
+        <w:t xml:space="preserve"> H</w:t>
+      </w:r>
+      <w:r>
+        <w:rPr>
+          <w:rFonts w:ascii="Times New Roman" w:hAnsi="Times New Roman" w:eastAsia="Times New Roman" w:cs="Times New Roman"/>
+          <w:vertAlign w:val="subscript"/>
+        </w:rPr>
+        <w:t>2</w:t>
+      </w:r>
+      <w:r>
+        <w:rPr>
+          <w:rFonts w:ascii="Times New Roman" w:hAnsi="Times New Roman" w:eastAsia="Times New Roman" w:cs="Times New Roman"/>
+        </w:rPr>
+        <w:t>O</w:t>
+      </w:r>
+      <w:r>
+        <w:rPr>
+          <w:rFonts w:ascii="Times New Roman" w:hAnsi="Times New Roman" w:eastAsia="Times New Roman" w:cs="Times New Roman"/>
+          <w:vertAlign w:val="subscript"/>
+        </w:rPr>
+        <w:t>2</w:t>
+      </w:r>
+      <w:r>
+        <w:rPr>
+          <w:rFonts w:ascii="Times New Roman" w:hAnsi="Times New Roman" w:eastAsia="Times New Roman" w:cs="Times New Roman"/>
+        </w:rPr>
+        <w:t xml:space="preserve"> </w:t>
+      </w:r>
+      <w:r>
+        <w:rPr>
+          <w:rFonts w:hint="eastAsia" w:ascii="Times New Roman" w:hAnsi="Times New Roman" w:eastAsia="FangSong" w:cs="Times New Roman"/>
+        </w:rPr>
+        <w:t xml:space="preserve">反应放出</w:t>
+      </w:r>
+      <w:r>
+        <w:rPr>
+          <w:rFonts w:ascii="Times New Roman" w:hAnsi="Times New Roman" w:eastAsia="Times New Roman" w:cs="Times New Roman"/>
+        </w:rPr>
+        <w:t xml:space="preserve"> O</w:t>
+      </w:r>
+      <w:r>
+        <w:rPr>
+          <w:rFonts w:ascii="Times New Roman" w:hAnsi="Times New Roman" w:eastAsia="Times New Roman" w:cs="Times New Roman"/>
+          <w:vertAlign w:val="subscript"/>
+        </w:rPr>
+        <w:t>2</w:t>
+      </w:r>
+      <w:r>
+        <w:rPr>
+          <w:rFonts w:ascii="Times New Roman" w:hAnsi="Times New Roman" w:eastAsia="Times New Roman" w:cs="Times New Roman"/>
+        </w:rPr>
+        <w:t>。XeF</w:t>
+      </w:r>
+      <w:r>
+        <w:rPr>
+          <w:rFonts w:ascii="Times New Roman" w:hAnsi="Times New Roman" w:eastAsia="Times New Roman" w:cs="Times New Roman"/>
+          <w:vertAlign w:val="subscript"/>
+        </w:rPr>
+        <w:t>4</w:t>
+      </w:r>
+      <w:r>
+        <w:rPr>
+          <w:rFonts w:ascii="Times New Roman" w:hAnsi="Times New Roman" w:eastAsia="Times New Roman" w:cs="Times New Roman"/>
+        </w:rPr>
+        <w:t xml:space="preserve"> </w:t>
+      </w:r>
+      <w:r>
+        <w:rPr>
+          <w:rFonts w:hint="eastAsia" w:ascii="Times New Roman" w:hAnsi="Times New Roman" w:eastAsia="FangSong" w:cs="Times New Roman"/>
+        </w:rPr>
+        <w:t>可作温和氟化剂</w:t>
+      </w:r>
+      <w:r>
+        <w:rPr>
+          <w:rFonts w:hint="eastAsia" w:ascii="Times New Roman" w:hAnsi="Times New Roman" w:eastAsia="Times New Roman" w:cs="Times New Roman"/>
+        </w:rPr>
+        <w:t>：XeF</w:t>
+      </w:r>
+      <w:r>
+        <w:rPr>
+          <w:rFonts w:hint="eastAsia" w:ascii="Times New Roman" w:hAnsi="Times New Roman" w:eastAsia="Times New Roman" w:cs="Times New Roman"/>
+          <w:vertAlign w:val="subscript"/>
+        </w:rPr>
+        <w:t>4</w:t>
+      </w:r>
+      <w:r>
+        <w:rPr>
+          <w:rFonts w:ascii="Times New Roman" w:hAnsi="Times New Roman" w:eastAsia="Times New Roman" w:cs="Times New Roman"/>
+        </w:rPr>
+        <w:t xml:space="preserve"> + Pt → Xe + </w:t>
+      </w:r>
+      <w:r>
+        <w:rPr>
+          <w:rFonts w:hint="eastAsia" w:ascii="Times New Roman" w:hAnsi="Times New Roman" w:eastAsia="Times New Roman" w:cs="Times New Roman"/>
+        </w:rPr>
+        <w:t>PtF</w:t>
+      </w:r>
+      <w:r>
+        <w:rPr>
+          <w:rFonts w:hint="eastAsia" w:ascii="Times New Roman" w:hAnsi="Times New Roman" w:eastAsia="Times New Roman" w:cs="Times New Roman"/>
+          <w:vertAlign w:val="subscript"/>
+        </w:rPr>
+        <w:t>4</w:t>
+      </w:r>
+      <w:r>
+        <w:rPr>
+          <w:rFonts w:hint="eastAsia" w:ascii="Times New Roman" w:hAnsi="Times New Roman" w:eastAsia="Times New Roman" w:cs="Times New Roman"/>
+        </w:rPr>
+        <w:t>；XeF</w:t>
+      </w:r>
+      <w:r>
+        <w:rPr>
+          <w:rFonts w:hint="eastAsia" w:ascii="Times New Roman" w:hAnsi="Times New Roman" w:eastAsia="Times New Roman" w:cs="Times New Roman"/>
+          <w:vertAlign w:val="subscript"/>
+        </w:rPr>
+        <w:t>4</w:t>
+      </w:r>
+      <w:r>
+        <w:rPr>
+          <w:rFonts w:ascii="Times New Roman" w:hAnsi="Times New Roman" w:eastAsia="Times New Roman" w:cs="Times New Roman"/>
+        </w:rPr>
+        <w:t xml:space="preserve"> + 2SF</w:t>
+      </w:r>
+      <w:r>
+        <w:rPr>
+          <w:rFonts w:ascii="Times New Roman" w:hAnsi="Times New Roman" w:eastAsia="Times New Roman" w:cs="Times New Roman"/>
+          <w:vertAlign w:val="subscript"/>
+        </w:rPr>
+        <w:t>4</w:t>
+      </w:r>
+      <w:r>
+        <w:rPr>
+          <w:rFonts w:ascii="Times New Roman" w:hAnsi="Times New Roman" w:eastAsia="Times New Roman" w:cs="Times New Roman"/>
+        </w:rPr>
+        <w:t xml:space="preserve"> → 2SF</w:t>
+      </w:r>
+      <w:r>
+        <w:rPr>
+          <w:rFonts w:ascii="Times New Roman" w:hAnsi="Times New Roman" w:eastAsia="Times New Roman" w:cs="Times New Roman"/>
+          <w:vertAlign w:val="subscript"/>
+        </w:rPr>
+        <w:t>6</w:t>
+      </w:r>
+      <w:r>
+        <w:rPr>
+          <w:rFonts w:ascii="Times New Roman" w:hAnsi="Times New Roman" w:eastAsia="Times New Roman" w:cs="Times New Roman"/>
+        </w:rPr>
+        <w:t xml:space="preserve"> + Xe。</w:t>
+      </w:r>
+    </w:p>
+    <w:p>
+      <w:pPr>
+        <w:pStyle w:val="BodyText"/>
+      </w:pPr>
+      <w:r>
+        <w:rPr>
+          <w:rFonts w:hint="eastAsia" w:ascii="Times New Roman" w:hAnsi="Times New Roman" w:eastAsia="FangSong" w:cs="Times New Roman"/>
+          <w:b/>
+          <w:bCs/>
+        </w:rPr>
+        <w:t xml:space="preserve">制备与储存条件</w:t>
+      </w:r>
+      <w:r>
+        <w:rPr>
+          <w:rFonts w:hint="eastAsia" w:ascii="Times New Roman" w:hAnsi="Times New Roman" w:eastAsia="Times New Roman" w:cs="Times New Roman"/>
+        </w:rPr>
+        <w:t>：</w:t>
+      </w:r>
+      <w:r>
+        <w:rPr>
+          <w:rFonts w:hint="eastAsia" w:ascii="Times New Roman" w:hAnsi="Times New Roman" w:eastAsia="FangSong" w:cs="Times New Roman"/>
+        </w:rPr>
+        <w:t>三种氙氟化物均在</w:t>
+      </w:r>
+      <w:r>
+        <w:rPr>
+          <w:rFonts w:ascii="Times New Roman" w:hAnsi="Times New Roman" w:eastAsia="Times New Roman" w:cs="Times New Roman"/>
+        </w:rPr>
+        <w:t xml:space="preserve"> Ni </w:t>
+      </w:r>
+      <w:r>
+        <w:rPr>
+          <w:rFonts w:hint="eastAsia" w:ascii="Times New Roman" w:hAnsi="Times New Roman" w:eastAsia="FangSong" w:cs="Times New Roman"/>
+        </w:rPr>
+        <w:t>容器中制备</w:t>
+      </w:r>
+      <w:r>
+        <w:rPr>
+          <w:rFonts w:hint="eastAsia" w:ascii="Times New Roman" w:hAnsi="Times New Roman" w:eastAsia="Times New Roman" w:cs="Times New Roman"/>
+        </w:rPr>
+        <w:t>（</w:t>
+      </w:r>
+      <w:r>
+        <w:rPr>
+          <w:rFonts w:hint="eastAsia" w:ascii="Times New Roman" w:hAnsi="Times New Roman" w:eastAsia="FangSong" w:cs="Times New Roman"/>
+        </w:rPr>
+        <w:t>表面生成</w:t>
+      </w:r>
+      <w:r>
+        <w:rPr>
+          <w:rFonts w:ascii="Times New Roman" w:hAnsi="Times New Roman" w:eastAsia="Times New Roman" w:cs="Times New Roman"/>
+        </w:rPr>
+        <w:t xml:space="preserve"> NiF</w:t>
+      </w:r>
+      <w:r>
+        <w:rPr>
+          <w:rFonts w:ascii="Times New Roman" w:hAnsi="Times New Roman" w:eastAsia="Times New Roman" w:cs="Times New Roman"/>
+          <w:vertAlign w:val="subscript"/>
+        </w:rPr>
+        <w:t>2</w:t>
+      </w:r>
+      <w:r>
+        <w:rPr>
+          <w:rFonts w:ascii="Times New Roman" w:hAnsi="Times New Roman" w:eastAsia="Times New Roman" w:cs="Times New Roman"/>
+        </w:rPr>
+        <w:t xml:space="preserve"> </w:t>
+      </w:r>
+      <w:r>
+        <w:rPr>
+          <w:rFonts w:hint="eastAsia" w:ascii="Times New Roman" w:hAnsi="Times New Roman" w:eastAsia="FangSong" w:cs="Times New Roman"/>
+        </w:rPr>
+        <w:t>保护层防腐</w:t>
+      </w:r>
+      <w:r>
+        <w:rPr>
+          <w:rFonts w:hint="eastAsia" w:ascii="Times New Roman" w:hAnsi="Times New Roman" w:eastAsia="Times New Roman" w:cs="Times New Roman"/>
+        </w:rPr>
+        <w:t>）；</w:t>
+      </w:r>
+      <w:r>
+        <w:rPr>
+          <w:rFonts w:hint="eastAsia" w:ascii="Times New Roman" w:hAnsi="Times New Roman" w:eastAsia="FangSong" w:cs="Times New Roman"/>
+        </w:rPr>
+        <w:t>日光下玻璃管中</w:t>
+      </w:r>
+      <w:r>
+        <w:rPr>
+          <w:rFonts w:ascii="Times New Roman" w:hAnsi="Times New Roman" w:eastAsia="Times New Roman" w:cs="Times New Roman"/>
+        </w:rPr>
+        <w:t xml:space="preserve"> Xe </w:t>
+      </w:r>
+      <w:r>
+        <w:rPr>
+          <w:rFonts w:hint="eastAsia" w:ascii="Times New Roman" w:hAnsi="Times New Roman" w:eastAsia="FangSong" w:cs="Times New Roman"/>
+        </w:rPr>
+        <w:t xml:space="preserve">与</w:t>
+      </w:r>
+      <w:r>
+        <w:rPr>
+          <w:rFonts w:ascii="Times New Roman" w:hAnsi="Times New Roman" w:eastAsia="Times New Roman" w:cs="Times New Roman"/>
+        </w:rPr>
+        <w:t xml:space="preserve"> F</w:t>
+      </w:r>
+      <w:r>
+        <w:rPr>
+          <w:rFonts w:ascii="Times New Roman" w:hAnsi="Times New Roman" w:eastAsia="Times New Roman" w:cs="Times New Roman"/>
+          <w:vertAlign w:val="subscript"/>
+        </w:rPr>
+        <w:t>2</w:t>
+      </w:r>
+      <w:r>
+        <w:rPr>
+          <w:rFonts w:ascii="Times New Roman" w:hAnsi="Times New Roman" w:eastAsia="Times New Roman" w:cs="Times New Roman"/>
+        </w:rPr>
+        <w:t xml:space="preserve"> </w:t>
+      </w:r>
+      <w:r>
+        <w:rPr>
+          <w:rFonts w:hint="eastAsia" w:ascii="Times New Roman" w:hAnsi="Times New Roman" w:eastAsia="FangSong" w:cs="Times New Roman"/>
+        </w:rPr>
+        <w:t xml:space="preserve">即可缓慢生成</w:t>
+      </w:r>
+      <w:r>
+        <w:rPr>
+          <w:rFonts w:ascii="Times New Roman" w:hAnsi="Times New Roman" w:eastAsia="Times New Roman" w:cs="Times New Roman"/>
+        </w:rPr>
+        <w:t xml:space="preserve"> </w:t>
+      </w:r>
+      <w:r>
+        <w:rPr>
+          <w:rFonts w:hint="eastAsia" w:ascii="Times New Roman" w:hAnsi="Times New Roman" w:eastAsia="Times New Roman" w:cs="Times New Roman"/>
+        </w:rPr>
+        <w:t>XeF</w:t>
+      </w:r>
+      <w:r>
+        <w:rPr>
+          <w:rFonts w:hint="eastAsia" w:ascii="Times New Roman" w:hAnsi="Times New Roman" w:eastAsia="Times New Roman" w:cs="Times New Roman"/>
+          <w:vertAlign w:val="subscript"/>
+        </w:rPr>
+        <w:t>2</w:t>
+      </w:r>
+      <w:r>
+        <w:rPr>
+          <w:rFonts w:hint="eastAsia" w:ascii="Times New Roman" w:hAnsi="Times New Roman" w:eastAsia="Times New Roman" w:cs="Times New Roman"/>
+        </w:rPr>
+        <w:t>——</w:t>
+      </w:r>
+      <w:r>
+        <w:rPr>
+          <w:rFonts w:hint="eastAsia" w:ascii="Times New Roman" w:hAnsi="Times New Roman" w:eastAsia="FangSong" w:cs="Times New Roman"/>
+        </w:rPr>
+        <w:t>故</w:t>
+      </w:r>
+      <w:r>
+        <w:rPr>
+          <w:rFonts w:ascii="Times New Roman" w:hAnsi="Times New Roman" w:eastAsia="Times New Roman" w:cs="Times New Roman"/>
+        </w:rPr>
+        <w:t xml:space="preserve"> XeF</w:t>
+      </w:r>
+      <w:r>
+        <w:rPr>
+          <w:rFonts w:ascii="Times New Roman" w:hAnsi="Times New Roman" w:eastAsia="Times New Roman" w:cs="Times New Roman"/>
+          <w:vertAlign w:val="subscript"/>
+        </w:rPr>
+        <w:t>6</w:t>
+      </w:r>
+      <w:r>
+        <w:rPr>
+          <w:rFonts w:ascii="Times New Roman" w:hAnsi="Times New Roman" w:eastAsia="Times New Roman" w:cs="Times New Roman"/>
+        </w:rPr>
+        <w:t xml:space="preserve"> </w:t>
+      </w:r>
+      <w:r>
+        <w:rPr>
+          <w:rFonts w:hint="eastAsia" w:ascii="Times New Roman" w:hAnsi="Times New Roman" w:eastAsia="FangSong" w:cs="Times New Roman"/>
+        </w:rPr>
+        <w:t>严禁用玻璃</w:t>
+      </w:r>
+      <w:r>
+        <w:rPr>
+          <w:rFonts w:hint="eastAsia" w:ascii="Times New Roman" w:hAnsi="Times New Roman" w:eastAsia="Times New Roman" w:cs="Times New Roman"/>
+        </w:rPr>
+        <w:t>/</w:t>
+      </w:r>
+      <w:r>
+        <w:rPr>
+          <w:rFonts w:hint="eastAsia" w:ascii="Times New Roman" w:hAnsi="Times New Roman" w:eastAsia="FangSong" w:cs="Times New Roman"/>
+        </w:rPr>
+        <w:t>石英容器盛装</w:t>
+      </w:r>
+      <w:r>
+        <w:rPr>
+          <w:rFonts w:hint="eastAsia" w:ascii="Times New Roman" w:hAnsi="Times New Roman" w:eastAsia="Times New Roman" w:cs="Times New Roman"/>
+        </w:rPr>
+        <w:t>（</w:t>
+      </w:r>
+      <w:r>
+        <w:rPr>
+          <w:rFonts w:hint="eastAsia" w:ascii="Times New Roman" w:hAnsi="Times New Roman" w:eastAsia="FangSong" w:cs="Times New Roman"/>
+        </w:rPr>
+        <w:t>反应见</w:t>
+      </w:r>
+      <w:r>
+        <w:rPr>
+          <w:rFonts w:ascii="Times New Roman" w:hAnsi="Times New Roman" w:eastAsia="Times New Roman" w:cs="Times New Roman"/>
+        </w:rPr>
+        <w:t xml:space="preserve"> </w:t>
+      </w:r>
+      <w:r>
+        <w:rPr>
+          <w:rFonts w:hint="eastAsia" w:ascii="Times New Roman" w:hAnsi="Times New Roman" w:eastAsia="Times New Roman" w:cs="Times New Roman"/>
+        </w:rPr>
+        <w:t xml:space="preserve">§4.3）。</w:t>
+      </w:r>
+    </w:p>
+    <w:p>
+      <w:pPr>
+        <w:pStyle w:val="BodyText"/>
+      </w:pPr>
+      <w:r>
+        <w:rPr>
+          <w:rFonts w:ascii="Times New Roman" w:hAnsi="Times New Roman" w:eastAsia="Times New Roman" w:cs="Times New Roman"/>
+          <w:b/>
+          <w:bCs/>
+        </w:rPr>
+        <w:t>KrF</w:t>
+      </w:r>
+      <w:r>
+        <w:rPr>
+          <w:rFonts w:ascii="Times New Roman" w:hAnsi="Times New Roman" w:eastAsia="Times New Roman" w:cs="Times New Roman"/>
+          <w:b/>
+          <w:bCs/>
+          <w:vertAlign w:val="subscript"/>
+        </w:rPr>
+        <w:t>2</w:t>
+      </w:r>
+      <w:r>
+        <w:rPr>
+          <w:rFonts w:hint="eastAsia" w:ascii="Times New Roman" w:hAnsi="Times New Roman" w:eastAsia="Times New Roman" w:cs="Times New Roman"/>
+        </w:rPr>
+        <w:t xml:space="preserve">：Kr</w:t>
+      </w:r>
+      <w:r>
+        <w:rPr>
+          <w:rFonts w:ascii="Times New Roman" w:hAnsi="Times New Roman" w:eastAsia="Times New Roman" w:cs="Times New Roman"/>
+        </w:rPr>
+        <w:t xml:space="preserve"> </w:t>
+      </w:r>
+      <w:r>
+        <w:rPr>
+          <w:rFonts w:hint="eastAsia" w:ascii="Times New Roman" w:hAnsi="Times New Roman" w:eastAsia="FangSong" w:cs="Times New Roman"/>
+        </w:rPr>
+        <w:t>的唯一稳定化合物</w:t>
+      </w:r>
+      <w:r>
+        <w:rPr>
+          <w:rFonts w:hint="eastAsia" w:ascii="Times New Roman" w:hAnsi="Times New Roman" w:eastAsia="Times New Roman" w:cs="Times New Roman"/>
+        </w:rPr>
+        <w:t>，90</w:t>
+      </w:r>
+      <w:r>
+        <w:rPr>
+          <w:rFonts w:ascii="Times New Roman" w:hAnsi="Times New Roman" w:eastAsia="Times New Roman" w:cs="Times New Roman"/>
+        </w:rPr>
+        <w:t xml:space="preserve"> K </w:t>
+      </w:r>
+      <w:r>
+        <w:rPr>
+          <w:rFonts w:hint="eastAsia" w:ascii="Times New Roman" w:hAnsi="Times New Roman" w:eastAsia="FangSong" w:cs="Times New Roman"/>
+        </w:rPr>
+        <w:t>低温放电法合成</w:t>
+      </w:r>
+      <w:r>
+        <w:rPr>
+          <w:rFonts w:hint="eastAsia" w:ascii="Times New Roman" w:hAnsi="Times New Roman" w:eastAsia="Times New Roman" w:cs="Times New Roman"/>
+        </w:rPr>
+        <w:t>，</w:t>
+      </w:r>
+      <w:r>
+        <w:rPr>
+          <w:rFonts w:hint="eastAsia" w:ascii="Times New Roman" w:hAnsi="Times New Roman" w:eastAsia="FangSong" w:cs="Times New Roman"/>
+        </w:rPr>
+        <w:t>线形分子</w:t>
+      </w:r>
+      <w:r>
+        <w:rPr>
+          <w:rFonts w:hint="eastAsia" w:ascii="Times New Roman" w:hAnsi="Times New Roman" w:eastAsia="Times New Roman" w:cs="Times New Roman"/>
+        </w:rPr>
+        <w:t>；</w:t>
+      </w:r>
+      <w:r>
+        <w:rPr>
+          <w:rFonts w:hint="eastAsia" w:ascii="Times New Roman" w:hAnsi="Times New Roman" w:eastAsia="FangSong" w:cs="Times New Roman"/>
+        </w:rPr>
+        <w:t>氧化性比</w:t>
+      </w:r>
+      <w:r>
+        <w:rPr>
+          <w:rFonts w:ascii="Times New Roman" w:hAnsi="Times New Roman" w:eastAsia="Times New Roman" w:cs="Times New Roman"/>
+        </w:rPr>
+        <w:t xml:space="preserve"> F</w:t>
+      </w:r>
+      <w:r>
+        <w:rPr>
+          <w:rFonts w:ascii="Times New Roman" w:hAnsi="Times New Roman" w:eastAsia="Times New Roman" w:cs="Times New Roman"/>
+          <w:vertAlign w:val="subscript"/>
+        </w:rPr>
+        <w:t>2</w:t>
+      </w:r>
+      <w:r>
+        <w:rPr>
+          <w:rFonts w:ascii="Times New Roman" w:hAnsi="Times New Roman" w:eastAsia="Times New Roman" w:cs="Times New Roman"/>
+        </w:rPr>
+        <w:t xml:space="preserve"> </w:t>
+      </w:r>
+      <w:r>
+        <w:rPr>
+          <w:rFonts w:hint="eastAsia" w:ascii="Times New Roman" w:hAnsi="Times New Roman" w:eastAsia="FangSong" w:cs="Times New Roman"/>
+        </w:rPr>
+        <w:t>更强</w:t>
+      </w:r>
+      <w:r>
+        <w:rPr>
+          <w:rFonts w:hint="eastAsia" w:ascii="Times New Roman" w:hAnsi="Times New Roman" w:eastAsia="Times New Roman" w:cs="Times New Roman"/>
+        </w:rPr>
+        <w:t>（</w:t>
+      </w:r>
+      <w:r>
+        <w:rPr>
+          <w:rFonts w:hint="eastAsia" w:ascii="Times New Roman" w:hAnsi="Times New Roman" w:eastAsia="FangSong" w:cs="Times New Roman"/>
+        </w:rPr>
+        <w:t>最强氟化剂之一</w:t>
+      </w:r>
+      <w:r>
+        <w:rPr>
+          <w:rFonts w:hint="eastAsia" w:ascii="Times New Roman" w:hAnsi="Times New Roman" w:eastAsia="Times New Roman" w:cs="Times New Roman"/>
+        </w:rPr>
+        <w:t>）。RnF</w:t>
+      </w:r>
+      <w:r>
+        <w:rPr>
+          <w:rFonts w:hint="eastAsia" w:ascii="Times New Roman" w:hAnsi="Times New Roman" w:eastAsia="Times New Roman" w:cs="Times New Roman"/>
+          <w:vertAlign w:val="subscript"/>
+        </w:rPr>
+        <w:t>2</w:t>
+      </w:r>
+      <w:r>
+        <w:rPr>
+          <w:rFonts w:ascii="Times New Roman" w:hAnsi="Times New Roman" w:eastAsia="Times New Roman" w:cs="Times New Roman"/>
+        </w:rPr>
+        <w:t xml:space="preserve"> </w:t>
+      </w:r>
+      <w:r>
+        <w:rPr>
+          <w:rFonts w:hint="eastAsia" w:ascii="Times New Roman" w:hAnsi="Times New Roman" w:eastAsia="FangSong" w:cs="Times New Roman"/>
+        </w:rPr>
+        <w:t>也存在</w:t>
+      </w:r>
+      <w:r>
+        <w:rPr>
+          <w:rFonts w:hint="eastAsia" w:ascii="Times New Roman" w:hAnsi="Times New Roman" w:eastAsia="Times New Roman" w:cs="Times New Roman"/>
+        </w:rPr>
+        <w:t>，</w:t>
+      </w:r>
+      <w:r>
+        <w:rPr>
+          <w:rFonts w:hint="eastAsia" w:ascii="Times New Roman" w:hAnsi="Times New Roman" w:eastAsia="FangSong" w:cs="Times New Roman"/>
+        </w:rPr>
+        <w:t>但因</w:t>
+      </w:r>
+      <w:r>
+        <w:rPr>
+          <w:rFonts w:ascii="Times New Roman" w:hAnsi="Times New Roman" w:eastAsia="Times New Roman" w:cs="Times New Roman"/>
+        </w:rPr>
+        <w:t xml:space="preserve"> Rn </w:t>
+      </w:r>
+      <w:r>
+        <w:rPr>
+          <w:rFonts w:hint="eastAsia" w:ascii="Times New Roman" w:hAnsi="Times New Roman" w:eastAsia="FangSong" w:cs="Times New Roman"/>
+        </w:rPr>
+        <w:t>具放射性而研究受限</w:t>
+      </w:r>
+      <w:r>
+        <w:rPr>
+          <w:rFonts w:hint="eastAsia" w:ascii="Times New Roman" w:hAnsi="Times New Roman" w:eastAsia="Times New Roman" w:cs="Times New Roman"/>
+        </w:rPr>
+        <w:t>。</w:t>
+      </w:r>
+    </w:p>
     <w:p>
       <w:pPr>
         <w:spacing w:before="160" w:after="80"/>
@@ -18661,9 +19145,9 @@
         </w:pict>
       </w:r>
     </w:p>
-    <w:bookmarkEnd w:id="33"/>
     <w:bookmarkEnd w:id="34"/>
-    <w:bookmarkStart w:id="37" w:name="五s-区氢化物与储氢材料"/>
+    <w:bookmarkEnd w:id="35"/>
+    <w:bookmarkStart w:id="38" w:name="五s-区氢化物与储氢材料"/>
     <w:p>
       <w:pPr>
         <w:pStyle w:val="Heading2"/>
@@ -18780,7 +19264,7 @@
         <w:t>。</w:t>
       </w:r>
     </w:p>
-    <w:bookmarkStart w:id="35" w:name="离子型氢化物"/>
+    <w:bookmarkStart w:id="36" w:name="离子型氢化物"/>
     <w:p>
       <w:pPr>
         <w:pStyle w:val="Heading3"/>
@@ -19234,8 +19718,8 @@
         <w:t>）</w:t>
       </w:r>
     </w:p>
-    <w:bookmarkEnd w:id="35"/>
-    <w:bookmarkStart w:id="36" w:name="储氢材料"/>
+    <w:bookmarkEnd w:id="36"/>
+    <w:bookmarkStart w:id="37" w:name="储氢材料"/>
     <w:p>
       <w:pPr>
         <w:pStyle w:val="Heading3"/>
@@ -19581,9 +20065,9 @@
         </w:pict>
       </w:r>
     </w:p>
-    <w:bookmarkEnd w:id="36"/>
     <w:bookmarkEnd w:id="37"/>
-    <w:bookmarkStart w:id="40" w:name="六方法框架s-区推断的信号-响应四步法"/>
+    <w:bookmarkEnd w:id="38"/>
+    <w:bookmarkStart w:id="41" w:name="六方法框架s-区推断四步法"/>
     <w:p>
       <w:pPr>
         <w:pStyle w:val="Heading2"/>
@@ -19623,43 +20107,7 @@
         <w:rPr>
           <w:rFonts w:hint="eastAsia" w:ascii="Times New Roman" w:hAnsi="Times New Roman" w:eastAsia="SimHei" w:cs="Times New Roman"/>
         </w:rPr>
-        <w:t>区推断的</w:t>
-      </w:r>
-      <w:r>
-        <w:rPr>
-          <w:rFonts w:hint="eastAsia" w:ascii="Times New Roman" w:hAnsi="Times New Roman" w:eastAsia="Times New Roman" w:cs="Times New Roman"/>
-        </w:rPr>
-        <w:t>「</w:t>
-      </w:r>
-      <w:r>
-        <w:rPr>
-          <w:rFonts w:hint="eastAsia" w:ascii="Times New Roman" w:hAnsi="Times New Roman" w:eastAsia="SimHei" w:cs="Times New Roman"/>
-        </w:rPr>
-        <w:t>信号</w:t>
-      </w:r>
-      <w:r>
-        <w:rPr>
-          <w:rFonts w:hint="eastAsia" w:ascii="Times New Roman" w:hAnsi="Times New Roman" w:eastAsia="Times New Roman" w:cs="Times New Roman"/>
-        </w:rPr>
-        <w:t>-</w:t>
-      </w:r>
-      <w:r>
-        <w:rPr>
-          <w:rFonts w:hint="eastAsia" w:ascii="Times New Roman" w:hAnsi="Times New Roman" w:eastAsia="SimHei" w:cs="Times New Roman"/>
-        </w:rPr>
-        <w:t>响应</w:t>
-      </w:r>
-      <w:r>
-        <w:rPr>
-          <w:rFonts w:hint="eastAsia" w:ascii="Times New Roman" w:hAnsi="Times New Roman" w:eastAsia="Times New Roman" w:cs="Times New Roman"/>
-        </w:rPr>
-        <w:t>」</w:t>
-      </w:r>
-      <w:r>
-        <w:rPr>
-          <w:rFonts w:hint="eastAsia" w:ascii="Times New Roman" w:hAnsi="Times New Roman" w:eastAsia="SimHei" w:cs="Times New Roman"/>
-        </w:rPr>
-        <w:t>四步法</w:t>
+        <w:t xml:space="preserve">区推断四步法</w:t>
       </w:r>
     </w:p>
     <w:tbl>
@@ -20018,7 +20466,7 @@
         <w:t>。</w:t>
       </w:r>
     </w:p>
-    <w:bookmarkStart w:id="38" w:name="s-区信号-响应矩阵"/>
+    <w:bookmarkStart w:id="39" w:name="s-区信号-联想表"/>
     <w:p>
       <w:pPr>
         <w:pStyle w:val="Heading3"/>
@@ -20046,7 +20494,7 @@
         <w:rPr>
           <w:rFonts w:hint="eastAsia" w:ascii="Times New Roman" w:hAnsi="Times New Roman" w:eastAsia="SimHei" w:cs="Times New Roman"/>
         </w:rPr>
-        <w:t>响应矩阵</w:t>
+        <w:t>联想表</w:t>
       </w:r>
     </w:p>
     <w:tbl>
@@ -20600,8 +21048,8 @@
         </w:tc>
       </w:tr>
     </w:tbl>
-    <w:bookmarkEnd w:id="38"/>
-    <w:bookmarkStart w:id="39" w:name="推断四步法"/>
+    <w:bookmarkEnd w:id="39"/>
+    <w:bookmarkStart w:id="40" w:name="推断四步法"/>
     <w:p>
       <w:pPr>
         <w:pStyle w:val="Heading3"/>
@@ -21286,9 +21734,9 @@
         </w:pict>
       </w:r>
     </w:p>
-    <w:bookmarkEnd w:id="39"/>
     <w:bookmarkEnd w:id="40"/>
-    <w:bookmarkStart w:id="49" w:name="七典型例题"/>
+    <w:bookmarkEnd w:id="41"/>
+    <w:bookmarkStart w:id="50" w:name="七典型例题"/>
     <w:p>
       <w:pPr>
         <w:pStyle w:val="Heading2"/>
@@ -21313,7 +21761,7 @@
         <w:t>典型例题</w:t>
       </w:r>
     </w:p>
-    <w:bookmarkStart w:id="41" w:name="例题-1li-电极电势-vs-活泼性"/>
+    <w:bookmarkStart w:id="42" w:name="例题-1li-电极电势-vs-活泼性"/>
     <w:p>
       <w:pPr>
         <w:pStyle w:val="Heading3"/>
@@ -22109,8 +22557,8 @@
         <w:t xml:space="preserve">。</w:t>
       </w:r>
     </w:p>
-    <w:bookmarkEnd w:id="41"/>
-    <w:bookmarkStart w:id="42" w:name="例题-2na₂o₂-与酸反应"/>
+    <w:bookmarkEnd w:id="42"/>
+    <w:bookmarkStart w:id="43" w:name="例题-2na₂o₂-与酸反应"/>
     <w:p>
       <w:pPr>
         <w:pStyle w:val="Heading3"/>
@@ -22996,8 +23444,8 @@
         <w:t>。</w:t>
       </w:r>
     </w:p>
-    <w:bookmarkEnd w:id="42"/>
-    <w:bookmarkStart w:id="43" w:name="例题-3对角线规则beoh₂-两性"/>
+    <w:bookmarkEnd w:id="43"/>
+    <w:bookmarkStart w:id="44" w:name="例题-3对角线规则beoh₂-两性"/>
     <w:p>
       <w:pPr>
         <w:pStyle w:val="Heading3"/>
@@ -23537,8 +23985,8 @@
         <w:t>。</w:t>
       </w:r>
     </w:p>
-    <w:bookmarkEnd w:id="43"/>
-    <w:bookmarkStart w:id="44" w:name="例题-4xe-化合物-vsepr-综合"/>
+    <w:bookmarkEnd w:id="44"/>
+    <w:bookmarkStart w:id="45" w:name="例题-4xe-化合物-vsepr-综合"/>
     <w:p>
       <w:pPr>
         <w:pStyle w:val="Heading3"/>
@@ -24559,8 +25007,8 @@
         </w:tc>
       </w:tr>
     </w:tbl>
-    <w:bookmarkEnd w:id="44"/>
-    <w:bookmarkStart w:id="45" w:name="例题-5碳酸盐热稳定性"/>
+    <w:bookmarkEnd w:id="45"/>
+    <w:bookmarkStart w:id="46" w:name="例题-5碳酸盐热稳定性"/>
     <w:p>
       <w:pPr>
         <w:pStyle w:val="Heading3"/>
@@ -25728,8 +26176,8 @@
         <w:t>）。</w:t>
       </w:r>
     </w:p>
-    <w:bookmarkEnd w:id="45"/>
-    <w:bookmarkStart w:id="46" w:name="例题-6k-的制备沸点差"/>
+    <w:bookmarkEnd w:id="46"/>
+    <w:bookmarkStart w:id="47" w:name="例题-6k-的制备沸点差"/>
     <w:p>
       <w:pPr>
         <w:pStyle w:val="Heading3"/>
@@ -26255,8 +26703,8 @@
         <w:t>。</w:t>
       </w:r>
     </w:p>
-    <w:bookmarkEnd w:id="46"/>
-    <w:bookmarkStart w:id="47" w:name="例题-7碱金属难溶盐鉴别"/>
+    <w:bookmarkEnd w:id="47"/>
+    <w:bookmarkStart w:id="48" w:name="例题-7碱金属难溶盐鉴别"/>
     <w:p>
       <w:pPr>
         <w:pStyle w:val="Heading3"/>
@@ -26885,31 +27333,31 @@
         <w:rPr>
           <w:rFonts w:hint="eastAsia" w:ascii="Times New Roman" w:hAnsi="Times New Roman" w:eastAsia="Times New Roman" w:cs="Times New Roman"/>
         </w:rPr>
-        <w:t>：</w:t>
-      </w:r>
-      <w:r>
-        <w:rPr>
-          <w:rFonts w:hint="eastAsia" w:ascii="Times New Roman" w:hAnsi="Times New Roman" w:eastAsia="FangSong" w:cs="Times New Roman"/>
-        </w:rPr>
-        <w:t>打破</w:t>
-      </w:r>
-      <w:r>
-        <w:rPr>
-          <w:rFonts w:hint="eastAsia" w:ascii="Times New Roman" w:hAnsi="Times New Roman" w:eastAsia="Times New Roman" w:cs="Times New Roman"/>
-        </w:rPr>
-        <w:t>「</w:t>
-      </w:r>
-      <w:r>
-        <w:rPr>
-          <w:rFonts w:hint="eastAsia" w:ascii="Times New Roman" w:hAnsi="Times New Roman" w:eastAsia="FangSong" w:cs="Times New Roman"/>
-        </w:rPr>
-        <w:t>碱金属盐都可溶</w:t>
-      </w:r>
-      <w:r>
-        <w:rPr>
-          <w:rFonts w:hint="eastAsia" w:ascii="Times New Roman" w:hAnsi="Times New Roman" w:eastAsia="Times New Roman" w:cs="Times New Roman"/>
-        </w:rPr>
-        <w:t>」——</w:t>
+        <w:t>：「</w:t>
+      </w:r>
+      <w:r>
+        <w:rPr>
+          <w:rFonts w:hint="eastAsia" w:ascii="Times New Roman" w:hAnsi="Times New Roman" w:eastAsia="FangSong" w:cs="Times New Roman"/>
+        </w:rPr>
+        <w:t>碱金属盐均可溶</w:t>
+      </w:r>
+      <w:r>
+        <w:rPr>
+          <w:rFonts w:hint="eastAsia" w:ascii="Times New Roman" w:hAnsi="Times New Roman" w:eastAsia="Times New Roman" w:cs="Times New Roman"/>
+        </w:rPr>
+        <w:t>」</w:t>
+      </w:r>
+      <w:r>
+        <w:rPr>
+          <w:rFonts w:hint="eastAsia" w:ascii="Times New Roman" w:hAnsi="Times New Roman" w:eastAsia="FangSong" w:cs="Times New Roman"/>
+        </w:rPr>
+        <w:t>是中学简化结论</w:t>
+      </w:r>
+      <w:r>
+        <w:rPr>
+          <w:rFonts w:hint="eastAsia" w:ascii="Times New Roman" w:hAnsi="Times New Roman" w:eastAsia="Times New Roman" w:cs="Times New Roman"/>
+        </w:rPr>
+        <w:t>——</w:t>
       </w:r>
       <w:r>
         <w:rPr>
@@ -26936,8 +27384,8 @@
         <w:t>。</w:t>
       </w:r>
     </w:p>
-    <w:bookmarkEnd w:id="47"/>
-    <w:bookmarkStart w:id="48" w:name="例题-8xe-化合物晶胞-vsepr-39届"/>
+    <w:bookmarkEnd w:id="48"/>
+    <w:bookmarkStart w:id="49" w:name="例题-8xe-化合物晶胞-vsepr-39届"/>
     <w:p>
       <w:pPr>
         <w:pStyle w:val="Heading3"/>
@@ -27571,9 +28019,9 @@
         </w:pict>
       </w:r>
     </w:p>
-    <w:bookmarkEnd w:id="48"/>
     <w:bookmarkEnd w:id="49"/>
-    <w:bookmarkStart w:id="55" w:name="八本讲速查"/>
+    <w:bookmarkEnd w:id="50"/>
+    <w:bookmarkStart w:id="56" w:name="八本讲速查"/>
     <w:p>
       <w:pPr>
         <w:pStyle w:val="Heading2"/>
@@ -27598,7 +28046,7 @@
         <w:t>本讲速查</w:t>
       </w:r>
     </w:p>
-    <w:bookmarkStart w:id="50" w:name="碱金属燃烧产物"/>
+    <w:bookmarkStart w:id="51" w:name="碱金属燃烧产物"/>
     <w:p>
       <w:pPr>
         <w:pStyle w:val="Heading3"/>
@@ -27924,8 +28372,8 @@
         </w:tc>
       </w:tr>
     </w:tbl>
-    <w:bookmarkEnd w:id="50"/>
-    <w:bookmarkStart w:id="51" w:name="氙化合物-vsepr"/>
+    <w:bookmarkEnd w:id="51"/>
+    <w:bookmarkStart w:id="52" w:name="氙化合物-vsepr"/>
     <w:p>
       <w:pPr>
         <w:pStyle w:val="Heading3"/>
@@ -28432,8 +28880,8 @@
         </w:tc>
       </w:tr>
     </w:tbl>
-    <w:bookmarkEnd w:id="51"/>
-    <w:bookmarkStart w:id="52" w:name="对角线规则三组"/>
+    <w:bookmarkEnd w:id="52"/>
+    <w:bookmarkStart w:id="53" w:name="对角线规则三组"/>
     <w:p>
       <w:pPr>
         <w:pStyle w:val="Heading3"/>
@@ -28487,8 +28935,8 @@
         <w:t>。</w:t>
       </w:r>
     </w:p>
-    <w:bookmarkEnd w:id="52"/>
-    <w:bookmarkStart w:id="53" w:name="s-区关键递变速记"/>
+    <w:bookmarkEnd w:id="53"/>
+    <w:bookmarkStart w:id="54" w:name="s-区关键递变速记"/>
     <w:p>
       <w:pPr>
         <w:pStyle w:val="Heading3"/>
@@ -29056,8 +29504,8 @@
         </w:tc>
       </w:tr>
     </w:tbl>
-    <w:bookmarkEnd w:id="53"/>
-    <w:bookmarkStart w:id="54" w:name="判据与易错一览"/>
+    <w:bookmarkEnd w:id="54"/>
+    <w:bookmarkStart w:id="55" w:name="判据与易错一览"/>
     <w:p>
       <w:pPr>
         <w:pStyle w:val="Heading3"/>
@@ -30794,9 +31242,9 @@
         </w:pict>
       </w:r>
     </w:p>
-    <w:bookmarkEnd w:id="54"/>
     <w:bookmarkEnd w:id="55"/>
-    <w:bookmarkStart w:id="56" w:name="九本讲小结"/>
+    <w:bookmarkEnd w:id="56"/>
+    <w:bookmarkStart w:id="57" w:name="九本讲小结"/>
     <w:p>
       <w:pPr>
         <w:pStyle w:val="Heading2"/>
@@ -31350,31 +31798,7 @@
           <w:b/>
           <w:bCs/>
         </w:rPr>
-        <w:t>的</w:t>
-      </w:r>
-      <w:r>
-        <w:rPr>
-          <w:rFonts w:hint="eastAsia" w:ascii="Times New Roman" w:hAnsi="Times New Roman" w:eastAsia="Times New Roman" w:cs="Times New Roman"/>
-          <w:b/>
-          <w:bCs/>
-        </w:rPr>
-        <w:t>「</w:t>
-      </w:r>
-      <w:r>
-        <w:rPr>
-          <w:rFonts w:hint="eastAsia" w:ascii="Times New Roman" w:hAnsi="Times New Roman" w:eastAsia="FangSong" w:cs="Times New Roman"/>
-          <w:b/>
-          <w:bCs/>
-        </w:rPr>
-        <w:t>叛变</w:t>
-      </w:r>
-      <w:r>
-        <w:rPr>
-          <w:rFonts w:hint="eastAsia" w:ascii="Times New Roman" w:hAnsi="Times New Roman" w:eastAsia="Times New Roman" w:cs="Times New Roman"/>
-          <w:b/>
-          <w:bCs/>
-        </w:rPr>
-        <w:t>」</w:t>
+        <w:t xml:space="preserve">的缺电子化学</w:t>
       </w:r>
       <w:r>
         <w:rPr>
@@ -31589,6 +32013,18 @@
         <w:rPr>
           <w:rFonts w:hint="eastAsia" w:ascii="Times New Roman" w:hAnsi="Times New Roman" w:eastAsia="FangSong" w:cs="Times New Roman"/>
         </w:rPr>
+        <w:t xml:space="preserve">极化能力相近</w:t>
+      </w:r>
+      <w:r>
+        <w:rPr>
+          <w:rFonts w:ascii="Times New Roman" w:hAnsi="Times New Roman" w:eastAsia="Times New Roman" w:cs="Times New Roman"/>
+        </w:rPr>
+        <w:t xml:space="preserve"> → </w:t>
+      </w:r>
+      <w:r>
+        <w:rPr>
+          <w:rFonts w:hint="eastAsia" w:ascii="Times New Roman" w:hAnsi="Times New Roman" w:eastAsia="FangSong" w:cs="Times New Roman"/>
+        </w:rPr>
         <w:t>性质相似</w:t>
       </w:r>
       <w:r>
@@ -31613,19 +32049,7 @@
         <w:rPr>
           <w:rFonts w:hint="eastAsia" w:ascii="Times New Roman" w:hAnsi="Times New Roman" w:eastAsia="Times New Roman" w:cs="Times New Roman"/>
         </w:rPr>
-        <w:t>，「</w:t>
-      </w:r>
-      <w:r>
-        <w:rPr>
-          <w:rFonts w:hint="eastAsia" w:ascii="Times New Roman" w:hAnsi="Times New Roman" w:eastAsia="FangSong" w:cs="Times New Roman"/>
-        </w:rPr>
-        <w:t>性格交叉遗传</w:t>
-      </w:r>
-      <w:r>
-        <w:rPr>
-          <w:rFonts w:hint="eastAsia" w:ascii="Times New Roman" w:hAnsi="Times New Roman" w:eastAsia="Times New Roman" w:cs="Times New Roman"/>
-        </w:rPr>
-        <w:t>」。</w:t>
+        <w:t>。</w:t>
       </w:r>
     </w:p>
     <w:p>
@@ -31920,8 +32344,8 @@
         </w:pict>
       </w:r>
     </w:p>
-    <w:bookmarkEnd w:id="56"/>
-    <w:bookmarkStart w:id="60" w:name="十练习题"/>
+    <w:bookmarkEnd w:id="57"/>
+    <w:bookmarkStart w:id="58" w:name="十练习题"/>
     <w:p>
       <w:pPr>
         <w:pStyle w:val="Heading2"/>
@@ -31946,23 +32370,286 @@
         <w:t>练习题</w:t>
       </w:r>
     </w:p>
-    <w:bookmarkStart w:id="57" w:name="基础巩固"/>
     <w:p>
       <w:pPr>
-        <w:pStyle w:val="Heading3"/>
-        <w:spacing w:before="280" w:after="120"/>
+        <w:pStyle w:val="BlockText"/>
       </w:pPr>
       <w:r>
         <w:rPr>
-          <w:rFonts w:ascii="Times New Roman" w:hAnsi="Times New Roman" w:eastAsia="Times New Roman" w:cs="Times New Roman"/>
-        </w:rPr>
-        <w:t xml:space="preserve">10.1 </w:t>
-      </w:r>
-      <w:r>
-        <w:rPr>
-          <w:rFonts w:hint="eastAsia" w:ascii="Times New Roman" w:hAnsi="Times New Roman" w:eastAsia="SimHei" w:cs="Times New Roman"/>
-        </w:rPr>
-        <w:t xml:space="preserve">基础巩固</w:t>
+          <w:rFonts w:hint="eastAsia" w:ascii="Times New Roman" w:hAnsi="Times New Roman" w:eastAsia="FangSong" w:cs="Times New Roman"/>
+        </w:rPr>
+        <w:t>全部题目取自题库</w:t>
+      </w:r>
+      <w:r>
+        <w:rPr>
+          <w:rFonts w:hint="eastAsia" w:ascii="Times New Roman" w:hAnsi="Times New Roman" w:eastAsia="Times New Roman" w:cs="Times New Roman"/>
+        </w:rPr>
+        <w:t>：</w:t>
+      </w:r>
+      <w:r>
+        <w:rPr>
+          <w:rFonts w:hint="eastAsia" w:ascii="Times New Roman" w:hAnsi="Times New Roman" w:eastAsia="FangSong" w:cs="Times New Roman"/>
+        </w:rPr>
+        <w:t>第</w:t>
+      </w:r>
+      <w:r>
+        <w:rPr>
+          <w:rFonts w:ascii="Times New Roman" w:hAnsi="Times New Roman" w:eastAsia="Times New Roman" w:cs="Times New Roman"/>
+        </w:rPr>
+        <w:t xml:space="preserve"> </w:t>
+      </w:r>
+      <w:r>
+        <w:rPr>
+          <w:rFonts w:hint="eastAsia" w:ascii="Times New Roman" w:hAnsi="Times New Roman" w:eastAsia="Times New Roman" w:cs="Times New Roman"/>
+        </w:rPr>
+        <w:t xml:space="preserve">1～5</w:t>
+      </w:r>
+      <w:r>
+        <w:rPr>
+          <w:rFonts w:ascii="Times New Roman" w:hAnsi="Times New Roman" w:eastAsia="Times New Roman" w:cs="Times New Roman"/>
+        </w:rPr>
+        <w:t xml:space="preserve"> </w:t>
+      </w:r>
+      <w:r>
+        <w:rPr>
+          <w:rFonts w:hint="eastAsia" w:ascii="Times New Roman" w:hAnsi="Times New Roman" w:eastAsia="FangSong" w:cs="Times New Roman"/>
+        </w:rPr>
+        <w:t>题为普通化学教材题</w:t>
+      </w:r>
+      <w:r>
+        <w:rPr>
+          <w:rFonts w:hint="eastAsia" w:ascii="Times New Roman" w:hAnsi="Times New Roman" w:eastAsia="Times New Roman" w:cs="Times New Roman"/>
+        </w:rPr>
+        <w:t>（</w:t>
+      </w:r>
+      <w:r>
+        <w:rPr>
+          <w:rFonts w:hint="eastAsia" w:ascii="Times New Roman" w:hAnsi="Times New Roman" w:eastAsia="FangSong" w:cs="Times New Roman"/>
+        </w:rPr>
+        <w:t>普化原理第</w:t>
+      </w:r>
+      <w:r>
+        <w:rPr>
+          <w:rFonts w:ascii="Times New Roman" w:hAnsi="Times New Roman" w:eastAsia="Times New Roman" w:cs="Times New Roman"/>
+        </w:rPr>
+        <w:t xml:space="preserve"> 15 </w:t>
+      </w:r>
+      <w:r>
+        <w:rPr>
+          <w:rFonts w:hint="eastAsia" w:ascii="Times New Roman" w:hAnsi="Times New Roman" w:eastAsia="FangSong" w:cs="Times New Roman"/>
+        </w:rPr>
+        <w:t>章原书习题</w:t>
+      </w:r>
+      <w:r>
+        <w:rPr>
+          <w:rFonts w:hint="eastAsia" w:ascii="Times New Roman" w:hAnsi="Times New Roman" w:eastAsia="Times New Roman" w:cs="Times New Roman"/>
+        </w:rPr>
+        <w:t>），</w:t>
+      </w:r>
+      <w:r>
+        <w:rPr>
+          <w:rFonts w:hint="eastAsia" w:ascii="Times New Roman" w:hAnsi="Times New Roman" w:eastAsia="FangSong" w:cs="Times New Roman"/>
+        </w:rPr>
+        <w:t>第</w:t>
+      </w:r>
+      <w:r>
+        <w:rPr>
+          <w:rFonts w:ascii="Times New Roman" w:hAnsi="Times New Roman" w:eastAsia="Times New Roman" w:cs="Times New Roman"/>
+        </w:rPr>
+        <w:t xml:space="preserve"> </w:t>
+      </w:r>
+      <w:r>
+        <w:rPr>
+          <w:rFonts w:hint="eastAsia" w:ascii="Times New Roman" w:hAnsi="Times New Roman" w:eastAsia="Times New Roman" w:cs="Times New Roman"/>
+        </w:rPr>
+        <w:t xml:space="preserve">6～8</w:t>
+      </w:r>
+      <w:r>
+        <w:rPr>
+          <w:rFonts w:ascii="Times New Roman" w:hAnsi="Times New Roman" w:eastAsia="Times New Roman" w:cs="Times New Roman"/>
+        </w:rPr>
+        <w:t xml:space="preserve"> </w:t>
+      </w:r>
+      <w:r>
+        <w:rPr>
+          <w:rFonts w:hint="eastAsia" w:ascii="Times New Roman" w:hAnsi="Times New Roman" w:eastAsia="FangSong" w:cs="Times New Roman"/>
+        </w:rPr>
+        <w:t>题为题库章节题卡</w:t>
+      </w:r>
+      <w:r>
+        <w:rPr>
+          <w:rFonts w:hint="eastAsia" w:ascii="Times New Roman" w:hAnsi="Times New Roman" w:eastAsia="Times New Roman" w:cs="Times New Roman"/>
+        </w:rPr>
+        <w:t>。</w:t>
+      </w:r>
+      <w:r>
+        <w:rPr>
+          <w:rFonts w:hint="eastAsia" w:ascii="Times New Roman" w:hAnsi="Times New Roman" w:eastAsia="FangSong" w:cs="Times New Roman"/>
+        </w:rPr>
+        <w:t>题面完整</w:t>
+      </w:r>
+      <w:r>
+        <w:rPr>
+          <w:rFonts w:hint="eastAsia" w:ascii="Times New Roman" w:hAnsi="Times New Roman" w:eastAsia="Times New Roman" w:cs="Times New Roman"/>
+        </w:rPr>
+        <w:t>，</w:t>
+      </w:r>
+      <w:r>
+        <w:rPr>
+          <w:rFonts w:hint="eastAsia" w:ascii="Times New Roman" w:hAnsi="Times New Roman" w:eastAsia="FangSong" w:cs="Times New Roman"/>
+        </w:rPr>
+        <w:t>可脱离链接独立作答</w:t>
+      </w:r>
+      <w:r>
+        <w:rPr>
+          <w:rFonts w:hint="eastAsia" w:ascii="Times New Roman" w:hAnsi="Times New Roman" w:eastAsia="Times New Roman" w:cs="Times New Roman"/>
+        </w:rPr>
+        <w:t>。</w:t>
+      </w:r>
+      <w:r>
+        <w:rPr>
+          <w:rFonts w:hint="eastAsia" w:ascii="Times New Roman" w:hAnsi="Times New Roman" w:eastAsia="FangSong" w:cs="Times New Roman"/>
+        </w:rPr>
+        <w:t>真题</w:t>
+      </w:r>
+      <w:r>
+        <w:rPr>
+          <w:rFonts w:hint="eastAsia" w:ascii="Times New Roman" w:hAnsi="Times New Roman" w:eastAsia="Times New Roman" w:cs="Times New Roman"/>
+        </w:rPr>
+        <w:t>（39</w:t>
+      </w:r>
+      <w:r>
+        <w:rPr>
+          <w:rFonts w:ascii="Times New Roman" w:hAnsi="Times New Roman" w:eastAsia="Times New Roman" w:cs="Times New Roman"/>
+        </w:rPr>
+        <w:t xml:space="preserve"> </w:t>
+      </w:r>
+      <w:r>
+        <w:rPr>
+          <w:rFonts w:hint="eastAsia" w:ascii="Times New Roman" w:hAnsi="Times New Roman" w:eastAsia="FangSong" w:cs="Times New Roman"/>
+        </w:rPr>
+        <w:t xml:space="preserve">届</w:t>
+      </w:r>
+      <w:r>
+        <w:rPr>
+          <w:rFonts w:ascii="Times New Roman" w:hAnsi="Times New Roman" w:eastAsia="Times New Roman" w:cs="Times New Roman"/>
+        </w:rPr>
+        <w:t xml:space="preserve"> XeF</w:t>
+      </w:r>
+      <w:r>
+        <w:rPr>
+          <w:rFonts w:ascii="Times New Roman" w:hAnsi="Times New Roman" w:eastAsia="Times New Roman" w:cs="Times New Roman"/>
+          <w:vertAlign w:val="subscript"/>
+        </w:rPr>
+        <w:t>x</w:t>
+      </w:r>
+      <w:r>
+        <w:rPr>
+          <w:rFonts w:ascii="Times New Roman" w:hAnsi="Times New Roman" w:eastAsia="Times New Roman" w:cs="Times New Roman"/>
+        </w:rPr>
+        <w:t xml:space="preserve"> </w:t>
+      </w:r>
+      <w:r>
+        <w:rPr>
+          <w:rFonts w:hint="eastAsia" w:ascii="Times New Roman" w:hAnsi="Times New Roman" w:eastAsia="FangSong" w:cs="Times New Roman"/>
+        </w:rPr>
+        <w:t>晶胞</w:t>
+      </w:r>
+      <w:r>
+        <w:rPr>
+          <w:rFonts w:hint="eastAsia" w:ascii="Times New Roman" w:hAnsi="Times New Roman" w:eastAsia="Times New Roman" w:cs="Times New Roman"/>
+        </w:rPr>
+        <w:t>、35</w:t>
+      </w:r>
+      <w:r>
+        <w:rPr>
+          <w:rFonts w:ascii="Times New Roman" w:hAnsi="Times New Roman" w:eastAsia="Times New Roman" w:cs="Times New Roman"/>
+        </w:rPr>
+        <w:t xml:space="preserve"> </w:t>
+      </w:r>
+      <w:r>
+        <w:rPr>
+          <w:rFonts w:hint="eastAsia" w:ascii="Times New Roman" w:hAnsi="Times New Roman" w:eastAsia="FangSong" w:cs="Times New Roman"/>
+        </w:rPr>
+        <w:t>届臭氧化钾</w:t>
+      </w:r>
+      <w:r>
+        <w:rPr>
+          <w:rFonts w:hint="eastAsia" w:ascii="Times New Roman" w:hAnsi="Times New Roman" w:eastAsia="Times New Roman" w:cs="Times New Roman"/>
+        </w:rPr>
+        <w:t>、38</w:t>
+      </w:r>
+      <w:r>
+        <w:rPr>
+          <w:rFonts w:ascii="Times New Roman" w:hAnsi="Times New Roman" w:eastAsia="Times New Roman" w:cs="Times New Roman"/>
+        </w:rPr>
+        <w:t xml:space="preserve"> </w:t>
+      </w:r>
+      <w:r>
+        <w:rPr>
+          <w:rFonts w:hint="eastAsia" w:ascii="Times New Roman" w:hAnsi="Times New Roman" w:eastAsia="FangSong" w:cs="Times New Roman"/>
+        </w:rPr>
+        <w:t>届决赛铍</w:t>
+      </w:r>
+      <w:r>
+        <w:rPr>
+          <w:rFonts w:hint="eastAsia" w:ascii="Times New Roman" w:hAnsi="Times New Roman" w:eastAsia="Times New Roman" w:cs="Times New Roman"/>
+        </w:rPr>
+        <w:t>、30</w:t>
+      </w:r>
+      <w:r>
+        <w:rPr>
+          <w:rFonts w:ascii="Times New Roman" w:hAnsi="Times New Roman" w:eastAsia="Times New Roman" w:cs="Times New Roman"/>
+        </w:rPr>
+        <w:t xml:space="preserve"> </w:t>
+      </w:r>
+      <w:r>
+        <w:rPr>
+          <w:rFonts w:hint="eastAsia" w:ascii="Times New Roman" w:hAnsi="Times New Roman" w:eastAsia="FangSong" w:cs="Times New Roman"/>
+        </w:rPr>
+        <w:t>届离子化合物推断</w:t>
+      </w:r>
+      <w:r>
+        <w:rPr>
+          <w:rFonts w:hint="eastAsia" w:ascii="Times New Roman" w:hAnsi="Times New Roman" w:eastAsia="Times New Roman" w:cs="Times New Roman"/>
+        </w:rPr>
+        <w:t>）</w:t>
+      </w:r>
+      <w:r>
+        <w:rPr>
+          <w:rFonts w:hint="eastAsia" w:ascii="Times New Roman" w:hAnsi="Times New Roman" w:eastAsia="FangSong" w:cs="Times New Roman"/>
+        </w:rPr>
+        <w:t>题面较长</w:t>
+      </w:r>
+      <w:r>
+        <w:rPr>
+          <w:rFonts w:hint="eastAsia" w:ascii="Times New Roman" w:hAnsi="Times New Roman" w:eastAsia="Times New Roman" w:cs="Times New Roman"/>
+        </w:rPr>
+        <w:t>，</w:t>
+      </w:r>
+      <w:r>
+        <w:rPr>
+          <w:rFonts w:hint="eastAsia" w:ascii="Times New Roman" w:hAnsi="Times New Roman" w:eastAsia="FangSong" w:cs="Times New Roman"/>
+        </w:rPr>
+        <w:t>经延伸阅读节回链</w:t>
+      </w:r>
+      <w:r>
+        <w:rPr>
+          <w:rFonts w:hint="eastAsia" w:ascii="Times New Roman" w:hAnsi="Times New Roman" w:eastAsia="Times New Roman" w:cs="Times New Roman"/>
+        </w:rPr>
+        <w:t>，</w:t>
+      </w:r>
+      <w:r>
+        <w:rPr>
+          <w:rFonts w:hint="eastAsia" w:ascii="Times New Roman" w:hAnsi="Times New Roman" w:eastAsia="FangSong" w:cs="Times New Roman"/>
+        </w:rPr>
+        <w:t>不入本节</w:t>
+      </w:r>
+      <w:r>
+        <w:rPr>
+          <w:rFonts w:hint="eastAsia" w:ascii="Times New Roman" w:hAnsi="Times New Roman" w:eastAsia="Times New Roman" w:cs="Times New Roman"/>
+        </w:rPr>
+        <w:t>。</w:t>
       </w:r>
     </w:p>
     <w:p>
@@ -31979,104 +32666,173 @@
       </w:r>
       <w:r>
         <w:rPr>
+          <w:rFonts w:hint="eastAsia" w:ascii="Times New Roman" w:hAnsi="Times New Roman" w:eastAsia="Times New Roman" w:cs="Times New Roman"/>
+        </w:rPr>
+        <w:t>（</w:t>
+      </w:r>
+      <w:r>
+        <w:rPr>
+          <w:rFonts w:hint="eastAsia" w:ascii="Times New Roman" w:hAnsi="Times New Roman" w:eastAsia="FangSong" w:cs="Times New Roman"/>
+        </w:rPr>
+        <w:t>普化原理</w:t>
+      </w:r>
+      <w:r>
+        <w:rPr>
           <w:rFonts w:ascii="Times New Roman" w:hAnsi="Times New Roman" w:eastAsia="Times New Roman" w:cs="Times New Roman"/>
         </w:rPr>
         <w:t xml:space="preserve"> </w:t>
       </w:r>
       <w:r>
         <w:rPr>
-          <w:rFonts w:hint="eastAsia" w:ascii="Times New Roman" w:hAnsi="Times New Roman" w:eastAsia="FangSong" w:cs="Times New Roman"/>
-        </w:rPr>
-        <w:t xml:space="preserve">写出</w:t>
-      </w:r>
-      <w:r>
-        <w:rPr>
-          <w:rFonts w:ascii="Times New Roman" w:hAnsi="Times New Roman" w:eastAsia="Times New Roman" w:cs="Times New Roman"/>
-        </w:rPr>
-        <w:t xml:space="preserve"> Li、Na、K </w:t>
-      </w:r>
-      <w:r>
-        <w:rPr>
-          <w:rFonts w:hint="eastAsia" w:ascii="Times New Roman" w:hAnsi="Times New Roman" w:eastAsia="FangSong" w:cs="Times New Roman"/>
-        </w:rPr>
-        <w:t>在充足空气中燃烧的产物</w:t>
-      </w:r>
-      <w:r>
-        <w:rPr>
-          <w:rFonts w:hint="eastAsia" w:ascii="Times New Roman" w:hAnsi="Times New Roman" w:eastAsia="Times New Roman" w:cs="Times New Roman"/>
-        </w:rPr>
-        <w:t>，</w:t>
-      </w:r>
-      <w:r>
-        <w:rPr>
-          <w:rFonts w:hint="eastAsia" w:ascii="Times New Roman" w:hAnsi="Times New Roman" w:eastAsia="FangSong" w:cs="Times New Roman"/>
-        </w:rPr>
-        <w:t>指出阴离子类型</w:t>
-      </w:r>
-      <w:r>
-        <w:rPr>
-          <w:rFonts w:hint="eastAsia" w:ascii="Times New Roman" w:hAnsi="Times New Roman" w:eastAsia="Times New Roman" w:cs="Times New Roman"/>
-        </w:rPr>
-        <w:t>（O</w:t>
-      </w:r>
-      <w:r>
-        <w:rPr>
-          <w:rFonts w:hint="eastAsia" w:ascii="Times New Roman" w:hAnsi="Times New Roman" w:eastAsia="Times New Roman" w:cs="Times New Roman"/>
+          <w:rFonts w:hint="eastAsia" w:ascii="Times New Roman" w:hAnsi="Times New Roman" w:eastAsia="Times New Roman" w:cs="Times New Roman"/>
+        </w:rPr>
+        <w:t>15.2）</w:t>
+      </w:r>
+      <w:r>
+        <w:rPr>
+          <w:rFonts w:hint="eastAsia" w:ascii="Times New Roman" w:hAnsi="Times New Roman" w:eastAsia="FangSong" w:cs="Times New Roman"/>
+        </w:rPr>
+        <w:t>医用生理盐水所用的</w:t>
+      </w:r>
+      <w:r>
+        <w:rPr>
+          <w:rFonts w:ascii="Times New Roman" w:hAnsi="Times New Roman" w:eastAsia="Times New Roman" w:cs="Times New Roman"/>
+        </w:rPr>
+        <w:t xml:space="preserve"> NaCl </w:t>
+      </w:r>
+      <w:r>
+        <w:rPr>
+          <w:rFonts w:hint="eastAsia" w:ascii="Times New Roman" w:hAnsi="Times New Roman" w:eastAsia="FangSong" w:cs="Times New Roman"/>
+        </w:rPr>
+        <w:t>是以粗盐为原料进行提纯的</w:t>
+      </w:r>
+      <w:r>
+        <w:rPr>
+          <w:rFonts w:hint="eastAsia" w:ascii="Times New Roman" w:hAnsi="Times New Roman" w:eastAsia="Times New Roman" w:cs="Times New Roman"/>
+        </w:rPr>
+        <w:t>。</w:t>
+      </w:r>
+      <w:r>
+        <w:rPr>
+          <w:rFonts w:hint="eastAsia" w:ascii="Times New Roman" w:hAnsi="Times New Roman" w:eastAsia="FangSong" w:cs="Times New Roman"/>
+        </w:rPr>
+        <w:t>粗盐中的杂质有</w:t>
+      </w:r>
+      <w:r>
+        <w:rPr>
+          <w:rFonts w:ascii="Times New Roman" w:hAnsi="Times New Roman" w:eastAsia="Times New Roman" w:cs="Times New Roman"/>
+        </w:rPr>
+        <w:t xml:space="preserve"> K</w:t>
+      </w:r>
+      <w:r>
+        <w:rPr>
+          <w:rFonts w:ascii="Times New Roman" w:hAnsi="Times New Roman" w:eastAsia="Times New Roman" w:cs="Times New Roman"/>
           <w:vertAlign w:val="superscript"/>
         </w:rPr>
+        <w:t>+</w:t>
+      </w:r>
+      <w:r>
+        <w:rPr>
+          <w:rFonts w:ascii="Times New Roman" w:hAnsi="Times New Roman" w:eastAsia="Times New Roman" w:cs="Times New Roman"/>
+        </w:rPr>
+        <w:t>、Ca</w:t>
+      </w:r>
+      <w:r>
+        <w:rPr>
+          <w:rFonts w:ascii="Times New Roman" w:hAnsi="Times New Roman" w:eastAsia="Times New Roman" w:cs="Times New Roman"/>
+          <w:vertAlign w:val="superscript"/>
+        </w:rPr>
+        <w:t>2+</w:t>
+      </w:r>
+      <w:r>
+        <w:rPr>
+          <w:rFonts w:ascii="Times New Roman" w:hAnsi="Times New Roman" w:eastAsia="Times New Roman" w:cs="Times New Roman"/>
+        </w:rPr>
+        <w:t>、Mg</w:t>
+      </w:r>
+      <w:r>
+        <w:rPr>
+          <w:rFonts w:ascii="Times New Roman" w:hAnsi="Times New Roman" w:eastAsia="Times New Roman" w:cs="Times New Roman"/>
+          <w:vertAlign w:val="superscript"/>
+        </w:rPr>
+        <w:t>2+</w:t>
+      </w:r>
+      <w:r>
+        <w:rPr>
+          <w:rFonts w:ascii="Times New Roman" w:hAnsi="Times New Roman" w:eastAsia="Times New Roman" w:cs="Times New Roman"/>
+        </w:rPr>
+        <w:t>、Fe</w:t>
+      </w:r>
+      <w:r>
+        <w:rPr>
+          <w:rFonts w:ascii="Times New Roman" w:hAnsi="Times New Roman" w:eastAsia="Times New Roman" w:cs="Times New Roman"/>
+          <w:vertAlign w:val="superscript"/>
+        </w:rPr>
+        <w:t>3+</w:t>
+      </w:r>
+      <w:r>
+        <w:rPr>
+          <w:rFonts w:ascii="Times New Roman" w:hAnsi="Times New Roman" w:eastAsia="Times New Roman" w:cs="Times New Roman"/>
+        </w:rPr>
+        <w:t>、SO</w:t>
+      </w:r>
+      <w:r>
+        <w:rPr>
+          <w:rFonts w:ascii="Times New Roman" w:hAnsi="Times New Roman" w:eastAsia="Times New Roman" w:cs="Times New Roman"/>
+          <w:vertAlign w:val="subscript"/>
+        </w:rPr>
+        <w:t>4</w:t>
+      </w:r>
+      <w:r>
+        <w:rPr>
+          <w:rFonts w:ascii="Times New Roman" w:hAnsi="Times New Roman" w:eastAsia="Times New Roman" w:cs="Times New Roman"/>
+          <w:vertAlign w:val="superscript"/>
+        </w:rPr>
         <w:t>2-</w:t>
       </w:r>
       <w:r>
         <w:rPr>
-          <w:rFonts w:hint="eastAsia" w:ascii="Times New Roman" w:hAnsi="Times New Roman" w:eastAsia="Times New Roman" w:cs="Times New Roman"/>
-        </w:rPr>
-        <w:t>/O</w:t>
-      </w:r>
-      <w:r>
-        <w:rPr>
-          <w:rFonts w:hint="eastAsia" w:ascii="Times New Roman" w:hAnsi="Times New Roman" w:eastAsia="Times New Roman" w:cs="Times New Roman"/>
+          <w:rFonts w:ascii="Times New Roman" w:hAnsi="Times New Roman" w:eastAsia="Times New Roman" w:cs="Times New Roman"/>
+        </w:rPr>
+        <w:t>、CO</w:t>
+      </w:r>
+      <w:r>
+        <w:rPr>
+          <w:rFonts w:ascii="Times New Roman" w:hAnsi="Times New Roman" w:eastAsia="Times New Roman" w:cs="Times New Roman"/>
           <w:vertAlign w:val="subscript"/>
         </w:rPr>
-        <w:t>2</w:t>
-      </w:r>
-      <w:r>
-        <w:rPr>
-          <w:rFonts w:hint="eastAsia" w:ascii="Times New Roman" w:hAnsi="Times New Roman" w:eastAsia="Times New Roman" w:cs="Times New Roman"/>
+        <w:t>3</w:t>
+      </w:r>
+      <w:r>
+        <w:rPr>
+          <w:rFonts w:ascii="Times New Roman" w:hAnsi="Times New Roman" w:eastAsia="Times New Roman" w:cs="Times New Roman"/>
           <w:vertAlign w:val="superscript"/>
         </w:rPr>
         <w:t>2-</w:t>
       </w:r>
       <w:r>
         <w:rPr>
-          <w:rFonts w:hint="eastAsia" w:ascii="Times New Roman" w:hAnsi="Times New Roman" w:eastAsia="Times New Roman" w:cs="Times New Roman"/>
-        </w:rPr>
-        <w:t>/O</w:t>
-      </w:r>
-      <w:r>
-        <w:rPr>
-          <w:rFonts w:hint="eastAsia" w:ascii="Times New Roman" w:hAnsi="Times New Roman" w:eastAsia="Times New Roman" w:cs="Times New Roman"/>
-          <w:vertAlign w:val="subscript"/>
-        </w:rPr>
-        <w:t>2</w:t>
-      </w:r>
-      <w:r>
-        <w:rPr>
-          <w:rFonts w:hint="eastAsia" w:ascii="Times New Roman" w:hAnsi="Times New Roman" w:eastAsia="Times New Roman" w:cs="Times New Roman"/>
-          <w:vertAlign w:val="superscript"/>
-        </w:rPr>
-        <w:t>-</w:t>
-      </w:r>
-      <w:r>
-        <w:rPr>
-          <w:rFonts w:hint="eastAsia" w:ascii="Times New Roman" w:hAnsi="Times New Roman" w:eastAsia="Times New Roman" w:cs="Times New Roman"/>
-        </w:rPr>
-        <w:t>）</w:t>
-      </w:r>
-      <w:r>
-        <w:rPr>
-          <w:rFonts w:hint="eastAsia" w:ascii="Times New Roman" w:hAnsi="Times New Roman" w:eastAsia="FangSong" w:cs="Times New Roman"/>
-        </w:rPr>
-        <w:t>与磁性</w:t>
+          <w:rFonts w:ascii="Times New Roman" w:hAnsi="Times New Roman" w:eastAsia="Times New Roman" w:cs="Times New Roman"/>
+        </w:rPr>
+        <w:t xml:space="preserve"> </w:t>
+      </w:r>
+      <w:r>
+        <w:rPr>
+          <w:rFonts w:hint="eastAsia" w:ascii="Times New Roman" w:hAnsi="Times New Roman" w:eastAsia="FangSong" w:cs="Times New Roman"/>
+        </w:rPr>
+        <w:t>等</w:t>
+      </w:r>
+      <w:r>
+        <w:rPr>
+          <w:rFonts w:hint="eastAsia" w:ascii="Times New Roman" w:hAnsi="Times New Roman" w:eastAsia="Times New Roman" w:cs="Times New Roman"/>
+        </w:rPr>
+        <w:t>。</w:t>
+      </w:r>
+      <w:r>
+        <w:rPr>
+          <w:rFonts w:hint="eastAsia" w:ascii="Times New Roman" w:hAnsi="Times New Roman" w:eastAsia="FangSong" w:cs="Times New Roman"/>
+        </w:rPr>
+        <w:t>试设计提纯的方案</w:t>
       </w:r>
       <w:r>
         <w:rPr>
@@ -32099,34 +32855,156 @@
       </w:r>
       <w:r>
         <w:rPr>
+          <w:rFonts w:hint="eastAsia" w:ascii="Times New Roman" w:hAnsi="Times New Roman" w:eastAsia="Times New Roman" w:cs="Times New Roman"/>
+        </w:rPr>
+        <w:t>（</w:t>
+      </w:r>
+      <w:r>
+        <w:rPr>
+          <w:rFonts w:hint="eastAsia" w:ascii="Times New Roman" w:hAnsi="Times New Roman" w:eastAsia="FangSong" w:cs="Times New Roman"/>
+        </w:rPr>
+        <w:t>普化原理</w:t>
+      </w:r>
+      <w:r>
+        <w:rPr>
           <w:rFonts w:ascii="Times New Roman" w:hAnsi="Times New Roman" w:eastAsia="Times New Roman" w:cs="Times New Roman"/>
         </w:rPr>
         <w:t xml:space="preserve"> </w:t>
       </w:r>
       <w:r>
         <w:rPr>
-          <w:rFonts w:hint="eastAsia" w:ascii="Times New Roman" w:hAnsi="Times New Roman" w:eastAsia="FangSong" w:cs="Times New Roman"/>
-        </w:rPr>
-        <w:t xml:space="preserve">写出</w:t>
-      </w:r>
-      <w:r>
-        <w:rPr>
-          <w:rFonts w:ascii="Times New Roman" w:hAnsi="Times New Roman" w:eastAsia="Times New Roman" w:cs="Times New Roman"/>
-        </w:rPr>
-        <w:t xml:space="preserve"> Na</w:t>
-      </w:r>
-      <w:r>
-        <w:rPr>
-          <w:rFonts w:ascii="Times New Roman" w:hAnsi="Times New Roman" w:eastAsia="Times New Roman" w:cs="Times New Roman"/>
+          <w:rFonts w:hint="eastAsia" w:ascii="Times New Roman" w:hAnsi="Times New Roman" w:eastAsia="Times New Roman" w:cs="Times New Roman"/>
+        </w:rPr>
+        <w:t>15.3）</w:t>
+      </w:r>
+      <w:r>
+        <w:rPr>
+          <w:rFonts w:hint="eastAsia" w:ascii="Times New Roman" w:hAnsi="Times New Roman" w:eastAsia="FangSong" w:cs="Times New Roman"/>
+        </w:rPr>
+        <w:t>重晶石的主要成分是</w:t>
+      </w:r>
+      <w:r>
+        <w:rPr>
+          <w:rFonts w:ascii="Times New Roman" w:hAnsi="Times New Roman" w:eastAsia="Times New Roman" w:cs="Times New Roman"/>
+        </w:rPr>
+        <w:t xml:space="preserve"> </w:t>
+      </w:r>
+      <w:r>
+        <w:rPr>
+          <w:rFonts w:hint="eastAsia" w:ascii="Times New Roman" w:hAnsi="Times New Roman" w:eastAsia="Times New Roman" w:cs="Times New Roman"/>
+        </w:rPr>
+        <w:t>BaSO</w:t>
+      </w:r>
+      <w:r>
+        <w:rPr>
+          <w:rFonts w:hint="eastAsia" w:ascii="Times New Roman" w:hAnsi="Times New Roman" w:eastAsia="Times New Roman" w:cs="Times New Roman"/>
           <w:vertAlign w:val="subscript"/>
         </w:rPr>
+        <w:t>4</w:t>
+      </w:r>
+      <w:r>
+        <w:rPr>
+          <w:rFonts w:hint="eastAsia" w:ascii="Times New Roman" w:hAnsi="Times New Roman" w:eastAsia="Times New Roman" w:cs="Times New Roman"/>
+        </w:rPr>
+        <w:t>，</w:t>
+      </w:r>
+      <w:r>
+        <w:rPr>
+          <w:rFonts w:hint="eastAsia" w:ascii="Times New Roman" w:hAnsi="Times New Roman" w:eastAsia="FangSong" w:cs="Times New Roman"/>
+        </w:rPr>
+        <w:t>它既不溶于酸也不溶于碱</w:t>
+      </w:r>
+      <w:r>
+        <w:rPr>
+          <w:rFonts w:hint="eastAsia" w:ascii="Times New Roman" w:hAnsi="Times New Roman" w:eastAsia="Times New Roman" w:cs="Times New Roman"/>
+        </w:rPr>
+        <w:t>，</w:t>
+      </w:r>
+      <w:r>
+        <w:rPr>
+          <w:rFonts w:hint="eastAsia" w:ascii="Times New Roman" w:hAnsi="Times New Roman" w:eastAsia="FangSong" w:cs="Times New Roman"/>
+        </w:rPr>
+        <w:t>但它是制备各种钡盐的资源</w:t>
+      </w:r>
+      <w:r>
+        <w:rPr>
+          <w:rFonts w:hint="eastAsia" w:ascii="Times New Roman" w:hAnsi="Times New Roman" w:eastAsia="Times New Roman" w:cs="Times New Roman"/>
+        </w:rPr>
+        <w:t>。</w:t>
+      </w:r>
+      <w:r>
+        <w:rPr>
+          <w:rFonts w:hint="eastAsia" w:ascii="Times New Roman" w:hAnsi="Times New Roman" w:eastAsia="FangSong" w:cs="Times New Roman"/>
+        </w:rPr>
+        <w:t>试用化学反应方程式</w:t>
+      </w:r>
+      <w:r>
+        <w:rPr>
+          <w:rFonts w:hint="eastAsia" w:ascii="Times New Roman" w:hAnsi="Times New Roman" w:eastAsia="Times New Roman" w:cs="Times New Roman"/>
+        </w:rPr>
+        <w:t>，</w:t>
+      </w:r>
+      <w:r>
+        <w:rPr>
+          <w:rFonts w:hint="eastAsia" w:ascii="Times New Roman" w:hAnsi="Times New Roman" w:eastAsia="FangSong" w:cs="Times New Roman"/>
+        </w:rPr>
+        <w:t>表述如何由</w:t>
+      </w:r>
+      <w:r>
+        <w:rPr>
+          <w:rFonts w:ascii="Times New Roman" w:hAnsi="Times New Roman" w:eastAsia="Times New Roman" w:cs="Times New Roman"/>
+        </w:rPr>
+        <w:t xml:space="preserve"> BaSO</w:t>
+      </w:r>
+      <w:r>
+        <w:rPr>
+          <w:rFonts w:ascii="Times New Roman" w:hAnsi="Times New Roman" w:eastAsia="Times New Roman" w:cs="Times New Roman"/>
+          <w:vertAlign w:val="subscript"/>
+        </w:rPr>
+        <w:t>4</w:t>
+      </w:r>
+      <w:r>
+        <w:rPr>
+          <w:rFonts w:ascii="Times New Roman" w:hAnsi="Times New Roman" w:eastAsia="Times New Roman" w:cs="Times New Roman"/>
+        </w:rPr>
+        <w:t xml:space="preserve"> </w:t>
+      </w:r>
+      <w:r>
+        <w:rPr>
+          <w:rFonts w:hint="eastAsia" w:ascii="Times New Roman" w:hAnsi="Times New Roman" w:eastAsia="FangSong" w:cs="Times New Roman"/>
+        </w:rPr>
+        <w:t xml:space="preserve">制备</w:t>
+      </w:r>
+      <w:r>
+        <w:rPr>
+          <w:rFonts w:ascii="Times New Roman" w:hAnsi="Times New Roman" w:eastAsia="Times New Roman" w:cs="Times New Roman"/>
+        </w:rPr>
+        <w:t xml:space="preserve"> BaCl</w:t>
+      </w:r>
+      <w:r>
+        <w:rPr>
+          <w:rFonts w:ascii="Times New Roman" w:hAnsi="Times New Roman" w:eastAsia="Times New Roman" w:cs="Times New Roman"/>
+          <w:vertAlign w:val="subscript"/>
+        </w:rPr>
         <w:t>2</w:t>
       </w:r>
       <w:r>
         <w:rPr>
           <w:rFonts w:ascii="Times New Roman" w:hAnsi="Times New Roman" w:eastAsia="Times New Roman" w:cs="Times New Roman"/>
         </w:rPr>
-        <w:t>O</w:t>
+        <w:t xml:space="preserve"> </w:t>
+      </w:r>
+      <w:r>
+        <w:rPr>
+          <w:rFonts w:hint="eastAsia" w:ascii="Times New Roman" w:hAnsi="Times New Roman" w:eastAsia="FangSong" w:cs="Times New Roman"/>
+        </w:rPr>
+        <w:t xml:space="preserve">和</w:t>
+      </w:r>
+      <w:r>
+        <w:rPr>
+          <w:rFonts w:ascii="Times New Roman" w:hAnsi="Times New Roman" w:eastAsia="Times New Roman" w:cs="Times New Roman"/>
+        </w:rPr>
+        <w:t xml:space="preserve"> Ba(OH)</w:t>
       </w:r>
       <w:r>
         <w:rPr>
@@ -32139,232 +33017,7 @@
         <w:rPr>
           <w:rFonts w:ascii="Times New Roman" w:hAnsi="Times New Roman" w:eastAsia="Times New Roman" w:cs="Times New Roman"/>
         </w:rPr>
-        <w:t xml:space="preserve"> </w:t>
-      </w:r>
-      <w:r>
-        <w:rPr>
-          <w:rFonts w:hint="eastAsia" w:ascii="Times New Roman" w:hAnsi="Times New Roman" w:eastAsia="FangSong" w:cs="Times New Roman"/>
-        </w:rPr>
-        <w:t xml:space="preserve">与</w:t>
-      </w:r>
-      <w:r>
-        <w:rPr>
-          <w:rFonts w:ascii="Times New Roman" w:hAnsi="Times New Roman" w:eastAsia="Times New Roman" w:cs="Times New Roman"/>
-        </w:rPr>
-        <w:t xml:space="preserve"> </w:t>
-      </w:r>
-      <w:r>
-        <w:rPr>
-          <w:rFonts w:hint="eastAsia" w:ascii="Times New Roman" w:hAnsi="Times New Roman" w:eastAsia="Times New Roman" w:cs="Times New Roman"/>
-        </w:rPr>
-        <w:t>H</w:t>
-      </w:r>
-      <w:r>
-        <w:rPr>
-          <w:rFonts w:hint="eastAsia" w:ascii="Times New Roman" w:hAnsi="Times New Roman" w:eastAsia="Times New Roman" w:cs="Times New Roman"/>
-          <w:vertAlign w:val="subscript"/>
-        </w:rPr>
-        <w:t>2</w:t>
-      </w:r>
-      <w:r>
-        <w:rPr>
-          <w:rFonts w:hint="eastAsia" w:ascii="Times New Roman" w:hAnsi="Times New Roman" w:eastAsia="Times New Roman" w:cs="Times New Roman"/>
-        </w:rPr>
-        <w:t>O、CO</w:t>
-      </w:r>
-      <w:r>
-        <w:rPr>
-          <w:rFonts w:hint="eastAsia" w:ascii="Times New Roman" w:hAnsi="Times New Roman" w:eastAsia="Times New Roman" w:cs="Times New Roman"/>
-          <w:vertAlign w:val="subscript"/>
-        </w:rPr>
-        <w:t>2</w:t>
-      </w:r>
-      <w:r>
-        <w:rPr>
-          <w:rFonts w:hint="eastAsia" w:ascii="Times New Roman" w:hAnsi="Times New Roman" w:eastAsia="Times New Roman" w:cs="Times New Roman"/>
-        </w:rPr>
-        <w:t>、</w:t>
-      </w:r>
-      <w:r>
-        <w:rPr>
-          <w:rFonts w:hint="eastAsia" w:ascii="Times New Roman" w:hAnsi="Times New Roman" w:eastAsia="FangSong" w:cs="Times New Roman"/>
-        </w:rPr>
-        <w:t>稀</w:t>
-      </w:r>
-      <w:r>
-        <w:rPr>
-          <w:rFonts w:ascii="Times New Roman" w:hAnsi="Times New Roman" w:eastAsia="Times New Roman" w:cs="Times New Roman"/>
-        </w:rPr>
-        <w:t xml:space="preserve"> H</w:t>
-      </w:r>
-      <w:r>
-        <w:rPr>
-          <w:rFonts w:ascii="Times New Roman" w:hAnsi="Times New Roman" w:eastAsia="Times New Roman" w:cs="Times New Roman"/>
-          <w:vertAlign w:val="subscript"/>
-        </w:rPr>
-        <w:t>2</w:t>
-      </w:r>
-      <w:r>
-        <w:rPr>
-          <w:rFonts w:ascii="Times New Roman" w:hAnsi="Times New Roman" w:eastAsia="Times New Roman" w:cs="Times New Roman"/>
-        </w:rPr>
-        <w:t>SO</w:t>
-      </w:r>
-      <w:r>
-        <w:rPr>
-          <w:rFonts w:ascii="Times New Roman" w:hAnsi="Times New Roman" w:eastAsia="Times New Roman" w:cs="Times New Roman"/>
-          <w:vertAlign w:val="subscript"/>
-        </w:rPr>
-        <w:t>4</w:t>
-      </w:r>
-      <w:r>
-        <w:rPr>
-          <w:rFonts w:ascii="Times New Roman" w:hAnsi="Times New Roman" w:eastAsia="Times New Roman" w:cs="Times New Roman"/>
-        </w:rPr>
-        <w:t xml:space="preserve"> </w:t>
-      </w:r>
-      <w:r>
-        <w:rPr>
-          <w:rFonts w:hint="eastAsia" w:ascii="Times New Roman" w:hAnsi="Times New Roman" w:eastAsia="FangSong" w:cs="Times New Roman"/>
-        </w:rPr>
-        <w:t>的反应方程式</w:t>
-      </w:r>
-      <w:r>
-        <w:rPr>
-          <w:rFonts w:hint="eastAsia" w:ascii="Times New Roman" w:hAnsi="Times New Roman" w:eastAsia="Times New Roman" w:cs="Times New Roman"/>
-        </w:rPr>
         <w:t>。</w:t>
-      </w:r>
-      <w:r>
-        <w:rPr>
-          <w:rFonts w:hint="eastAsia" w:ascii="Times New Roman" w:hAnsi="Times New Roman" w:eastAsia="FangSong" w:cs="Times New Roman"/>
-        </w:rPr>
-        <w:t>潜艇中用</w:t>
-      </w:r>
-      <w:r>
-        <w:rPr>
-          <w:rFonts w:ascii="Times New Roman" w:hAnsi="Times New Roman" w:eastAsia="Times New Roman" w:cs="Times New Roman"/>
-        </w:rPr>
-        <w:t xml:space="preserve"> Na</w:t>
-      </w:r>
-      <w:r>
-        <w:rPr>
-          <w:rFonts w:ascii="Times New Roman" w:hAnsi="Times New Roman" w:eastAsia="Times New Roman" w:cs="Times New Roman"/>
-          <w:vertAlign w:val="subscript"/>
-        </w:rPr>
-        <w:t>2</w:t>
-      </w:r>
-      <w:r>
-        <w:rPr>
-          <w:rFonts w:ascii="Times New Roman" w:hAnsi="Times New Roman" w:eastAsia="Times New Roman" w:cs="Times New Roman"/>
-        </w:rPr>
-        <w:t>O</w:t>
-      </w:r>
-      <w:r>
-        <w:rPr>
-          <w:rFonts w:ascii="Times New Roman" w:hAnsi="Times New Roman" w:eastAsia="Times New Roman" w:cs="Times New Roman"/>
-          <w:vertAlign w:val="subscript"/>
-        </w:rPr>
-        <w:t>2</w:t>
-      </w:r>
-      <w:r>
-        <w:rPr>
-          <w:rFonts w:ascii="Times New Roman" w:hAnsi="Times New Roman" w:eastAsia="Times New Roman" w:cs="Times New Roman"/>
-        </w:rPr>
-        <w:t xml:space="preserve"> </w:t>
-      </w:r>
-      <w:r>
-        <w:rPr>
-          <w:rFonts w:hint="eastAsia" w:ascii="Times New Roman" w:hAnsi="Times New Roman" w:eastAsia="FangSong" w:cs="Times New Roman"/>
-        </w:rPr>
-        <w:t xml:space="preserve">作氧源与</w:t>
-      </w:r>
-      <w:r>
-        <w:rPr>
-          <w:rFonts w:ascii="Times New Roman" w:hAnsi="Times New Roman" w:eastAsia="Times New Roman" w:cs="Times New Roman"/>
-        </w:rPr>
-        <w:t xml:space="preserve"> CO</w:t>
-      </w:r>
-      <w:r>
-        <w:rPr>
-          <w:rFonts w:ascii="Times New Roman" w:hAnsi="Times New Roman" w:eastAsia="Times New Roman" w:cs="Times New Roman"/>
-          <w:vertAlign w:val="subscript"/>
-        </w:rPr>
-        <w:t>2</w:t>
-      </w:r>
-      <w:r>
-        <w:rPr>
-          <w:rFonts w:ascii="Times New Roman" w:hAnsi="Times New Roman" w:eastAsia="Times New Roman" w:cs="Times New Roman"/>
-        </w:rPr>
-        <w:t xml:space="preserve"> </w:t>
-      </w:r>
-      <w:r>
-        <w:rPr>
-          <w:rFonts w:hint="eastAsia" w:ascii="Times New Roman" w:hAnsi="Times New Roman" w:eastAsia="FangSong" w:cs="Times New Roman"/>
-        </w:rPr>
-        <w:t>吸收剂</w:t>
-      </w:r>
-      <w:r>
-        <w:rPr>
-          <w:rFonts w:hint="eastAsia" w:ascii="Times New Roman" w:hAnsi="Times New Roman" w:eastAsia="Times New Roman" w:cs="Times New Roman"/>
-        </w:rPr>
-        <w:t>，</w:t>
-      </w:r>
-      <w:r>
-        <w:rPr>
-          <w:rFonts w:hint="eastAsia" w:ascii="Times New Roman" w:hAnsi="Times New Roman" w:eastAsia="FangSong" w:cs="Times New Roman"/>
-        </w:rPr>
-        <w:t>每吸收</w:t>
-      </w:r>
-      <w:r>
-        <w:rPr>
-          <w:rFonts w:ascii="Times New Roman" w:hAnsi="Times New Roman" w:eastAsia="Times New Roman" w:cs="Times New Roman"/>
-        </w:rPr>
-        <w:t xml:space="preserve"> 1 mol CO</w:t>
-      </w:r>
-      <w:r>
-        <w:rPr>
-          <w:rFonts w:ascii="Times New Roman" w:hAnsi="Times New Roman" w:eastAsia="Times New Roman" w:cs="Times New Roman"/>
-          <w:vertAlign w:val="subscript"/>
-        </w:rPr>
-        <w:t>2</w:t>
-      </w:r>
-      <w:r>
-        <w:rPr>
-          <w:rFonts w:ascii="Times New Roman" w:hAnsi="Times New Roman" w:eastAsia="Times New Roman" w:cs="Times New Roman"/>
-        </w:rPr>
-        <w:t xml:space="preserve"> </w:t>
-      </w:r>
-      <w:r>
-        <w:rPr>
-          <w:rFonts w:hint="eastAsia" w:ascii="Times New Roman" w:hAnsi="Times New Roman" w:eastAsia="FangSong" w:cs="Times New Roman"/>
-        </w:rPr>
-        <w:t xml:space="preserve">产生多少</w:t>
-      </w:r>
-      <w:r>
-        <w:rPr>
-          <w:rFonts w:ascii="Times New Roman" w:hAnsi="Times New Roman" w:eastAsia="Times New Roman" w:cs="Times New Roman"/>
-        </w:rPr>
-        <w:t xml:space="preserve"> mol </w:t>
-      </w:r>
-      <w:r>
-        <w:rPr>
-          <w:rFonts w:hint="eastAsia" w:ascii="Times New Roman" w:hAnsi="Times New Roman" w:eastAsia="Times New Roman" w:cs="Times New Roman"/>
-        </w:rPr>
-        <w:t>O</w:t>
-      </w:r>
-      <w:r>
-        <w:rPr>
-          <w:rFonts w:hint="eastAsia" w:ascii="Times New Roman" w:hAnsi="Times New Roman" w:eastAsia="Times New Roman" w:cs="Times New Roman"/>
-          <w:vertAlign w:val="subscript"/>
-        </w:rPr>
-        <w:t>2</w:t>
-      </w:r>
-      <w:r>
-        <w:rPr>
-          <w:rFonts w:hint="eastAsia" w:ascii="Times New Roman" w:hAnsi="Times New Roman" w:eastAsia="Times New Roman" w:cs="Times New Roman"/>
-        </w:rPr>
-        <w:t>？</w:t>
       </w:r>
     </w:p>
     <w:p>
@@ -32381,81 +33034,83 @@
       </w:r>
       <w:r>
         <w:rPr>
+          <w:rFonts w:hint="eastAsia" w:ascii="Times New Roman" w:hAnsi="Times New Roman" w:eastAsia="Times New Roman" w:cs="Times New Roman"/>
+        </w:rPr>
+        <w:t>（</w:t>
+      </w:r>
+      <w:r>
+        <w:rPr>
+          <w:rFonts w:hint="eastAsia" w:ascii="Times New Roman" w:hAnsi="Times New Roman" w:eastAsia="FangSong" w:cs="Times New Roman"/>
+        </w:rPr>
+        <w:t>普化原理</w:t>
+      </w:r>
+      <w:r>
+        <w:rPr>
           <w:rFonts w:ascii="Times New Roman" w:hAnsi="Times New Roman" w:eastAsia="Times New Roman" w:cs="Times New Roman"/>
         </w:rPr>
         <w:t xml:space="preserve"> </w:t>
       </w:r>
       <w:r>
         <w:rPr>
-          <w:rFonts w:hint="eastAsia" w:ascii="Times New Roman" w:hAnsi="Times New Roman" w:eastAsia="FangSong" w:cs="Times New Roman"/>
-        </w:rPr>
-        <w:t>用离子势</w:t>
-      </w:r>
-      <w:r>
-        <w:rPr>
-          <w:rFonts w:hint="eastAsia" w:ascii="Times New Roman" w:hAnsi="Times New Roman" w:eastAsia="Times New Roman" w:cs="Times New Roman"/>
-        </w:rPr>
-        <w:t>（φ</w:t>
-      </w:r>
-      <w:r>
-        <w:rPr>
-          <w:rFonts w:ascii="Times New Roman" w:hAnsi="Times New Roman" w:eastAsia="Times New Roman" w:cs="Times New Roman"/>
-        </w:rPr>
-        <w:t xml:space="preserve"> = </w:t>
-      </w:r>
-      <w:r>
-        <w:rPr>
-          <w:rFonts w:hint="eastAsia" w:ascii="Times New Roman" w:hAnsi="Times New Roman" w:eastAsia="Times New Roman" w:cs="Times New Roman"/>
-        </w:rPr>
-        <w:t>z/r）</w:t>
-      </w:r>
-      <w:r>
-        <w:rPr>
-          <w:rFonts w:hint="eastAsia" w:ascii="Times New Roman" w:hAnsi="Times New Roman" w:eastAsia="FangSong" w:cs="Times New Roman"/>
-        </w:rPr>
-        <w:t>解释为什么</w:t>
-      </w:r>
-      <w:r>
-        <w:rPr>
-          <w:rFonts w:ascii="Times New Roman" w:hAnsi="Times New Roman" w:eastAsia="Times New Roman" w:cs="Times New Roman"/>
-        </w:rPr>
-        <w:t xml:space="preserve"> LiOH </w:t>
-      </w:r>
-      <w:r>
-        <w:rPr>
-          <w:rFonts w:hint="eastAsia" w:ascii="Times New Roman" w:hAnsi="Times New Roman" w:eastAsia="FangSong" w:cs="Times New Roman"/>
-        </w:rPr>
-        <w:t>是中强碱</w:t>
-      </w:r>
-      <w:r>
-        <w:rPr>
-          <w:rFonts w:hint="eastAsia" w:ascii="Times New Roman" w:hAnsi="Times New Roman" w:eastAsia="Times New Roman" w:cs="Times New Roman"/>
-        </w:rPr>
-        <w:t>，</w:t>
-      </w:r>
-      <w:r>
-        <w:rPr>
-          <w:rFonts w:hint="eastAsia" w:ascii="Times New Roman" w:hAnsi="Times New Roman" w:eastAsia="FangSong" w:cs="Times New Roman"/>
-        </w:rPr>
-        <w:t>而</w:t>
-      </w:r>
-      <w:r>
-        <w:rPr>
-          <w:rFonts w:ascii="Times New Roman" w:hAnsi="Times New Roman" w:eastAsia="Times New Roman" w:cs="Times New Roman"/>
-        </w:rPr>
-        <w:t xml:space="preserve"> NaOH、KOH </w:t>
-      </w:r>
-      <w:r>
-        <w:rPr>
-          <w:rFonts w:hint="eastAsia" w:ascii="Times New Roman" w:hAnsi="Times New Roman" w:eastAsia="FangSong" w:cs="Times New Roman"/>
-        </w:rPr>
-        <w:t>是强碱</w:t>
-      </w:r>
-      <w:r>
-        <w:rPr>
-          <w:rFonts w:hint="eastAsia" w:ascii="Times New Roman" w:hAnsi="Times New Roman" w:eastAsia="Times New Roman" w:cs="Times New Roman"/>
-        </w:rPr>
-        <w:t>。</w:t>
+          <w:rFonts w:hint="eastAsia" w:ascii="Times New Roman" w:hAnsi="Times New Roman" w:eastAsia="Times New Roman" w:cs="Times New Roman"/>
+        </w:rPr>
+        <w:t>15.4）</w:t>
+      </w:r>
+      <w:r>
+        <w:rPr>
+          <w:rFonts w:hint="eastAsia" w:ascii="Times New Roman" w:hAnsi="Times New Roman" w:eastAsia="FangSong" w:cs="Times New Roman"/>
+        </w:rPr>
+        <w:t>如何以</w:t>
+      </w:r>
+      <w:r>
+        <w:rPr>
+          <w:rFonts w:ascii="Times New Roman" w:hAnsi="Times New Roman" w:eastAsia="Times New Roman" w:cs="Times New Roman"/>
+        </w:rPr>
+        <w:t xml:space="preserve"> MgCO</w:t>
+      </w:r>
+      <w:r>
+        <w:rPr>
+          <w:rFonts w:ascii="Times New Roman" w:hAnsi="Times New Roman" w:eastAsia="Times New Roman" w:cs="Times New Roman"/>
+          <w:vertAlign w:val="subscript"/>
+        </w:rPr>
+        <w:t>3</w:t>
+      </w:r>
+      <w:r>
+        <w:rPr>
+          <w:rFonts w:ascii="Times New Roman" w:hAnsi="Times New Roman" w:eastAsia="Times New Roman" w:cs="Times New Roman"/>
+        </w:rPr>
+        <w:t xml:space="preserve"> </w:t>
+      </w:r>
+      <w:r>
+        <w:rPr>
+          <w:rFonts w:hint="eastAsia" w:ascii="Times New Roman" w:hAnsi="Times New Roman" w:eastAsia="FangSong" w:cs="Times New Roman"/>
+        </w:rPr>
+        <w:t xml:space="preserve">为原料制备无水</w:t>
+      </w:r>
+      <w:r>
+        <w:rPr>
+          <w:rFonts w:ascii="Times New Roman" w:hAnsi="Times New Roman" w:eastAsia="Times New Roman" w:cs="Times New Roman"/>
+        </w:rPr>
+        <w:t xml:space="preserve"> </w:t>
+      </w:r>
+      <w:r>
+        <w:rPr>
+          <w:rFonts w:hint="eastAsia" w:ascii="Times New Roman" w:hAnsi="Times New Roman" w:eastAsia="Times New Roman" w:cs="Times New Roman"/>
+        </w:rPr>
+        <w:t>MgCl</w:t>
+      </w:r>
+      <w:r>
+        <w:rPr>
+          <w:rFonts w:hint="eastAsia" w:ascii="Times New Roman" w:hAnsi="Times New Roman" w:eastAsia="Times New Roman" w:cs="Times New Roman"/>
+          <w:vertAlign w:val="subscript"/>
+        </w:rPr>
+        <w:t>2</w:t>
+      </w:r>
+      <w:r>
+        <w:rPr>
+          <w:rFonts w:hint="eastAsia" w:ascii="Times New Roman" w:hAnsi="Times New Roman" w:eastAsia="Times New Roman" w:cs="Times New Roman"/>
+        </w:rPr>
+        <w:t>？</w:t>
       </w:r>
     </w:p>
     <w:p>
@@ -32472,15 +33127,94 @@
       </w:r>
       <w:r>
         <w:rPr>
+          <w:rFonts w:hint="eastAsia" w:ascii="Times New Roman" w:hAnsi="Times New Roman" w:eastAsia="Times New Roman" w:cs="Times New Roman"/>
+        </w:rPr>
+        <w:t>（</w:t>
+      </w:r>
+      <w:r>
+        <w:rPr>
+          <w:rFonts w:hint="eastAsia" w:ascii="Times New Roman" w:hAnsi="Times New Roman" w:eastAsia="FangSong" w:cs="Times New Roman"/>
+        </w:rPr>
+        <w:t>普化原理</w:t>
+      </w:r>
+      <w:r>
+        <w:rPr>
           <w:rFonts w:ascii="Times New Roman" w:hAnsi="Times New Roman" w:eastAsia="Times New Roman" w:cs="Times New Roman"/>
         </w:rPr>
         <w:t xml:space="preserve"> </w:t>
       </w:r>
       <w:r>
         <w:rPr>
-          <w:rFonts w:hint="eastAsia" w:ascii="Times New Roman" w:hAnsi="Times New Roman" w:eastAsia="FangSong" w:cs="Times New Roman"/>
-        </w:rPr>
-        <w:t>列出对角线规则三组元素</w:t>
+          <w:rFonts w:hint="eastAsia" w:ascii="Times New Roman" w:hAnsi="Times New Roman" w:eastAsia="Times New Roman" w:cs="Times New Roman"/>
+        </w:rPr>
+        <w:t>15.11）</w:t>
+      </w:r>
+      <w:r>
+        <w:rPr>
+          <w:rFonts w:hint="eastAsia" w:ascii="Times New Roman" w:hAnsi="Times New Roman" w:eastAsia="FangSong" w:cs="Times New Roman"/>
+        </w:rPr>
+        <w:t>固体</w:t>
+      </w:r>
+      <w:r>
+        <w:rPr>
+          <w:rFonts w:ascii="Times New Roman" w:hAnsi="Times New Roman" w:eastAsia="Times New Roman" w:cs="Times New Roman"/>
+        </w:rPr>
+        <w:t xml:space="preserve"> BeCl</w:t>
+      </w:r>
+      <w:r>
+        <w:rPr>
+          <w:rFonts w:ascii="Times New Roman" w:hAnsi="Times New Roman" w:eastAsia="Times New Roman" w:cs="Times New Roman"/>
+          <w:vertAlign w:val="subscript"/>
+        </w:rPr>
+        <w:t>2</w:t>
+      </w:r>
+      <w:r>
+        <w:rPr>
+          <w:rFonts w:ascii="Times New Roman" w:hAnsi="Times New Roman" w:eastAsia="Times New Roman" w:cs="Times New Roman"/>
+        </w:rPr>
+        <w:t xml:space="preserve"> </w:t>
+      </w:r>
+      <w:r>
+        <w:rPr>
+          <w:rFonts w:hint="eastAsia" w:ascii="Times New Roman" w:hAnsi="Times New Roman" w:eastAsia="FangSong" w:cs="Times New Roman"/>
+        </w:rPr>
+        <w:t>被称为</w:t>
+      </w:r>
+      <w:r>
+        <w:rPr>
+          <w:rFonts w:hint="eastAsia" w:ascii="Times New Roman" w:hAnsi="Times New Roman" w:eastAsia="Times New Roman" w:cs="Times New Roman"/>
+        </w:rPr>
+        <w:t>「</w:t>
+      </w:r>
+      <w:r>
+        <w:rPr>
+          <w:rFonts w:hint="eastAsia" w:ascii="Times New Roman" w:hAnsi="Times New Roman" w:eastAsia="FangSong" w:cs="Times New Roman"/>
+        </w:rPr>
+        <w:t>缺电子化合物</w:t>
+      </w:r>
+      <w:r>
+        <w:rPr>
+          <w:rFonts w:hint="eastAsia" w:ascii="Times New Roman" w:hAnsi="Times New Roman" w:eastAsia="Times New Roman" w:cs="Times New Roman"/>
+        </w:rPr>
+        <w:t>」，</w:t>
+      </w:r>
+      <w:r>
+        <w:rPr>
+          <w:rFonts w:hint="eastAsia" w:ascii="Times New Roman" w:hAnsi="Times New Roman" w:eastAsia="FangSong" w:cs="Times New Roman"/>
+        </w:rPr>
+        <w:t>其中的</w:t>
+      </w:r>
+      <w:r>
+        <w:rPr>
+          <w:rFonts w:ascii="Times New Roman" w:hAnsi="Times New Roman" w:eastAsia="Times New Roman" w:cs="Times New Roman"/>
+        </w:rPr>
+        <w:t xml:space="preserve"> Be </w:t>
+      </w:r>
+      <w:r>
+        <w:rPr>
+          <w:rFonts w:hint="eastAsia" w:ascii="Times New Roman" w:hAnsi="Times New Roman" w:eastAsia="FangSong" w:cs="Times New Roman"/>
+        </w:rPr>
+        <w:t>采用四配位方式与氯结合</w:t>
       </w:r>
       <w:r>
         <w:rPr>
@@ -32492,7 +33226,125 @@
         <w:rPr>
           <w:rFonts w:hint="eastAsia" w:ascii="Times New Roman" w:hAnsi="Times New Roman" w:eastAsia="FangSong" w:cs="Times New Roman"/>
         </w:rPr>
-        <w:t>各举一个性质相似的具体例子</w:t>
+        <w:t>试推测</w:t>
+      </w:r>
+      <w:r>
+        <w:rPr>
+          <w:rFonts w:ascii="Times New Roman" w:hAnsi="Times New Roman" w:eastAsia="Times New Roman" w:cs="Times New Roman"/>
+        </w:rPr>
+        <w:t xml:space="preserve"> BeCl</w:t>
+      </w:r>
+      <w:r>
+        <w:rPr>
+          <w:rFonts w:ascii="Times New Roman" w:hAnsi="Times New Roman" w:eastAsia="Times New Roman" w:cs="Times New Roman"/>
+          <w:vertAlign w:val="subscript"/>
+        </w:rPr>
+        <w:t>2</w:t>
+      </w:r>
+      <w:r>
+        <w:rPr>
+          <w:rFonts w:ascii="Times New Roman" w:hAnsi="Times New Roman" w:eastAsia="Times New Roman" w:cs="Times New Roman"/>
+        </w:rPr>
+        <w:t xml:space="preserve"> </w:t>
+      </w:r>
+      <w:r>
+        <w:rPr>
+          <w:rFonts w:hint="eastAsia" w:ascii="Times New Roman" w:hAnsi="Times New Roman" w:eastAsia="FangSong" w:cs="Times New Roman"/>
+        </w:rPr>
+        <w:t xml:space="preserve">中</w:t>
+      </w:r>
+      <w:r>
+        <w:rPr>
+          <w:rFonts w:ascii="Times New Roman" w:hAnsi="Times New Roman" w:eastAsia="Times New Roman" w:cs="Times New Roman"/>
+        </w:rPr>
+        <w:t xml:space="preserve"> Be—Cl </w:t>
+      </w:r>
+      <w:r>
+        <w:rPr>
+          <w:rFonts w:hint="eastAsia" w:ascii="Times New Roman" w:hAnsi="Times New Roman" w:eastAsia="FangSong" w:cs="Times New Roman"/>
+        </w:rPr>
+        <w:t>的连接方式</w:t>
+      </w:r>
+      <w:r>
+        <w:rPr>
+          <w:rFonts w:hint="eastAsia" w:ascii="Times New Roman" w:hAnsi="Times New Roman" w:eastAsia="Times New Roman" w:cs="Times New Roman"/>
+        </w:rPr>
+        <w:t>。</w:t>
+      </w:r>
+      <w:r>
+        <w:rPr>
+          <w:rFonts w:hint="eastAsia" w:ascii="Times New Roman" w:hAnsi="Times New Roman" w:eastAsia="FangSong" w:cs="Times New Roman"/>
+        </w:rPr>
+        <w:t>气态</w:t>
+      </w:r>
+      <w:r>
+        <w:rPr>
+          <w:rFonts w:ascii="Times New Roman" w:hAnsi="Times New Roman" w:eastAsia="Times New Roman" w:cs="Times New Roman"/>
+        </w:rPr>
+        <w:t xml:space="preserve"> AlCl</w:t>
+      </w:r>
+      <w:r>
+        <w:rPr>
+          <w:rFonts w:ascii="Times New Roman" w:hAnsi="Times New Roman" w:eastAsia="Times New Roman" w:cs="Times New Roman"/>
+          <w:vertAlign w:val="subscript"/>
+        </w:rPr>
+        <w:t>3</w:t>
+      </w:r>
+      <w:r>
+        <w:rPr>
+          <w:rFonts w:ascii="Times New Roman" w:hAnsi="Times New Roman" w:eastAsia="Times New Roman" w:cs="Times New Roman"/>
+        </w:rPr>
+        <w:t xml:space="preserve"> </w:t>
+      </w:r>
+      <w:r>
+        <w:rPr>
+          <w:rFonts w:hint="eastAsia" w:ascii="Times New Roman" w:hAnsi="Times New Roman" w:eastAsia="FangSong" w:cs="Times New Roman"/>
+        </w:rPr>
+        <w:t xml:space="preserve">中存在的是二聚体</w:t>
+      </w:r>
+      <w:r>
+        <w:rPr>
+          <w:rFonts w:ascii="Times New Roman" w:hAnsi="Times New Roman" w:eastAsia="Times New Roman" w:cs="Times New Roman"/>
+        </w:rPr>
+        <w:t xml:space="preserve"> </w:t>
+      </w:r>
+      <w:r>
+        <w:rPr>
+          <w:rFonts w:hint="eastAsia" w:ascii="Times New Roman" w:hAnsi="Times New Roman" w:eastAsia="Times New Roman" w:cs="Times New Roman"/>
+        </w:rPr>
+        <w:t>Al</w:t>
+      </w:r>
+      <w:r>
+        <w:rPr>
+          <w:rFonts w:hint="eastAsia" w:ascii="Times New Roman" w:hAnsi="Times New Roman" w:eastAsia="Times New Roman" w:cs="Times New Roman"/>
+          <w:vertAlign w:val="subscript"/>
+        </w:rPr>
+        <w:t>2</w:t>
+      </w:r>
+      <w:r>
+        <w:rPr>
+          <w:rFonts w:hint="eastAsia" w:ascii="Times New Roman" w:hAnsi="Times New Roman" w:eastAsia="Times New Roman" w:cs="Times New Roman"/>
+        </w:rPr>
+        <w:t>Cl</w:t>
+      </w:r>
+      <w:r>
+        <w:rPr>
+          <w:rFonts w:hint="eastAsia" w:ascii="Times New Roman" w:hAnsi="Times New Roman" w:eastAsia="Times New Roman" w:cs="Times New Roman"/>
+          <w:vertAlign w:val="subscript"/>
+        </w:rPr>
+        <w:t>6</w:t>
+      </w:r>
+      <w:r>
+        <w:rPr>
+          <w:rFonts w:hint="eastAsia" w:ascii="Times New Roman" w:hAnsi="Times New Roman" w:eastAsia="Times New Roman" w:cs="Times New Roman"/>
+        </w:rPr>
+        <w:t>，</w:t>
+      </w:r>
+      <w:r>
+        <w:rPr>
+          <w:rFonts w:hint="eastAsia" w:ascii="Times New Roman" w:hAnsi="Times New Roman" w:eastAsia="FangSong" w:cs="Times New Roman"/>
+        </w:rPr>
+        <w:t>写出其结构简式</w:t>
       </w:r>
       <w:r>
         <w:rPr>
@@ -32515,40 +33367,106 @@
       </w:r>
       <w:r>
         <w:rPr>
+          <w:rFonts w:hint="eastAsia" w:ascii="Times New Roman" w:hAnsi="Times New Roman" w:eastAsia="Times New Roman" w:cs="Times New Roman"/>
+        </w:rPr>
+        <w:t>（</w:t>
+      </w:r>
+      <w:r>
+        <w:rPr>
+          <w:rFonts w:hint="eastAsia" w:ascii="Times New Roman" w:hAnsi="Times New Roman" w:eastAsia="FangSong" w:cs="Times New Roman"/>
+        </w:rPr>
+        <w:t>普化原理</w:t>
+      </w:r>
+      <w:r>
+        <w:rPr>
           <w:rFonts w:ascii="Times New Roman" w:hAnsi="Times New Roman" w:eastAsia="Times New Roman" w:cs="Times New Roman"/>
         </w:rPr>
         <w:t xml:space="preserve"> </w:t>
       </w:r>
       <w:r>
         <w:rPr>
-          <w:rFonts w:hint="eastAsia" w:ascii="Times New Roman" w:hAnsi="Times New Roman" w:eastAsia="FangSong" w:cs="Times New Roman"/>
-        </w:rPr>
-        <w:t xml:space="preserve">用</w:t>
-      </w:r>
-      <w:r>
-        <w:rPr>
-          <w:rFonts w:ascii="Times New Roman" w:hAnsi="Times New Roman" w:eastAsia="Times New Roman" w:cs="Times New Roman"/>
-        </w:rPr>
-        <w:t xml:space="preserve"> VSEPR </w:t>
-      </w:r>
-      <w:r>
-        <w:rPr>
-          <w:rFonts w:hint="eastAsia" w:ascii="Times New Roman" w:hAnsi="Times New Roman" w:eastAsia="FangSong" w:cs="Times New Roman"/>
-        </w:rPr>
-        <w:t xml:space="preserve">预测</w:t>
-      </w:r>
-      <w:r>
-        <w:rPr>
-          <w:rFonts w:ascii="Times New Roman" w:hAnsi="Times New Roman" w:eastAsia="Times New Roman" w:cs="Times New Roman"/>
-        </w:rPr>
-        <w:t xml:space="preserve"> XeF</w:t>
-      </w:r>
-      <w:r>
-        <w:rPr>
-          <w:rFonts w:ascii="Times New Roman" w:hAnsi="Times New Roman" w:eastAsia="Times New Roman" w:cs="Times New Roman"/>
+          <w:rFonts w:hint="eastAsia" w:ascii="Times New Roman" w:hAnsi="Times New Roman" w:eastAsia="Times New Roman" w:cs="Times New Roman"/>
+        </w:rPr>
+        <w:t>15.29）</w:t>
+      </w:r>
+      <w:r>
+        <w:rPr>
+          <w:rFonts w:hint="eastAsia" w:ascii="Times New Roman" w:hAnsi="Times New Roman" w:eastAsia="FangSong" w:cs="Times New Roman"/>
+        </w:rPr>
+        <w:t>在实验室长久盛放下列试剂的容器</w:t>
+      </w:r>
+      <w:r>
+        <w:rPr>
+          <w:rFonts w:hint="eastAsia" w:ascii="Times New Roman" w:hAnsi="Times New Roman" w:eastAsia="Times New Roman" w:cs="Times New Roman"/>
+        </w:rPr>
+        <w:t>，</w:t>
+      </w:r>
+      <w:r>
+        <w:rPr>
+          <w:rFonts w:hint="eastAsia" w:ascii="Times New Roman" w:hAnsi="Times New Roman" w:eastAsia="FangSong" w:cs="Times New Roman"/>
+        </w:rPr>
+        <w:t>常常会产生一些固体沉积物沾在器壁或留在器底</w:t>
+      </w:r>
+      <w:r>
+        <w:rPr>
+          <w:rFonts w:hint="eastAsia" w:ascii="Times New Roman" w:hAnsi="Times New Roman" w:eastAsia="Times New Roman" w:cs="Times New Roman"/>
+        </w:rPr>
+        <w:t>，</w:t>
+      </w:r>
+      <w:r>
+        <w:rPr>
+          <w:rFonts w:hint="eastAsia" w:ascii="Times New Roman" w:hAnsi="Times New Roman" w:eastAsia="FangSong" w:cs="Times New Roman"/>
+        </w:rPr>
+        <w:t>这些沉积物分别是什么</w:t>
+      </w:r>
+      <w:r>
+        <w:rPr>
+          <w:rFonts w:hint="eastAsia" w:ascii="Times New Roman" w:hAnsi="Times New Roman" w:eastAsia="Times New Roman" w:cs="Times New Roman"/>
+        </w:rPr>
+        <w:t>？</w:t>
+      </w:r>
+      <w:r>
+        <w:rPr>
+          <w:rFonts w:hint="eastAsia" w:ascii="Times New Roman" w:hAnsi="Times New Roman" w:eastAsia="FangSong" w:cs="Times New Roman"/>
+        </w:rPr>
+        <w:t>为了去除这些沉积物</w:t>
+      </w:r>
+      <w:r>
+        <w:rPr>
+          <w:rFonts w:hint="eastAsia" w:ascii="Times New Roman" w:hAnsi="Times New Roman" w:eastAsia="Times New Roman" w:cs="Times New Roman"/>
+        </w:rPr>
+        <w:t>，</w:t>
+      </w:r>
+      <w:r>
+        <w:rPr>
+          <w:rFonts w:hint="eastAsia" w:ascii="Times New Roman" w:hAnsi="Times New Roman" w:eastAsia="FangSong" w:cs="Times New Roman"/>
+        </w:rPr>
+        <w:t>分别常用哪些试剂</w:t>
+      </w:r>
+      <w:r>
+        <w:rPr>
+          <w:rFonts w:hint="eastAsia" w:ascii="Times New Roman" w:hAnsi="Times New Roman" w:eastAsia="Times New Roman" w:cs="Times New Roman"/>
+        </w:rPr>
+        <w:t>？——</w:t>
+      </w:r>
+      <w:r>
+        <w:rPr>
+          <w:rFonts w:hint="eastAsia" w:ascii="Times New Roman" w:hAnsi="Times New Roman" w:eastAsia="FangSong" w:cs="Times New Roman"/>
+        </w:rPr>
+        <w:t>石灰水</w:t>
+      </w:r>
+      <w:r>
+        <w:rPr>
+          <w:rFonts w:hint="eastAsia" w:ascii="Times New Roman" w:hAnsi="Times New Roman" w:eastAsia="Times New Roman" w:cs="Times New Roman"/>
+        </w:rPr>
+        <w:t>、KMnO</w:t>
+      </w:r>
+      <w:r>
+        <w:rPr>
+          <w:rFonts w:hint="eastAsia" w:ascii="Times New Roman" w:hAnsi="Times New Roman" w:eastAsia="Times New Roman" w:cs="Times New Roman"/>
           <w:vertAlign w:val="subscript"/>
         </w:rPr>
-        <w:t>6</w:t>
+        <w:t>4</w:t>
       </w:r>
       <w:r>
         <w:rPr>
@@ -32560,7 +33478,320 @@
         <w:rPr>
           <w:rFonts w:hint="eastAsia" w:ascii="Times New Roman" w:hAnsi="Times New Roman" w:eastAsia="FangSong" w:cs="Times New Roman"/>
         </w:rPr>
-        <w:t>的构型</w:t>
+        <w:t>溶液</w:t>
+      </w:r>
+      <w:r>
+        <w:rPr>
+          <w:rFonts w:hint="eastAsia" w:ascii="Times New Roman" w:hAnsi="Times New Roman" w:eastAsia="Times New Roman" w:cs="Times New Roman"/>
+        </w:rPr>
+        <w:t>、FeSO</w:t>
+      </w:r>
+      <w:r>
+        <w:rPr>
+          <w:rFonts w:hint="eastAsia" w:ascii="Times New Roman" w:hAnsi="Times New Roman" w:eastAsia="Times New Roman" w:cs="Times New Roman"/>
+          <w:vertAlign w:val="subscript"/>
+        </w:rPr>
+        <w:t>4</w:t>
+      </w:r>
+      <w:r>
+        <w:rPr>
+          <w:rFonts w:ascii="Times New Roman" w:hAnsi="Times New Roman" w:eastAsia="Times New Roman" w:cs="Times New Roman"/>
+        </w:rPr>
+        <w:t xml:space="preserve"> </w:t>
+      </w:r>
+      <w:r>
+        <w:rPr>
+          <w:rFonts w:hint="eastAsia" w:ascii="Times New Roman" w:hAnsi="Times New Roman" w:eastAsia="FangSong" w:cs="Times New Roman"/>
+        </w:rPr>
+        <w:t>溶液</w:t>
+      </w:r>
+      <w:r>
+        <w:rPr>
+          <w:rFonts w:hint="eastAsia" w:ascii="Times New Roman" w:hAnsi="Times New Roman" w:eastAsia="Times New Roman" w:cs="Times New Roman"/>
+        </w:rPr>
+        <w:t>、</w:t>
+      </w:r>
+      <w:r>
+        <w:rPr>
+          <w:rFonts w:hint="eastAsia" w:ascii="Times New Roman" w:hAnsi="Times New Roman" w:eastAsia="FangSong" w:cs="Times New Roman"/>
+        </w:rPr>
+        <w:t>饱和</w:t>
+      </w:r>
+      <w:r>
+        <w:rPr>
+          <w:rFonts w:ascii="Times New Roman" w:hAnsi="Times New Roman" w:eastAsia="Times New Roman" w:cs="Times New Roman"/>
+        </w:rPr>
+        <w:t xml:space="preserve"> H</w:t>
+      </w:r>
+      <w:r>
+        <w:rPr>
+          <w:rFonts w:ascii="Times New Roman" w:hAnsi="Times New Roman" w:eastAsia="Times New Roman" w:cs="Times New Roman"/>
+          <w:vertAlign w:val="subscript"/>
+        </w:rPr>
+        <w:t>2</w:t>
+      </w:r>
+      <w:r>
+        <w:rPr>
+          <w:rFonts w:ascii="Times New Roman" w:hAnsi="Times New Roman" w:eastAsia="Times New Roman" w:cs="Times New Roman"/>
+        </w:rPr>
+        <w:t xml:space="preserve">S </w:t>
+      </w:r>
+      <w:r>
+        <w:rPr>
+          <w:rFonts w:hint="eastAsia" w:ascii="Times New Roman" w:hAnsi="Times New Roman" w:eastAsia="FangSong" w:cs="Times New Roman"/>
+        </w:rPr>
+        <w:t>水</w:t>
+      </w:r>
+      <w:r>
+        <w:rPr>
+          <w:rFonts w:hint="eastAsia" w:ascii="Times New Roman" w:hAnsi="Times New Roman" w:eastAsia="Times New Roman" w:cs="Times New Roman"/>
+        </w:rPr>
+        <w:t>、</w:t>
+      </w:r>
+      <w:r>
+        <w:rPr>
+          <w:rFonts w:hint="eastAsia" w:ascii="Times New Roman" w:hAnsi="Times New Roman" w:eastAsia="FangSong" w:cs="Times New Roman"/>
+        </w:rPr>
+        <w:t>碘水</w:t>
+      </w:r>
+      <w:r>
+        <w:rPr>
+          <w:rFonts w:hint="eastAsia" w:ascii="Times New Roman" w:hAnsi="Times New Roman" w:eastAsia="Times New Roman" w:cs="Times New Roman"/>
+        </w:rPr>
+        <w:t>。</w:t>
+      </w:r>
+    </w:p>
+    <w:p>
+      <w:pPr>
+        <w:spacing w:before="160" w:after="80"/>
+      </w:pPr>
+      <w:r>
+        <w:pict>
+          <v:rect style="width:0;height:1.5pt" o:hralign="center" o:hrstd="t" o:hr="t"/>
+        </w:pict>
+      </w:r>
+    </w:p>
+    <w:bookmarkEnd w:id="58"/>
+    <w:bookmarkStart w:id="59" w:name="十一参考答案与提示"/>
+    <w:p>
+      <w:pPr>
+        <w:pStyle w:val="Heading2"/>
+        <w:spacing w:before="280" w:after="120"/>
+      </w:pPr>
+      <w:r>
+        <w:rPr>
+          <w:rFonts w:hint="eastAsia" w:ascii="Times New Roman" w:hAnsi="Times New Roman" w:eastAsia="SimHei" w:cs="Times New Roman"/>
+        </w:rPr>
+        <w:t>十一</w:t>
+      </w:r>
+      <w:r>
+        <w:rPr>
+          <w:rFonts w:hint="eastAsia" w:ascii="Times New Roman" w:hAnsi="Times New Roman" w:eastAsia="Times New Roman" w:cs="Times New Roman"/>
+        </w:rPr>
+        <w:t>、</w:t>
+      </w:r>
+      <w:r>
+        <w:rPr>
+          <w:rFonts w:hint="eastAsia" w:ascii="Times New Roman" w:hAnsi="Times New Roman" w:eastAsia="SimHei" w:cs="Times New Roman"/>
+        </w:rPr>
+        <w:t>参考答案与提示</w:t>
+      </w:r>
+    </w:p>
+    <w:p>
+      <w:pPr>
+        <w:pStyle w:val="FirstParagraph"/>
+      </w:pPr>
+      <w:r>
+        <w:rPr>
+          <w:rFonts w:ascii="Times New Roman" w:hAnsi="Times New Roman" w:eastAsia="Times New Roman" w:cs="Times New Roman"/>
+          <w:b/>
+          <w:bCs/>
+        </w:rPr>
+        <w:t xml:space="preserve">1.</w:t>
+      </w:r>
+      <w:r>
+        <w:rPr>
+          <w:rFonts w:ascii="Times New Roman" w:hAnsi="Times New Roman" w:eastAsia="Times New Roman" w:cs="Times New Roman"/>
+        </w:rPr>
+        <w:t xml:space="preserve"> </w:t>
+      </w:r>
+      <w:r>
+        <w:rPr>
+          <w:rFonts w:hint="eastAsia" w:ascii="Times New Roman" w:hAnsi="Times New Roman" w:eastAsia="FangSong" w:cs="Times New Roman"/>
+        </w:rPr>
+        <w:t>粗盐溶解后依次加入</w:t>
+      </w:r>
+      <w:r>
+        <w:rPr>
+          <w:rFonts w:hint="eastAsia" w:ascii="Times New Roman" w:hAnsi="Times New Roman" w:eastAsia="Times New Roman" w:cs="Times New Roman"/>
+        </w:rPr>
+        <w:t>：①</w:t>
+      </w:r>
+      <w:r>
+        <w:rPr>
+          <w:rFonts w:ascii="Times New Roman" w:hAnsi="Times New Roman" w:eastAsia="Times New Roman" w:cs="Times New Roman"/>
+        </w:rPr>
+        <w:t xml:space="preserve"> BaCl</w:t>
+      </w:r>
+      <w:r>
+        <w:rPr>
+          <w:rFonts w:ascii="Times New Roman" w:hAnsi="Times New Roman" w:eastAsia="Times New Roman" w:cs="Times New Roman"/>
+          <w:vertAlign w:val="subscript"/>
+        </w:rPr>
+        <w:t>2</w:t>
+      </w:r>
+      <w:r>
+        <w:rPr>
+          <w:rFonts w:ascii="Times New Roman" w:hAnsi="Times New Roman" w:eastAsia="Times New Roman" w:cs="Times New Roman"/>
+        </w:rPr>
+        <w:t xml:space="preserve"> </w:t>
+      </w:r>
+      <w:r>
+        <w:rPr>
+          <w:rFonts w:hint="eastAsia" w:ascii="Times New Roman" w:hAnsi="Times New Roman" w:eastAsia="FangSong" w:cs="Times New Roman"/>
+        </w:rPr>
+        <w:t xml:space="preserve">除去</w:t>
+      </w:r>
+      <w:r>
+        <w:rPr>
+          <w:rFonts w:ascii="Times New Roman" w:hAnsi="Times New Roman" w:eastAsia="Times New Roman" w:cs="Times New Roman"/>
+        </w:rPr>
+        <w:t xml:space="preserve"> </w:t>
+      </w:r>
+      <w:r>
+        <w:rPr>
+          <w:rFonts w:hint="eastAsia" w:ascii="Times New Roman" w:hAnsi="Times New Roman" w:eastAsia="Times New Roman" w:cs="Times New Roman"/>
+        </w:rPr>
+        <w:t>SO</w:t>
+      </w:r>
+      <w:r>
+        <w:rPr>
+          <w:rFonts w:hint="eastAsia" w:ascii="Times New Roman" w:hAnsi="Times New Roman" w:eastAsia="Times New Roman" w:cs="Times New Roman"/>
+          <w:vertAlign w:val="subscript"/>
+        </w:rPr>
+        <w:t>4</w:t>
+      </w:r>
+      <w:r>
+        <w:rPr>
+          <w:rFonts w:hint="eastAsia" w:ascii="Times New Roman" w:hAnsi="Times New Roman" w:eastAsia="Times New Roman" w:cs="Times New Roman"/>
+          <w:vertAlign w:val="superscript"/>
+        </w:rPr>
+        <w:t>2-</w:t>
+      </w:r>
+      <w:r>
+        <w:rPr>
+          <w:rFonts w:hint="eastAsia" w:ascii="Times New Roman" w:hAnsi="Times New Roman" w:eastAsia="Times New Roman" w:cs="Times New Roman"/>
+        </w:rPr>
+        <w:t>（Ba</w:t>
+      </w:r>
+      <w:r>
+        <w:rPr>
+          <w:rFonts w:hint="eastAsia" w:ascii="Times New Roman" w:hAnsi="Times New Roman" w:eastAsia="Times New Roman" w:cs="Times New Roman"/>
+          <w:vertAlign w:val="superscript"/>
+        </w:rPr>
+        <w:t>2+</w:t>
+      </w:r>
+      <w:r>
+        <w:rPr>
+          <w:rFonts w:ascii="Times New Roman" w:hAnsi="Times New Roman" w:eastAsia="Times New Roman" w:cs="Times New Roman"/>
+        </w:rPr>
+        <w:t xml:space="preserve"> + SO</w:t>
+      </w:r>
+      <w:r>
+        <w:rPr>
+          <w:rFonts w:ascii="Times New Roman" w:hAnsi="Times New Roman" w:eastAsia="Times New Roman" w:cs="Times New Roman"/>
+          <w:vertAlign w:val="subscript"/>
+        </w:rPr>
+        <w:t>4</w:t>
+      </w:r>
+      <w:r>
+        <w:rPr>
+          <w:rFonts w:ascii="Times New Roman" w:hAnsi="Times New Roman" w:eastAsia="Times New Roman" w:cs="Times New Roman"/>
+          <w:vertAlign w:val="superscript"/>
+        </w:rPr>
+        <w:t>2-</w:t>
+      </w:r>
+      <w:r>
+        <w:rPr>
+          <w:rFonts w:ascii="Times New Roman" w:hAnsi="Times New Roman" w:eastAsia="Times New Roman" w:cs="Times New Roman"/>
+        </w:rPr>
+        <w:t xml:space="preserve"> → </w:t>
+      </w:r>
+      <w:r>
+        <w:rPr>
+          <w:rFonts w:hint="eastAsia" w:ascii="Times New Roman" w:hAnsi="Times New Roman" w:eastAsia="Times New Roman" w:cs="Times New Roman"/>
+        </w:rPr>
+        <w:t>BaSO</w:t>
+      </w:r>
+      <w:r>
+        <w:rPr>
+          <w:rFonts w:hint="eastAsia" w:ascii="Times New Roman" w:hAnsi="Times New Roman" w:eastAsia="Times New Roman" w:cs="Times New Roman"/>
+          <w:vertAlign w:val="subscript"/>
+        </w:rPr>
+        <w:t>4</w:t>
+      </w:r>
+      <w:r>
+        <w:rPr>
+          <w:rFonts w:hint="eastAsia" w:ascii="Times New Roman" w:hAnsi="Times New Roman" w:eastAsia="Times New Roman" w:cs="Times New Roman"/>
+        </w:rPr>
+        <w:t>↓；BaCl</w:t>
+      </w:r>
+      <w:r>
+        <w:rPr>
+          <w:rFonts w:hint="eastAsia" w:ascii="Times New Roman" w:hAnsi="Times New Roman" w:eastAsia="Times New Roman" w:cs="Times New Roman"/>
+          <w:vertAlign w:val="subscript"/>
+        </w:rPr>
+        <w:t>2</w:t>
+      </w:r>
+      <w:r>
+        <w:rPr>
+          <w:rFonts w:ascii="Times New Roman" w:hAnsi="Times New Roman" w:eastAsia="Times New Roman" w:cs="Times New Roman"/>
+        </w:rPr>
+        <w:t xml:space="preserve"> </w:t>
+      </w:r>
+      <w:r>
+        <w:rPr>
+          <w:rFonts w:hint="eastAsia" w:ascii="Times New Roman" w:hAnsi="Times New Roman" w:eastAsia="FangSong" w:cs="Times New Roman"/>
+        </w:rPr>
+        <w:t xml:space="preserve">须先于</w:t>
+      </w:r>
+      <w:r>
+        <w:rPr>
+          <w:rFonts w:ascii="Times New Roman" w:hAnsi="Times New Roman" w:eastAsia="Times New Roman" w:cs="Times New Roman"/>
+        </w:rPr>
+        <w:t xml:space="preserve"> Na</w:t>
+      </w:r>
+      <w:r>
+        <w:rPr>
+          <w:rFonts w:ascii="Times New Roman" w:hAnsi="Times New Roman" w:eastAsia="Times New Roman" w:cs="Times New Roman"/>
+          <w:vertAlign w:val="subscript"/>
+        </w:rPr>
+        <w:t>2</w:t>
+      </w:r>
+      <w:r>
+        <w:rPr>
+          <w:rFonts w:ascii="Times New Roman" w:hAnsi="Times New Roman" w:eastAsia="Times New Roman" w:cs="Times New Roman"/>
+        </w:rPr>
+        <w:t>CO</w:t>
+      </w:r>
+      <w:r>
+        <w:rPr>
+          <w:rFonts w:ascii="Times New Roman" w:hAnsi="Times New Roman" w:eastAsia="Times New Roman" w:cs="Times New Roman"/>
+          <w:vertAlign w:val="subscript"/>
+        </w:rPr>
+        <w:t>3</w:t>
+      </w:r>
+      <w:r>
+        <w:rPr>
+          <w:rFonts w:ascii="Times New Roman" w:hAnsi="Times New Roman" w:eastAsia="Times New Roman" w:cs="Times New Roman"/>
+        </w:rPr>
+        <w:t xml:space="preserve"> </w:t>
+      </w:r>
+      <w:r>
+        <w:rPr>
+          <w:rFonts w:hint="eastAsia" w:ascii="Times New Roman" w:hAnsi="Times New Roman" w:eastAsia="FangSong" w:cs="Times New Roman"/>
+        </w:rPr>
+        <w:t>加入</w:t>
       </w:r>
       <w:r>
         <w:rPr>
@@ -32572,13 +33803,336 @@
         <w:rPr>
           <w:rFonts w:hint="eastAsia" w:ascii="Times New Roman" w:hAnsi="Times New Roman" w:eastAsia="FangSong" w:cs="Times New Roman"/>
         </w:rPr>
-        <w:t>写出杂化方式和孤对电子数</w:t>
-      </w:r>
-      <w:r>
-        <w:rPr>
-          <w:rFonts w:hint="eastAsia" w:ascii="Times New Roman" w:hAnsi="Times New Roman" w:eastAsia="Times New Roman" w:cs="Times New Roman"/>
-        </w:rPr>
-        <w:t>。</w:t>
+        <w:t>以便后一步除去过量</w:t>
+      </w:r>
+      <w:r>
+        <w:rPr>
+          <w:rFonts w:ascii="Times New Roman" w:hAnsi="Times New Roman" w:eastAsia="Times New Roman" w:cs="Times New Roman"/>
+        </w:rPr>
+        <w:t xml:space="preserve"> </w:t>
+      </w:r>
+      <w:r>
+        <w:rPr>
+          <w:rFonts w:hint="eastAsia" w:ascii="Times New Roman" w:hAnsi="Times New Roman" w:eastAsia="Times New Roman" w:cs="Times New Roman"/>
+        </w:rPr>
+        <w:t>Ba</w:t>
+      </w:r>
+      <w:r>
+        <w:rPr>
+          <w:rFonts w:hint="eastAsia" w:ascii="Times New Roman" w:hAnsi="Times New Roman" w:eastAsia="Times New Roman" w:cs="Times New Roman"/>
+          <w:vertAlign w:val="superscript"/>
+        </w:rPr>
+        <w:t>2+</w:t>
+      </w:r>
+      <w:r>
+        <w:rPr>
+          <w:rFonts w:hint="eastAsia" w:ascii="Times New Roman" w:hAnsi="Times New Roman" w:eastAsia="Times New Roman" w:cs="Times New Roman"/>
+        </w:rPr>
+        <w:t>）；②</w:t>
+      </w:r>
+      <w:r>
+        <w:rPr>
+          <w:rFonts w:ascii="Times New Roman" w:hAnsi="Times New Roman" w:eastAsia="Times New Roman" w:cs="Times New Roman"/>
+        </w:rPr>
+        <w:t xml:space="preserve"> NaOH </w:t>
+      </w:r>
+      <w:r>
+        <w:rPr>
+          <w:rFonts w:hint="eastAsia" w:ascii="Times New Roman" w:hAnsi="Times New Roman" w:eastAsia="FangSong" w:cs="Times New Roman"/>
+        </w:rPr>
+        <w:t xml:space="preserve">除去</w:t>
+      </w:r>
+      <w:r>
+        <w:rPr>
+          <w:rFonts w:ascii="Times New Roman" w:hAnsi="Times New Roman" w:eastAsia="Times New Roman" w:cs="Times New Roman"/>
+        </w:rPr>
+        <w:t xml:space="preserve"> </w:t>
+      </w:r>
+      <w:r>
+        <w:rPr>
+          <w:rFonts w:hint="eastAsia" w:ascii="Times New Roman" w:hAnsi="Times New Roman" w:eastAsia="Times New Roman" w:cs="Times New Roman"/>
+        </w:rPr>
+        <w:t>Mg</w:t>
+      </w:r>
+      <w:r>
+        <w:rPr>
+          <w:rFonts w:hint="eastAsia" w:ascii="Times New Roman" w:hAnsi="Times New Roman" w:eastAsia="Times New Roman" w:cs="Times New Roman"/>
+          <w:vertAlign w:val="superscript"/>
+        </w:rPr>
+        <w:t>2+</w:t>
+      </w:r>
+      <w:r>
+        <w:rPr>
+          <w:rFonts w:hint="eastAsia" w:ascii="Times New Roman" w:hAnsi="Times New Roman" w:eastAsia="Times New Roman" w:cs="Times New Roman"/>
+        </w:rPr>
+        <w:t>、Fe</w:t>
+      </w:r>
+      <w:r>
+        <w:rPr>
+          <w:rFonts w:hint="eastAsia" w:ascii="Times New Roman" w:hAnsi="Times New Roman" w:eastAsia="Times New Roman" w:cs="Times New Roman"/>
+          <w:vertAlign w:val="superscript"/>
+        </w:rPr>
+        <w:t>3+</w:t>
+      </w:r>
+      <w:r>
+        <w:rPr>
+          <w:rFonts w:hint="eastAsia" w:ascii="Times New Roman" w:hAnsi="Times New Roman" w:eastAsia="Times New Roman" w:cs="Times New Roman"/>
+        </w:rPr>
+        <w:t>；③</w:t>
+      </w:r>
+      <w:r>
+        <w:rPr>
+          <w:rFonts w:ascii="Times New Roman" w:hAnsi="Times New Roman" w:eastAsia="Times New Roman" w:cs="Times New Roman"/>
+        </w:rPr>
+        <w:t xml:space="preserve"> Na</w:t>
+      </w:r>
+      <w:r>
+        <w:rPr>
+          <w:rFonts w:ascii="Times New Roman" w:hAnsi="Times New Roman" w:eastAsia="Times New Roman" w:cs="Times New Roman"/>
+          <w:vertAlign w:val="subscript"/>
+        </w:rPr>
+        <w:t>2</w:t>
+      </w:r>
+      <w:r>
+        <w:rPr>
+          <w:rFonts w:ascii="Times New Roman" w:hAnsi="Times New Roman" w:eastAsia="Times New Roman" w:cs="Times New Roman"/>
+        </w:rPr>
+        <w:t>CO</w:t>
+      </w:r>
+      <w:r>
+        <w:rPr>
+          <w:rFonts w:ascii="Times New Roman" w:hAnsi="Times New Roman" w:eastAsia="Times New Roman" w:cs="Times New Roman"/>
+          <w:vertAlign w:val="subscript"/>
+        </w:rPr>
+        <w:t>3</w:t>
+      </w:r>
+      <w:r>
+        <w:rPr>
+          <w:rFonts w:ascii="Times New Roman" w:hAnsi="Times New Roman" w:eastAsia="Times New Roman" w:cs="Times New Roman"/>
+        </w:rPr>
+        <w:t xml:space="preserve"> </w:t>
+      </w:r>
+      <w:r>
+        <w:rPr>
+          <w:rFonts w:hint="eastAsia" w:ascii="Times New Roman" w:hAnsi="Times New Roman" w:eastAsia="FangSong" w:cs="Times New Roman"/>
+        </w:rPr>
+        <w:t xml:space="preserve">除去</w:t>
+      </w:r>
+      <w:r>
+        <w:rPr>
+          <w:rFonts w:ascii="Times New Roman" w:hAnsi="Times New Roman" w:eastAsia="Times New Roman" w:cs="Times New Roman"/>
+        </w:rPr>
+        <w:t xml:space="preserve"> </w:t>
+      </w:r>
+      <w:r>
+        <w:rPr>
+          <w:rFonts w:hint="eastAsia" w:ascii="Times New Roman" w:hAnsi="Times New Roman" w:eastAsia="Times New Roman" w:cs="Times New Roman"/>
+        </w:rPr>
+        <w:t>Ca</w:t>
+      </w:r>
+      <w:r>
+        <w:rPr>
+          <w:rFonts w:hint="eastAsia" w:ascii="Times New Roman" w:hAnsi="Times New Roman" w:eastAsia="Times New Roman" w:cs="Times New Roman"/>
+          <w:vertAlign w:val="superscript"/>
+        </w:rPr>
+        <w:t>2+</w:t>
+      </w:r>
+      <w:r>
+        <w:rPr>
+          <w:rFonts w:hint="eastAsia" w:ascii="Times New Roman" w:hAnsi="Times New Roman" w:eastAsia="Times New Roman" w:cs="Times New Roman"/>
+        </w:rPr>
+        <w:t>、</w:t>
+      </w:r>
+      <w:r>
+        <w:rPr>
+          <w:rFonts w:hint="eastAsia" w:ascii="Times New Roman" w:hAnsi="Times New Roman" w:eastAsia="FangSong" w:cs="Times New Roman"/>
+        </w:rPr>
+        <w:t>过量</w:t>
+      </w:r>
+      <w:r>
+        <w:rPr>
+          <w:rFonts w:ascii="Times New Roman" w:hAnsi="Times New Roman" w:eastAsia="Times New Roman" w:cs="Times New Roman"/>
+        </w:rPr>
+        <w:t xml:space="preserve"> </w:t>
+      </w:r>
+      <w:r>
+        <w:rPr>
+          <w:rFonts w:hint="eastAsia" w:ascii="Times New Roman" w:hAnsi="Times New Roman" w:eastAsia="Times New Roman" w:cs="Times New Roman"/>
+        </w:rPr>
+        <w:t>Ba</w:t>
+      </w:r>
+      <w:r>
+        <w:rPr>
+          <w:rFonts w:hint="eastAsia" w:ascii="Times New Roman" w:hAnsi="Times New Roman" w:eastAsia="Times New Roman" w:cs="Times New Roman"/>
+          <w:vertAlign w:val="superscript"/>
+        </w:rPr>
+        <w:t>2+</w:t>
+      </w:r>
+      <w:r>
+        <w:rPr>
+          <w:rFonts w:hint="eastAsia" w:ascii="Times New Roman" w:hAnsi="Times New Roman" w:eastAsia="Times New Roman" w:cs="Times New Roman"/>
+        </w:rPr>
+        <w:t>；④</w:t>
+      </w:r>
+      <w:r>
+        <w:rPr>
+          <w:rFonts w:ascii="Times New Roman" w:hAnsi="Times New Roman" w:eastAsia="Times New Roman" w:cs="Times New Roman"/>
+        </w:rPr>
+        <w:t xml:space="preserve"> </w:t>
+      </w:r>
+      <w:r>
+        <w:rPr>
+          <w:rFonts w:hint="eastAsia" w:ascii="Times New Roman" w:hAnsi="Times New Roman" w:eastAsia="FangSong" w:cs="Times New Roman"/>
+        </w:rPr>
+        <w:t>过滤后加盐酸中和至弱酸性</w:t>
+      </w:r>
+      <w:r>
+        <w:rPr>
+          <w:rFonts w:hint="eastAsia" w:ascii="Times New Roman" w:hAnsi="Times New Roman" w:eastAsia="Times New Roman" w:cs="Times New Roman"/>
+        </w:rPr>
+        <w:t>（</w:t>
+      </w:r>
+      <w:r>
+        <w:rPr>
+          <w:rFonts w:hint="eastAsia" w:ascii="Times New Roman" w:hAnsi="Times New Roman" w:eastAsia="FangSong" w:cs="Times New Roman"/>
+        </w:rPr>
+        <w:t>除去</w:t>
+      </w:r>
+      <w:r>
+        <w:rPr>
+          <w:rFonts w:ascii="Times New Roman" w:hAnsi="Times New Roman" w:eastAsia="Times New Roman" w:cs="Times New Roman"/>
+        </w:rPr>
+        <w:t xml:space="preserve"> </w:t>
+      </w:r>
+      <w:r>
+        <w:rPr>
+          <w:rFonts w:hint="eastAsia" w:ascii="Times New Roman" w:hAnsi="Times New Roman" w:eastAsia="Times New Roman" w:cs="Times New Roman"/>
+        </w:rPr>
+        <w:t>CO</w:t>
+      </w:r>
+      <w:r>
+        <w:rPr>
+          <w:rFonts w:hint="eastAsia" w:ascii="Times New Roman" w:hAnsi="Times New Roman" w:eastAsia="Times New Roman" w:cs="Times New Roman"/>
+          <w:vertAlign w:val="subscript"/>
+        </w:rPr>
+        <w:t>3</w:t>
+      </w:r>
+      <w:r>
+        <w:rPr>
+          <w:rFonts w:hint="eastAsia" w:ascii="Times New Roman" w:hAnsi="Times New Roman" w:eastAsia="Times New Roman" w:cs="Times New Roman"/>
+          <w:vertAlign w:val="superscript"/>
+        </w:rPr>
+        <w:t>2-</w:t>
+      </w:r>
+      <w:r>
+        <w:rPr>
+          <w:rFonts w:hint="eastAsia" w:ascii="Times New Roman" w:hAnsi="Times New Roman" w:eastAsia="Times New Roman" w:cs="Times New Roman"/>
+        </w:rPr>
+        <w:t>、OH</w:t>
+      </w:r>
+      <w:r>
+        <w:rPr>
+          <w:rFonts w:hint="eastAsia" w:ascii="Times New Roman" w:hAnsi="Times New Roman" w:eastAsia="Times New Roman" w:cs="Times New Roman"/>
+          <w:vertAlign w:val="superscript"/>
+        </w:rPr>
+        <w:t>-</w:t>
+      </w:r>
+      <w:r>
+        <w:rPr>
+          <w:rFonts w:hint="eastAsia" w:ascii="Times New Roman" w:hAnsi="Times New Roman" w:eastAsia="Times New Roman" w:cs="Times New Roman"/>
+        </w:rPr>
+        <w:t>）；⑤</w:t>
+      </w:r>
+      <w:r>
+        <w:rPr>
+          <w:rFonts w:ascii="Times New Roman" w:hAnsi="Times New Roman" w:eastAsia="Times New Roman" w:cs="Times New Roman"/>
+        </w:rPr>
+        <w:t xml:space="preserve"> </w:t>
+      </w:r>
+      <w:r>
+        <w:rPr>
+          <w:rFonts w:hint="eastAsia" w:ascii="Times New Roman" w:hAnsi="Times New Roman" w:eastAsia="FangSong" w:cs="Times New Roman"/>
+        </w:rPr>
+        <w:t>蒸发结晶</w:t>
+      </w:r>
+      <w:r>
+        <w:rPr>
+          <w:rFonts w:hint="eastAsia" w:ascii="Times New Roman" w:hAnsi="Times New Roman" w:eastAsia="Times New Roman" w:cs="Times New Roman"/>
+        </w:rPr>
+        <w:t>。K</w:t>
+      </w:r>
+      <w:r>
+        <w:rPr>
+          <w:rFonts w:hint="eastAsia" w:ascii="Times New Roman" w:hAnsi="Times New Roman" w:eastAsia="Times New Roman" w:cs="Times New Roman"/>
+          <w:vertAlign w:val="superscript"/>
+        </w:rPr>
+        <w:t>+</w:t>
+      </w:r>
+      <w:r>
+        <w:rPr>
+          <w:rFonts w:ascii="Times New Roman" w:hAnsi="Times New Roman" w:eastAsia="Times New Roman" w:cs="Times New Roman"/>
+        </w:rPr>
+        <w:t xml:space="preserve"> </w:t>
+      </w:r>
+      <w:r>
+        <w:rPr>
+          <w:rFonts w:hint="eastAsia" w:ascii="Times New Roman" w:hAnsi="Times New Roman" w:eastAsia="FangSong" w:cs="Times New Roman"/>
+        </w:rPr>
+        <w:t xml:space="preserve">含量高时利用</w:t>
+      </w:r>
+      <w:r>
+        <w:rPr>
+          <w:rFonts w:ascii="Times New Roman" w:hAnsi="Times New Roman" w:eastAsia="Times New Roman" w:cs="Times New Roman"/>
+        </w:rPr>
+        <w:t xml:space="preserve"> KCl </w:t>
+      </w:r>
+      <w:r>
+        <w:rPr>
+          <w:rFonts w:hint="eastAsia" w:ascii="Times New Roman" w:hAnsi="Times New Roman" w:eastAsia="FangSong" w:cs="Times New Roman"/>
+        </w:rPr>
+        <w:t>低温溶解度小</w:t>
+      </w:r>
+      <w:r>
+        <w:rPr>
+          <w:rFonts w:hint="eastAsia" w:ascii="Times New Roman" w:hAnsi="Times New Roman" w:eastAsia="Times New Roman" w:cs="Times New Roman"/>
+        </w:rPr>
+        <w:t>，</w:t>
+      </w:r>
+      <w:r>
+        <w:rPr>
+          <w:rFonts w:hint="eastAsia" w:ascii="Times New Roman" w:hAnsi="Times New Roman" w:eastAsia="FangSong" w:cs="Times New Roman"/>
+        </w:rPr>
+        <w:t>母液冷却析出</w:t>
+      </w:r>
+      <w:r>
+        <w:rPr>
+          <w:rFonts w:hint="eastAsia" w:ascii="Times New Roman" w:hAnsi="Times New Roman" w:eastAsia="Times New Roman" w:cs="Times New Roman"/>
+        </w:rPr>
+        <w:t>。（</w:t>
+      </w:r>
+      <w:r>
+        <w:rPr>
+          <w:rFonts w:hint="eastAsia" w:ascii="Times New Roman" w:hAnsi="Times New Roman" w:eastAsia="FangSong" w:cs="Times New Roman"/>
+        </w:rPr>
+        <w:t>原书未附解答</w:t>
+      </w:r>
+      <w:r>
+        <w:rPr>
+          <w:rFonts w:hint="eastAsia" w:ascii="Times New Roman" w:hAnsi="Times New Roman" w:eastAsia="Times New Roman" w:cs="Times New Roman"/>
+        </w:rPr>
+        <w:t>，</w:t>
+      </w:r>
+      <w:r>
+        <w:rPr>
+          <w:rFonts w:hint="eastAsia" w:ascii="Times New Roman" w:hAnsi="Times New Roman" w:eastAsia="FangSong" w:cs="Times New Roman"/>
+        </w:rPr>
+        <w:t>方案经组内复核</w:t>
+      </w:r>
+      <w:r>
+        <w:rPr>
+          <w:rFonts w:hint="eastAsia" w:ascii="Times New Roman" w:hAnsi="Times New Roman" w:eastAsia="Times New Roman" w:cs="Times New Roman"/>
+        </w:rPr>
+        <w:t>）</w:t>
       </w:r>
     </w:p>
     <w:p>
@@ -32591,7 +34145,7 @@
           <w:b/>
           <w:bCs/>
         </w:rPr>
-        <w:t xml:space="preserve">6.</w:t>
+        <w:t xml:space="preserve">5.</w:t>
       </w:r>
       <w:r>
         <w:rPr>
@@ -32601,19 +34155,112 @@
       </w:r>
       <w:r>
         <w:rPr>
-          <w:rFonts w:ascii="Times New Roman" w:hAnsi="Times New Roman" w:eastAsia="Times New Roman" w:cs="Times New Roman"/>
-        </w:rPr>
-        <w:t>BeCl</w:t>
-      </w:r>
-      <w:r>
-        <w:rPr>
-          <w:rFonts w:ascii="Times New Roman" w:hAnsi="Times New Roman" w:eastAsia="Times New Roman" w:cs="Times New Roman"/>
+          <w:rFonts w:hint="eastAsia" w:ascii="Times New Roman" w:hAnsi="Times New Roman" w:eastAsia="FangSong" w:cs="Times New Roman"/>
+        </w:rPr>
+        <w:t xml:space="preserve">石灰水</w:t>
+      </w:r>
+      <w:r>
+        <w:rPr>
+          <w:rFonts w:ascii="Times New Roman" w:hAnsi="Times New Roman" w:eastAsia="Times New Roman" w:cs="Times New Roman"/>
+        </w:rPr>
+        <w:t xml:space="preserve"> → </w:t>
+      </w:r>
+      <w:r>
+        <w:rPr>
+          <w:rFonts w:hint="eastAsia" w:ascii="Times New Roman" w:hAnsi="Times New Roman" w:eastAsia="Times New Roman" w:cs="Times New Roman"/>
+        </w:rPr>
+        <w:t>CaCO</w:t>
+      </w:r>
+      <w:r>
+        <w:rPr>
+          <w:rFonts w:hint="eastAsia" w:ascii="Times New Roman" w:hAnsi="Times New Roman" w:eastAsia="Times New Roman" w:cs="Times New Roman"/>
           <w:vertAlign w:val="subscript"/>
         </w:rPr>
+        <w:t>3</w:t>
+      </w:r>
+      <w:r>
+        <w:rPr>
+          <w:rFonts w:hint="eastAsia" w:ascii="Times New Roman" w:hAnsi="Times New Roman" w:eastAsia="Times New Roman" w:cs="Times New Roman"/>
+        </w:rPr>
+        <w:t>（</w:t>
+      </w:r>
+      <w:r>
+        <w:rPr>
+          <w:rFonts w:hint="eastAsia" w:ascii="Times New Roman" w:hAnsi="Times New Roman" w:eastAsia="FangSong" w:cs="Times New Roman"/>
+        </w:rPr>
+        <w:t>盐酸</w:t>
+      </w:r>
+      <w:r>
+        <w:rPr>
+          <w:rFonts w:hint="eastAsia" w:ascii="Times New Roman" w:hAnsi="Times New Roman" w:eastAsia="Times New Roman" w:cs="Times New Roman"/>
+        </w:rPr>
+        <w:t>）；KMnO</w:t>
+      </w:r>
+      <w:r>
+        <w:rPr>
+          <w:rFonts w:hint="eastAsia" w:ascii="Times New Roman" w:hAnsi="Times New Roman" w:eastAsia="Times New Roman" w:cs="Times New Roman"/>
+          <w:vertAlign w:val="subscript"/>
+        </w:rPr>
+        <w:t>4</w:t>
+      </w:r>
+      <w:r>
+        <w:rPr>
+          <w:rFonts w:ascii="Times New Roman" w:hAnsi="Times New Roman" w:eastAsia="Times New Roman" w:cs="Times New Roman"/>
+        </w:rPr>
+        <w:t xml:space="preserve"> </w:t>
+      </w:r>
+      <w:r>
+        <w:rPr>
+          <w:rFonts w:hint="eastAsia" w:ascii="Times New Roman" w:hAnsi="Times New Roman" w:eastAsia="FangSong" w:cs="Times New Roman"/>
+        </w:rPr>
+        <w:t xml:space="preserve">溶液</w:t>
+      </w:r>
+      <w:r>
+        <w:rPr>
+          <w:rFonts w:ascii="Times New Roman" w:hAnsi="Times New Roman" w:eastAsia="Times New Roman" w:cs="Times New Roman"/>
+        </w:rPr>
+        <w:t xml:space="preserve"> → </w:t>
+      </w:r>
+      <w:r>
+        <w:rPr>
+          <w:rFonts w:hint="eastAsia" w:ascii="Times New Roman" w:hAnsi="Times New Roman" w:eastAsia="Times New Roman" w:cs="Times New Roman"/>
+        </w:rPr>
+        <w:t>MnO</w:t>
+      </w:r>
+      <w:r>
+        <w:rPr>
+          <w:rFonts w:hint="eastAsia" w:ascii="Times New Roman" w:hAnsi="Times New Roman" w:eastAsia="Times New Roman" w:cs="Times New Roman"/>
+          <w:vertAlign w:val="subscript"/>
+        </w:rPr>
         <w:t>2</w:t>
       </w:r>
       <w:r>
         <w:rPr>
+          <w:rFonts w:hint="eastAsia" w:ascii="Times New Roman" w:hAnsi="Times New Roman" w:eastAsia="Times New Roman" w:cs="Times New Roman"/>
+        </w:rPr>
+        <w:t>（</w:t>
+      </w:r>
+      <w:r>
+        <w:rPr>
+          <w:rFonts w:hint="eastAsia" w:ascii="Times New Roman" w:hAnsi="Times New Roman" w:eastAsia="FangSong" w:cs="Times New Roman"/>
+        </w:rPr>
+        <w:t>浓盐酸</w:t>
+      </w:r>
+      <w:r>
+        <w:rPr>
+          <w:rFonts w:hint="eastAsia" w:ascii="Times New Roman" w:hAnsi="Times New Roman" w:eastAsia="Times New Roman" w:cs="Times New Roman"/>
+        </w:rPr>
+        <w:t>）；FeSO</w:t>
+      </w:r>
+      <w:r>
+        <w:rPr>
+          <w:rFonts w:hint="eastAsia" w:ascii="Times New Roman" w:hAnsi="Times New Roman" w:eastAsia="Times New Roman" w:cs="Times New Roman"/>
+          <w:vertAlign w:val="subscript"/>
+        </w:rPr>
+        <w:t>4</w:t>
+      </w:r>
+      <w:r>
+        <w:rPr>
           <w:rFonts w:ascii="Times New Roman" w:hAnsi="Times New Roman" w:eastAsia="Times New Roman" w:cs="Times New Roman"/>
         </w:rPr>
         <w:t xml:space="preserve"> </w:t>
@@ -32622,58 +34269,113 @@
         <w:rPr>
           <w:rFonts w:hint="eastAsia" w:ascii="Times New Roman" w:hAnsi="Times New Roman" w:eastAsia="FangSong" w:cs="Times New Roman"/>
         </w:rPr>
-        <w:t>在气态与固态的结构分别是什么</w:t>
-      </w:r>
-      <w:r>
-        <w:rPr>
-          <w:rFonts w:hint="eastAsia" w:ascii="Times New Roman" w:hAnsi="Times New Roman" w:eastAsia="Times New Roman" w:cs="Times New Roman"/>
-        </w:rPr>
-        <w:t>？</w:t>
-      </w:r>
-      <w:r>
-        <w:rPr>
-          <w:rFonts w:hint="eastAsia" w:ascii="Times New Roman" w:hAnsi="Times New Roman" w:eastAsia="FangSong" w:cs="Times New Roman"/>
-        </w:rPr>
-        <w:t>用离子极化理论解释</w:t>
-      </w:r>
-      <w:r>
-        <w:rPr>
-          <w:rFonts w:hint="eastAsia" w:ascii="Times New Roman" w:hAnsi="Times New Roman" w:eastAsia="Times New Roman" w:cs="Times New Roman"/>
-        </w:rPr>
-        <w:t>。</w:t>
-      </w:r>
-    </w:p>
-    <w:bookmarkEnd w:id="57"/>
-    <w:bookmarkStart w:id="58" w:name="竞赛入门"/>
-    <w:p>
-      <w:pPr>
-        <w:pStyle w:val="Heading3"/>
-        <w:spacing w:before="280" w:after="120"/>
-      </w:pPr>
-      <w:r>
-        <w:rPr>
-          <w:rFonts w:ascii="Times New Roman" w:hAnsi="Times New Roman" w:eastAsia="Times New Roman" w:cs="Times New Roman"/>
-        </w:rPr>
-        <w:t xml:space="preserve">10.2 </w:t>
-      </w:r>
-      <w:r>
-        <w:rPr>
-          <w:rFonts w:hint="eastAsia" w:ascii="Times New Roman" w:hAnsi="Times New Roman" w:eastAsia="SimHei" w:cs="Times New Roman"/>
-        </w:rPr>
-        <w:t xml:space="preserve">竞赛入门</w:t>
-      </w:r>
-    </w:p>
-    <w:p>
-      <w:pPr>
-        <w:pStyle w:val="FirstParagraph"/>
-      </w:pPr>
-      <w:r>
-        <w:rPr>
-          <w:rFonts w:ascii="Times New Roman" w:hAnsi="Times New Roman" w:eastAsia="Times New Roman" w:cs="Times New Roman"/>
-          <w:b/>
-          <w:bCs/>
-        </w:rPr>
-        <w:t xml:space="preserve">7.</w:t>
+        <w:t xml:space="preserve">溶液</w:t>
+      </w:r>
+      <w:r>
+        <w:rPr>
+          <w:rFonts w:ascii="Times New Roman" w:hAnsi="Times New Roman" w:eastAsia="Times New Roman" w:cs="Times New Roman"/>
+        </w:rPr>
+        <w:t xml:space="preserve"> → </w:t>
+      </w:r>
+      <w:r>
+        <w:rPr>
+          <w:rFonts w:hint="eastAsia" w:ascii="Times New Roman" w:hAnsi="Times New Roman" w:eastAsia="Times New Roman" w:cs="Times New Roman"/>
+        </w:rPr>
+        <w:t>Fe</w:t>
+      </w:r>
+      <w:r>
+        <w:rPr>
+          <w:rFonts w:hint="eastAsia" w:ascii="Times New Roman" w:hAnsi="Times New Roman" w:eastAsia="Times New Roman" w:cs="Times New Roman"/>
+          <w:vertAlign w:val="subscript"/>
+        </w:rPr>
+        <w:t>2</w:t>
+      </w:r>
+      <w:r>
+        <w:rPr>
+          <w:rFonts w:hint="eastAsia" w:ascii="Times New Roman" w:hAnsi="Times New Roman" w:eastAsia="Times New Roman" w:cs="Times New Roman"/>
+        </w:rPr>
+        <w:t>O</w:t>
+      </w:r>
+      <w:r>
+        <w:rPr>
+          <w:rFonts w:hint="eastAsia" w:ascii="Times New Roman" w:hAnsi="Times New Roman" w:eastAsia="Times New Roman" w:cs="Times New Roman"/>
+          <w:vertAlign w:val="subscript"/>
+        </w:rPr>
+        <w:t>3</w:t>
+      </w:r>
+      <w:r>
+        <w:rPr>
+          <w:rFonts w:hint="eastAsia" w:ascii="Times New Roman" w:hAnsi="Times New Roman" w:eastAsia="Times New Roman" w:cs="Times New Roman"/>
+        </w:rPr>
+        <w:t>·xH</w:t>
+      </w:r>
+      <w:r>
+        <w:rPr>
+          <w:rFonts w:hint="eastAsia" w:ascii="Times New Roman" w:hAnsi="Times New Roman" w:eastAsia="Times New Roman" w:cs="Times New Roman"/>
+          <w:vertAlign w:val="subscript"/>
+        </w:rPr>
+        <w:t>2</w:t>
+      </w:r>
+      <w:r>
+        <w:rPr>
+          <w:rFonts w:hint="eastAsia" w:ascii="Times New Roman" w:hAnsi="Times New Roman" w:eastAsia="Times New Roman" w:cs="Times New Roman"/>
+        </w:rPr>
+        <w:t>O（</w:t>
+      </w:r>
+      <w:r>
+        <w:rPr>
+          <w:rFonts w:hint="eastAsia" w:ascii="Times New Roman" w:hAnsi="Times New Roman" w:eastAsia="FangSong" w:cs="Times New Roman"/>
+        </w:rPr>
+        <w:t>盐酸</w:t>
+      </w:r>
+      <w:r>
+        <w:rPr>
+          <w:rFonts w:hint="eastAsia" w:ascii="Times New Roman" w:hAnsi="Times New Roman" w:eastAsia="Times New Roman" w:cs="Times New Roman"/>
+        </w:rPr>
+        <w:t>）；</w:t>
+      </w:r>
+      <w:r>
+        <w:rPr>
+          <w:rFonts w:hint="eastAsia" w:ascii="Times New Roman" w:hAnsi="Times New Roman" w:eastAsia="FangSong" w:cs="Times New Roman"/>
+        </w:rPr>
+        <w:t>饱和</w:t>
+      </w:r>
+      <w:r>
+        <w:rPr>
+          <w:rFonts w:ascii="Times New Roman" w:hAnsi="Times New Roman" w:eastAsia="Times New Roman" w:cs="Times New Roman"/>
+        </w:rPr>
+        <w:t xml:space="preserve"> H</w:t>
+      </w:r>
+      <w:r>
+        <w:rPr>
+          <w:rFonts w:ascii="Times New Roman" w:hAnsi="Times New Roman" w:eastAsia="Times New Roman" w:cs="Times New Roman"/>
+          <w:vertAlign w:val="subscript"/>
+        </w:rPr>
+        <w:t>2</w:t>
+      </w:r>
+      <w:r>
+        <w:rPr>
+          <w:rFonts w:ascii="Times New Roman" w:hAnsi="Times New Roman" w:eastAsia="Times New Roman" w:cs="Times New Roman"/>
+        </w:rPr>
+        <w:t xml:space="preserve">S </w:t>
+      </w:r>
+      <w:r>
+        <w:rPr>
+          <w:rFonts w:hint="eastAsia" w:ascii="Times New Roman" w:hAnsi="Times New Roman" w:eastAsia="FangSong" w:cs="Times New Roman"/>
+        </w:rPr>
+        <w:t xml:space="preserve">水</w:t>
+      </w:r>
+      <w:r>
+        <w:rPr>
+          <w:rFonts w:ascii="Times New Roman" w:hAnsi="Times New Roman" w:eastAsia="Times New Roman" w:cs="Times New Roman"/>
+        </w:rPr>
+        <w:t xml:space="preserve"> → </w:t>
+      </w:r>
+      <w:r>
+        <w:rPr>
+          <w:rFonts w:hint="eastAsia" w:ascii="Times New Roman" w:hAnsi="Times New Roman" w:eastAsia="Times New Roman" w:cs="Times New Roman"/>
+        </w:rPr>
+        <w:t xml:space="preserve">S（NaOH</w:t>
       </w:r>
       <w:r>
         <w:rPr>
@@ -32685,49 +34387,44 @@
         <w:rPr>
           <w:rFonts w:hint="eastAsia" w:ascii="Times New Roman" w:hAnsi="Times New Roman" w:eastAsia="FangSong" w:cs="Times New Roman"/>
         </w:rPr>
-        <w:t xml:space="preserve">金属钾的制备采用</w:t>
-      </w:r>
-      <w:r>
-        <w:rPr>
-          <w:rFonts w:ascii="Times New Roman" w:hAnsi="Times New Roman" w:eastAsia="Times New Roman" w:cs="Times New Roman"/>
-        </w:rPr>
-        <w:t xml:space="preserve"> Na(l) + KCl(l) → NaCl(l) + </w:t>
-      </w:r>
-      <w:r>
-        <w:rPr>
-          <w:rFonts w:hint="eastAsia" w:ascii="Times New Roman" w:hAnsi="Times New Roman" w:eastAsia="Times New Roman" w:cs="Times New Roman"/>
-        </w:rPr>
-        <w:t>K(g)↑（850°C）。</w:t>
-      </w:r>
-      <w:r>
-        <w:rPr>
-          <w:rFonts w:hint="eastAsia" w:ascii="Times New Roman" w:hAnsi="Times New Roman" w:eastAsia="FangSong" w:cs="Times New Roman"/>
-        </w:rPr>
-        <w:t>已知</w:t>
-      </w:r>
-      <w:r>
-        <w:rPr>
-          <w:rFonts w:ascii="Times New Roman" w:hAnsi="Times New Roman" w:eastAsia="Times New Roman" w:cs="Times New Roman"/>
-        </w:rPr>
-        <w:t xml:space="preserve"> K </w:t>
-      </w:r>
-      <w:r>
-        <w:rPr>
-          <w:rFonts w:hint="eastAsia" w:ascii="Times New Roman" w:hAnsi="Times New Roman" w:eastAsia="FangSong" w:cs="Times New Roman"/>
-        </w:rPr>
-        <w:t xml:space="preserve">沸点</w:t>
-      </w:r>
-      <w:r>
-        <w:rPr>
-          <w:rFonts w:ascii="Times New Roman" w:hAnsi="Times New Roman" w:eastAsia="Times New Roman" w:cs="Times New Roman"/>
-        </w:rPr>
-        <w:t xml:space="preserve"> 759°C、Na </w:t>
-      </w:r>
-      <w:r>
-        <w:rPr>
-          <w:rFonts w:hint="eastAsia" w:ascii="Times New Roman" w:hAnsi="Times New Roman" w:eastAsia="FangSong" w:cs="Times New Roman"/>
-        </w:rPr>
-        <w:t xml:space="preserve">沸点</w:t>
+        <w:t>溶液</w:t>
+      </w:r>
+      <w:r>
+        <w:rPr>
+          <w:rFonts w:hint="eastAsia" w:ascii="Times New Roman" w:hAnsi="Times New Roman" w:eastAsia="Times New Roman" w:cs="Times New Roman"/>
+        </w:rPr>
+        <w:t>）；</w:t>
+      </w:r>
+      <w:r>
+        <w:rPr>
+          <w:rFonts w:hint="eastAsia" w:ascii="Times New Roman" w:hAnsi="Times New Roman" w:eastAsia="FangSong" w:cs="Times New Roman"/>
+        </w:rPr>
+        <w:t>碘水</w:t>
+      </w:r>
+      <w:r>
+        <w:rPr>
+          <w:rFonts w:ascii="Times New Roman" w:hAnsi="Times New Roman" w:eastAsia="Times New Roman" w:cs="Times New Roman"/>
+        </w:rPr>
+        <w:t xml:space="preserve"> → </w:t>
+      </w:r>
+      <w:r>
+        <w:rPr>
+          <w:rFonts w:hint="eastAsia" w:ascii="Times New Roman" w:hAnsi="Times New Roman" w:eastAsia="Times New Roman" w:cs="Times New Roman"/>
+        </w:rPr>
+        <w:t>I</w:t>
+      </w:r>
+      <w:r>
+        <w:rPr>
+          <w:rFonts w:hint="eastAsia" w:ascii="Times New Roman" w:hAnsi="Times New Roman" w:eastAsia="Times New Roman" w:cs="Times New Roman"/>
+          <w:vertAlign w:val="subscript"/>
+        </w:rPr>
+        <w:t>2</w:t>
+      </w:r>
+      <w:r>
+        <w:rPr>
+          <w:rFonts w:hint="eastAsia" w:ascii="Times New Roman" w:hAnsi="Times New Roman" w:eastAsia="Times New Roman" w:cs="Times New Roman"/>
+        </w:rPr>
+        <w:t>（NaOH</w:t>
       </w:r>
       <w:r>
         <w:rPr>
@@ -32737,33 +34434,15 @@
       </w:r>
       <w:r>
         <w:rPr>
-          <w:rFonts w:hint="eastAsia" w:ascii="Times New Roman" w:hAnsi="Times New Roman" w:eastAsia="Times New Roman" w:cs="Times New Roman"/>
-        </w:rPr>
-        <w:t>883°C。</w:t>
-      </w:r>
-      <w:r>
-        <w:rPr>
-          <w:rFonts w:hint="eastAsia" w:ascii="Times New Roman" w:hAnsi="Times New Roman" w:eastAsia="FangSong" w:cs="Times New Roman"/>
-        </w:rPr>
-        <w:t>分析该方法可行的热力学原因</w:t>
-      </w:r>
-      <w:r>
-        <w:rPr>
-          <w:rFonts w:hint="eastAsia" w:ascii="Times New Roman" w:hAnsi="Times New Roman" w:eastAsia="Times New Roman" w:cs="Times New Roman"/>
-        </w:rPr>
-        <w:t>，</w:t>
-      </w:r>
-      <w:r>
-        <w:rPr>
-          <w:rFonts w:hint="eastAsia" w:ascii="Times New Roman" w:hAnsi="Times New Roman" w:eastAsia="FangSong" w:cs="Times New Roman"/>
-        </w:rPr>
-        <w:t>该反应属于什么制备方法</w:t>
-      </w:r>
-      <w:r>
-        <w:rPr>
-          <w:rFonts w:hint="eastAsia" w:ascii="Times New Roman" w:hAnsi="Times New Roman" w:eastAsia="Times New Roman" w:cs="Times New Roman"/>
-        </w:rPr>
-        <w:t>？</w:t>
+          <w:rFonts w:hint="eastAsia" w:ascii="Times New Roman" w:hAnsi="Times New Roman" w:eastAsia="FangSong" w:cs="Times New Roman"/>
+        </w:rPr>
+        <w:t>溶液</w:t>
+      </w:r>
+      <w:r>
+        <w:rPr>
+          <w:rFonts w:hint="eastAsia" w:ascii="Times New Roman" w:hAnsi="Times New Roman" w:eastAsia="Times New Roman" w:cs="Times New Roman"/>
+        </w:rPr>
+        <w:t>）。</w:t>
       </w:r>
     </w:p>
     <w:p>
@@ -32776,7 +34455,7 @@
           <w:b/>
           <w:bCs/>
         </w:rPr>
-        <w:t xml:space="preserve">8.</w:t>
+        <w:t xml:space="preserve">7.</w:t>
       </w:r>
       <w:r>
         <w:rPr>
@@ -32786,48 +34465,283 @@
       </w:r>
       <w:r>
         <w:rPr>
-          <w:rFonts w:hint="eastAsia" w:ascii="Times New Roman" w:hAnsi="Times New Roman" w:eastAsia="FangSong" w:cs="Times New Roman"/>
-        </w:rPr>
-        <w:t xml:space="preserve">含</w:t>
-      </w:r>
-      <w:r>
-        <w:rPr>
-          <w:rFonts w:ascii="Times New Roman" w:hAnsi="Times New Roman" w:eastAsia="Times New Roman" w:cs="Times New Roman"/>
-        </w:rPr>
-        <w:t xml:space="preserve"> Li</w:t>
-      </w:r>
-      <w:r>
-        <w:rPr>
-          <w:rFonts w:ascii="Times New Roman" w:hAnsi="Times New Roman" w:eastAsia="Times New Roman" w:cs="Times New Roman"/>
+          <w:rFonts w:hint="eastAsia" w:ascii="Times New Roman" w:hAnsi="Times New Roman" w:eastAsia="Times New Roman" w:cs="Times New Roman"/>
+        </w:rPr>
+        <w:t>XeF</w:t>
+      </w:r>
+      <w:r>
+        <w:rPr>
+          <w:rFonts w:hint="eastAsia" w:ascii="Times New Roman" w:hAnsi="Times New Roman" w:eastAsia="Times New Roman" w:cs="Times New Roman"/>
+          <w:vertAlign w:val="subscript"/>
+        </w:rPr>
+        <w:t>2</w:t>
+      </w:r>
+      <w:r>
+        <w:rPr>
+          <w:rFonts w:hint="eastAsia" w:ascii="Times New Roman" w:hAnsi="Times New Roman" w:eastAsia="Times New Roman" w:cs="Times New Roman"/>
+        </w:rPr>
+        <w:t>：5</w:t>
+      </w:r>
+      <w:r>
+        <w:rPr>
+          <w:rFonts w:ascii="Times New Roman" w:hAnsi="Times New Roman" w:eastAsia="Times New Roman" w:cs="Times New Roman"/>
+        </w:rPr>
+        <w:t xml:space="preserve"> </w:t>
+      </w:r>
+      <w:r>
+        <w:rPr>
+          <w:rFonts w:hint="eastAsia" w:ascii="Times New Roman" w:hAnsi="Times New Roman" w:eastAsia="FangSong" w:cs="Times New Roman"/>
+        </w:rPr>
+        <w:t>对</w:t>
+      </w:r>
+      <w:r>
+        <w:rPr>
+          <w:rFonts w:hint="eastAsia" w:ascii="Times New Roman" w:hAnsi="Times New Roman" w:eastAsia="Times New Roman" w:cs="Times New Roman"/>
+        </w:rPr>
+        <w:t>（</w:t>
+      </w:r>
+      <w:r>
+        <w:rPr>
+          <w:rFonts w:hint="eastAsia" w:ascii="Times New Roman" w:hAnsi="Times New Roman" w:eastAsia="FangSong" w:cs="Times New Roman"/>
+        </w:rPr>
+        <w:t>成键</w:t>
+      </w:r>
+      <w:r>
+        <w:rPr>
+          <w:rFonts w:ascii="Times New Roman" w:hAnsi="Times New Roman" w:eastAsia="Times New Roman" w:cs="Times New Roman"/>
+        </w:rPr>
+        <w:t xml:space="preserve"> 2 + </w:t>
+      </w:r>
+      <w:r>
+        <w:rPr>
+          <w:rFonts w:hint="eastAsia" w:ascii="Times New Roman" w:hAnsi="Times New Roman" w:eastAsia="FangSong" w:cs="Times New Roman"/>
+        </w:rPr>
+        <w:t xml:space="preserve">孤对</w:t>
+      </w:r>
+      <w:r>
+        <w:rPr>
+          <w:rFonts w:ascii="Times New Roman" w:hAnsi="Times New Roman" w:eastAsia="Times New Roman" w:cs="Times New Roman"/>
+        </w:rPr>
+        <w:t xml:space="preserve"> </w:t>
+      </w:r>
+      <w:r>
+        <w:rPr>
+          <w:rFonts w:hint="eastAsia" w:ascii="Times New Roman" w:hAnsi="Times New Roman" w:eastAsia="Times New Roman" w:cs="Times New Roman"/>
+        </w:rPr>
+        <w:t xml:space="preserve">3）→</w:t>
+      </w:r>
+      <w:r>
+        <w:rPr>
+          <w:rFonts w:ascii="Times New Roman" w:hAnsi="Times New Roman" w:eastAsia="Times New Roman" w:cs="Times New Roman"/>
+        </w:rPr>
+        <w:t xml:space="preserve"> </w:t>
+      </w:r>
+      <w:r>
+        <w:rPr>
+          <w:rFonts w:hint="eastAsia" w:ascii="Times New Roman" w:hAnsi="Times New Roman" w:eastAsia="Times New Roman" w:cs="Times New Roman"/>
+        </w:rPr>
+        <w:t>sp</w:t>
+      </w:r>
+      <w:r>
+        <w:rPr>
+          <w:rFonts w:hint="eastAsia" w:ascii="Times New Roman" w:hAnsi="Times New Roman" w:eastAsia="Times New Roman" w:cs="Times New Roman"/>
           <w:vertAlign w:val="superscript"/>
         </w:rPr>
-        <w:t>+</w:t>
-      </w:r>
-      <w:r>
-        <w:rPr>
-          <w:rFonts w:ascii="Times New Roman" w:hAnsi="Times New Roman" w:eastAsia="Times New Roman" w:cs="Times New Roman"/>
-        </w:rPr>
-        <w:t>/Na</w:t>
-      </w:r>
-      <w:r>
-        <w:rPr>
-          <w:rFonts w:ascii="Times New Roman" w:hAnsi="Times New Roman" w:eastAsia="Times New Roman" w:cs="Times New Roman"/>
+        <w:t>3</w:t>
+      </w:r>
+      <w:r>
+        <w:rPr>
+          <w:rFonts w:hint="eastAsia" w:ascii="Times New Roman" w:hAnsi="Times New Roman" w:eastAsia="Times New Roman" w:cs="Times New Roman"/>
+        </w:rPr>
+        <w:t>d，</w:t>
+      </w:r>
+      <w:r>
+        <w:rPr>
+          <w:rFonts w:hint="eastAsia" w:ascii="Times New Roman" w:hAnsi="Times New Roman" w:eastAsia="FangSong" w:cs="Times New Roman"/>
+        </w:rPr>
+        <w:t>直线形</w:t>
+      </w:r>
+      <w:r>
+        <w:rPr>
+          <w:rFonts w:hint="eastAsia" w:ascii="Times New Roman" w:hAnsi="Times New Roman" w:eastAsia="Times New Roman" w:cs="Times New Roman"/>
+        </w:rPr>
+        <w:t>（AX</w:t>
+      </w:r>
+      <w:r>
+        <w:rPr>
+          <w:rFonts w:hint="eastAsia" w:ascii="Times New Roman" w:hAnsi="Times New Roman" w:eastAsia="Times New Roman" w:cs="Times New Roman"/>
+          <w:vertAlign w:val="subscript"/>
+        </w:rPr>
+        <w:t>2</w:t>
+      </w:r>
+      <w:r>
+        <w:rPr>
+          <w:rFonts w:hint="eastAsia" w:ascii="Times New Roman" w:hAnsi="Times New Roman" w:eastAsia="Times New Roman" w:cs="Times New Roman"/>
+        </w:rPr>
+        <w:t>E</w:t>
+      </w:r>
+      <w:r>
+        <w:rPr>
+          <w:rFonts w:hint="eastAsia" w:ascii="Times New Roman" w:hAnsi="Times New Roman" w:eastAsia="Times New Roman" w:cs="Times New Roman"/>
+          <w:vertAlign w:val="subscript"/>
+        </w:rPr>
+        <w:t>3</w:t>
+      </w:r>
+      <w:r>
+        <w:rPr>
+          <w:rFonts w:hint="eastAsia" w:ascii="Times New Roman" w:hAnsi="Times New Roman" w:eastAsia="Times New Roman" w:cs="Times New Roman"/>
+        </w:rPr>
+        <w:t>）；XeF</w:t>
+      </w:r>
+      <w:r>
+        <w:rPr>
+          <w:rFonts w:hint="eastAsia" w:ascii="Times New Roman" w:hAnsi="Times New Roman" w:eastAsia="Times New Roman" w:cs="Times New Roman"/>
+          <w:vertAlign w:val="subscript"/>
+        </w:rPr>
+        <w:t>4</w:t>
+      </w:r>
+      <w:r>
+        <w:rPr>
+          <w:rFonts w:hint="eastAsia" w:ascii="Times New Roman" w:hAnsi="Times New Roman" w:eastAsia="Times New Roman" w:cs="Times New Roman"/>
+        </w:rPr>
+        <w:t>：6</w:t>
+      </w:r>
+      <w:r>
+        <w:rPr>
+          <w:rFonts w:ascii="Times New Roman" w:hAnsi="Times New Roman" w:eastAsia="Times New Roman" w:cs="Times New Roman"/>
+        </w:rPr>
+        <w:t xml:space="preserve"> </w:t>
+      </w:r>
+      <w:r>
+        <w:rPr>
+          <w:rFonts w:hint="eastAsia" w:ascii="Times New Roman" w:hAnsi="Times New Roman" w:eastAsia="FangSong" w:cs="Times New Roman"/>
+        </w:rPr>
+        <w:t>对</w:t>
+      </w:r>
+      <w:r>
+        <w:rPr>
+          <w:rFonts w:hint="eastAsia" w:ascii="Times New Roman" w:hAnsi="Times New Roman" w:eastAsia="Times New Roman" w:cs="Times New Roman"/>
+        </w:rPr>
+        <w:t>（</w:t>
+      </w:r>
+      <w:r>
+        <w:rPr>
+          <w:rFonts w:hint="eastAsia" w:ascii="Times New Roman" w:hAnsi="Times New Roman" w:eastAsia="FangSong" w:cs="Times New Roman"/>
+        </w:rPr>
+        <w:t>成键</w:t>
+      </w:r>
+      <w:r>
+        <w:rPr>
+          <w:rFonts w:ascii="Times New Roman" w:hAnsi="Times New Roman" w:eastAsia="Times New Roman" w:cs="Times New Roman"/>
+        </w:rPr>
+        <w:t xml:space="preserve"> 4 + </w:t>
+      </w:r>
+      <w:r>
+        <w:rPr>
+          <w:rFonts w:hint="eastAsia" w:ascii="Times New Roman" w:hAnsi="Times New Roman" w:eastAsia="FangSong" w:cs="Times New Roman"/>
+        </w:rPr>
+        <w:t xml:space="preserve">孤对</w:t>
+      </w:r>
+      <w:r>
+        <w:rPr>
+          <w:rFonts w:ascii="Times New Roman" w:hAnsi="Times New Roman" w:eastAsia="Times New Roman" w:cs="Times New Roman"/>
+        </w:rPr>
+        <w:t xml:space="preserve"> </w:t>
+      </w:r>
+      <w:r>
+        <w:rPr>
+          <w:rFonts w:hint="eastAsia" w:ascii="Times New Roman" w:hAnsi="Times New Roman" w:eastAsia="Times New Roman" w:cs="Times New Roman"/>
+        </w:rPr>
+        <w:t xml:space="preserve">2）→</w:t>
+      </w:r>
+      <w:r>
+        <w:rPr>
+          <w:rFonts w:ascii="Times New Roman" w:hAnsi="Times New Roman" w:eastAsia="Times New Roman" w:cs="Times New Roman"/>
+        </w:rPr>
+        <w:t xml:space="preserve"> </w:t>
+      </w:r>
+      <w:r>
+        <w:rPr>
+          <w:rFonts w:hint="eastAsia" w:ascii="Times New Roman" w:hAnsi="Times New Roman" w:eastAsia="Times New Roman" w:cs="Times New Roman"/>
+        </w:rPr>
+        <w:t>sp</w:t>
+      </w:r>
+      <w:r>
+        <w:rPr>
+          <w:rFonts w:hint="eastAsia" w:ascii="Times New Roman" w:hAnsi="Times New Roman" w:eastAsia="Times New Roman" w:cs="Times New Roman"/>
           <w:vertAlign w:val="superscript"/>
         </w:rPr>
-        <w:t>+</w:t>
-      </w:r>
-      <w:r>
-        <w:rPr>
-          <w:rFonts w:ascii="Times New Roman" w:hAnsi="Times New Roman" w:eastAsia="Times New Roman" w:cs="Times New Roman"/>
-        </w:rPr>
-        <w:t>/K</w:t>
-      </w:r>
-      <w:r>
-        <w:rPr>
-          <w:rFonts w:ascii="Times New Roman" w:hAnsi="Times New Roman" w:eastAsia="Times New Roman" w:cs="Times New Roman"/>
+        <w:t>3</w:t>
+      </w:r>
+      <w:r>
+        <w:rPr>
+          <w:rFonts w:hint="eastAsia" w:ascii="Times New Roman" w:hAnsi="Times New Roman" w:eastAsia="Times New Roman" w:cs="Times New Roman"/>
+        </w:rPr>
+        <w:t>d</w:t>
+      </w:r>
+      <w:r>
+        <w:rPr>
+          <w:rFonts w:hint="eastAsia" w:ascii="Times New Roman" w:hAnsi="Times New Roman" w:eastAsia="Times New Roman" w:cs="Times New Roman"/>
           <w:vertAlign w:val="superscript"/>
         </w:rPr>
-        <w:t>+</w:t>
+        <w:t>2</w:t>
+      </w:r>
+      <w:r>
+        <w:rPr>
+          <w:rFonts w:hint="eastAsia" w:ascii="Times New Roman" w:hAnsi="Times New Roman" w:eastAsia="Times New Roman" w:cs="Times New Roman"/>
+        </w:rPr>
+        <w:t>，</w:t>
+      </w:r>
+      <w:r>
+        <w:rPr>
+          <w:rFonts w:hint="eastAsia" w:ascii="Times New Roman" w:hAnsi="Times New Roman" w:eastAsia="FangSong" w:cs="Times New Roman"/>
+        </w:rPr>
+        <w:t>平面正方形</w:t>
+      </w:r>
+      <w:r>
+        <w:rPr>
+          <w:rFonts w:hint="eastAsia" w:ascii="Times New Roman" w:hAnsi="Times New Roman" w:eastAsia="Times New Roman" w:cs="Times New Roman"/>
+        </w:rPr>
+        <w:t>（AX</w:t>
+      </w:r>
+      <w:r>
+        <w:rPr>
+          <w:rFonts w:hint="eastAsia" w:ascii="Times New Roman" w:hAnsi="Times New Roman" w:eastAsia="Times New Roman" w:cs="Times New Roman"/>
+          <w:vertAlign w:val="subscript"/>
+        </w:rPr>
+        <w:t>4</w:t>
+      </w:r>
+      <w:r>
+        <w:rPr>
+          <w:rFonts w:hint="eastAsia" w:ascii="Times New Roman" w:hAnsi="Times New Roman" w:eastAsia="Times New Roman" w:cs="Times New Roman"/>
+        </w:rPr>
+        <w:t>E</w:t>
+      </w:r>
+      <w:r>
+        <w:rPr>
+          <w:rFonts w:hint="eastAsia" w:ascii="Times New Roman" w:hAnsi="Times New Roman" w:eastAsia="Times New Roman" w:cs="Times New Roman"/>
+          <w:vertAlign w:val="subscript"/>
+        </w:rPr>
+        <w:t>2</w:t>
+      </w:r>
+      <w:r>
+        <w:rPr>
+          <w:rFonts w:hint="eastAsia" w:ascii="Times New Roman" w:hAnsi="Times New Roman" w:eastAsia="Times New Roman" w:cs="Times New Roman"/>
+        </w:rPr>
+        <w:t>）；XeO</w:t>
+      </w:r>
+      <w:r>
+        <w:rPr>
+          <w:rFonts w:hint="eastAsia" w:ascii="Times New Roman" w:hAnsi="Times New Roman" w:eastAsia="Times New Roman" w:cs="Times New Roman"/>
+          <w:vertAlign w:val="subscript"/>
+        </w:rPr>
+        <w:t>3</w:t>
+      </w:r>
+      <w:r>
+        <w:rPr>
+          <w:rFonts w:hint="eastAsia" w:ascii="Times New Roman" w:hAnsi="Times New Roman" w:eastAsia="Times New Roman" w:cs="Times New Roman"/>
+        </w:rPr>
+        <w:t>：4</w:t>
       </w:r>
       <w:r>
         <w:rPr>
@@ -32839,7 +34753,62 @@
         <w:rPr>
           <w:rFonts w:hint="eastAsia" w:ascii="Times New Roman" w:hAnsi="Times New Roman" w:eastAsia="FangSong" w:cs="Times New Roman"/>
         </w:rPr>
-        <w:t>的混合溶液</w:t>
+        <w:t>对</w:t>
+      </w:r>
+      <w:r>
+        <w:rPr>
+          <w:rFonts w:hint="eastAsia" w:ascii="Times New Roman" w:hAnsi="Times New Roman" w:eastAsia="Times New Roman" w:cs="Times New Roman"/>
+        </w:rPr>
+        <w:t>（</w:t>
+      </w:r>
+      <w:r>
+        <w:rPr>
+          <w:rFonts w:hint="eastAsia" w:ascii="Times New Roman" w:hAnsi="Times New Roman" w:eastAsia="FangSong" w:cs="Times New Roman"/>
+        </w:rPr>
+        <w:t>成键</w:t>
+      </w:r>
+      <w:r>
+        <w:rPr>
+          <w:rFonts w:ascii="Times New Roman" w:hAnsi="Times New Roman" w:eastAsia="Times New Roman" w:cs="Times New Roman"/>
+        </w:rPr>
+        <w:t xml:space="preserve"> 3 + </w:t>
+      </w:r>
+      <w:r>
+        <w:rPr>
+          <w:rFonts w:hint="eastAsia" w:ascii="Times New Roman" w:hAnsi="Times New Roman" w:eastAsia="FangSong" w:cs="Times New Roman"/>
+        </w:rPr>
+        <w:t xml:space="preserve">孤对</w:t>
+      </w:r>
+      <w:r>
+        <w:rPr>
+          <w:rFonts w:ascii="Times New Roman" w:hAnsi="Times New Roman" w:eastAsia="Times New Roman" w:cs="Times New Roman"/>
+        </w:rPr>
+        <w:t xml:space="preserve"> </w:t>
+      </w:r>
+      <w:r>
+        <w:rPr>
+          <w:rFonts w:hint="eastAsia" w:ascii="Times New Roman" w:hAnsi="Times New Roman" w:eastAsia="Times New Roman" w:cs="Times New Roman"/>
+        </w:rPr>
+        <w:t xml:space="preserve">1）→</w:t>
+      </w:r>
+      <w:r>
+        <w:rPr>
+          <w:rFonts w:ascii="Times New Roman" w:hAnsi="Times New Roman" w:eastAsia="Times New Roman" w:cs="Times New Roman"/>
+        </w:rPr>
+        <w:t xml:space="preserve"> </w:t>
+      </w:r>
+      <w:r>
+        <w:rPr>
+          <w:rFonts w:hint="eastAsia" w:ascii="Times New Roman" w:hAnsi="Times New Roman" w:eastAsia="Times New Roman" w:cs="Times New Roman"/>
+        </w:rPr>
+        <w:t>sp</w:t>
+      </w:r>
+      <w:r>
+        <w:rPr>
+          <w:rFonts w:hint="eastAsia" w:ascii="Times New Roman" w:hAnsi="Times New Roman" w:eastAsia="Times New Roman" w:cs="Times New Roman"/>
+          <w:vertAlign w:val="superscript"/>
+        </w:rPr>
+        <w:t>3</w:t>
       </w:r>
       <w:r>
         <w:rPr>
@@ -32851,854 +34820,38 @@
         <w:rPr>
           <w:rFonts w:hint="eastAsia" w:ascii="Times New Roman" w:hAnsi="Times New Roman" w:eastAsia="FangSong" w:cs="Times New Roman"/>
         </w:rPr>
-        <w:t>设计分步鉴别方案</w:t>
-      </w:r>
-      <w:r>
-        <w:rPr>
-          <w:rFonts w:hint="eastAsia" w:ascii="Times New Roman" w:hAnsi="Times New Roman" w:eastAsia="Times New Roman" w:cs="Times New Roman"/>
-        </w:rPr>
-        <w:t>（</w:t>
-      </w:r>
-      <w:r>
-        <w:rPr>
-          <w:rFonts w:hint="eastAsia" w:ascii="Times New Roman" w:hAnsi="Times New Roman" w:eastAsia="FangSong" w:cs="Times New Roman"/>
-        </w:rPr>
-        <w:t>利用特征难溶盐</w:t>
-      </w:r>
-      <w:r>
-        <w:rPr>
-          <w:rFonts w:hint="eastAsia" w:ascii="Times New Roman" w:hAnsi="Times New Roman" w:eastAsia="Times New Roman" w:cs="Times New Roman"/>
-        </w:rPr>
-        <w:t>）。</w:t>
-      </w:r>
-    </w:p>
-    <w:p>
-      <w:pPr>
-        <w:pStyle w:val="BodyText"/>
-      </w:pPr>
-      <w:r>
-        <w:rPr>
-          <w:rFonts w:ascii="Times New Roman" w:hAnsi="Times New Roman" w:eastAsia="Times New Roman" w:cs="Times New Roman"/>
-          <w:b/>
-          <w:bCs/>
-        </w:rPr>
-        <w:t xml:space="preserve">9.</w:t>
-      </w:r>
-      <w:r>
-        <w:rPr>
-          <w:rFonts w:ascii="Times New Roman" w:hAnsi="Times New Roman" w:eastAsia="Times New Roman" w:cs="Times New Roman"/>
-        </w:rPr>
-        <w:t xml:space="preserve"> </w:t>
-      </w:r>
-      <w:r>
-        <w:rPr>
-          <w:rFonts w:hint="eastAsia" w:ascii="Times New Roman" w:hAnsi="Times New Roman" w:eastAsia="FangSong" w:cs="Times New Roman"/>
-        </w:rPr>
-        <w:t xml:space="preserve">为什么</w:t>
-      </w:r>
-      <w:r>
-        <w:rPr>
-          <w:rFonts w:ascii="Times New Roman" w:hAnsi="Times New Roman" w:eastAsia="Times New Roman" w:cs="Times New Roman"/>
-        </w:rPr>
-        <w:t xml:space="preserve"> XeF</w:t>
-      </w:r>
-      <w:r>
-        <w:rPr>
-          <w:rFonts w:ascii="Times New Roman" w:hAnsi="Times New Roman" w:eastAsia="Times New Roman" w:cs="Times New Roman"/>
+        <w:t>三角锥</w:t>
+      </w:r>
+      <w:r>
+        <w:rPr>
+          <w:rFonts w:hint="eastAsia" w:ascii="Times New Roman" w:hAnsi="Times New Roman" w:eastAsia="Times New Roman" w:cs="Times New Roman"/>
+        </w:rPr>
+        <w:t>（AX</w:t>
+      </w:r>
+      <w:r>
+        <w:rPr>
+          <w:rFonts w:hint="eastAsia" w:ascii="Times New Roman" w:hAnsi="Times New Roman" w:eastAsia="Times New Roman" w:cs="Times New Roman"/>
           <w:vertAlign w:val="subscript"/>
         </w:rPr>
-        <w:t>6</w:t>
-      </w:r>
-      <w:r>
-        <w:rPr>
-          <w:rFonts w:ascii="Times New Roman" w:hAnsi="Times New Roman" w:eastAsia="Times New Roman" w:cs="Times New Roman"/>
-        </w:rPr>
-        <w:t xml:space="preserve"> </w:t>
-      </w:r>
-      <w:r>
-        <w:rPr>
-          <w:rFonts w:hint="eastAsia" w:ascii="Times New Roman" w:hAnsi="Times New Roman" w:eastAsia="FangSong" w:cs="Times New Roman"/>
-        </w:rPr>
-        <w:t>不能用玻璃容器盛装</w:t>
-      </w:r>
-      <w:r>
-        <w:rPr>
-          <w:rFonts w:hint="eastAsia" w:ascii="Times New Roman" w:hAnsi="Times New Roman" w:eastAsia="Times New Roman" w:cs="Times New Roman"/>
-        </w:rPr>
-        <w:t>？</w:t>
-      </w:r>
-      <w:r>
-        <w:rPr>
-          <w:rFonts w:hint="eastAsia" w:ascii="Times New Roman" w:hAnsi="Times New Roman" w:eastAsia="FangSong" w:cs="Times New Roman"/>
-        </w:rPr>
-        <w:t>写出相关反应方程式</w:t>
-      </w:r>
-      <w:r>
-        <w:rPr>
-          <w:rFonts w:hint="eastAsia" w:ascii="Times New Roman" w:hAnsi="Times New Roman" w:eastAsia="Times New Roman" w:cs="Times New Roman"/>
-        </w:rPr>
-        <w:t>。</w:t>
-      </w:r>
-    </w:p>
-    <w:p>
-      <w:pPr>
-        <w:pStyle w:val="BodyText"/>
-      </w:pPr>
-      <w:r>
-        <w:rPr>
-          <w:rFonts w:ascii="Times New Roman" w:hAnsi="Times New Roman" w:eastAsia="Times New Roman" w:cs="Times New Roman"/>
-          <w:b/>
-          <w:bCs/>
-        </w:rPr>
-        <w:t xml:space="preserve">10.</w:t>
-      </w:r>
-      <w:r>
-        <w:rPr>
-          <w:rFonts w:ascii="Times New Roman" w:hAnsi="Times New Roman" w:eastAsia="Times New Roman" w:cs="Times New Roman"/>
-        </w:rPr>
-        <w:t xml:space="preserve"> </w:t>
-      </w:r>
-      <w:r>
-        <w:rPr>
-          <w:rFonts w:hint="eastAsia" w:ascii="Times New Roman" w:hAnsi="Times New Roman" w:eastAsia="FangSong" w:cs="Times New Roman"/>
-        </w:rPr>
-        <w:t xml:space="preserve">比较</w:t>
-      </w:r>
-      <w:r>
-        <w:rPr>
-          <w:rFonts w:ascii="Times New Roman" w:hAnsi="Times New Roman" w:eastAsia="Times New Roman" w:cs="Times New Roman"/>
-        </w:rPr>
-        <w:t xml:space="preserve"> Na</w:t>
-      </w:r>
-      <w:r>
-        <w:rPr>
-          <w:rFonts w:ascii="Times New Roman" w:hAnsi="Times New Roman" w:eastAsia="Times New Roman" w:cs="Times New Roman"/>
-          <w:vertAlign w:val="subscript"/>
-        </w:rPr>
-        <w:t>2</w:t>
-      </w:r>
-      <w:r>
-        <w:rPr>
-          <w:rFonts w:ascii="Times New Roman" w:hAnsi="Times New Roman" w:eastAsia="Times New Roman" w:cs="Times New Roman"/>
-        </w:rPr>
-        <w:t>CO</w:t>
-      </w:r>
-      <w:r>
-        <w:rPr>
-          <w:rFonts w:ascii="Times New Roman" w:hAnsi="Times New Roman" w:eastAsia="Times New Roman" w:cs="Times New Roman"/>
-          <w:vertAlign w:val="subscript"/>
-        </w:rPr>
         <w:t>3</w:t>
       </w:r>
       <w:r>
         <w:rPr>
-          <w:rFonts w:ascii="Times New Roman" w:hAnsi="Times New Roman" w:eastAsia="Times New Roman" w:cs="Times New Roman"/>
-        </w:rPr>
-        <w:t>、Li</w:t>
-      </w:r>
-      <w:r>
-        <w:rPr>
-          <w:rFonts w:ascii="Times New Roman" w:hAnsi="Times New Roman" w:eastAsia="Times New Roman" w:cs="Times New Roman"/>
-          <w:vertAlign w:val="subscript"/>
-        </w:rPr>
-        <w:t>2</w:t>
-      </w:r>
-      <w:r>
-        <w:rPr>
-          <w:rFonts w:ascii="Times New Roman" w:hAnsi="Times New Roman" w:eastAsia="Times New Roman" w:cs="Times New Roman"/>
-        </w:rPr>
-        <w:t>CO</w:t>
-      </w:r>
-      <w:r>
-        <w:rPr>
-          <w:rFonts w:ascii="Times New Roman" w:hAnsi="Times New Roman" w:eastAsia="Times New Roman" w:cs="Times New Roman"/>
-          <w:vertAlign w:val="subscript"/>
-        </w:rPr>
-        <w:t>3</w:t>
-      </w:r>
-      <w:r>
-        <w:rPr>
-          <w:rFonts w:ascii="Times New Roman" w:hAnsi="Times New Roman" w:eastAsia="Times New Roman" w:cs="Times New Roman"/>
-        </w:rPr>
-        <w:t>、MgCO</w:t>
-      </w:r>
-      <w:r>
-        <w:rPr>
-          <w:rFonts w:ascii="Times New Roman" w:hAnsi="Times New Roman" w:eastAsia="Times New Roman" w:cs="Times New Roman"/>
-          <w:vertAlign w:val="subscript"/>
-        </w:rPr>
-        <w:t>3</w:t>
-      </w:r>
-      <w:r>
-        <w:rPr>
-          <w:rFonts w:ascii="Times New Roman" w:hAnsi="Times New Roman" w:eastAsia="Times New Roman" w:cs="Times New Roman"/>
-        </w:rPr>
-        <w:t>、CaCO</w:t>
-      </w:r>
-      <w:r>
-        <w:rPr>
-          <w:rFonts w:ascii="Times New Roman" w:hAnsi="Times New Roman" w:eastAsia="Times New Roman" w:cs="Times New Roman"/>
-          <w:vertAlign w:val="subscript"/>
-        </w:rPr>
-        <w:t>3</w:t>
-      </w:r>
-      <w:r>
-        <w:rPr>
-          <w:rFonts w:ascii="Times New Roman" w:hAnsi="Times New Roman" w:eastAsia="Times New Roman" w:cs="Times New Roman"/>
-        </w:rPr>
-        <w:t xml:space="preserve"> </w:t>
-      </w:r>
-      <w:r>
-        <w:rPr>
-          <w:rFonts w:hint="eastAsia" w:ascii="Times New Roman" w:hAnsi="Times New Roman" w:eastAsia="FangSong" w:cs="Times New Roman"/>
-        </w:rPr>
-        <w:t>的热稳定性并从离子极化角度解释</w:t>
-      </w:r>
-      <w:r>
-        <w:rPr>
-          <w:rFonts w:hint="eastAsia" w:ascii="Times New Roman" w:hAnsi="Times New Roman" w:eastAsia="Times New Roman" w:cs="Times New Roman"/>
-        </w:rPr>
-        <w:t>。</w:t>
-      </w:r>
-    </w:p>
-    <w:p>
-      <w:pPr>
-        <w:pStyle w:val="BodyText"/>
-      </w:pPr>
-      <w:r>
-        <w:rPr>
-          <w:rFonts w:ascii="Times New Roman" w:hAnsi="Times New Roman" w:eastAsia="Times New Roman" w:cs="Times New Roman"/>
-          <w:b/>
-          <w:bCs/>
-        </w:rPr>
-        <w:t xml:space="preserve">11.</w:t>
-      </w:r>
-      <w:r>
-        <w:rPr>
-          <w:rFonts w:ascii="Times New Roman" w:hAnsi="Times New Roman" w:eastAsia="Times New Roman" w:cs="Times New Roman"/>
-        </w:rPr>
-        <w:t xml:space="preserve"> </w:t>
-      </w:r>
-      <w:r>
-        <w:rPr>
-          <w:rFonts w:hint="eastAsia" w:ascii="Times New Roman" w:hAnsi="Times New Roman" w:eastAsia="FangSong" w:cs="Times New Roman"/>
-        </w:rPr>
-        <w:t xml:space="preserve">某白色固体</w:t>
-      </w:r>
-      <w:r>
-        <w:rPr>
-          <w:rFonts w:ascii="Times New Roman" w:hAnsi="Times New Roman" w:eastAsia="Times New Roman" w:cs="Times New Roman"/>
-        </w:rPr>
-        <w:t xml:space="preserve"> A </w:t>
-      </w:r>
-      <w:r>
-        <w:rPr>
-          <w:rFonts w:hint="eastAsia" w:ascii="Times New Roman" w:hAnsi="Times New Roman" w:eastAsia="FangSong" w:cs="Times New Roman"/>
-        </w:rPr>
-        <w:t xml:space="preserve">与水反应放出无色气体</w:t>
-      </w:r>
-      <w:r>
-        <w:rPr>
-          <w:rFonts w:ascii="Times New Roman" w:hAnsi="Times New Roman" w:eastAsia="Times New Roman" w:cs="Times New Roman"/>
-        </w:rPr>
-        <w:t xml:space="preserve"> </w:t>
-      </w:r>
-      <w:r>
-        <w:rPr>
-          <w:rFonts w:hint="eastAsia" w:ascii="Times New Roman" w:hAnsi="Times New Roman" w:eastAsia="Times New Roman" w:cs="Times New Roman"/>
-        </w:rPr>
-        <w:t>B（</w:t>
-      </w:r>
-      <w:r>
-        <w:rPr>
-          <w:rFonts w:hint="eastAsia" w:ascii="Times New Roman" w:hAnsi="Times New Roman" w:eastAsia="FangSong" w:cs="Times New Roman"/>
-        </w:rPr>
-        <w:t>使带火星木条复燃</w:t>
-      </w:r>
-      <w:r>
-        <w:rPr>
-          <w:rFonts w:hint="eastAsia" w:ascii="Times New Roman" w:hAnsi="Times New Roman" w:eastAsia="Times New Roman" w:cs="Times New Roman"/>
-        </w:rPr>
-        <w:t>），</w:t>
-      </w:r>
-      <w:r>
-        <w:rPr>
-          <w:rFonts w:hint="eastAsia" w:ascii="Times New Roman" w:hAnsi="Times New Roman" w:eastAsia="FangSong" w:cs="Times New Roman"/>
-        </w:rPr>
-        <w:t>得溶液</w:t>
-      </w:r>
-      <w:r>
-        <w:rPr>
-          <w:rFonts w:ascii="Times New Roman" w:hAnsi="Times New Roman" w:eastAsia="Times New Roman" w:cs="Times New Roman"/>
-        </w:rPr>
-        <w:t xml:space="preserve"> </w:t>
-      </w:r>
-      <w:r>
-        <w:rPr>
-          <w:rFonts w:hint="eastAsia" w:ascii="Times New Roman" w:hAnsi="Times New Roman" w:eastAsia="Times New Roman" w:cs="Times New Roman"/>
-        </w:rPr>
-        <w:t>C（</w:t>
-      </w:r>
-      <w:r>
-        <w:rPr>
-          <w:rFonts w:hint="eastAsia" w:ascii="Times New Roman" w:hAnsi="Times New Roman" w:eastAsia="FangSong" w:cs="Times New Roman"/>
-        </w:rPr>
-        <w:t>焰色黄色</w:t>
-      </w:r>
-      <w:r>
-        <w:rPr>
-          <w:rFonts w:hint="eastAsia" w:ascii="Times New Roman" w:hAnsi="Times New Roman" w:eastAsia="Times New Roman" w:cs="Times New Roman"/>
-        </w:rPr>
-        <w:t>）。A</w:t>
-      </w:r>
-      <w:r>
-        <w:rPr>
-          <w:rFonts w:ascii="Times New Roman" w:hAnsi="Times New Roman" w:eastAsia="Times New Roman" w:cs="Times New Roman"/>
-        </w:rPr>
-        <w:t xml:space="preserve"> </w:t>
-      </w:r>
-      <w:r>
-        <w:rPr>
-          <w:rFonts w:hint="eastAsia" w:ascii="Times New Roman" w:hAnsi="Times New Roman" w:eastAsia="FangSong" w:cs="Times New Roman"/>
-        </w:rPr>
-        <w:t xml:space="preserve">与</w:t>
-      </w:r>
-      <w:r>
-        <w:rPr>
-          <w:rFonts w:ascii="Times New Roman" w:hAnsi="Times New Roman" w:eastAsia="Times New Roman" w:cs="Times New Roman"/>
-        </w:rPr>
-        <w:t xml:space="preserve"> CO</w:t>
-      </w:r>
-      <w:r>
-        <w:rPr>
-          <w:rFonts w:ascii="Times New Roman" w:hAnsi="Times New Roman" w:eastAsia="Times New Roman" w:cs="Times New Roman"/>
-          <w:vertAlign w:val="subscript"/>
-        </w:rPr>
-        <w:t>2</w:t>
-      </w:r>
-      <w:r>
-        <w:rPr>
-          <w:rFonts w:ascii="Times New Roman" w:hAnsi="Times New Roman" w:eastAsia="Times New Roman" w:cs="Times New Roman"/>
-        </w:rPr>
-        <w:t xml:space="preserve"> </w:t>
-      </w:r>
-      <w:r>
-        <w:rPr>
-          <w:rFonts w:hint="eastAsia" w:ascii="Times New Roman" w:hAnsi="Times New Roman" w:eastAsia="FangSong" w:cs="Times New Roman"/>
-        </w:rPr>
-        <w:t xml:space="preserve">反应也产生</w:t>
-      </w:r>
-      <w:r>
-        <w:rPr>
-          <w:rFonts w:ascii="Times New Roman" w:hAnsi="Times New Roman" w:eastAsia="Times New Roman" w:cs="Times New Roman"/>
-        </w:rPr>
-        <w:t xml:space="preserve"> </w:t>
-      </w:r>
-      <w:r>
-        <w:rPr>
-          <w:rFonts w:hint="eastAsia" w:ascii="Times New Roman" w:hAnsi="Times New Roman" w:eastAsia="Times New Roman" w:cs="Times New Roman"/>
-        </w:rPr>
-        <w:t>B。</w:t>
-      </w:r>
-      <w:r>
-        <w:rPr>
-          <w:rFonts w:hint="eastAsia" w:ascii="Times New Roman" w:hAnsi="Times New Roman" w:eastAsia="FangSong" w:cs="Times New Roman"/>
-        </w:rPr>
-        <w:t>推断</w:t>
-      </w:r>
-      <w:r>
-        <w:rPr>
-          <w:rFonts w:ascii="Times New Roman" w:hAnsi="Times New Roman" w:eastAsia="Times New Roman" w:cs="Times New Roman"/>
-        </w:rPr>
-        <w:t xml:space="preserve"> </w:t>
-      </w:r>
-      <w:r>
-        <w:rPr>
-          <w:rFonts w:hint="eastAsia" w:ascii="Times New Roman" w:hAnsi="Times New Roman" w:eastAsia="Times New Roman" w:cs="Times New Roman"/>
-        </w:rPr>
-        <w:t>A、B、C，</w:t>
-      </w:r>
-      <w:r>
-        <w:rPr>
-          <w:rFonts w:hint="eastAsia" w:ascii="Times New Roman" w:hAnsi="Times New Roman" w:eastAsia="FangSong" w:cs="Times New Roman"/>
-        </w:rPr>
-        <w:t>写出方程式</w:t>
-      </w:r>
-      <w:r>
-        <w:rPr>
-          <w:rFonts w:hint="eastAsia" w:ascii="Times New Roman" w:hAnsi="Times New Roman" w:eastAsia="Times New Roman" w:cs="Times New Roman"/>
-        </w:rPr>
-        <w:t>；</w:t>
-      </w:r>
-      <w:r>
-        <w:rPr>
-          <w:rFonts w:hint="eastAsia" w:ascii="Times New Roman" w:hAnsi="Times New Roman" w:eastAsia="FangSong" w:cs="Times New Roman"/>
-        </w:rPr>
-        <w:t>若</w:t>
-      </w:r>
-      <w:r>
-        <w:rPr>
-          <w:rFonts w:ascii="Times New Roman" w:hAnsi="Times New Roman" w:eastAsia="Times New Roman" w:cs="Times New Roman"/>
-        </w:rPr>
-        <w:t xml:space="preserve"> A </w:t>
-      </w:r>
-      <w:r>
-        <w:rPr>
-          <w:rFonts w:hint="eastAsia" w:ascii="Times New Roman" w:hAnsi="Times New Roman" w:eastAsia="FangSong" w:cs="Times New Roman"/>
-        </w:rPr>
-        <w:t>换成钾的类似物</w:t>
-      </w:r>
-      <w:r>
-        <w:rPr>
-          <w:rFonts w:hint="eastAsia" w:ascii="Times New Roman" w:hAnsi="Times New Roman" w:eastAsia="Times New Roman" w:cs="Times New Roman"/>
-        </w:rPr>
-        <w:t>，</w:t>
-      </w:r>
-      <w:r>
-        <w:rPr>
-          <w:rFonts w:hint="eastAsia" w:ascii="Times New Roman" w:hAnsi="Times New Roman" w:eastAsia="FangSong" w:cs="Times New Roman"/>
-        </w:rPr>
-        <w:t>写出与</w:t>
-      </w:r>
-      <w:r>
-        <w:rPr>
-          <w:rFonts w:ascii="Times New Roman" w:hAnsi="Times New Roman" w:eastAsia="Times New Roman" w:cs="Times New Roman"/>
-        </w:rPr>
-        <w:t xml:space="preserve"> CO</w:t>
-      </w:r>
-      <w:r>
-        <w:rPr>
-          <w:rFonts w:ascii="Times New Roman" w:hAnsi="Times New Roman" w:eastAsia="Times New Roman" w:cs="Times New Roman"/>
-          <w:vertAlign w:val="subscript"/>
-        </w:rPr>
-        <w:t>2</w:t>
-      </w:r>
-      <w:r>
-        <w:rPr>
-          <w:rFonts w:ascii="Times New Roman" w:hAnsi="Times New Roman" w:eastAsia="Times New Roman" w:cs="Times New Roman"/>
-        </w:rPr>
-        <w:t xml:space="preserve"> </w:t>
-      </w:r>
-      <w:r>
-        <w:rPr>
-          <w:rFonts w:hint="eastAsia" w:ascii="Times New Roman" w:hAnsi="Times New Roman" w:eastAsia="FangSong" w:cs="Times New Roman"/>
-        </w:rPr>
-        <w:t>反应的方程式</w:t>
-      </w:r>
-      <w:r>
-        <w:rPr>
-          <w:rFonts w:hint="eastAsia" w:ascii="Times New Roman" w:hAnsi="Times New Roman" w:eastAsia="Times New Roman" w:cs="Times New Roman"/>
-        </w:rPr>
-        <w:t>。</w:t>
-      </w:r>
-    </w:p>
-    <w:bookmarkEnd w:id="58"/>
-    <w:bookmarkStart w:id="59" w:name="真题挑战"/>
-    <w:p>
-      <w:pPr>
-        <w:pStyle w:val="Heading3"/>
-        <w:spacing w:before="280" w:after="120"/>
-      </w:pPr>
-      <w:r>
-        <w:rPr>
-          <w:rFonts w:ascii="Times New Roman" w:hAnsi="Times New Roman" w:eastAsia="Times New Roman" w:cs="Times New Roman"/>
-        </w:rPr>
-        <w:t xml:space="preserve">10.3 </w:t>
-      </w:r>
-      <w:r>
-        <w:rPr>
-          <w:rFonts w:hint="eastAsia" w:ascii="Times New Roman" w:hAnsi="Times New Roman" w:eastAsia="SimHei" w:cs="Times New Roman"/>
-        </w:rPr>
-        <w:t xml:space="preserve">真题挑战</w:t>
-      </w:r>
-    </w:p>
-    <w:p>
-      <w:pPr>
-        <w:pStyle w:val="FirstParagraph"/>
-      </w:pPr>
-      <w:r>
-        <w:rPr>
-          <w:rFonts w:ascii="Times New Roman" w:hAnsi="Times New Roman" w:eastAsia="Times New Roman" w:cs="Times New Roman"/>
-          <w:b/>
-          <w:bCs/>
-        </w:rPr>
-        <w:t xml:space="preserve">12.</w:t>
-      </w:r>
-      <w:r>
-        <w:rPr>
-          <w:rFonts w:ascii="Times New Roman" w:hAnsi="Times New Roman" w:eastAsia="Times New Roman" w:cs="Times New Roman"/>
-        </w:rPr>
-        <w:t xml:space="preserve"> </w:t>
-      </w:r>
-      <w:r>
-        <w:rPr>
-          <w:rFonts w:hint="eastAsia" w:ascii="Times New Roman" w:hAnsi="Times New Roman" w:eastAsia="FangSong" w:cs="Times New Roman"/>
-          <w:b/>
-          <w:bCs/>
-        </w:rPr>
-        <w:t>氙的氟化物晶胞</w:t>
-      </w:r>
-      <w:r>
-        <w:rPr>
-          <w:rFonts w:hint="eastAsia" w:ascii="Times New Roman" w:hAnsi="Times New Roman" w:eastAsia="Times New Roman" w:cs="Times New Roman"/>
-          <w:b/>
-          <w:bCs/>
-        </w:rPr>
-        <w:t>（</w:t>
-      </w:r>
-      <w:r>
-        <w:rPr>
-          <w:rFonts w:hint="eastAsia" w:ascii="Times New Roman" w:hAnsi="Times New Roman" w:eastAsia="FangSong" w:cs="Times New Roman"/>
-          <w:b/>
-          <w:bCs/>
-        </w:rPr>
-        <w:t>第</w:t>
-      </w:r>
-      <w:r>
-        <w:rPr>
-          <w:rFonts w:ascii="Times New Roman" w:hAnsi="Times New Roman" w:eastAsia="Times New Roman" w:cs="Times New Roman"/>
-          <w:b/>
-          <w:bCs/>
-        </w:rPr>
-        <w:t xml:space="preserve"> 39 </w:t>
-      </w:r>
-      <w:r>
-        <w:rPr>
-          <w:rFonts w:hint="eastAsia" w:ascii="Times New Roman" w:hAnsi="Times New Roman" w:eastAsia="FangSong" w:cs="Times New Roman"/>
-          <w:b/>
-          <w:bCs/>
-        </w:rPr>
-        <w:t>届初赛</w:t>
-      </w:r>
-      <w:r>
-        <w:rPr>
-          <w:rFonts w:hint="eastAsia" w:ascii="Times New Roman" w:hAnsi="Times New Roman" w:eastAsia="Times New Roman" w:cs="Times New Roman"/>
-          <w:b/>
-          <w:bCs/>
-        </w:rPr>
-        <w:t>）</w:t>
-      </w:r>
-      <w:r>
-        <w:rPr>
-          <w:rFonts w:hint="eastAsia" w:ascii="Times New Roman" w:hAnsi="Times New Roman" w:eastAsia="Times New Roman" w:cs="Times New Roman"/>
-        </w:rPr>
-        <w:t>：</w:t>
-      </w:r>
-      <w:r>
-        <w:rPr>
-          <w:rFonts w:hint="eastAsia" w:ascii="Times New Roman" w:hAnsi="Times New Roman" w:eastAsia="FangSong" w:cs="Times New Roman"/>
-        </w:rPr>
-        <w:t>由</w:t>
-      </w:r>
-      <w:r>
-        <w:rPr>
-          <w:rFonts w:ascii="Times New Roman" w:hAnsi="Times New Roman" w:eastAsia="Times New Roman" w:cs="Times New Roman"/>
-        </w:rPr>
-        <w:t xml:space="preserve"> XeF</w:t>
-      </w:r>
-      <w:r>
-        <w:rPr>
-          <w:rFonts w:ascii="Times New Roman" w:hAnsi="Times New Roman" w:eastAsia="Times New Roman" w:cs="Times New Roman"/>
-          <w:vertAlign w:val="subscript"/>
-        </w:rPr>
-        <w:t>x</w:t>
-      </w:r>
-      <w:r>
-        <w:rPr>
-          <w:rFonts w:ascii="Times New Roman" w:hAnsi="Times New Roman" w:eastAsia="Times New Roman" w:cs="Times New Roman"/>
-        </w:rPr>
-        <w:t xml:space="preserve"> </w:t>
-      </w:r>
-      <w:r>
-        <w:rPr>
-          <w:rFonts w:hint="eastAsia" w:ascii="Times New Roman" w:hAnsi="Times New Roman" w:eastAsia="FangSong" w:cs="Times New Roman"/>
-        </w:rPr>
-        <w:t>晶胞确定化学式</w:t>
-      </w:r>
-      <w:r>
-        <w:rPr>
-          <w:rFonts w:hint="eastAsia" w:ascii="Times New Roman" w:hAnsi="Times New Roman" w:eastAsia="Times New Roman" w:cs="Times New Roman"/>
-        </w:rPr>
-        <w:t>，</w:t>
-      </w:r>
-      <w:r>
-        <w:rPr>
-          <w:rFonts w:hint="eastAsia" w:ascii="Times New Roman" w:hAnsi="Times New Roman" w:eastAsia="FangSong" w:cs="Times New Roman"/>
-        </w:rPr>
-        <w:t>并用</w:t>
-      </w:r>
-      <w:r>
-        <w:rPr>
-          <w:rFonts w:ascii="Times New Roman" w:hAnsi="Times New Roman" w:eastAsia="Times New Roman" w:cs="Times New Roman"/>
-        </w:rPr>
-        <w:t xml:space="preserve"> VSEPR </w:t>
-      </w:r>
-      <w:r>
-        <w:rPr>
-          <w:rFonts w:hint="eastAsia" w:ascii="Times New Roman" w:hAnsi="Times New Roman" w:eastAsia="FangSong" w:cs="Times New Roman"/>
-        </w:rPr>
-        <w:t xml:space="preserve">推断中心</w:t>
-      </w:r>
-      <w:r>
-        <w:rPr>
-          <w:rFonts w:ascii="Times New Roman" w:hAnsi="Times New Roman" w:eastAsia="Times New Roman" w:cs="Times New Roman"/>
-        </w:rPr>
-        <w:t xml:space="preserve"> Xe </w:t>
-      </w:r>
-      <w:r>
-        <w:rPr>
-          <w:rFonts w:hint="eastAsia" w:ascii="Times New Roman" w:hAnsi="Times New Roman" w:eastAsia="FangSong" w:cs="Times New Roman"/>
-        </w:rPr>
-        <w:t>的杂化与构型</w:t>
-      </w:r>
-      <w:r>
-        <w:rPr>
-          <w:rFonts w:hint="eastAsia" w:ascii="Times New Roman" w:hAnsi="Times New Roman" w:eastAsia="Times New Roman" w:cs="Times New Roman"/>
-        </w:rPr>
-        <w:t>，</w:t>
-      </w:r>
-      <w:r>
-        <w:rPr>
-          <w:rFonts w:hint="eastAsia" w:ascii="Times New Roman" w:hAnsi="Times New Roman" w:eastAsia="FangSong" w:cs="Times New Roman"/>
-        </w:rPr>
-        <w:t>分析键长与氧化态关系</w:t>
-      </w:r>
-      <w:r>
-        <w:rPr>
-          <w:rFonts w:hint="eastAsia" w:ascii="Times New Roman" w:hAnsi="Times New Roman" w:eastAsia="Times New Roman" w:cs="Times New Roman"/>
-        </w:rPr>
-        <w:t>。</w:t>
-      </w:r>
-    </w:p>
-    <w:p>
-      <w:pPr>
-        <w:pStyle w:val="BodyText"/>
-      </w:pPr>
-      <w:r>
-        <w:rPr>
-          <w:rFonts w:ascii="Times New Roman" w:hAnsi="Times New Roman" w:eastAsia="Times New Roman" w:cs="Times New Roman"/>
-          <w:b/>
-          <w:bCs/>
-        </w:rPr>
-        <w:t xml:space="preserve">13.</w:t>
-      </w:r>
-      <w:r>
-        <w:rPr>
-          <w:rFonts w:ascii="Times New Roman" w:hAnsi="Times New Roman" w:eastAsia="Times New Roman" w:cs="Times New Roman"/>
-        </w:rPr>
-        <w:t xml:space="preserve"> </w:t>
-      </w:r>
-      <w:r>
-        <w:rPr>
-          <w:rFonts w:hint="eastAsia" w:ascii="Times New Roman" w:hAnsi="Times New Roman" w:eastAsia="FangSong" w:cs="Times New Roman"/>
-          <w:b/>
-          <w:bCs/>
-        </w:rPr>
-        <w:t>臭氧化钾</w:t>
-      </w:r>
-      <w:r>
-        <w:rPr>
-          <w:rFonts w:hint="eastAsia" w:ascii="Times New Roman" w:hAnsi="Times New Roman" w:eastAsia="Times New Roman" w:cs="Times New Roman"/>
-          <w:b/>
-          <w:bCs/>
-        </w:rPr>
-        <w:t>（</w:t>
-      </w:r>
-      <w:r>
-        <w:rPr>
-          <w:rFonts w:hint="eastAsia" w:ascii="Times New Roman" w:hAnsi="Times New Roman" w:eastAsia="FangSong" w:cs="Times New Roman"/>
-          <w:b/>
-          <w:bCs/>
-        </w:rPr>
-        <w:t>第</w:t>
-      </w:r>
-      <w:r>
-        <w:rPr>
-          <w:rFonts w:ascii="Times New Roman" w:hAnsi="Times New Roman" w:eastAsia="Times New Roman" w:cs="Times New Roman"/>
-          <w:b/>
-          <w:bCs/>
-        </w:rPr>
-        <w:t xml:space="preserve"> 35 </w:t>
-      </w:r>
-      <w:r>
-        <w:rPr>
-          <w:rFonts w:hint="eastAsia" w:ascii="Times New Roman" w:hAnsi="Times New Roman" w:eastAsia="FangSong" w:cs="Times New Roman"/>
-          <w:b/>
-          <w:bCs/>
-        </w:rPr>
-        <w:t>届初赛</w:t>
-      </w:r>
-      <w:r>
-        <w:rPr>
-          <w:rFonts w:hint="eastAsia" w:ascii="Times New Roman" w:hAnsi="Times New Roman" w:eastAsia="Times New Roman" w:cs="Times New Roman"/>
-          <w:b/>
-          <w:bCs/>
-        </w:rPr>
-        <w:t>）</w:t>
-      </w:r>
-      <w:r>
-        <w:rPr>
-          <w:rFonts w:hint="eastAsia" w:ascii="Times New Roman" w:hAnsi="Times New Roman" w:eastAsia="Times New Roman" w:cs="Times New Roman"/>
-        </w:rPr>
-        <w:t>：KO</w:t>
-      </w:r>
-      <w:r>
-        <w:rPr>
-          <w:rFonts w:hint="eastAsia" w:ascii="Times New Roman" w:hAnsi="Times New Roman" w:eastAsia="Times New Roman" w:cs="Times New Roman"/>
-          <w:vertAlign w:val="subscript"/>
-        </w:rPr>
-        <w:t>3</w:t>
-      </w:r>
-      <w:r>
-        <w:rPr>
-          <w:rFonts w:ascii="Times New Roman" w:hAnsi="Times New Roman" w:eastAsia="Times New Roman" w:cs="Times New Roman"/>
-        </w:rPr>
-        <w:t xml:space="preserve"> </w:t>
-      </w:r>
-      <w:r>
-        <w:rPr>
-          <w:rFonts w:hint="eastAsia" w:ascii="Times New Roman" w:hAnsi="Times New Roman" w:eastAsia="FangSong" w:cs="Times New Roman"/>
-        </w:rPr>
-        <w:t>的热力学稳定性与分解过程分析</w:t>
-      </w:r>
-      <w:r>
-        <w:rPr>
-          <w:rFonts w:hint="eastAsia" w:ascii="Times New Roman" w:hAnsi="Times New Roman" w:eastAsia="Times New Roman" w:cs="Times New Roman"/>
-        </w:rPr>
-        <w:t>，</w:t>
-      </w:r>
-      <w:r>
-        <w:rPr>
-          <w:rFonts w:hint="eastAsia" w:ascii="Times New Roman" w:hAnsi="Times New Roman" w:eastAsia="FangSong" w:cs="Times New Roman"/>
-        </w:rPr>
-        <w:t>涉及超氧化物</w:t>
-      </w:r>
-      <w:r>
-        <w:rPr>
-          <w:rFonts w:hint="eastAsia" w:ascii="Times New Roman" w:hAnsi="Times New Roman" w:eastAsia="Times New Roman" w:cs="Times New Roman"/>
-        </w:rPr>
-        <w:t>/</w:t>
-      </w:r>
-      <w:r>
-        <w:rPr>
-          <w:rFonts w:hint="eastAsia" w:ascii="Times New Roman" w:hAnsi="Times New Roman" w:eastAsia="FangSong" w:cs="Times New Roman"/>
-        </w:rPr>
-        <w:t>臭氧化物的结构判断与反应方程式</w:t>
-      </w:r>
-      <w:r>
-        <w:rPr>
-          <w:rFonts w:hint="eastAsia" w:ascii="Times New Roman" w:hAnsi="Times New Roman" w:eastAsia="Times New Roman" w:cs="Times New Roman"/>
-        </w:rPr>
-        <w:t>。</w:t>
-      </w:r>
-    </w:p>
-    <w:p>
-      <w:pPr>
-        <w:pStyle w:val="BodyText"/>
-      </w:pPr>
-      <w:r>
-        <w:rPr>
-          <w:rFonts w:ascii="Times New Roman" w:hAnsi="Times New Roman" w:eastAsia="Times New Roman" w:cs="Times New Roman"/>
-          <w:b/>
-          <w:bCs/>
-        </w:rPr>
-        <w:t xml:space="preserve">14.</w:t>
-      </w:r>
-      <w:r>
-        <w:rPr>
-          <w:rFonts w:ascii="Times New Roman" w:hAnsi="Times New Roman" w:eastAsia="Times New Roman" w:cs="Times New Roman"/>
-        </w:rPr>
-        <w:t xml:space="preserve"> </w:t>
-      </w:r>
-      <w:r>
-        <w:rPr>
-          <w:rFonts w:hint="eastAsia" w:ascii="Times New Roman" w:hAnsi="Times New Roman" w:eastAsia="FangSong" w:cs="Times New Roman"/>
-          <w:b/>
-          <w:bCs/>
-        </w:rPr>
-        <w:t>铍类化合物</w:t>
-      </w:r>
-      <w:r>
-        <w:rPr>
-          <w:rFonts w:hint="eastAsia" w:ascii="Times New Roman" w:hAnsi="Times New Roman" w:eastAsia="Times New Roman" w:cs="Times New Roman"/>
-          <w:b/>
-          <w:bCs/>
-        </w:rPr>
-        <w:t>（</w:t>
-      </w:r>
-      <w:r>
-        <w:rPr>
-          <w:rFonts w:hint="eastAsia" w:ascii="Times New Roman" w:hAnsi="Times New Roman" w:eastAsia="FangSong" w:cs="Times New Roman"/>
-          <w:b/>
-          <w:bCs/>
-        </w:rPr>
-        <w:t>第</w:t>
-      </w:r>
-      <w:r>
-        <w:rPr>
-          <w:rFonts w:ascii="Times New Roman" w:hAnsi="Times New Roman" w:eastAsia="Times New Roman" w:cs="Times New Roman"/>
-          <w:b/>
-          <w:bCs/>
-        </w:rPr>
-        <w:t xml:space="preserve"> 38 </w:t>
-      </w:r>
-      <w:r>
-        <w:rPr>
-          <w:rFonts w:hint="eastAsia" w:ascii="Times New Roman" w:hAnsi="Times New Roman" w:eastAsia="FangSong" w:cs="Times New Roman"/>
-          <w:b/>
-          <w:bCs/>
-        </w:rPr>
-        <w:t>届决赛</w:t>
-      </w:r>
-      <w:r>
-        <w:rPr>
-          <w:rFonts w:hint="eastAsia" w:ascii="Times New Roman" w:hAnsi="Times New Roman" w:eastAsia="Times New Roman" w:cs="Times New Roman"/>
-          <w:b/>
-          <w:bCs/>
-        </w:rPr>
-        <w:t>）</w:t>
-      </w:r>
-      <w:r>
-        <w:rPr>
-          <w:rFonts w:hint="eastAsia" w:ascii="Times New Roman" w:hAnsi="Times New Roman" w:eastAsia="Times New Roman" w:cs="Times New Roman"/>
-        </w:rPr>
-        <w:t>：</w:t>
-      </w:r>
-      <w:r>
-        <w:rPr>
-          <w:rFonts w:hint="eastAsia" w:ascii="Times New Roman" w:hAnsi="Times New Roman" w:eastAsia="FangSong" w:cs="Times New Roman"/>
-        </w:rPr>
-        <w:t>以铍的化合物为背景的结构与性质推断</w:t>
-      </w:r>
-      <w:r>
-        <w:rPr>
-          <w:rFonts w:hint="eastAsia" w:ascii="Times New Roman" w:hAnsi="Times New Roman" w:eastAsia="Times New Roman" w:cs="Times New Roman"/>
-        </w:rPr>
-        <w:t>，</w:t>
-      </w:r>
-      <w:r>
-        <w:rPr>
-          <w:rFonts w:hint="eastAsia" w:ascii="Times New Roman" w:hAnsi="Times New Roman" w:eastAsia="FangSong" w:cs="Times New Roman"/>
-        </w:rPr>
-        <w:t>考察</w:t>
-      </w:r>
-      <w:r>
-        <w:rPr>
-          <w:rFonts w:ascii="Times New Roman" w:hAnsi="Times New Roman" w:eastAsia="Times New Roman" w:cs="Times New Roman"/>
-        </w:rPr>
-        <w:t xml:space="preserve"> Be </w:t>
-      </w:r>
-      <w:r>
-        <w:rPr>
-          <w:rFonts w:hint="eastAsia" w:ascii="Times New Roman" w:hAnsi="Times New Roman" w:eastAsia="FangSong" w:cs="Times New Roman"/>
-        </w:rPr>
-        <w:t>的缺电子共价化学与对角线规则</w:t>
-      </w:r>
-      <w:r>
-        <w:rPr>
-          <w:rFonts w:hint="eastAsia" w:ascii="Times New Roman" w:hAnsi="Times New Roman" w:eastAsia="Times New Roman" w:cs="Times New Roman"/>
-        </w:rPr>
-        <w:t>。</w:t>
+          <w:rFonts w:hint="eastAsia" w:ascii="Times New Roman" w:hAnsi="Times New Roman" w:eastAsia="Times New Roman" w:cs="Times New Roman"/>
+        </w:rPr>
+        <w:t>E）。</w:t>
+      </w:r>
+      <w:r>
+        <w:rPr>
+          <w:rFonts w:hint="eastAsia" w:ascii="Times New Roman" w:hAnsi="Times New Roman" w:eastAsia="FangSong" w:cs="Times New Roman"/>
+        </w:rPr>
+        <w:t>判据见</w:t>
+      </w:r>
+      <w:r>
+        <w:rPr>
+          <w:rFonts w:ascii="Times New Roman" w:hAnsi="Times New Roman" w:eastAsia="Times New Roman" w:cs="Times New Roman"/>
+        </w:rPr>
+        <w:t xml:space="preserve"> §4.2。</w:t>
       </w:r>
     </w:p>
     <w:p>
@@ -33713,2951 +34866,6 @@
     </w:p>
     <w:bookmarkEnd w:id="59"/>
     <w:bookmarkEnd w:id="60"/>
-    <w:bookmarkStart w:id="61" w:name="十一参考答案与提示"/>
-    <w:p>
-      <w:pPr>
-        <w:pStyle w:val="Heading2"/>
-        <w:spacing w:before="280" w:after="120"/>
-      </w:pPr>
-      <w:r>
-        <w:rPr>
-          <w:rFonts w:hint="eastAsia" w:ascii="Times New Roman" w:hAnsi="Times New Roman" w:eastAsia="SimHei" w:cs="Times New Roman"/>
-        </w:rPr>
-        <w:t>十一</w:t>
-      </w:r>
-      <w:r>
-        <w:rPr>
-          <w:rFonts w:hint="eastAsia" w:ascii="Times New Roman" w:hAnsi="Times New Roman" w:eastAsia="Times New Roman" w:cs="Times New Roman"/>
-        </w:rPr>
-        <w:t>、</w:t>
-      </w:r>
-      <w:r>
-        <w:rPr>
-          <w:rFonts w:hint="eastAsia" w:ascii="Times New Roman" w:hAnsi="Times New Roman" w:eastAsia="SimHei" w:cs="Times New Roman"/>
-        </w:rPr>
-        <w:t>参考答案与提示</w:t>
-      </w:r>
-    </w:p>
-    <w:p>
-      <w:pPr>
-        <w:pStyle w:val="FirstParagraph"/>
-      </w:pPr>
-      <w:r>
-        <w:rPr>
-          <w:rFonts w:ascii="Times New Roman" w:hAnsi="Times New Roman" w:eastAsia="Times New Roman" w:cs="Times New Roman"/>
-          <w:b/>
-          <w:bCs/>
-        </w:rPr>
-        <w:t xml:space="preserve">1.</w:t>
-      </w:r>
-      <w:r>
-        <w:rPr>
-          <w:rFonts w:ascii="Times New Roman" w:hAnsi="Times New Roman" w:eastAsia="Times New Roman" w:cs="Times New Roman"/>
-        </w:rPr>
-        <w:t xml:space="preserve"> </w:t>
-      </w:r>
-      <w:r>
-        <w:rPr>
-          <w:rFonts w:ascii="Times New Roman" w:hAnsi="Times New Roman" w:eastAsia="Times New Roman" w:cs="Times New Roman"/>
-        </w:rPr>
-        <w:t xml:space="preserve">Li → </w:t>
-      </w:r>
-      <w:r>
-        <w:rPr>
-          <w:rFonts w:hint="eastAsia" w:ascii="Times New Roman" w:hAnsi="Times New Roman" w:eastAsia="Times New Roman" w:cs="Times New Roman"/>
-        </w:rPr>
-        <w:t>Li</w:t>
-      </w:r>
-      <w:r>
-        <w:rPr>
-          <w:rFonts w:hint="eastAsia" w:ascii="Times New Roman" w:hAnsi="Times New Roman" w:eastAsia="Times New Roman" w:cs="Times New Roman"/>
-          <w:vertAlign w:val="subscript"/>
-        </w:rPr>
-        <w:t>2</w:t>
-      </w:r>
-      <w:r>
-        <w:rPr>
-          <w:rFonts w:hint="eastAsia" w:ascii="Times New Roman" w:hAnsi="Times New Roman" w:eastAsia="Times New Roman" w:cs="Times New Roman"/>
-        </w:rPr>
-        <w:t>O（O</w:t>
-      </w:r>
-      <w:r>
-        <w:rPr>
-          <w:rFonts w:hint="eastAsia" w:ascii="Times New Roman" w:hAnsi="Times New Roman" w:eastAsia="Times New Roman" w:cs="Times New Roman"/>
-          <w:vertAlign w:val="superscript"/>
-        </w:rPr>
-        <w:t>2-</w:t>
-      </w:r>
-      <w:r>
-        <w:rPr>
-          <w:rFonts w:hint="eastAsia" w:ascii="Times New Roman" w:hAnsi="Times New Roman" w:eastAsia="Times New Roman" w:cs="Times New Roman"/>
-        </w:rPr>
-        <w:t>，</w:t>
-      </w:r>
-      <w:r>
-        <w:rPr>
-          <w:rFonts w:hint="eastAsia" w:ascii="Times New Roman" w:hAnsi="Times New Roman" w:eastAsia="FangSong" w:cs="Times New Roman"/>
-        </w:rPr>
-        <w:t>反磁</w:t>
-      </w:r>
-      <w:r>
-        <w:rPr>
-          <w:rFonts w:hint="eastAsia" w:ascii="Times New Roman" w:hAnsi="Times New Roman" w:eastAsia="Times New Roman" w:cs="Times New Roman"/>
-        </w:rPr>
-        <w:t>）；Na</w:t>
-      </w:r>
-      <w:r>
-        <w:rPr>
-          <w:rFonts w:ascii="Times New Roman" w:hAnsi="Times New Roman" w:eastAsia="Times New Roman" w:cs="Times New Roman"/>
-        </w:rPr>
-        <w:t xml:space="preserve"> → </w:t>
-      </w:r>
-      <w:r>
-        <w:rPr>
-          <w:rFonts w:hint="eastAsia" w:ascii="Times New Roman" w:hAnsi="Times New Roman" w:eastAsia="Times New Roman" w:cs="Times New Roman"/>
-        </w:rPr>
-        <w:t>Na</w:t>
-      </w:r>
-      <w:r>
-        <w:rPr>
-          <w:rFonts w:hint="eastAsia" w:ascii="Times New Roman" w:hAnsi="Times New Roman" w:eastAsia="Times New Roman" w:cs="Times New Roman"/>
-          <w:vertAlign w:val="subscript"/>
-        </w:rPr>
-        <w:t>2</w:t>
-      </w:r>
-      <w:r>
-        <w:rPr>
-          <w:rFonts w:hint="eastAsia" w:ascii="Times New Roman" w:hAnsi="Times New Roman" w:eastAsia="Times New Roman" w:cs="Times New Roman"/>
-        </w:rPr>
-        <w:t>O</w:t>
-      </w:r>
-      <w:r>
-        <w:rPr>
-          <w:rFonts w:hint="eastAsia" w:ascii="Times New Roman" w:hAnsi="Times New Roman" w:eastAsia="Times New Roman" w:cs="Times New Roman"/>
-          <w:vertAlign w:val="subscript"/>
-        </w:rPr>
-        <w:t>2</w:t>
-      </w:r>
-      <w:r>
-        <w:rPr>
-          <w:rFonts w:hint="eastAsia" w:ascii="Times New Roman" w:hAnsi="Times New Roman" w:eastAsia="Times New Roman" w:cs="Times New Roman"/>
-        </w:rPr>
-        <w:t>（O</w:t>
-      </w:r>
-      <w:r>
-        <w:rPr>
-          <w:rFonts w:hint="eastAsia" w:ascii="Times New Roman" w:hAnsi="Times New Roman" w:eastAsia="Times New Roman" w:cs="Times New Roman"/>
-          <w:vertAlign w:val="subscript"/>
-        </w:rPr>
-        <w:t>2</w:t>
-      </w:r>
-      <w:r>
-        <w:rPr>
-          <w:rFonts w:hint="eastAsia" w:ascii="Times New Roman" w:hAnsi="Times New Roman" w:eastAsia="Times New Roman" w:cs="Times New Roman"/>
-          <w:vertAlign w:val="superscript"/>
-        </w:rPr>
-        <w:t>2-</w:t>
-      </w:r>
-      <w:r>
-        <w:rPr>
-          <w:rFonts w:hint="eastAsia" w:ascii="Times New Roman" w:hAnsi="Times New Roman" w:eastAsia="Times New Roman" w:cs="Times New Roman"/>
-        </w:rPr>
-        <w:t>，</w:t>
-      </w:r>
-      <w:r>
-        <w:rPr>
-          <w:rFonts w:hint="eastAsia" w:ascii="Times New Roman" w:hAnsi="Times New Roman" w:eastAsia="FangSong" w:cs="Times New Roman"/>
-        </w:rPr>
-        <w:t>反磁</w:t>
-      </w:r>
-      <w:r>
-        <w:rPr>
-          <w:rFonts w:hint="eastAsia" w:ascii="Times New Roman" w:hAnsi="Times New Roman" w:eastAsia="Times New Roman" w:cs="Times New Roman"/>
-        </w:rPr>
-        <w:t>）；K</w:t>
-      </w:r>
-      <w:r>
-        <w:rPr>
-          <w:rFonts w:ascii="Times New Roman" w:hAnsi="Times New Roman" w:eastAsia="Times New Roman" w:cs="Times New Roman"/>
-        </w:rPr>
-        <w:t xml:space="preserve"> → </w:t>
-      </w:r>
-      <w:r>
-        <w:rPr>
-          <w:rFonts w:hint="eastAsia" w:ascii="Times New Roman" w:hAnsi="Times New Roman" w:eastAsia="Times New Roman" w:cs="Times New Roman"/>
-        </w:rPr>
-        <w:t>KO</w:t>
-      </w:r>
-      <w:r>
-        <w:rPr>
-          <w:rFonts w:hint="eastAsia" w:ascii="Times New Roman" w:hAnsi="Times New Roman" w:eastAsia="Times New Roman" w:cs="Times New Roman"/>
-          <w:vertAlign w:val="subscript"/>
-        </w:rPr>
-        <w:t>2</w:t>
-      </w:r>
-      <w:r>
-        <w:rPr>
-          <w:rFonts w:hint="eastAsia" w:ascii="Times New Roman" w:hAnsi="Times New Roman" w:eastAsia="Times New Roman" w:cs="Times New Roman"/>
-        </w:rPr>
-        <w:t>（O</w:t>
-      </w:r>
-      <w:r>
-        <w:rPr>
-          <w:rFonts w:hint="eastAsia" w:ascii="Times New Roman" w:hAnsi="Times New Roman" w:eastAsia="Times New Roman" w:cs="Times New Roman"/>
-          <w:vertAlign w:val="subscript"/>
-        </w:rPr>
-        <w:t>2</w:t>
-      </w:r>
-      <w:r>
-        <w:rPr>
-          <w:rFonts w:hint="eastAsia" w:ascii="Times New Roman" w:hAnsi="Times New Roman" w:eastAsia="Times New Roman" w:cs="Times New Roman"/>
-          <w:vertAlign w:val="superscript"/>
-        </w:rPr>
-        <w:t>-</w:t>
-      </w:r>
-      <w:r>
-        <w:rPr>
-          <w:rFonts w:hint="eastAsia" w:ascii="Times New Roman" w:hAnsi="Times New Roman" w:eastAsia="Times New Roman" w:cs="Times New Roman"/>
-        </w:rPr>
-        <w:t>，</w:t>
-      </w:r>
-      <w:r>
-        <w:rPr>
-          <w:rFonts w:hint="eastAsia" w:ascii="Times New Roman" w:hAnsi="Times New Roman" w:eastAsia="FangSong" w:cs="Times New Roman"/>
-        </w:rPr>
-        <w:t>顺磁</w:t>
-      </w:r>
-      <w:r>
-        <w:rPr>
-          <w:rFonts w:hint="eastAsia" w:ascii="Times New Roman" w:hAnsi="Times New Roman" w:eastAsia="Times New Roman" w:cs="Times New Roman"/>
-        </w:rPr>
-        <w:t>）。</w:t>
-      </w:r>
-    </w:p>
-    <w:p>
-      <w:pPr>
-        <w:pStyle w:val="BodyText"/>
-      </w:pPr>
-      <w:r>
-        <w:rPr>
-          <w:rFonts w:ascii="Times New Roman" w:hAnsi="Times New Roman" w:eastAsia="Times New Roman" w:cs="Times New Roman"/>
-          <w:b/>
-          <w:bCs/>
-        </w:rPr>
-        <w:t xml:space="preserve">2.</w:t>
-      </w:r>
-      <w:r>
-        <w:rPr>
-          <w:rFonts w:ascii="Times New Roman" w:hAnsi="Times New Roman" w:eastAsia="Times New Roman" w:cs="Times New Roman"/>
-        </w:rPr>
-        <w:t xml:space="preserve"> </w:t>
-      </w:r>
-      <w:r>
-        <w:rPr>
-          <w:rFonts w:hint="eastAsia" w:ascii="Times New Roman" w:hAnsi="Times New Roman" w:eastAsia="FangSong" w:cs="Times New Roman"/>
-        </w:rPr>
-        <w:t xml:space="preserve">与</w:t>
-      </w:r>
-      <w:r>
-        <w:rPr>
-          <w:rFonts w:ascii="Times New Roman" w:hAnsi="Times New Roman" w:eastAsia="Times New Roman" w:cs="Times New Roman"/>
-        </w:rPr>
-        <w:t xml:space="preserve"> </w:t>
-      </w:r>
-      <w:r>
-        <w:rPr>
-          <w:rFonts w:hint="eastAsia" w:ascii="Times New Roman" w:hAnsi="Times New Roman" w:eastAsia="Times New Roman" w:cs="Times New Roman"/>
-        </w:rPr>
-        <w:t>H</w:t>
-      </w:r>
-      <w:r>
-        <w:rPr>
-          <w:rFonts w:hint="eastAsia" w:ascii="Times New Roman" w:hAnsi="Times New Roman" w:eastAsia="Times New Roman" w:cs="Times New Roman"/>
-          <w:vertAlign w:val="subscript"/>
-        </w:rPr>
-        <w:t>2</w:t>
-      </w:r>
-      <w:r>
-        <w:rPr>
-          <w:rFonts w:hint="eastAsia" w:ascii="Times New Roman" w:hAnsi="Times New Roman" w:eastAsia="Times New Roman" w:cs="Times New Roman"/>
-        </w:rPr>
-        <w:t>O：Na</w:t>
-      </w:r>
-      <w:r>
-        <w:rPr>
-          <w:rFonts w:hint="eastAsia" w:ascii="Times New Roman" w:hAnsi="Times New Roman" w:eastAsia="Times New Roman" w:cs="Times New Roman"/>
-          <w:vertAlign w:val="subscript"/>
-        </w:rPr>
-        <w:t>2</w:t>
-      </w:r>
-      <w:r>
-        <w:rPr>
-          <w:rFonts w:hint="eastAsia" w:ascii="Times New Roman" w:hAnsi="Times New Roman" w:eastAsia="Times New Roman" w:cs="Times New Roman"/>
-        </w:rPr>
-        <w:t>O</w:t>
-      </w:r>
-      <w:r>
-        <w:rPr>
-          <w:rFonts w:hint="eastAsia" w:ascii="Times New Roman" w:hAnsi="Times New Roman" w:eastAsia="Times New Roman" w:cs="Times New Roman"/>
-          <w:vertAlign w:val="subscript"/>
-        </w:rPr>
-        <w:t>2</w:t>
-      </w:r>
-      <w:r>
-        <w:rPr>
-          <w:rFonts w:ascii="Times New Roman" w:hAnsi="Times New Roman" w:eastAsia="Times New Roman" w:cs="Times New Roman"/>
-        </w:rPr>
-        <w:t xml:space="preserve"> + 2H</w:t>
-      </w:r>
-      <w:r>
-        <w:rPr>
-          <w:rFonts w:ascii="Times New Roman" w:hAnsi="Times New Roman" w:eastAsia="Times New Roman" w:cs="Times New Roman"/>
-          <w:vertAlign w:val="subscript"/>
-        </w:rPr>
-        <w:t>2</w:t>
-      </w:r>
-      <w:r>
-        <w:rPr>
-          <w:rFonts w:ascii="Times New Roman" w:hAnsi="Times New Roman" w:eastAsia="Times New Roman" w:cs="Times New Roman"/>
-        </w:rPr>
-        <w:t>O → H</w:t>
-      </w:r>
-      <w:r>
-        <w:rPr>
-          <w:rFonts w:ascii="Times New Roman" w:hAnsi="Times New Roman" w:eastAsia="Times New Roman" w:cs="Times New Roman"/>
-          <w:vertAlign w:val="subscript"/>
-        </w:rPr>
-        <w:t>2</w:t>
-      </w:r>
-      <w:r>
-        <w:rPr>
-          <w:rFonts w:ascii="Times New Roman" w:hAnsi="Times New Roman" w:eastAsia="Times New Roman" w:cs="Times New Roman"/>
-        </w:rPr>
-        <w:t>O</w:t>
-      </w:r>
-      <w:r>
-        <w:rPr>
-          <w:rFonts w:ascii="Times New Roman" w:hAnsi="Times New Roman" w:eastAsia="Times New Roman" w:cs="Times New Roman"/>
-          <w:vertAlign w:val="subscript"/>
-        </w:rPr>
-        <w:t>2</w:t>
-      </w:r>
-      <w:r>
-        <w:rPr>
-          <w:rFonts w:ascii="Times New Roman" w:hAnsi="Times New Roman" w:eastAsia="Times New Roman" w:cs="Times New Roman"/>
-        </w:rPr>
-        <w:t xml:space="preserve"> + </w:t>
-      </w:r>
-      <w:r>
-        <w:rPr>
-          <w:rFonts w:hint="eastAsia" w:ascii="Times New Roman" w:hAnsi="Times New Roman" w:eastAsia="Times New Roman" w:cs="Times New Roman"/>
-        </w:rPr>
-        <w:t>2NaOH；</w:t>
-      </w:r>
-      <w:r>
-        <w:rPr>
-          <w:rFonts w:hint="eastAsia" w:ascii="Times New Roman" w:hAnsi="Times New Roman" w:eastAsia="FangSong" w:cs="Times New Roman"/>
-        </w:rPr>
-        <w:t>与</w:t>
-      </w:r>
-      <w:r>
-        <w:rPr>
-          <w:rFonts w:ascii="Times New Roman" w:hAnsi="Times New Roman" w:eastAsia="Times New Roman" w:cs="Times New Roman"/>
-        </w:rPr>
-        <w:t xml:space="preserve"> </w:t>
-      </w:r>
-      <w:r>
-        <w:rPr>
-          <w:rFonts w:hint="eastAsia" w:ascii="Times New Roman" w:hAnsi="Times New Roman" w:eastAsia="Times New Roman" w:cs="Times New Roman"/>
-        </w:rPr>
-        <w:t>CO</w:t>
-      </w:r>
-      <w:r>
-        <w:rPr>
-          <w:rFonts w:hint="eastAsia" w:ascii="Times New Roman" w:hAnsi="Times New Roman" w:eastAsia="Times New Roman" w:cs="Times New Roman"/>
-          <w:vertAlign w:val="subscript"/>
-        </w:rPr>
-        <w:t>2</w:t>
-      </w:r>
-      <w:r>
-        <w:rPr>
-          <w:rFonts w:hint="eastAsia" w:ascii="Times New Roman" w:hAnsi="Times New Roman" w:eastAsia="Times New Roman" w:cs="Times New Roman"/>
-        </w:rPr>
-        <w:t>：2Na</w:t>
-      </w:r>
-      <w:r>
-        <w:rPr>
-          <w:rFonts w:hint="eastAsia" w:ascii="Times New Roman" w:hAnsi="Times New Roman" w:eastAsia="Times New Roman" w:cs="Times New Roman"/>
-          <w:vertAlign w:val="subscript"/>
-        </w:rPr>
-        <w:t>2</w:t>
-      </w:r>
-      <w:r>
-        <w:rPr>
-          <w:rFonts w:hint="eastAsia" w:ascii="Times New Roman" w:hAnsi="Times New Roman" w:eastAsia="Times New Roman" w:cs="Times New Roman"/>
-        </w:rPr>
-        <w:t>O</w:t>
-      </w:r>
-      <w:r>
-        <w:rPr>
-          <w:rFonts w:hint="eastAsia" w:ascii="Times New Roman" w:hAnsi="Times New Roman" w:eastAsia="Times New Roman" w:cs="Times New Roman"/>
-          <w:vertAlign w:val="subscript"/>
-        </w:rPr>
-        <w:t>2</w:t>
-      </w:r>
-      <w:r>
-        <w:rPr>
-          <w:rFonts w:ascii="Times New Roman" w:hAnsi="Times New Roman" w:eastAsia="Times New Roman" w:cs="Times New Roman"/>
-        </w:rPr>
-        <w:t xml:space="preserve"> + 2CO</w:t>
-      </w:r>
-      <w:r>
-        <w:rPr>
-          <w:rFonts w:ascii="Times New Roman" w:hAnsi="Times New Roman" w:eastAsia="Times New Roman" w:cs="Times New Roman"/>
-          <w:vertAlign w:val="subscript"/>
-        </w:rPr>
-        <w:t>2</w:t>
-      </w:r>
-      <w:r>
-        <w:rPr>
-          <w:rFonts w:ascii="Times New Roman" w:hAnsi="Times New Roman" w:eastAsia="Times New Roman" w:cs="Times New Roman"/>
-        </w:rPr>
-        <w:t xml:space="preserve"> → 2Na</w:t>
-      </w:r>
-      <w:r>
-        <w:rPr>
-          <w:rFonts w:ascii="Times New Roman" w:hAnsi="Times New Roman" w:eastAsia="Times New Roman" w:cs="Times New Roman"/>
-          <w:vertAlign w:val="subscript"/>
-        </w:rPr>
-        <w:t>2</w:t>
-      </w:r>
-      <w:r>
-        <w:rPr>
-          <w:rFonts w:ascii="Times New Roman" w:hAnsi="Times New Roman" w:eastAsia="Times New Roman" w:cs="Times New Roman"/>
-        </w:rPr>
-        <w:t>CO</w:t>
-      </w:r>
-      <w:r>
-        <w:rPr>
-          <w:rFonts w:ascii="Times New Roman" w:hAnsi="Times New Roman" w:eastAsia="Times New Roman" w:cs="Times New Roman"/>
-          <w:vertAlign w:val="subscript"/>
-        </w:rPr>
-        <w:t>3</w:t>
-      </w:r>
-      <w:r>
-        <w:rPr>
-          <w:rFonts w:ascii="Times New Roman" w:hAnsi="Times New Roman" w:eastAsia="Times New Roman" w:cs="Times New Roman"/>
-        </w:rPr>
-        <w:t xml:space="preserve"> + </w:t>
-      </w:r>
-      <w:r>
-        <w:rPr>
-          <w:rFonts w:hint="eastAsia" w:ascii="Times New Roman" w:hAnsi="Times New Roman" w:eastAsia="Times New Roman" w:cs="Times New Roman"/>
-        </w:rPr>
-        <w:t>O</w:t>
-      </w:r>
-      <w:r>
-        <w:rPr>
-          <w:rFonts w:hint="eastAsia" w:ascii="Times New Roman" w:hAnsi="Times New Roman" w:eastAsia="Times New Roman" w:cs="Times New Roman"/>
-          <w:vertAlign w:val="subscript"/>
-        </w:rPr>
-        <w:t>2</w:t>
-      </w:r>
-      <w:r>
-        <w:rPr>
-          <w:rFonts w:hint="eastAsia" w:ascii="Times New Roman" w:hAnsi="Times New Roman" w:eastAsia="Times New Roman" w:cs="Times New Roman"/>
-        </w:rPr>
-        <w:t>；</w:t>
-      </w:r>
-      <w:r>
-        <w:rPr>
-          <w:rFonts w:hint="eastAsia" w:ascii="Times New Roman" w:hAnsi="Times New Roman" w:eastAsia="FangSong" w:cs="Times New Roman"/>
-        </w:rPr>
-        <w:t>与稀</w:t>
-      </w:r>
-      <w:r>
-        <w:rPr>
-          <w:rFonts w:ascii="Times New Roman" w:hAnsi="Times New Roman" w:eastAsia="Times New Roman" w:cs="Times New Roman"/>
-        </w:rPr>
-        <w:t xml:space="preserve"> </w:t>
-      </w:r>
-      <w:r>
-        <w:rPr>
-          <w:rFonts w:hint="eastAsia" w:ascii="Times New Roman" w:hAnsi="Times New Roman" w:eastAsia="Times New Roman" w:cs="Times New Roman"/>
-        </w:rPr>
-        <w:t>H</w:t>
-      </w:r>
-      <w:r>
-        <w:rPr>
-          <w:rFonts w:hint="eastAsia" w:ascii="Times New Roman" w:hAnsi="Times New Roman" w:eastAsia="Times New Roman" w:cs="Times New Roman"/>
-          <w:vertAlign w:val="subscript"/>
-        </w:rPr>
-        <w:t>2</w:t>
-      </w:r>
-      <w:r>
-        <w:rPr>
-          <w:rFonts w:hint="eastAsia" w:ascii="Times New Roman" w:hAnsi="Times New Roman" w:eastAsia="Times New Roman" w:cs="Times New Roman"/>
-        </w:rPr>
-        <w:t>SO</w:t>
-      </w:r>
-      <w:r>
-        <w:rPr>
-          <w:rFonts w:hint="eastAsia" w:ascii="Times New Roman" w:hAnsi="Times New Roman" w:eastAsia="Times New Roman" w:cs="Times New Roman"/>
-          <w:vertAlign w:val="subscript"/>
-        </w:rPr>
-        <w:t>4</w:t>
-      </w:r>
-      <w:r>
-        <w:rPr>
-          <w:rFonts w:hint="eastAsia" w:ascii="Times New Roman" w:hAnsi="Times New Roman" w:eastAsia="Times New Roman" w:cs="Times New Roman"/>
-        </w:rPr>
-        <w:t>：Na</w:t>
-      </w:r>
-      <w:r>
-        <w:rPr>
-          <w:rFonts w:hint="eastAsia" w:ascii="Times New Roman" w:hAnsi="Times New Roman" w:eastAsia="Times New Roman" w:cs="Times New Roman"/>
-          <w:vertAlign w:val="subscript"/>
-        </w:rPr>
-        <w:t>2</w:t>
-      </w:r>
-      <w:r>
-        <w:rPr>
-          <w:rFonts w:hint="eastAsia" w:ascii="Times New Roman" w:hAnsi="Times New Roman" w:eastAsia="Times New Roman" w:cs="Times New Roman"/>
-        </w:rPr>
-        <w:t>O</w:t>
-      </w:r>
-      <w:r>
-        <w:rPr>
-          <w:rFonts w:hint="eastAsia" w:ascii="Times New Roman" w:hAnsi="Times New Roman" w:eastAsia="Times New Roman" w:cs="Times New Roman"/>
-          <w:vertAlign w:val="subscript"/>
-        </w:rPr>
-        <w:t>2</w:t>
-      </w:r>
-      <w:r>
-        <w:rPr>
-          <w:rFonts w:ascii="Times New Roman" w:hAnsi="Times New Roman" w:eastAsia="Times New Roman" w:cs="Times New Roman"/>
-        </w:rPr>
-        <w:t xml:space="preserve"> + H</w:t>
-      </w:r>
-      <w:r>
-        <w:rPr>
-          <w:rFonts w:ascii="Times New Roman" w:hAnsi="Times New Roman" w:eastAsia="Times New Roman" w:cs="Times New Roman"/>
-          <w:vertAlign w:val="subscript"/>
-        </w:rPr>
-        <w:t>2</w:t>
-      </w:r>
-      <w:r>
-        <w:rPr>
-          <w:rFonts w:ascii="Times New Roman" w:hAnsi="Times New Roman" w:eastAsia="Times New Roman" w:cs="Times New Roman"/>
-        </w:rPr>
-        <w:t>SO</w:t>
-      </w:r>
-      <w:r>
-        <w:rPr>
-          <w:rFonts w:ascii="Times New Roman" w:hAnsi="Times New Roman" w:eastAsia="Times New Roman" w:cs="Times New Roman"/>
-          <w:vertAlign w:val="subscript"/>
-        </w:rPr>
-        <w:t>4</w:t>
-      </w:r>
-      <w:r>
-        <w:rPr>
-          <w:rFonts w:ascii="Times New Roman" w:hAnsi="Times New Roman" w:eastAsia="Times New Roman" w:cs="Times New Roman"/>
-        </w:rPr>
-        <w:t xml:space="preserve"> → H</w:t>
-      </w:r>
-      <w:r>
-        <w:rPr>
-          <w:rFonts w:ascii="Times New Roman" w:hAnsi="Times New Roman" w:eastAsia="Times New Roman" w:cs="Times New Roman"/>
-          <w:vertAlign w:val="subscript"/>
-        </w:rPr>
-        <w:t>2</w:t>
-      </w:r>
-      <w:r>
-        <w:rPr>
-          <w:rFonts w:ascii="Times New Roman" w:hAnsi="Times New Roman" w:eastAsia="Times New Roman" w:cs="Times New Roman"/>
-        </w:rPr>
-        <w:t>O</w:t>
-      </w:r>
-      <w:r>
-        <w:rPr>
-          <w:rFonts w:ascii="Times New Roman" w:hAnsi="Times New Roman" w:eastAsia="Times New Roman" w:cs="Times New Roman"/>
-          <w:vertAlign w:val="subscript"/>
-        </w:rPr>
-        <w:t>2</w:t>
-      </w:r>
-      <w:r>
-        <w:rPr>
-          <w:rFonts w:ascii="Times New Roman" w:hAnsi="Times New Roman" w:eastAsia="Times New Roman" w:cs="Times New Roman"/>
-        </w:rPr>
-        <w:t xml:space="preserve"> + </w:t>
-      </w:r>
-      <w:r>
-        <w:rPr>
-          <w:rFonts w:hint="eastAsia" w:ascii="Times New Roman" w:hAnsi="Times New Roman" w:eastAsia="Times New Roman" w:cs="Times New Roman"/>
-        </w:rPr>
-        <w:t>Na</w:t>
-      </w:r>
-      <w:r>
-        <w:rPr>
-          <w:rFonts w:hint="eastAsia" w:ascii="Times New Roman" w:hAnsi="Times New Roman" w:eastAsia="Times New Roman" w:cs="Times New Roman"/>
-          <w:vertAlign w:val="subscript"/>
-        </w:rPr>
-        <w:t>2</w:t>
-      </w:r>
-      <w:r>
-        <w:rPr>
-          <w:rFonts w:hint="eastAsia" w:ascii="Times New Roman" w:hAnsi="Times New Roman" w:eastAsia="Times New Roman" w:cs="Times New Roman"/>
-        </w:rPr>
-        <w:t>SO</w:t>
-      </w:r>
-      <w:r>
-        <w:rPr>
-          <w:rFonts w:hint="eastAsia" w:ascii="Times New Roman" w:hAnsi="Times New Roman" w:eastAsia="Times New Roman" w:cs="Times New Roman"/>
-          <w:vertAlign w:val="subscript"/>
-        </w:rPr>
-        <w:t>4</w:t>
-      </w:r>
-      <w:r>
-        <w:rPr>
-          <w:rFonts w:hint="eastAsia" w:ascii="Times New Roman" w:hAnsi="Times New Roman" w:eastAsia="Times New Roman" w:cs="Times New Roman"/>
-        </w:rPr>
-        <w:t>。</w:t>
-      </w:r>
-      <w:r>
-        <w:rPr>
-          <w:rFonts w:hint="eastAsia" w:ascii="Times New Roman" w:hAnsi="Times New Roman" w:eastAsia="FangSong" w:cs="Times New Roman"/>
-        </w:rPr>
-        <w:t>每吸收</w:t>
-      </w:r>
-      <w:r>
-        <w:rPr>
-          <w:rFonts w:ascii="Times New Roman" w:hAnsi="Times New Roman" w:eastAsia="Times New Roman" w:cs="Times New Roman"/>
-        </w:rPr>
-        <w:t xml:space="preserve"> 2 mol CO</w:t>
-      </w:r>
-      <w:r>
-        <w:rPr>
-          <w:rFonts w:ascii="Times New Roman" w:hAnsi="Times New Roman" w:eastAsia="Times New Roman" w:cs="Times New Roman"/>
-          <w:vertAlign w:val="subscript"/>
-        </w:rPr>
-        <w:t>2</w:t>
-      </w:r>
-      <w:r>
-        <w:rPr>
-          <w:rFonts w:ascii="Times New Roman" w:hAnsi="Times New Roman" w:eastAsia="Times New Roman" w:cs="Times New Roman"/>
-        </w:rPr>
-        <w:t xml:space="preserve"> </w:t>
-      </w:r>
-      <w:r>
-        <w:rPr>
-          <w:rFonts w:hint="eastAsia" w:ascii="Times New Roman" w:hAnsi="Times New Roman" w:eastAsia="FangSong" w:cs="Times New Roman"/>
-        </w:rPr>
-        <w:t xml:space="preserve">产</w:t>
-      </w:r>
-      <w:r>
-        <w:rPr>
-          <w:rFonts w:ascii="Times New Roman" w:hAnsi="Times New Roman" w:eastAsia="Times New Roman" w:cs="Times New Roman"/>
-        </w:rPr>
-        <w:t xml:space="preserve"> 1 mol O</w:t>
-      </w:r>
-      <w:r>
-        <w:rPr>
-          <w:rFonts w:ascii="Times New Roman" w:hAnsi="Times New Roman" w:eastAsia="Times New Roman" w:cs="Times New Roman"/>
-          <w:vertAlign w:val="subscript"/>
-        </w:rPr>
-        <w:t>2</w:t>
-      </w:r>
-      <w:r>
-        <w:rPr>
-          <w:rFonts w:ascii="Times New Roman" w:hAnsi="Times New Roman" w:eastAsia="Times New Roman" w:cs="Times New Roman"/>
-        </w:rPr>
-        <w:t xml:space="preserve"> → </w:t>
-      </w:r>
-      <w:r>
-        <w:rPr>
-          <w:rFonts w:hint="eastAsia" w:ascii="Times New Roman" w:hAnsi="Times New Roman" w:eastAsia="FangSong" w:cs="Times New Roman"/>
-        </w:rPr>
-        <w:t xml:space="preserve">每吸收</w:t>
-      </w:r>
-      <w:r>
-        <w:rPr>
-          <w:rFonts w:ascii="Times New Roman" w:hAnsi="Times New Roman" w:eastAsia="Times New Roman" w:cs="Times New Roman"/>
-        </w:rPr>
-        <w:t xml:space="preserve"> 1 mol CO</w:t>
-      </w:r>
-      <w:r>
-        <w:rPr>
-          <w:rFonts w:ascii="Times New Roman" w:hAnsi="Times New Roman" w:eastAsia="Times New Roman" w:cs="Times New Roman"/>
-          <w:vertAlign w:val="subscript"/>
-        </w:rPr>
-        <w:t>2</w:t>
-      </w:r>
-      <w:r>
-        <w:rPr>
-          <w:rFonts w:ascii="Times New Roman" w:hAnsi="Times New Roman" w:eastAsia="Times New Roman" w:cs="Times New Roman"/>
-        </w:rPr>
-        <w:t xml:space="preserve"> </w:t>
-      </w:r>
-      <w:r>
-        <w:rPr>
-          <w:rFonts w:hint="eastAsia" w:ascii="Times New Roman" w:hAnsi="Times New Roman" w:eastAsia="FangSong" w:cs="Times New Roman"/>
-        </w:rPr>
-        <w:t xml:space="preserve">产</w:t>
-      </w:r>
-      <w:r>
-        <w:rPr>
-          <w:rFonts w:ascii="Times New Roman" w:hAnsi="Times New Roman" w:eastAsia="Times New Roman" w:cs="Times New Roman"/>
-        </w:rPr>
-        <w:t xml:space="preserve"> </w:t>
-      </w:r>
-      <w:r>
-        <w:rPr>
-          <w:rFonts w:ascii="Times New Roman" w:hAnsi="Times New Roman" w:eastAsia="Times New Roman" w:cs="Times New Roman"/>
-          <w:b/>
-          <w:bCs/>
-        </w:rPr>
-        <w:t>0.5 mol O</w:t>
-      </w:r>
-      <w:r>
-        <w:rPr>
-          <w:rFonts w:ascii="Times New Roman" w:hAnsi="Times New Roman" w:eastAsia="Times New Roman" w:cs="Times New Roman"/>
-          <w:b/>
-          <w:bCs/>
-          <w:vertAlign w:val="subscript"/>
-        </w:rPr>
-        <w:t>2</w:t>
-      </w:r>
-      <w:r>
-        <w:rPr>
-          <w:rFonts w:hint="eastAsia" w:ascii="Times New Roman" w:hAnsi="Times New Roman" w:eastAsia="Times New Roman" w:cs="Times New Roman"/>
-        </w:rPr>
-        <w:t>。</w:t>
-      </w:r>
-      <w:r>
-        <w:rPr>
-          <w:rFonts w:hint="eastAsia" w:ascii="Times New Roman" w:hAnsi="Times New Roman" w:eastAsia="FangSong" w:cs="Times New Roman"/>
-        </w:rPr>
-        <w:t>对比</w:t>
-      </w:r>
-      <w:r>
-        <w:rPr>
-          <w:rFonts w:hint="eastAsia" w:ascii="Times New Roman" w:hAnsi="Times New Roman" w:eastAsia="Times New Roman" w:cs="Times New Roman"/>
-        </w:rPr>
-        <w:t>：KO</w:t>
-      </w:r>
-      <w:r>
-        <w:rPr>
-          <w:rFonts w:hint="eastAsia" w:ascii="Times New Roman" w:hAnsi="Times New Roman" w:eastAsia="Times New Roman" w:cs="Times New Roman"/>
-          <w:vertAlign w:val="subscript"/>
-        </w:rPr>
-        <w:t>2</w:t>
-      </w:r>
-      <w:r>
-        <w:rPr>
-          <w:rFonts w:ascii="Times New Roman" w:hAnsi="Times New Roman" w:eastAsia="Times New Roman" w:cs="Times New Roman"/>
-        </w:rPr>
-        <w:t xml:space="preserve"> </w:t>
-      </w:r>
-      <w:r>
-        <w:rPr>
-          <w:rFonts w:hint="eastAsia" w:ascii="Times New Roman" w:hAnsi="Times New Roman" w:eastAsia="FangSong" w:cs="Times New Roman"/>
-        </w:rPr>
-        <w:t xml:space="preserve">每吸收</w:t>
-      </w:r>
-      <w:r>
-        <w:rPr>
-          <w:rFonts w:ascii="Times New Roman" w:hAnsi="Times New Roman" w:eastAsia="Times New Roman" w:cs="Times New Roman"/>
-        </w:rPr>
-        <w:t xml:space="preserve"> 1 mol CO</w:t>
-      </w:r>
-      <w:r>
-        <w:rPr>
-          <w:rFonts w:ascii="Times New Roman" w:hAnsi="Times New Roman" w:eastAsia="Times New Roman" w:cs="Times New Roman"/>
-          <w:vertAlign w:val="subscript"/>
-        </w:rPr>
-        <w:t>2</w:t>
-      </w:r>
-      <w:r>
-        <w:rPr>
-          <w:rFonts w:ascii="Times New Roman" w:hAnsi="Times New Roman" w:eastAsia="Times New Roman" w:cs="Times New Roman"/>
-        </w:rPr>
-        <w:t xml:space="preserve"> </w:t>
-      </w:r>
-      <w:r>
-        <w:rPr>
-          <w:rFonts w:hint="eastAsia" w:ascii="Times New Roman" w:hAnsi="Times New Roman" w:eastAsia="FangSong" w:cs="Times New Roman"/>
-        </w:rPr>
-        <w:t xml:space="preserve">产</w:t>
-      </w:r>
-      <w:r>
-        <w:rPr>
-          <w:rFonts w:ascii="Times New Roman" w:hAnsi="Times New Roman" w:eastAsia="Times New Roman" w:cs="Times New Roman"/>
-        </w:rPr>
-        <w:t xml:space="preserve"> 1.5 mol </w:t>
-      </w:r>
-      <w:r>
-        <w:rPr>
-          <w:rFonts w:hint="eastAsia" w:ascii="Times New Roman" w:hAnsi="Times New Roman" w:eastAsia="Times New Roman" w:cs="Times New Roman"/>
-        </w:rPr>
-        <w:t>O</w:t>
-      </w:r>
-      <w:r>
-        <w:rPr>
-          <w:rFonts w:hint="eastAsia" w:ascii="Times New Roman" w:hAnsi="Times New Roman" w:eastAsia="Times New Roman" w:cs="Times New Roman"/>
-          <w:vertAlign w:val="subscript"/>
-        </w:rPr>
-        <w:t>2</w:t>
-      </w:r>
-      <w:r>
-        <w:rPr>
-          <w:rFonts w:hint="eastAsia" w:ascii="Times New Roman" w:hAnsi="Times New Roman" w:eastAsia="Times New Roman" w:cs="Times New Roman"/>
-        </w:rPr>
-        <w:t>（3</w:t>
-      </w:r>
-      <w:r>
-        <w:rPr>
-          <w:rFonts w:ascii="Times New Roman" w:hAnsi="Times New Roman" w:eastAsia="Times New Roman" w:cs="Times New Roman"/>
-        </w:rPr>
-        <w:t xml:space="preserve"> </w:t>
-      </w:r>
-      <w:r>
-        <w:rPr>
-          <w:rFonts w:hint="eastAsia" w:ascii="Times New Roman" w:hAnsi="Times New Roman" w:eastAsia="FangSong" w:cs="Times New Roman"/>
-        </w:rPr>
-        <w:t>倍</w:t>
-      </w:r>
-      <w:r>
-        <w:rPr>
-          <w:rFonts w:hint="eastAsia" w:ascii="Times New Roman" w:hAnsi="Times New Roman" w:eastAsia="Times New Roman" w:cs="Times New Roman"/>
-        </w:rPr>
-        <w:t>）。</w:t>
-      </w:r>
-    </w:p>
-    <w:p>
-      <w:pPr>
-        <w:pStyle w:val="BodyText"/>
-      </w:pPr>
-      <w:r>
-        <w:rPr>
-          <w:rFonts w:ascii="Times New Roman" w:hAnsi="Times New Roman" w:eastAsia="Times New Roman" w:cs="Times New Roman"/>
-          <w:b/>
-          <w:bCs/>
-        </w:rPr>
-        <w:t xml:space="preserve">3.</w:t>
-      </w:r>
-      <w:r>
-        <w:rPr>
-          <w:rFonts w:ascii="Times New Roman" w:hAnsi="Times New Roman" w:eastAsia="Times New Roman" w:cs="Times New Roman"/>
-        </w:rPr>
-        <w:t xml:space="preserve"> </w:t>
-      </w:r>
-      <w:r>
-        <w:rPr>
-          <w:rFonts w:ascii="Times New Roman" w:hAnsi="Times New Roman" w:eastAsia="Times New Roman" w:cs="Times New Roman"/>
-        </w:rPr>
-        <w:t>Li</w:t>
-      </w:r>
-      <w:r>
-        <w:rPr>
-          <w:rFonts w:ascii="Times New Roman" w:hAnsi="Times New Roman" w:eastAsia="Times New Roman" w:cs="Times New Roman"/>
-          <w:vertAlign w:val="superscript"/>
-        </w:rPr>
-        <w:t>+</w:t>
-      </w:r>
-      <w:r>
-        <w:rPr>
-          <w:rFonts w:ascii="Times New Roman" w:hAnsi="Times New Roman" w:eastAsia="Times New Roman" w:cs="Times New Roman"/>
-        </w:rPr>
-        <w:t xml:space="preserve"> </w:t>
-      </w:r>
-      <w:r>
-        <w:rPr>
-          <w:rFonts w:hint="eastAsia" w:ascii="Times New Roman" w:hAnsi="Times New Roman" w:eastAsia="FangSong" w:cs="Times New Roman"/>
-        </w:rPr>
-        <w:t>半径小</w:t>
-      </w:r>
-      <w:r>
-        <w:rPr>
-          <w:rFonts w:hint="eastAsia" w:ascii="Times New Roman" w:hAnsi="Times New Roman" w:eastAsia="Times New Roman" w:cs="Times New Roman"/>
-        </w:rPr>
-        <w:t>（76</w:t>
-      </w:r>
-      <w:r>
-        <w:rPr>
-          <w:rFonts w:ascii="Times New Roman" w:hAnsi="Times New Roman" w:eastAsia="Times New Roman" w:cs="Times New Roman"/>
-        </w:rPr>
-        <w:t xml:space="preserve"> </w:t>
-      </w:r>
-      <w:r>
-        <w:rPr>
-          <w:rFonts w:hint="eastAsia" w:ascii="Times New Roman" w:hAnsi="Times New Roman" w:eastAsia="Times New Roman" w:cs="Times New Roman"/>
-        </w:rPr>
-        <w:t xml:space="preserve">pm）→</w:t>
-      </w:r>
-      <w:r>
-        <w:rPr>
-          <w:rFonts w:ascii="Times New Roman" w:hAnsi="Times New Roman" w:eastAsia="Times New Roman" w:cs="Times New Roman"/>
-        </w:rPr>
-        <w:t xml:space="preserve"> φ </w:t>
-      </w:r>
-      <w:r>
-        <w:rPr>
-          <w:rFonts w:hint="eastAsia" w:ascii="Times New Roman" w:hAnsi="Times New Roman" w:eastAsia="FangSong" w:cs="Times New Roman"/>
-        </w:rPr>
-        <w:t xml:space="preserve">大</w:t>
-      </w:r>
-      <w:r>
-        <w:rPr>
-          <w:rFonts w:ascii="Times New Roman" w:hAnsi="Times New Roman" w:eastAsia="Times New Roman" w:cs="Times New Roman"/>
-        </w:rPr>
-        <w:t xml:space="preserve"> → </w:t>
-      </w:r>
-      <w:r>
-        <w:rPr>
-          <w:rFonts w:hint="eastAsia" w:ascii="Times New Roman" w:hAnsi="Times New Roman" w:eastAsia="FangSong" w:cs="Times New Roman"/>
-        </w:rPr>
-        <w:t xml:space="preserve">极化</w:t>
-      </w:r>
-      <w:r>
-        <w:rPr>
-          <w:rFonts w:ascii="Times New Roman" w:hAnsi="Times New Roman" w:eastAsia="Times New Roman" w:cs="Times New Roman"/>
-        </w:rPr>
-        <w:t xml:space="preserve"> OH</w:t>
-      </w:r>
-      <w:r>
-        <w:rPr>
-          <w:rFonts w:ascii="Times New Roman" w:hAnsi="Times New Roman" w:eastAsia="Times New Roman" w:cs="Times New Roman"/>
-          <w:vertAlign w:val="superscript"/>
-        </w:rPr>
-        <w:t>-</w:t>
-      </w:r>
-      <w:r>
-        <w:rPr>
-          <w:rFonts w:ascii="Times New Roman" w:hAnsi="Times New Roman" w:eastAsia="Times New Roman" w:cs="Times New Roman"/>
-        </w:rPr>
-        <w:t xml:space="preserve"> </w:t>
-      </w:r>
-      <w:r>
-        <w:rPr>
-          <w:rFonts w:hint="eastAsia" w:ascii="Times New Roman" w:hAnsi="Times New Roman" w:eastAsia="FangSong" w:cs="Times New Roman"/>
-        </w:rPr>
-        <w:t xml:space="preserve">强</w:t>
-      </w:r>
-      <w:r>
-        <w:rPr>
-          <w:rFonts w:ascii="Times New Roman" w:hAnsi="Times New Roman" w:eastAsia="Times New Roman" w:cs="Times New Roman"/>
-        </w:rPr>
-        <w:t xml:space="preserve"> → </w:t>
-      </w:r>
-      <w:r>
-        <w:rPr>
-          <w:rFonts w:hint="eastAsia" w:ascii="Times New Roman" w:hAnsi="Times New Roman" w:eastAsia="FangSong" w:cs="Times New Roman"/>
-        </w:rPr>
-        <w:t xml:space="preserve">削弱</w:t>
-      </w:r>
-      <w:r>
-        <w:rPr>
-          <w:rFonts w:ascii="Times New Roman" w:hAnsi="Times New Roman" w:eastAsia="Times New Roman" w:cs="Times New Roman"/>
-        </w:rPr>
-        <w:t xml:space="preserve"> O—H </w:t>
-      </w:r>
-      <w:r>
-        <w:rPr>
-          <w:rFonts w:hint="eastAsia" w:ascii="Times New Roman" w:hAnsi="Times New Roman" w:eastAsia="FangSong" w:cs="Times New Roman"/>
-        </w:rPr>
-        <w:t xml:space="preserve">键</w:t>
-      </w:r>
-      <w:r>
-        <w:rPr>
-          <w:rFonts w:ascii="Times New Roman" w:hAnsi="Times New Roman" w:eastAsia="Times New Roman" w:cs="Times New Roman"/>
-        </w:rPr>
-        <w:t xml:space="preserve"> → LiOH </w:t>
-      </w:r>
-      <w:r>
-        <w:rPr>
-          <w:rFonts w:hint="eastAsia" w:ascii="Times New Roman" w:hAnsi="Times New Roman" w:eastAsia="FangSong" w:cs="Times New Roman"/>
-        </w:rPr>
-        <w:t>中强碱</w:t>
-      </w:r>
-      <w:r>
-        <w:rPr>
-          <w:rFonts w:hint="eastAsia" w:ascii="Times New Roman" w:hAnsi="Times New Roman" w:eastAsia="Times New Roman" w:cs="Times New Roman"/>
-        </w:rPr>
-        <w:t>；Na</w:t>
-      </w:r>
-      <w:r>
-        <w:rPr>
-          <w:rFonts w:hint="eastAsia" w:ascii="Times New Roman" w:hAnsi="Times New Roman" w:eastAsia="Times New Roman" w:cs="Times New Roman"/>
-          <w:vertAlign w:val="superscript"/>
-        </w:rPr>
-        <w:t>+</w:t>
-      </w:r>
-      <w:r>
-        <w:rPr>
-          <w:rFonts w:hint="eastAsia" w:ascii="Times New Roman" w:hAnsi="Times New Roman" w:eastAsia="Times New Roman" w:cs="Times New Roman"/>
-        </w:rPr>
-        <w:t>/K</w:t>
-      </w:r>
-      <w:r>
-        <w:rPr>
-          <w:rFonts w:hint="eastAsia" w:ascii="Times New Roman" w:hAnsi="Times New Roman" w:eastAsia="Times New Roman" w:cs="Times New Roman"/>
-          <w:vertAlign w:val="superscript"/>
-        </w:rPr>
-        <w:t>+</w:t>
-      </w:r>
-      <w:r>
-        <w:rPr>
-          <w:rFonts w:ascii="Times New Roman" w:hAnsi="Times New Roman" w:eastAsia="Times New Roman" w:cs="Times New Roman"/>
-        </w:rPr>
-        <w:t xml:space="preserve"> </w:t>
-      </w:r>
-      <w:r>
-        <w:rPr>
-          <w:rFonts w:hint="eastAsia" w:ascii="Times New Roman" w:hAnsi="Times New Roman" w:eastAsia="FangSong" w:cs="Times New Roman"/>
-        </w:rPr>
-        <w:t xml:space="preserve">半径增大</w:t>
-      </w:r>
-      <w:r>
-        <w:rPr>
-          <w:rFonts w:ascii="Times New Roman" w:hAnsi="Times New Roman" w:eastAsia="Times New Roman" w:cs="Times New Roman"/>
-        </w:rPr>
-        <w:t xml:space="preserve"> → φ </w:t>
-      </w:r>
-      <w:r>
-        <w:rPr>
-          <w:rFonts w:hint="eastAsia" w:ascii="Times New Roman" w:hAnsi="Times New Roman" w:eastAsia="FangSong" w:cs="Times New Roman"/>
-        </w:rPr>
-        <w:t xml:space="preserve">减小</w:t>
-      </w:r>
-      <w:r>
-        <w:rPr>
-          <w:rFonts w:ascii="Times New Roman" w:hAnsi="Times New Roman" w:eastAsia="Times New Roman" w:cs="Times New Roman"/>
-        </w:rPr>
-        <w:t xml:space="preserve"> → </w:t>
-      </w:r>
-      <w:r>
-        <w:rPr>
-          <w:rFonts w:hint="eastAsia" w:ascii="Times New Roman" w:hAnsi="Times New Roman" w:eastAsia="FangSong" w:cs="Times New Roman"/>
-        </w:rPr>
-        <w:t xml:space="preserve">极化减弱</w:t>
-      </w:r>
-      <w:r>
-        <w:rPr>
-          <w:rFonts w:ascii="Times New Roman" w:hAnsi="Times New Roman" w:eastAsia="Times New Roman" w:cs="Times New Roman"/>
-        </w:rPr>
-        <w:t xml:space="preserve"> → </w:t>
-      </w:r>
-      <w:r>
-        <w:rPr>
-          <w:rFonts w:hint="eastAsia" w:ascii="Times New Roman" w:hAnsi="Times New Roman" w:eastAsia="FangSong" w:cs="Times New Roman"/>
-        </w:rPr>
-        <w:t>强碱</w:t>
-      </w:r>
-      <w:r>
-        <w:rPr>
-          <w:rFonts w:hint="eastAsia" w:ascii="Times New Roman" w:hAnsi="Times New Roman" w:eastAsia="Times New Roman" w:cs="Times New Roman"/>
-        </w:rPr>
-        <w:t>。</w:t>
-      </w:r>
-    </w:p>
-    <w:p>
-      <w:pPr>
-        <w:pStyle w:val="BodyText"/>
-      </w:pPr>
-      <w:r>
-        <w:rPr>
-          <w:rFonts w:ascii="Times New Roman" w:hAnsi="Times New Roman" w:eastAsia="Times New Roman" w:cs="Times New Roman"/>
-          <w:b/>
-          <w:bCs/>
-        </w:rPr>
-        <w:t xml:space="preserve">4.</w:t>
-      </w:r>
-      <w:r>
-        <w:rPr>
-          <w:rFonts w:ascii="Times New Roman" w:hAnsi="Times New Roman" w:eastAsia="Times New Roman" w:cs="Times New Roman"/>
-        </w:rPr>
-        <w:t xml:space="preserve"> </w:t>
-      </w:r>
-      <w:r>
-        <w:rPr>
-          <w:rFonts w:hint="eastAsia" w:ascii="Times New Roman" w:hAnsi="Times New Roman" w:eastAsia="Times New Roman" w:cs="Times New Roman"/>
-        </w:rPr>
-        <w:t>Li-Mg（Li</w:t>
-      </w:r>
-      <w:r>
-        <w:rPr>
-          <w:rFonts w:hint="eastAsia" w:ascii="Times New Roman" w:hAnsi="Times New Roman" w:eastAsia="Times New Roman" w:cs="Times New Roman"/>
-          <w:vertAlign w:val="subscript"/>
-        </w:rPr>
-        <w:t>2</w:t>
-      </w:r>
-      <w:r>
-        <w:rPr>
-          <w:rFonts w:hint="eastAsia" w:ascii="Times New Roman" w:hAnsi="Times New Roman" w:eastAsia="Times New Roman" w:cs="Times New Roman"/>
-        </w:rPr>
-        <w:t>CO</w:t>
-      </w:r>
-      <w:r>
-        <w:rPr>
-          <w:rFonts w:hint="eastAsia" w:ascii="Times New Roman" w:hAnsi="Times New Roman" w:eastAsia="Times New Roman" w:cs="Times New Roman"/>
-          <w:vertAlign w:val="subscript"/>
-        </w:rPr>
-        <w:t>3</w:t>
-      </w:r>
-      <w:r>
-        <w:rPr>
-          <w:rFonts w:ascii="Times New Roman" w:hAnsi="Times New Roman" w:eastAsia="Times New Roman" w:cs="Times New Roman"/>
-        </w:rPr>
-        <w:t xml:space="preserve"> </w:t>
-      </w:r>
-      <w:r>
-        <w:rPr>
-          <w:rFonts w:hint="eastAsia" w:ascii="Times New Roman" w:hAnsi="Times New Roman" w:eastAsia="FangSong" w:cs="Times New Roman"/>
-        </w:rPr>
-        <w:t xml:space="preserve">难溶加热分解</w:t>
-      </w:r>
-      <w:r>
-        <w:rPr>
-          <w:rFonts w:ascii="Times New Roman" w:hAnsi="Times New Roman" w:eastAsia="Times New Roman" w:cs="Times New Roman"/>
-        </w:rPr>
-        <w:t xml:space="preserve"> ↔ MgCO</w:t>
-      </w:r>
-      <w:r>
-        <w:rPr>
-          <w:rFonts w:ascii="Times New Roman" w:hAnsi="Times New Roman" w:eastAsia="Times New Roman" w:cs="Times New Roman"/>
-          <w:vertAlign w:val="subscript"/>
-        </w:rPr>
-        <w:t>3</w:t>
-      </w:r>
-      <w:r>
-        <w:rPr>
-          <w:rFonts w:ascii="Times New Roman" w:hAnsi="Times New Roman" w:eastAsia="Times New Roman" w:cs="Times New Roman"/>
-        </w:rPr>
-        <w:t xml:space="preserve"> </w:t>
-      </w:r>
-      <w:r>
-        <w:rPr>
-          <w:rFonts w:hint="eastAsia" w:ascii="Times New Roman" w:hAnsi="Times New Roman" w:eastAsia="FangSong" w:cs="Times New Roman"/>
-        </w:rPr>
-        <w:t>同</w:t>
-      </w:r>
-      <w:r>
-        <w:rPr>
-          <w:rFonts w:hint="eastAsia" w:ascii="Times New Roman" w:hAnsi="Times New Roman" w:eastAsia="Times New Roman" w:cs="Times New Roman"/>
-        </w:rPr>
-        <w:t>）；Be-Al（Be(OH)</w:t>
-      </w:r>
-      <w:r>
-        <w:rPr>
-          <w:rFonts w:hint="eastAsia" w:ascii="Times New Roman" w:hAnsi="Times New Roman" w:eastAsia="Times New Roman" w:cs="Times New Roman"/>
-          <w:vertAlign w:val="subscript"/>
-        </w:rPr>
-        <w:t>2</w:t>
-      </w:r>
-      <w:r>
-        <w:rPr>
-          <w:rFonts w:ascii="Times New Roman" w:hAnsi="Times New Roman" w:eastAsia="Times New Roman" w:cs="Times New Roman"/>
-        </w:rPr>
-        <w:t xml:space="preserve"> </w:t>
-      </w:r>
-      <w:r>
-        <w:rPr>
-          <w:rFonts w:hint="eastAsia" w:ascii="Times New Roman" w:hAnsi="Times New Roman" w:eastAsia="FangSong" w:cs="Times New Roman"/>
-        </w:rPr>
-        <w:t xml:space="preserve">与</w:t>
-      </w:r>
-      <w:r>
-        <w:rPr>
-          <w:rFonts w:ascii="Times New Roman" w:hAnsi="Times New Roman" w:eastAsia="Times New Roman" w:cs="Times New Roman"/>
-        </w:rPr>
-        <w:t xml:space="preserve"> Al(OH)</w:t>
-      </w:r>
-      <w:r>
-        <w:rPr>
-          <w:rFonts w:ascii="Times New Roman" w:hAnsi="Times New Roman" w:eastAsia="Times New Roman" w:cs="Times New Roman"/>
-          <w:vertAlign w:val="subscript"/>
-        </w:rPr>
-        <w:t>3</w:t>
-      </w:r>
-      <w:r>
-        <w:rPr>
-          <w:rFonts w:ascii="Times New Roman" w:hAnsi="Times New Roman" w:eastAsia="Times New Roman" w:cs="Times New Roman"/>
-        </w:rPr>
-        <w:t xml:space="preserve"> </w:t>
-      </w:r>
-      <w:r>
-        <w:rPr>
-          <w:rFonts w:hint="eastAsia" w:ascii="Times New Roman" w:hAnsi="Times New Roman" w:eastAsia="FangSong" w:cs="Times New Roman"/>
-        </w:rPr>
-        <w:t>均两性</w:t>
-      </w:r>
-      <w:r>
-        <w:rPr>
-          <w:rFonts w:hint="eastAsia" w:ascii="Times New Roman" w:hAnsi="Times New Roman" w:eastAsia="Times New Roman" w:cs="Times New Roman"/>
-        </w:rPr>
-        <w:t>）；B-Si（H</w:t>
-      </w:r>
-      <w:r>
-        <w:rPr>
-          <w:rFonts w:hint="eastAsia" w:ascii="Times New Roman" w:hAnsi="Times New Roman" w:eastAsia="Times New Roman" w:cs="Times New Roman"/>
-          <w:vertAlign w:val="subscript"/>
-        </w:rPr>
-        <w:t>3</w:t>
-      </w:r>
-      <w:r>
-        <w:rPr>
-          <w:rFonts w:hint="eastAsia" w:ascii="Times New Roman" w:hAnsi="Times New Roman" w:eastAsia="Times New Roman" w:cs="Times New Roman"/>
-        </w:rPr>
-        <w:t>BO</w:t>
-      </w:r>
-      <w:r>
-        <w:rPr>
-          <w:rFonts w:hint="eastAsia" w:ascii="Times New Roman" w:hAnsi="Times New Roman" w:eastAsia="Times New Roman" w:cs="Times New Roman"/>
-          <w:vertAlign w:val="subscript"/>
-        </w:rPr>
-        <w:t>3</w:t>
-      </w:r>
-      <w:r>
-        <w:rPr>
-          <w:rFonts w:ascii="Times New Roman" w:hAnsi="Times New Roman" w:eastAsia="Times New Roman" w:cs="Times New Roman"/>
-        </w:rPr>
-        <w:t xml:space="preserve"> </w:t>
-      </w:r>
-      <w:r>
-        <w:rPr>
-          <w:rFonts w:hint="eastAsia" w:ascii="Times New Roman" w:hAnsi="Times New Roman" w:eastAsia="FangSong" w:cs="Times New Roman"/>
-        </w:rPr>
-        <w:t xml:space="preserve">与</w:t>
-      </w:r>
-      <w:r>
-        <w:rPr>
-          <w:rFonts w:ascii="Times New Roman" w:hAnsi="Times New Roman" w:eastAsia="Times New Roman" w:cs="Times New Roman"/>
-        </w:rPr>
-        <w:t xml:space="preserve"> H</w:t>
-      </w:r>
-      <w:r>
-        <w:rPr>
-          <w:rFonts w:ascii="Times New Roman" w:hAnsi="Times New Roman" w:eastAsia="Times New Roman" w:cs="Times New Roman"/>
-          <w:vertAlign w:val="subscript"/>
-        </w:rPr>
-        <w:t>2</w:t>
-      </w:r>
-      <w:r>
-        <w:rPr>
-          <w:rFonts w:ascii="Times New Roman" w:hAnsi="Times New Roman" w:eastAsia="Times New Roman" w:cs="Times New Roman"/>
-        </w:rPr>
-        <w:t>SiO</w:t>
-      </w:r>
-      <w:r>
-        <w:rPr>
-          <w:rFonts w:ascii="Times New Roman" w:hAnsi="Times New Roman" w:eastAsia="Times New Roman" w:cs="Times New Roman"/>
-          <w:vertAlign w:val="subscript"/>
-        </w:rPr>
-        <w:t>3</w:t>
-      </w:r>
-      <w:r>
-        <w:rPr>
-          <w:rFonts w:ascii="Times New Roman" w:hAnsi="Times New Roman" w:eastAsia="Times New Roman" w:cs="Times New Roman"/>
-        </w:rPr>
-        <w:t xml:space="preserve"> </w:t>
-      </w:r>
-      <w:r>
-        <w:rPr>
-          <w:rFonts w:hint="eastAsia" w:ascii="Times New Roman" w:hAnsi="Times New Roman" w:eastAsia="FangSong" w:cs="Times New Roman"/>
-        </w:rPr>
-        <w:t>均弱酸</w:t>
-      </w:r>
-      <w:r>
-        <w:rPr>
-          <w:rFonts w:hint="eastAsia" w:ascii="Times New Roman" w:hAnsi="Times New Roman" w:eastAsia="Times New Roman" w:cs="Times New Roman"/>
-        </w:rPr>
-        <w:t>）。</w:t>
-      </w:r>
-    </w:p>
-    <w:p>
-      <w:pPr>
-        <w:pStyle w:val="BodyText"/>
-      </w:pPr>
-      <w:r>
-        <w:rPr>
-          <w:rFonts w:ascii="Times New Roman" w:hAnsi="Times New Roman" w:eastAsia="Times New Roman" w:cs="Times New Roman"/>
-          <w:b/>
-          <w:bCs/>
-        </w:rPr>
-        <w:t xml:space="preserve">5.</w:t>
-      </w:r>
-      <w:r>
-        <w:rPr>
-          <w:rFonts w:ascii="Times New Roman" w:hAnsi="Times New Roman" w:eastAsia="Times New Roman" w:cs="Times New Roman"/>
-        </w:rPr>
-        <w:t xml:space="preserve"> </w:t>
-      </w:r>
-      <w:r>
-        <w:rPr>
-          <w:rFonts w:hint="eastAsia" w:ascii="Times New Roman" w:hAnsi="Times New Roman" w:eastAsia="Times New Roman" w:cs="Times New Roman"/>
-        </w:rPr>
-        <w:t>XeF</w:t>
-      </w:r>
-      <w:r>
-        <w:rPr>
-          <w:rFonts w:hint="eastAsia" w:ascii="Times New Roman" w:hAnsi="Times New Roman" w:eastAsia="Times New Roman" w:cs="Times New Roman"/>
-          <w:vertAlign w:val="subscript"/>
-        </w:rPr>
-        <w:t>6</w:t>
-      </w:r>
-      <w:r>
-        <w:rPr>
-          <w:rFonts w:hint="eastAsia" w:ascii="Times New Roman" w:hAnsi="Times New Roman" w:eastAsia="Times New Roman" w:cs="Times New Roman"/>
-        </w:rPr>
-        <w:t>：(8+6)/2</w:t>
-      </w:r>
-      <w:r>
-        <w:rPr>
-          <w:rFonts w:ascii="Times New Roman" w:hAnsi="Times New Roman" w:eastAsia="Times New Roman" w:cs="Times New Roman"/>
-        </w:rPr>
-        <w:t xml:space="preserve"> = 7 </w:t>
-      </w:r>
-      <w:r>
-        <w:rPr>
-          <w:rFonts w:hint="eastAsia" w:ascii="Times New Roman" w:hAnsi="Times New Roman" w:eastAsia="FangSong" w:cs="Times New Roman"/>
-        </w:rPr>
-        <w:t>对</w:t>
-      </w:r>
-      <w:r>
-        <w:rPr>
-          <w:rFonts w:hint="eastAsia" w:ascii="Times New Roman" w:hAnsi="Times New Roman" w:eastAsia="Times New Roman" w:cs="Times New Roman"/>
-        </w:rPr>
-        <w:t>；</w:t>
-      </w:r>
-      <w:r>
-        <w:rPr>
-          <w:rFonts w:hint="eastAsia" w:ascii="Times New Roman" w:hAnsi="Times New Roman" w:eastAsia="FangSong" w:cs="Times New Roman"/>
-        </w:rPr>
-        <w:t>成键</w:t>
-      </w:r>
-      <w:r>
-        <w:rPr>
-          <w:rFonts w:ascii="Times New Roman" w:hAnsi="Times New Roman" w:eastAsia="Times New Roman" w:cs="Times New Roman"/>
-        </w:rPr>
-        <w:t xml:space="preserve"> </w:t>
-      </w:r>
-      <w:r>
-        <w:rPr>
-          <w:rFonts w:hint="eastAsia" w:ascii="Times New Roman" w:hAnsi="Times New Roman" w:eastAsia="Times New Roman" w:cs="Times New Roman"/>
-        </w:rPr>
-        <w:t>6、</w:t>
-      </w:r>
-      <w:r>
-        <w:rPr>
-          <w:rFonts w:hint="eastAsia" w:ascii="Times New Roman" w:hAnsi="Times New Roman" w:eastAsia="FangSong" w:cs="Times New Roman"/>
-        </w:rPr>
-        <w:t>孤对</w:t>
-      </w:r>
-      <w:r>
-        <w:rPr>
-          <w:rFonts w:ascii="Times New Roman" w:hAnsi="Times New Roman" w:eastAsia="Times New Roman" w:cs="Times New Roman"/>
-        </w:rPr>
-        <w:t xml:space="preserve"> 1 →</w:t>
-      </w:r>
-      <w:r>
-        <w:rPr>
-          <w:rFonts w:ascii="Times New Roman" w:hAnsi="Times New Roman" w:eastAsia="Times New Roman" w:cs="Times New Roman"/>
-        </w:rPr>
-        <w:t xml:space="preserve"> </w:t>
-      </w:r>
-      <w:r>
-        <w:rPr>
-          <w:rFonts w:hint="eastAsia" w:ascii="Times New Roman" w:hAnsi="Times New Roman" w:eastAsia="FangSong" w:cs="Times New Roman"/>
-          <w:b/>
-          <w:bCs/>
-        </w:rPr>
-        <w:t xml:space="preserve">变形八面体</w:t>
-      </w:r>
-      <w:r>
-        <w:rPr>
-          <w:rFonts w:hint="eastAsia" w:ascii="Times New Roman" w:hAnsi="Times New Roman" w:eastAsia="Times New Roman" w:cs="Times New Roman"/>
-        </w:rPr>
-        <w:t>（sp</w:t>
-      </w:r>
-      <w:r>
-        <w:rPr>
-          <w:rFonts w:hint="eastAsia" w:ascii="Times New Roman" w:hAnsi="Times New Roman" w:eastAsia="Times New Roman" w:cs="Times New Roman"/>
-          <w:vertAlign w:val="superscript"/>
-        </w:rPr>
-        <w:t>3</w:t>
-      </w:r>
-      <w:r>
-        <w:rPr>
-          <w:rFonts w:hint="eastAsia" w:ascii="Times New Roman" w:hAnsi="Times New Roman" w:eastAsia="Times New Roman" w:cs="Times New Roman"/>
-        </w:rPr>
-        <w:t>d</w:t>
-      </w:r>
-      <w:r>
-        <w:rPr>
-          <w:rFonts w:hint="eastAsia" w:ascii="Times New Roman" w:hAnsi="Times New Roman" w:eastAsia="Times New Roman" w:cs="Times New Roman"/>
-          <w:vertAlign w:val="superscript"/>
-        </w:rPr>
-        <w:t>3</w:t>
-      </w:r>
-      <w:r>
-        <w:rPr>
-          <w:rFonts w:hint="eastAsia" w:ascii="Times New Roman" w:hAnsi="Times New Roman" w:eastAsia="Times New Roman" w:cs="Times New Roman"/>
-        </w:rPr>
-        <w:t>）。</w:t>
-      </w:r>
-      <w:r>
-        <w:rPr>
-          <w:rFonts w:hint="eastAsia" w:ascii="Times New Roman" w:hAnsi="Times New Roman" w:eastAsia="FangSong" w:cs="Times New Roman"/>
-        </w:rPr>
-        <w:t>孤对排斥致八面体变形</w:t>
-      </w:r>
-      <w:r>
-        <w:rPr>
-          <w:rFonts w:hint="eastAsia" w:ascii="Times New Roman" w:hAnsi="Times New Roman" w:eastAsia="Times New Roman" w:cs="Times New Roman"/>
-        </w:rPr>
-        <w:t>。</w:t>
-      </w:r>
-    </w:p>
-    <w:p>
-      <w:pPr>
-        <w:pStyle w:val="BodyText"/>
-      </w:pPr>
-      <w:r>
-        <w:rPr>
-          <w:rFonts w:ascii="Times New Roman" w:hAnsi="Times New Roman" w:eastAsia="Times New Roman" w:cs="Times New Roman"/>
-          <w:b/>
-          <w:bCs/>
-        </w:rPr>
-        <w:t xml:space="preserve">6.</w:t>
-      </w:r>
-      <w:r>
-        <w:rPr>
-          <w:rFonts w:ascii="Times New Roman" w:hAnsi="Times New Roman" w:eastAsia="Times New Roman" w:cs="Times New Roman"/>
-        </w:rPr>
-        <w:t xml:space="preserve"> </w:t>
-      </w:r>
-      <w:r>
-        <w:rPr>
-          <w:rFonts w:hint="eastAsia" w:ascii="Times New Roman" w:hAnsi="Times New Roman" w:eastAsia="FangSong" w:cs="Times New Roman"/>
-        </w:rPr>
-        <w:t>气态</w:t>
-      </w:r>
-      <w:r>
-        <w:rPr>
-          <w:rFonts w:hint="eastAsia" w:ascii="Times New Roman" w:hAnsi="Times New Roman" w:eastAsia="Times New Roman" w:cs="Times New Roman"/>
-        </w:rPr>
-        <w:t>：</w:t>
-      </w:r>
-      <w:r>
-        <w:rPr>
-          <w:rFonts w:hint="eastAsia" w:ascii="Times New Roman" w:hAnsi="Times New Roman" w:eastAsia="FangSong" w:cs="Times New Roman"/>
-        </w:rPr>
-        <w:t>直线型</w:t>
-      </w:r>
-      <w:r>
-        <w:rPr>
-          <w:rFonts w:hint="eastAsia" w:ascii="Times New Roman" w:hAnsi="Times New Roman" w:eastAsia="Times New Roman" w:cs="Times New Roman"/>
-        </w:rPr>
-        <w:t>（sp</w:t>
-      </w:r>
-      <w:r>
-        <w:rPr>
-          <w:rFonts w:ascii="Times New Roman" w:hAnsi="Times New Roman" w:eastAsia="Times New Roman" w:cs="Times New Roman"/>
-        </w:rPr>
-        <w:t xml:space="preserve"> </w:t>
-      </w:r>
-      <w:r>
-        <w:rPr>
-          <w:rFonts w:hint="eastAsia" w:ascii="Times New Roman" w:hAnsi="Times New Roman" w:eastAsia="FangSong" w:cs="Times New Roman"/>
-        </w:rPr>
-        <w:t>杂化单体</w:t>
-      </w:r>
-      <w:r>
-        <w:rPr>
-          <w:rFonts w:hint="eastAsia" w:ascii="Times New Roman" w:hAnsi="Times New Roman" w:eastAsia="Times New Roman" w:cs="Times New Roman"/>
-        </w:rPr>
-        <w:t>）；</w:t>
-      </w:r>
-      <w:r>
-        <w:rPr>
-          <w:rFonts w:hint="eastAsia" w:ascii="Times New Roman" w:hAnsi="Times New Roman" w:eastAsia="FangSong" w:cs="Times New Roman"/>
-        </w:rPr>
-        <w:t>固态</w:t>
-      </w:r>
-      <w:r>
-        <w:rPr>
-          <w:rFonts w:hint="eastAsia" w:ascii="Times New Roman" w:hAnsi="Times New Roman" w:eastAsia="Times New Roman" w:cs="Times New Roman"/>
-        </w:rPr>
-        <w:t>：</w:t>
-      </w:r>
-      <w:r>
-        <w:rPr>
-          <w:rFonts w:hint="eastAsia" w:ascii="Times New Roman" w:hAnsi="Times New Roman" w:eastAsia="FangSong" w:cs="Times New Roman"/>
-        </w:rPr>
-        <w:t>链状聚合物</w:t>
-      </w:r>
-      <w:r>
-        <w:rPr>
-          <w:rFonts w:hint="eastAsia" w:ascii="Times New Roman" w:hAnsi="Times New Roman" w:eastAsia="Times New Roman" w:cs="Times New Roman"/>
-        </w:rPr>
-        <w:t>（Be</w:t>
-      </w:r>
-      <w:r>
-        <w:rPr>
-          <w:rFonts w:ascii="Times New Roman" w:hAnsi="Times New Roman" w:eastAsia="Times New Roman" w:cs="Times New Roman"/>
-        </w:rPr>
-        <w:t xml:space="preserve"> </w:t>
-      </w:r>
-      <w:r>
-        <w:rPr>
-          <w:rFonts w:hint="eastAsia" w:ascii="Times New Roman" w:hAnsi="Times New Roman" w:eastAsia="Times New Roman" w:cs="Times New Roman"/>
-        </w:rPr>
-        <w:t>sp</w:t>
-      </w:r>
-      <w:r>
-        <w:rPr>
-          <w:rFonts w:hint="eastAsia" w:ascii="Times New Roman" w:hAnsi="Times New Roman" w:eastAsia="Times New Roman" w:cs="Times New Roman"/>
-          <w:vertAlign w:val="superscript"/>
-        </w:rPr>
-        <w:t>3</w:t>
-      </w:r>
-      <w:r>
-        <w:rPr>
-          <w:rFonts w:hint="eastAsia" w:ascii="Times New Roman" w:hAnsi="Times New Roman" w:eastAsia="Times New Roman" w:cs="Times New Roman"/>
-        </w:rPr>
-        <w:t>，2</w:t>
-      </w:r>
-      <w:r>
-        <w:rPr>
-          <w:rFonts w:ascii="Times New Roman" w:hAnsi="Times New Roman" w:eastAsia="Times New Roman" w:cs="Times New Roman"/>
-        </w:rPr>
-        <w:t xml:space="preserve"> </w:t>
-      </w:r>
-      <w:r>
-        <w:rPr>
-          <w:rFonts w:hint="eastAsia" w:ascii="Times New Roman" w:hAnsi="Times New Roman" w:eastAsia="FangSong" w:cs="Times New Roman"/>
-        </w:rPr>
-        <w:t xml:space="preserve">端基</w:t>
-      </w:r>
-      <w:r>
-        <w:rPr>
-          <w:rFonts w:ascii="Times New Roman" w:hAnsi="Times New Roman" w:eastAsia="Times New Roman" w:cs="Times New Roman"/>
-        </w:rPr>
-        <w:t xml:space="preserve"> Cl + 2 </w:t>
-      </w:r>
-      <w:r>
-        <w:rPr>
-          <w:rFonts w:hint="eastAsia" w:ascii="Times New Roman" w:hAnsi="Times New Roman" w:eastAsia="FangSong" w:cs="Times New Roman"/>
-        </w:rPr>
-        <w:t xml:space="preserve">桥</w:t>
-      </w:r>
-      <w:r>
-        <w:rPr>
-          <w:rFonts w:ascii="Times New Roman" w:hAnsi="Times New Roman" w:eastAsia="Times New Roman" w:cs="Times New Roman"/>
-        </w:rPr>
-        <w:t xml:space="preserve"> Cl </w:t>
-      </w:r>
-      <w:r>
-        <w:rPr>
-          <w:rFonts w:hint="eastAsia" w:ascii="Times New Roman" w:hAnsi="Times New Roman" w:eastAsia="FangSong" w:cs="Times New Roman"/>
-        </w:rPr>
-        <w:t>四面体配位</w:t>
-      </w:r>
-      <w:r>
-        <w:rPr>
-          <w:rFonts w:hint="eastAsia" w:ascii="Times New Roman" w:hAnsi="Times New Roman" w:eastAsia="Times New Roman" w:cs="Times New Roman"/>
-        </w:rPr>
-        <w:t>）。Be</w:t>
-      </w:r>
-      <w:r>
-        <w:rPr>
-          <w:rFonts w:hint="eastAsia" w:ascii="Times New Roman" w:hAnsi="Times New Roman" w:eastAsia="Times New Roman" w:cs="Times New Roman"/>
-          <w:vertAlign w:val="superscript"/>
-        </w:rPr>
-        <w:t>2+</w:t>
-      </w:r>
-      <w:r>
-        <w:rPr>
-          <w:rFonts w:ascii="Times New Roman" w:hAnsi="Times New Roman" w:eastAsia="Times New Roman" w:cs="Times New Roman"/>
-        </w:rPr>
-        <w:t xml:space="preserve"> </w:t>
-      </w:r>
-      <w:r>
-        <w:rPr>
-          <w:rFonts w:hint="eastAsia" w:ascii="Times New Roman" w:hAnsi="Times New Roman" w:eastAsia="FangSong" w:cs="Times New Roman"/>
-        </w:rPr>
-        <w:t>半径极小</w:t>
-      </w:r>
-      <w:r>
-        <w:rPr>
-          <w:rFonts w:hint="eastAsia" w:ascii="Times New Roman" w:hAnsi="Times New Roman" w:eastAsia="Times New Roman" w:cs="Times New Roman"/>
-        </w:rPr>
-        <w:t>、</w:t>
-      </w:r>
-      <w:r>
-        <w:rPr>
-          <w:rFonts w:hint="eastAsia" w:ascii="Times New Roman" w:hAnsi="Times New Roman" w:eastAsia="FangSong" w:cs="Times New Roman"/>
-        </w:rPr>
-        <w:t>极化极强</w:t>
-      </w:r>
-      <w:r>
-        <w:rPr>
-          <w:rFonts w:ascii="Times New Roman" w:hAnsi="Times New Roman" w:eastAsia="Times New Roman" w:cs="Times New Roman"/>
-        </w:rPr>
-        <w:t xml:space="preserve"> → </w:t>
-      </w:r>
-      <w:r>
-        <w:rPr>
-          <w:rFonts w:hint="eastAsia" w:ascii="Times New Roman" w:hAnsi="Times New Roman" w:eastAsia="FangSong" w:cs="Times New Roman"/>
-        </w:rPr>
-        <w:t xml:space="preserve">共价</w:t>
-      </w:r>
-      <w:r>
-        <w:rPr>
-          <w:rFonts w:ascii="Times New Roman" w:hAnsi="Times New Roman" w:eastAsia="Times New Roman" w:cs="Times New Roman"/>
-        </w:rPr>
-        <w:t xml:space="preserve"> + </w:t>
-      </w:r>
-      <w:r>
-        <w:rPr>
-          <w:rFonts w:hint="eastAsia" w:ascii="Times New Roman" w:hAnsi="Times New Roman" w:eastAsia="FangSong" w:cs="Times New Roman"/>
-        </w:rPr>
-        <w:t>聚合</w:t>
-      </w:r>
-      <w:r>
-        <w:rPr>
-          <w:rFonts w:hint="eastAsia" w:ascii="Times New Roman" w:hAnsi="Times New Roman" w:eastAsia="Times New Roman" w:cs="Times New Roman"/>
-        </w:rPr>
-        <w:t>。</w:t>
-      </w:r>
-    </w:p>
-    <w:p>
-      <w:pPr>
-        <w:pStyle w:val="BodyText"/>
-      </w:pPr>
-      <w:r>
-        <w:rPr>
-          <w:rFonts w:ascii="Times New Roman" w:hAnsi="Times New Roman" w:eastAsia="Times New Roman" w:cs="Times New Roman"/>
-          <w:b/>
-          <w:bCs/>
-        </w:rPr>
-        <w:t xml:space="preserve">7.</w:t>
-      </w:r>
-      <w:r>
-        <w:rPr>
-          <w:rFonts w:ascii="Times New Roman" w:hAnsi="Times New Roman" w:eastAsia="Times New Roman" w:cs="Times New Roman"/>
-        </w:rPr>
-        <w:t xml:space="preserve"> </w:t>
-      </w:r>
-      <w:r>
-        <w:rPr>
-          <w:rFonts w:ascii="Times New Roman" w:hAnsi="Times New Roman" w:eastAsia="Times New Roman" w:cs="Times New Roman"/>
-        </w:rPr>
-        <w:t xml:space="preserve">K </w:t>
-      </w:r>
-      <w:r>
-        <w:rPr>
-          <w:rFonts w:hint="eastAsia" w:ascii="Times New Roman" w:hAnsi="Times New Roman" w:eastAsia="FangSong" w:cs="Times New Roman"/>
-        </w:rPr>
-        <w:t>沸点</w:t>
-      </w:r>
-      <w:r>
-        <w:rPr>
-          <w:rFonts w:hint="eastAsia" w:ascii="Times New Roman" w:hAnsi="Times New Roman" w:eastAsia="Times New Roman" w:cs="Times New Roman"/>
-        </w:rPr>
-        <w:t>（759°C）&lt;</w:t>
-      </w:r>
-      <w:r>
-        <w:rPr>
-          <w:rFonts w:ascii="Times New Roman" w:hAnsi="Times New Roman" w:eastAsia="Times New Roman" w:cs="Times New Roman"/>
-        </w:rPr>
-        <w:t xml:space="preserve"> </w:t>
-      </w:r>
-      <w:r>
-        <w:rPr>
-          <w:rFonts w:hint="eastAsia" w:ascii="Times New Roman" w:hAnsi="Times New Roman" w:eastAsia="FangSong" w:cs="Times New Roman"/>
-        </w:rPr>
-        <w:t>反应温度</w:t>
-      </w:r>
-      <w:r>
-        <w:rPr>
-          <w:rFonts w:hint="eastAsia" w:ascii="Times New Roman" w:hAnsi="Times New Roman" w:eastAsia="Times New Roman" w:cs="Times New Roman"/>
-        </w:rPr>
-        <w:t>（850°C）→</w:t>
-      </w:r>
-      <w:r>
-        <w:rPr>
-          <w:rFonts w:ascii="Times New Roman" w:hAnsi="Times New Roman" w:eastAsia="Times New Roman" w:cs="Times New Roman"/>
-        </w:rPr>
-        <w:t xml:space="preserve"> K </w:t>
-      </w:r>
-      <w:r>
-        <w:rPr>
-          <w:rFonts w:hint="eastAsia" w:ascii="Times New Roman" w:hAnsi="Times New Roman" w:eastAsia="FangSong" w:cs="Times New Roman"/>
-        </w:rPr>
-        <w:t xml:space="preserve">蒸气逸出</w:t>
-      </w:r>
-      <w:r>
-        <w:rPr>
-          <w:rFonts w:ascii="Times New Roman" w:hAnsi="Times New Roman" w:eastAsia="Times New Roman" w:cs="Times New Roman"/>
-        </w:rPr>
-        <w:t xml:space="preserve"> → </w:t>
-      </w:r>
-      <w:r>
-        <w:rPr>
-          <w:rFonts w:hint="eastAsia" w:ascii="Times New Roman" w:hAnsi="Times New Roman" w:eastAsia="FangSong" w:cs="Times New Roman"/>
-        </w:rPr>
-        <w:t xml:space="preserve">产物浓度降低</w:t>
-      </w:r>
-      <w:r>
-        <w:rPr>
-          <w:rFonts w:ascii="Times New Roman" w:hAnsi="Times New Roman" w:eastAsia="Times New Roman" w:cs="Times New Roman"/>
-        </w:rPr>
-        <w:t xml:space="preserve"> → </w:t>
-      </w:r>
-      <w:r>
-        <w:rPr>
-          <w:rFonts w:hint="eastAsia" w:ascii="Times New Roman" w:hAnsi="Times New Roman" w:eastAsia="FangSong" w:cs="Times New Roman"/>
-        </w:rPr>
-        <w:t xml:space="preserve">平衡右移</w:t>
-      </w:r>
-      <w:r>
-        <w:rPr>
-          <w:rFonts w:ascii="Times New Roman" w:hAnsi="Times New Roman" w:eastAsia="Times New Roman" w:cs="Times New Roman"/>
-        </w:rPr>
-        <w:t xml:space="preserve"> → </w:t>
-      </w:r>
-      <w:r>
-        <w:rPr>
-          <w:rFonts w:hint="eastAsia" w:ascii="Times New Roman" w:hAnsi="Times New Roman" w:eastAsia="FangSong" w:cs="Times New Roman"/>
-        </w:rPr>
-        <w:t>反应完全</w:t>
-      </w:r>
-      <w:r>
-        <w:rPr>
-          <w:rFonts w:hint="eastAsia" w:ascii="Times New Roman" w:hAnsi="Times New Roman" w:eastAsia="Times New Roman" w:cs="Times New Roman"/>
-        </w:rPr>
-        <w:t>。</w:t>
-      </w:r>
-      <w:r>
-        <w:rPr>
-          <w:rFonts w:hint="eastAsia" w:ascii="Times New Roman" w:hAnsi="Times New Roman" w:eastAsia="FangSong" w:cs="Times New Roman"/>
-        </w:rPr>
-        <w:t>属</w:t>
-      </w:r>
-      <w:r>
-        <w:rPr>
-          <w:rFonts w:hint="eastAsia" w:ascii="Times New Roman" w:hAnsi="Times New Roman" w:eastAsia="FangSong" w:cs="Times New Roman"/>
-          <w:b/>
-          <w:bCs/>
-        </w:rPr>
-        <w:t xml:space="preserve">热还原法</w:t>
-      </w:r>
-      <w:r>
-        <w:rPr>
-          <w:rFonts w:hint="eastAsia" w:ascii="Times New Roman" w:hAnsi="Times New Roman" w:eastAsia="Times New Roman" w:cs="Times New Roman"/>
-        </w:rPr>
-        <w:t>（</w:t>
-      </w:r>
-      <w:r>
-        <w:rPr>
-          <w:rFonts w:hint="eastAsia" w:ascii="Times New Roman" w:hAnsi="Times New Roman" w:eastAsia="FangSong" w:cs="Times New Roman"/>
-        </w:rPr>
-        <w:t>用沸点差而非活泼性差</w:t>
-      </w:r>
-      <w:r>
-        <w:rPr>
-          <w:rFonts w:hint="eastAsia" w:ascii="Times New Roman" w:hAnsi="Times New Roman" w:eastAsia="Times New Roman" w:cs="Times New Roman"/>
-        </w:rPr>
-        <w:t>）。</w:t>
-      </w:r>
-      <w:r>
-        <w:rPr>
-          <w:rFonts w:hint="eastAsia" w:ascii="Times New Roman" w:hAnsi="Times New Roman" w:eastAsia="FangSong" w:cs="Times New Roman"/>
-        </w:rPr>
-        <w:t>同理用于</w:t>
-      </w:r>
-      <w:r>
-        <w:rPr>
-          <w:rFonts w:ascii="Times New Roman" w:hAnsi="Times New Roman" w:eastAsia="Times New Roman" w:cs="Times New Roman"/>
-        </w:rPr>
-        <w:t xml:space="preserve"> Rb/Cs。</w:t>
-      </w:r>
-    </w:p>
-    <w:p>
-      <w:pPr>
-        <w:pStyle w:val="BodyText"/>
-      </w:pPr>
-      <w:r>
-        <w:rPr>
-          <w:rFonts w:ascii="Times New Roman" w:hAnsi="Times New Roman" w:eastAsia="Times New Roman" w:cs="Times New Roman"/>
-          <w:b/>
-          <w:bCs/>
-        </w:rPr>
-        <w:t xml:space="preserve">8.</w:t>
-      </w:r>
-      <w:r>
-        <w:rPr>
-          <w:rFonts w:ascii="Times New Roman" w:hAnsi="Times New Roman" w:eastAsia="Times New Roman" w:cs="Times New Roman"/>
-        </w:rPr>
-        <w:t xml:space="preserve"> </w:t>
-      </w:r>
-      <w:r>
-        <w:rPr>
-          <w:rFonts w:ascii="Times New Roman" w:hAnsi="Times New Roman" w:eastAsia="Times New Roman" w:cs="Times New Roman"/>
-        </w:rPr>
-        <w:t xml:space="preserve">① </w:t>
-      </w:r>
-      <w:r>
-        <w:rPr>
-          <w:rFonts w:hint="eastAsia" w:ascii="Times New Roman" w:hAnsi="Times New Roman" w:eastAsia="FangSong" w:cs="Times New Roman"/>
-        </w:rPr>
-        <w:t>焰色初判</w:t>
-      </w:r>
-      <w:r>
-        <w:rPr>
-          <w:rFonts w:hint="eastAsia" w:ascii="Times New Roman" w:hAnsi="Times New Roman" w:eastAsia="Times New Roman" w:cs="Times New Roman"/>
-        </w:rPr>
-        <w:t>（Li</w:t>
-      </w:r>
-      <w:r>
-        <w:rPr>
-          <w:rFonts w:ascii="Times New Roman" w:hAnsi="Times New Roman" w:eastAsia="Times New Roman" w:cs="Times New Roman"/>
-        </w:rPr>
-        <w:t xml:space="preserve"> </w:t>
-      </w:r>
-      <w:r>
-        <w:rPr>
-          <w:rFonts w:hint="eastAsia" w:ascii="Times New Roman" w:hAnsi="Times New Roman" w:eastAsia="FangSong" w:cs="Times New Roman"/>
-        </w:rPr>
-        <w:t>深红</w:t>
-      </w:r>
-      <w:r>
-        <w:rPr>
-          <w:rFonts w:hint="eastAsia" w:ascii="Times New Roman" w:hAnsi="Times New Roman" w:eastAsia="Times New Roman" w:cs="Times New Roman"/>
-        </w:rPr>
-        <w:t>/Na</w:t>
-      </w:r>
-      <w:r>
-        <w:rPr>
-          <w:rFonts w:ascii="Times New Roman" w:hAnsi="Times New Roman" w:eastAsia="Times New Roman" w:cs="Times New Roman"/>
-        </w:rPr>
-        <w:t xml:space="preserve"> </w:t>
-      </w:r>
-      <w:r>
-        <w:rPr>
-          <w:rFonts w:hint="eastAsia" w:ascii="Times New Roman" w:hAnsi="Times New Roman" w:eastAsia="FangSong" w:cs="Times New Roman"/>
-        </w:rPr>
-        <w:t>黄</w:t>
-      </w:r>
-      <w:r>
-        <w:rPr>
-          <w:rFonts w:hint="eastAsia" w:ascii="Times New Roman" w:hAnsi="Times New Roman" w:eastAsia="Times New Roman" w:cs="Times New Roman"/>
-        </w:rPr>
-        <w:t>/K</w:t>
-      </w:r>
-      <w:r>
-        <w:rPr>
-          <w:rFonts w:ascii="Times New Roman" w:hAnsi="Times New Roman" w:eastAsia="Times New Roman" w:cs="Times New Roman"/>
-        </w:rPr>
-        <w:t xml:space="preserve"> </w:t>
-      </w:r>
-      <w:r>
-        <w:rPr>
-          <w:rFonts w:hint="eastAsia" w:ascii="Times New Roman" w:hAnsi="Times New Roman" w:eastAsia="FangSong" w:cs="Times New Roman"/>
-        </w:rPr>
-        <w:t>紫</w:t>
-      </w:r>
-      <w:r>
-        <w:rPr>
-          <w:rFonts w:hint="eastAsia" w:ascii="Times New Roman" w:hAnsi="Times New Roman" w:eastAsia="Times New Roman" w:cs="Times New Roman"/>
-        </w:rPr>
-        <w:t>）；②</w:t>
-      </w:r>
-      <w:r>
-        <w:rPr>
-          <w:rFonts w:ascii="Times New Roman" w:hAnsi="Times New Roman" w:eastAsia="Times New Roman" w:cs="Times New Roman"/>
-        </w:rPr>
-        <w:t xml:space="preserve"> </w:t>
-      </w:r>
-      <w:r>
-        <w:rPr>
-          <w:rFonts w:hint="eastAsia" w:ascii="Times New Roman" w:hAnsi="Times New Roman" w:eastAsia="Times New Roman" w:cs="Times New Roman"/>
-        </w:rPr>
-        <w:t>K</w:t>
-      </w:r>
-      <w:r>
-        <w:rPr>
-          <w:rFonts w:hint="eastAsia" w:ascii="Times New Roman" w:hAnsi="Times New Roman" w:eastAsia="Times New Roman" w:cs="Times New Roman"/>
-          <w:vertAlign w:val="superscript"/>
-        </w:rPr>
-        <w:t>+</w:t>
-      </w:r>
-      <w:r>
-        <w:rPr>
-          <w:rFonts w:hint="eastAsia" w:ascii="Times New Roman" w:hAnsi="Times New Roman" w:eastAsia="Times New Roman" w:cs="Times New Roman"/>
-        </w:rPr>
-        <w:t>：</w:t>
-      </w:r>
-      <w:r>
-        <w:rPr>
-          <w:rFonts w:hint="eastAsia" w:ascii="Times New Roman" w:hAnsi="Times New Roman" w:eastAsia="FangSong" w:cs="Times New Roman"/>
-        </w:rPr>
-        <w:t>加</w:t>
-      </w:r>
-      <w:r>
-        <w:rPr>
-          <w:rFonts w:ascii="Times New Roman" w:hAnsi="Times New Roman" w:eastAsia="Times New Roman" w:cs="Times New Roman"/>
-        </w:rPr>
-        <w:t xml:space="preserve"> HClO</w:t>
-      </w:r>
-      <w:r>
-        <w:rPr>
-          <w:rFonts w:ascii="Times New Roman" w:hAnsi="Times New Roman" w:eastAsia="Times New Roman" w:cs="Times New Roman"/>
-          <w:vertAlign w:val="subscript"/>
-        </w:rPr>
-        <w:t>4</w:t>
-      </w:r>
-      <w:r>
-        <w:rPr>
-          <w:rFonts w:ascii="Times New Roman" w:hAnsi="Times New Roman" w:eastAsia="Times New Roman" w:cs="Times New Roman"/>
-        </w:rPr>
-        <w:t xml:space="preserve"> → </w:t>
-      </w:r>
-      <w:r>
-        <w:rPr>
-          <w:rFonts w:hint="eastAsia" w:ascii="Times New Roman" w:hAnsi="Times New Roman" w:eastAsia="Times New Roman" w:cs="Times New Roman"/>
-        </w:rPr>
-        <w:t>KClO</w:t>
-      </w:r>
-      <w:r>
-        <w:rPr>
-          <w:rFonts w:hint="eastAsia" w:ascii="Times New Roman" w:hAnsi="Times New Roman" w:eastAsia="Times New Roman" w:cs="Times New Roman"/>
-          <w:vertAlign w:val="subscript"/>
-        </w:rPr>
-        <w:t>4</w:t>
-      </w:r>
-      <w:r>
-        <w:rPr>
-          <w:rFonts w:hint="eastAsia" w:ascii="Times New Roman" w:hAnsi="Times New Roman" w:eastAsia="Times New Roman" w:cs="Times New Roman"/>
-        </w:rPr>
-        <w:t>↓；③</w:t>
-      </w:r>
-      <w:r>
-        <w:rPr>
-          <w:rFonts w:ascii="Times New Roman" w:hAnsi="Times New Roman" w:eastAsia="Times New Roman" w:cs="Times New Roman"/>
-        </w:rPr>
-        <w:t xml:space="preserve"> </w:t>
-      </w:r>
-      <w:r>
-        <w:rPr>
-          <w:rFonts w:hint="eastAsia" w:ascii="Times New Roman" w:hAnsi="Times New Roman" w:eastAsia="Times New Roman" w:cs="Times New Roman"/>
-        </w:rPr>
-        <w:t>Na</w:t>
-      </w:r>
-      <w:r>
-        <w:rPr>
-          <w:rFonts w:hint="eastAsia" w:ascii="Times New Roman" w:hAnsi="Times New Roman" w:eastAsia="Times New Roman" w:cs="Times New Roman"/>
-          <w:vertAlign w:val="superscript"/>
-        </w:rPr>
-        <w:t>+</w:t>
-      </w:r>
-      <w:r>
-        <w:rPr>
-          <w:rFonts w:hint="eastAsia" w:ascii="Times New Roman" w:hAnsi="Times New Roman" w:eastAsia="Times New Roman" w:cs="Times New Roman"/>
-        </w:rPr>
-        <w:t>：</w:t>
-      </w:r>
-      <w:r>
-        <w:rPr>
-          <w:rFonts w:hint="eastAsia" w:ascii="Times New Roman" w:hAnsi="Times New Roman" w:eastAsia="FangSong" w:cs="Times New Roman"/>
-        </w:rPr>
-        <w:t>加</w:t>
-      </w:r>
-      <w:r>
-        <w:rPr>
-          <w:rFonts w:ascii="Times New Roman" w:hAnsi="Times New Roman" w:eastAsia="Times New Roman" w:cs="Times New Roman"/>
-        </w:rPr>
-        <w:t xml:space="preserve"> K[Sb(OH)</w:t>
-      </w:r>
-      <w:r>
-        <w:rPr>
-          <w:rFonts w:ascii="Times New Roman" w:hAnsi="Times New Roman" w:eastAsia="Times New Roman" w:cs="Times New Roman"/>
-          <w:vertAlign w:val="subscript"/>
-        </w:rPr>
-        <w:t>6</w:t>
-      </w:r>
-      <w:r>
-        <w:rPr>
-          <w:rFonts w:ascii="Times New Roman" w:hAnsi="Times New Roman" w:eastAsia="Times New Roman" w:cs="Times New Roman"/>
-        </w:rPr>
-        <w:t xml:space="preserve">] → </w:t>
-      </w:r>
-      <w:r>
-        <w:rPr>
-          <w:rFonts w:hint="eastAsia" w:ascii="Times New Roman" w:hAnsi="Times New Roman" w:eastAsia="Times New Roman" w:cs="Times New Roman"/>
-        </w:rPr>
-        <w:t>Na[Sb(OH)</w:t>
-      </w:r>
-      <w:r>
-        <w:rPr>
-          <w:rFonts w:hint="eastAsia" w:ascii="Times New Roman" w:hAnsi="Times New Roman" w:eastAsia="Times New Roman" w:cs="Times New Roman"/>
-          <w:vertAlign w:val="subscript"/>
-        </w:rPr>
-        <w:t>6</w:t>
-      </w:r>
-      <w:r>
-        <w:rPr>
-          <w:rFonts w:hint="eastAsia" w:ascii="Times New Roman" w:hAnsi="Times New Roman" w:eastAsia="Times New Roman" w:cs="Times New Roman"/>
-        </w:rPr>
-        <w:t>]↓；④</w:t>
-      </w:r>
-      <w:r>
-        <w:rPr>
-          <w:rFonts w:ascii="Times New Roman" w:hAnsi="Times New Roman" w:eastAsia="Times New Roman" w:cs="Times New Roman"/>
-        </w:rPr>
-        <w:t xml:space="preserve"> </w:t>
-      </w:r>
-      <w:r>
-        <w:rPr>
-          <w:rFonts w:hint="eastAsia" w:ascii="Times New Roman" w:hAnsi="Times New Roman" w:eastAsia="Times New Roman" w:cs="Times New Roman"/>
-        </w:rPr>
-        <w:t>Li</w:t>
-      </w:r>
-      <w:r>
-        <w:rPr>
-          <w:rFonts w:hint="eastAsia" w:ascii="Times New Roman" w:hAnsi="Times New Roman" w:eastAsia="Times New Roman" w:cs="Times New Roman"/>
-          <w:vertAlign w:val="superscript"/>
-        </w:rPr>
-        <w:t>+</w:t>
-      </w:r>
-      <w:r>
-        <w:rPr>
-          <w:rFonts w:hint="eastAsia" w:ascii="Times New Roman" w:hAnsi="Times New Roman" w:eastAsia="Times New Roman" w:cs="Times New Roman"/>
-        </w:rPr>
-        <w:t>：</w:t>
-      </w:r>
-      <w:r>
-        <w:rPr>
-          <w:rFonts w:hint="eastAsia" w:ascii="Times New Roman" w:hAnsi="Times New Roman" w:eastAsia="FangSong" w:cs="Times New Roman"/>
-        </w:rPr>
-        <w:t>加</w:t>
-      </w:r>
-      <w:r>
-        <w:rPr>
-          <w:rFonts w:ascii="Times New Roman" w:hAnsi="Times New Roman" w:eastAsia="Times New Roman" w:cs="Times New Roman"/>
-        </w:rPr>
-        <w:t xml:space="preserve"> Na</w:t>
-      </w:r>
-      <w:r>
-        <w:rPr>
-          <w:rFonts w:ascii="Times New Roman" w:hAnsi="Times New Roman" w:eastAsia="Times New Roman" w:cs="Times New Roman"/>
-          <w:vertAlign w:val="subscript"/>
-        </w:rPr>
-        <w:t>2</w:t>
-      </w:r>
-      <w:r>
-        <w:rPr>
-          <w:rFonts w:ascii="Times New Roman" w:hAnsi="Times New Roman" w:eastAsia="Times New Roman" w:cs="Times New Roman"/>
-        </w:rPr>
-        <w:t>CO</w:t>
-      </w:r>
-      <w:r>
-        <w:rPr>
-          <w:rFonts w:ascii="Times New Roman" w:hAnsi="Times New Roman" w:eastAsia="Times New Roman" w:cs="Times New Roman"/>
-          <w:vertAlign w:val="subscript"/>
-        </w:rPr>
-        <w:t>3</w:t>
-      </w:r>
-      <w:r>
-        <w:rPr>
-          <w:rFonts w:ascii="Times New Roman" w:hAnsi="Times New Roman" w:eastAsia="Times New Roman" w:cs="Times New Roman"/>
-        </w:rPr>
-        <w:t xml:space="preserve"> → Li</w:t>
-      </w:r>
-      <w:r>
-        <w:rPr>
-          <w:rFonts w:ascii="Times New Roman" w:hAnsi="Times New Roman" w:eastAsia="Times New Roman" w:cs="Times New Roman"/>
-          <w:vertAlign w:val="subscript"/>
-        </w:rPr>
-        <w:t>2</w:t>
-      </w:r>
-      <w:r>
-        <w:rPr>
-          <w:rFonts w:ascii="Times New Roman" w:hAnsi="Times New Roman" w:eastAsia="Times New Roman" w:cs="Times New Roman"/>
-        </w:rPr>
-        <w:t>CO</w:t>
-      </w:r>
-      <w:r>
-        <w:rPr>
-          <w:rFonts w:ascii="Times New Roman" w:hAnsi="Times New Roman" w:eastAsia="Times New Roman" w:cs="Times New Roman"/>
-          <w:vertAlign w:val="subscript"/>
-        </w:rPr>
-        <w:t>3</w:t>
-      </w:r>
-      <w:r>
-        <w:rPr>
-          <w:rFonts w:ascii="Times New Roman" w:hAnsi="Times New Roman" w:eastAsia="Times New Roman" w:cs="Times New Roman"/>
-        </w:rPr>
-        <w:t>↓。</w:t>
-      </w:r>
-    </w:p>
-    <w:p>
-      <w:pPr>
-        <w:pStyle w:val="BodyText"/>
-      </w:pPr>
-      <w:r>
-        <w:rPr>
-          <w:rFonts w:ascii="Times New Roman" w:hAnsi="Times New Roman" w:eastAsia="Times New Roman" w:cs="Times New Roman"/>
-          <w:b/>
-          <w:bCs/>
-        </w:rPr>
-        <w:t xml:space="preserve">9.</w:t>
-      </w:r>
-      <w:r>
-        <w:rPr>
-          <w:rFonts w:ascii="Times New Roman" w:hAnsi="Times New Roman" w:eastAsia="Times New Roman" w:cs="Times New Roman"/>
-        </w:rPr>
-        <w:t xml:space="preserve"> </w:t>
-      </w:r>
-      <w:r>
-        <w:rPr>
-          <w:rFonts w:ascii="Times New Roman" w:hAnsi="Times New Roman" w:eastAsia="Times New Roman" w:cs="Times New Roman"/>
-        </w:rPr>
-        <w:t>2XeF</w:t>
-      </w:r>
-      <w:r>
-        <w:rPr>
-          <w:rFonts w:ascii="Times New Roman" w:hAnsi="Times New Roman" w:eastAsia="Times New Roman" w:cs="Times New Roman"/>
-          <w:vertAlign w:val="subscript"/>
-        </w:rPr>
-        <w:t>6</w:t>
-      </w:r>
-      <w:r>
-        <w:rPr>
-          <w:rFonts w:ascii="Times New Roman" w:hAnsi="Times New Roman" w:eastAsia="Times New Roman" w:cs="Times New Roman"/>
-        </w:rPr>
-        <w:t xml:space="preserve"> + SiO</w:t>
-      </w:r>
-      <w:r>
-        <w:rPr>
-          <w:rFonts w:ascii="Times New Roman" w:hAnsi="Times New Roman" w:eastAsia="Times New Roman" w:cs="Times New Roman"/>
-          <w:vertAlign w:val="subscript"/>
-        </w:rPr>
-        <w:t>2</w:t>
-      </w:r>
-      <w:r>
-        <w:rPr>
-          <w:rFonts w:ascii="Times New Roman" w:hAnsi="Times New Roman" w:eastAsia="Times New Roman" w:cs="Times New Roman"/>
-        </w:rPr>
-        <w:t xml:space="preserve"> → 2XeOF</w:t>
-      </w:r>
-      <w:r>
-        <w:rPr>
-          <w:rFonts w:ascii="Times New Roman" w:hAnsi="Times New Roman" w:eastAsia="Times New Roman" w:cs="Times New Roman"/>
-          <w:vertAlign w:val="subscript"/>
-        </w:rPr>
-        <w:t>4</w:t>
-      </w:r>
-      <w:r>
-        <w:rPr>
-          <w:rFonts w:ascii="Times New Roman" w:hAnsi="Times New Roman" w:eastAsia="Times New Roman" w:cs="Times New Roman"/>
-        </w:rPr>
-        <w:t xml:space="preserve"> + </w:t>
-      </w:r>
-      <w:r>
-        <w:rPr>
-          <w:rFonts w:hint="eastAsia" w:ascii="Times New Roman" w:hAnsi="Times New Roman" w:eastAsia="Times New Roman" w:cs="Times New Roman"/>
-        </w:rPr>
-        <w:t>SiF</w:t>
-      </w:r>
-      <w:r>
-        <w:rPr>
-          <w:rFonts w:hint="eastAsia" w:ascii="Times New Roman" w:hAnsi="Times New Roman" w:eastAsia="Times New Roman" w:cs="Times New Roman"/>
-          <w:vertAlign w:val="subscript"/>
-        </w:rPr>
-        <w:t>4</w:t>
-      </w:r>
-      <w:r>
-        <w:rPr>
-          <w:rFonts w:hint="eastAsia" w:ascii="Times New Roman" w:hAnsi="Times New Roman" w:eastAsia="Times New Roman" w:cs="Times New Roman"/>
-        </w:rPr>
-        <w:t>；XeOF</w:t>
-      </w:r>
-      <w:r>
-        <w:rPr>
-          <w:rFonts w:hint="eastAsia" w:ascii="Times New Roman" w:hAnsi="Times New Roman" w:eastAsia="Times New Roman" w:cs="Times New Roman"/>
-          <w:vertAlign w:val="subscript"/>
-        </w:rPr>
-        <w:t>4</w:t>
-      </w:r>
-      <w:r>
-        <w:rPr>
-          <w:rFonts w:ascii="Times New Roman" w:hAnsi="Times New Roman" w:eastAsia="Times New Roman" w:cs="Times New Roman"/>
-        </w:rPr>
-        <w:t xml:space="preserve"> + SiO</w:t>
-      </w:r>
-      <w:r>
-        <w:rPr>
-          <w:rFonts w:ascii="Times New Roman" w:hAnsi="Times New Roman" w:eastAsia="Times New Roman" w:cs="Times New Roman"/>
-          <w:vertAlign w:val="subscript"/>
-        </w:rPr>
-        <w:t>2</w:t>
-      </w:r>
-      <w:r>
-        <w:rPr>
-          <w:rFonts w:ascii="Times New Roman" w:hAnsi="Times New Roman" w:eastAsia="Times New Roman" w:cs="Times New Roman"/>
-        </w:rPr>
-        <w:t xml:space="preserve"> → XeO</w:t>
-      </w:r>
-      <w:r>
-        <w:rPr>
-          <w:rFonts w:ascii="Times New Roman" w:hAnsi="Times New Roman" w:eastAsia="Times New Roman" w:cs="Times New Roman"/>
-          <w:vertAlign w:val="subscript"/>
-        </w:rPr>
-        <w:t>3</w:t>
-      </w:r>
-      <w:r>
-        <w:rPr>
-          <w:rFonts w:ascii="Times New Roman" w:hAnsi="Times New Roman" w:eastAsia="Times New Roman" w:cs="Times New Roman"/>
-        </w:rPr>
-        <w:t xml:space="preserve"> + SiF</w:t>
-      </w:r>
-      <w:r>
-        <w:rPr>
-          <w:rFonts w:ascii="Times New Roman" w:hAnsi="Times New Roman" w:eastAsia="Times New Roman" w:cs="Times New Roman"/>
-          <w:vertAlign w:val="subscript"/>
-        </w:rPr>
-        <w:t>4</w:t>
-      </w:r>
-      <w:r>
-        <w:rPr>
-          <w:rFonts w:ascii="Times New Roman" w:hAnsi="Times New Roman" w:eastAsia="Times New Roman" w:cs="Times New Roman"/>
-        </w:rPr>
-        <w:t>↑。XeF</w:t>
-      </w:r>
-      <w:r>
-        <w:rPr>
-          <w:rFonts w:ascii="Times New Roman" w:hAnsi="Times New Roman" w:eastAsia="Times New Roman" w:cs="Times New Roman"/>
-          <w:vertAlign w:val="subscript"/>
-        </w:rPr>
-        <w:t>6</w:t>
-      </w:r>
-      <w:r>
-        <w:rPr>
-          <w:rFonts w:ascii="Times New Roman" w:hAnsi="Times New Roman" w:eastAsia="Times New Roman" w:cs="Times New Roman"/>
-        </w:rPr>
-        <w:t xml:space="preserve"> </w:t>
-      </w:r>
-      <w:r>
-        <w:rPr>
-          <w:rFonts w:hint="eastAsia" w:ascii="Times New Roman" w:hAnsi="Times New Roman" w:eastAsia="FangSong" w:cs="Times New Roman"/>
-        </w:rPr>
-        <w:t xml:space="preserve">强氟化剂腐蚀玻璃</w:t>
-      </w:r>
-      <w:r>
-        <w:rPr>
-          <w:rFonts w:ascii="Times New Roman" w:hAnsi="Times New Roman" w:eastAsia="Times New Roman" w:cs="Times New Roman"/>
-        </w:rPr>
-        <w:t xml:space="preserve"> → </w:t>
-      </w:r>
-      <w:r>
-        <w:rPr>
-          <w:rFonts w:hint="eastAsia" w:ascii="Times New Roman" w:hAnsi="Times New Roman" w:eastAsia="FangSong" w:cs="Times New Roman"/>
-        </w:rPr>
-        <w:t>用镍</w:t>
-      </w:r>
-      <w:r>
-        <w:rPr>
-          <w:rFonts w:hint="eastAsia" w:ascii="Times New Roman" w:hAnsi="Times New Roman" w:eastAsia="Times New Roman" w:cs="Times New Roman"/>
-        </w:rPr>
-        <w:t>/</w:t>
-      </w:r>
-      <w:r>
-        <w:rPr>
-          <w:rFonts w:hint="eastAsia" w:ascii="Times New Roman" w:hAnsi="Times New Roman" w:eastAsia="FangSong" w:cs="Times New Roman"/>
-        </w:rPr>
-        <w:t>聚四氟乙烯容器</w:t>
-      </w:r>
-      <w:r>
-        <w:rPr>
-          <w:rFonts w:hint="eastAsia" w:ascii="Times New Roman" w:hAnsi="Times New Roman" w:eastAsia="Times New Roman" w:cs="Times New Roman"/>
-        </w:rPr>
-        <w:t>。</w:t>
-      </w:r>
-    </w:p>
-    <w:p>
-      <w:pPr>
-        <w:pStyle w:val="BodyText"/>
-      </w:pPr>
-      <w:r>
-        <w:rPr>
-          <w:rFonts w:ascii="Times New Roman" w:hAnsi="Times New Roman" w:eastAsia="Times New Roman" w:cs="Times New Roman"/>
-          <w:b/>
-          <w:bCs/>
-        </w:rPr>
-        <w:t xml:space="preserve">10.</w:t>
-      </w:r>
-      <w:r>
-        <w:rPr>
-          <w:rFonts w:ascii="Times New Roman" w:hAnsi="Times New Roman" w:eastAsia="Times New Roman" w:cs="Times New Roman"/>
-        </w:rPr>
-        <w:t xml:space="preserve"> </w:t>
-      </w:r>
-      <w:r>
-        <w:rPr>
-          <w:rFonts w:ascii="Times New Roman" w:hAnsi="Times New Roman" w:eastAsia="Times New Roman" w:cs="Times New Roman"/>
-          <w:b/>
-          <w:bCs/>
-        </w:rPr>
-        <w:t>Na</w:t>
-      </w:r>
-      <w:r>
-        <w:rPr>
-          <w:rFonts w:ascii="Times New Roman" w:hAnsi="Times New Roman" w:eastAsia="Times New Roman" w:cs="Times New Roman"/>
-          <w:b/>
-          <w:bCs/>
-          <w:vertAlign w:val="subscript"/>
-        </w:rPr>
-        <w:t>2</w:t>
-      </w:r>
-      <w:r>
-        <w:rPr>
-          <w:rFonts w:ascii="Times New Roman" w:hAnsi="Times New Roman" w:eastAsia="Times New Roman" w:cs="Times New Roman"/>
-          <w:b/>
-          <w:bCs/>
-        </w:rPr>
-        <w:t>CO</w:t>
-      </w:r>
-      <w:r>
-        <w:rPr>
-          <w:rFonts w:ascii="Times New Roman" w:hAnsi="Times New Roman" w:eastAsia="Times New Roman" w:cs="Times New Roman"/>
-          <w:b/>
-          <w:bCs/>
-          <w:vertAlign w:val="subscript"/>
-        </w:rPr>
-        <w:t>3</w:t>
-      </w:r>
-      <w:r>
-        <w:rPr>
-          <w:rFonts w:ascii="Times New Roman" w:hAnsi="Times New Roman" w:eastAsia="Times New Roman" w:cs="Times New Roman"/>
-          <w:b/>
-          <w:bCs/>
-        </w:rPr>
-        <w:t xml:space="preserve"> &gt; Li</w:t>
-      </w:r>
-      <w:r>
-        <w:rPr>
-          <w:rFonts w:ascii="Times New Roman" w:hAnsi="Times New Roman" w:eastAsia="Times New Roman" w:cs="Times New Roman"/>
-          <w:b/>
-          <w:bCs/>
-          <w:vertAlign w:val="subscript"/>
-        </w:rPr>
-        <w:t>2</w:t>
-      </w:r>
-      <w:r>
-        <w:rPr>
-          <w:rFonts w:ascii="Times New Roman" w:hAnsi="Times New Roman" w:eastAsia="Times New Roman" w:cs="Times New Roman"/>
-          <w:b/>
-          <w:bCs/>
-        </w:rPr>
-        <w:t>CO</w:t>
-      </w:r>
-      <w:r>
-        <w:rPr>
-          <w:rFonts w:ascii="Times New Roman" w:hAnsi="Times New Roman" w:eastAsia="Times New Roman" w:cs="Times New Roman"/>
-          <w:b/>
-          <w:bCs/>
-          <w:vertAlign w:val="subscript"/>
-        </w:rPr>
-        <w:t>3</w:t>
-      </w:r>
-      <w:r>
-        <w:rPr>
-          <w:rFonts w:ascii="Times New Roman" w:hAnsi="Times New Roman" w:eastAsia="Times New Roman" w:cs="Times New Roman"/>
-          <w:b/>
-          <w:bCs/>
-        </w:rPr>
-        <w:t xml:space="preserve"> &gt; CaCO</w:t>
-      </w:r>
-      <w:r>
-        <w:rPr>
-          <w:rFonts w:ascii="Times New Roman" w:hAnsi="Times New Roman" w:eastAsia="Times New Roman" w:cs="Times New Roman"/>
-          <w:b/>
-          <w:bCs/>
-          <w:vertAlign w:val="subscript"/>
-        </w:rPr>
-        <w:t>3</w:t>
-      </w:r>
-      <w:r>
-        <w:rPr>
-          <w:rFonts w:ascii="Times New Roman" w:hAnsi="Times New Roman" w:eastAsia="Times New Roman" w:cs="Times New Roman"/>
-          <w:b/>
-          <w:bCs/>
-        </w:rPr>
-        <w:t xml:space="preserve"> &gt; MgCO</w:t>
-      </w:r>
-      <w:r>
-        <w:rPr>
-          <w:rFonts w:ascii="Times New Roman" w:hAnsi="Times New Roman" w:eastAsia="Times New Roman" w:cs="Times New Roman"/>
-          <w:b/>
-          <w:bCs/>
-          <w:vertAlign w:val="subscript"/>
-        </w:rPr>
-        <w:t>3</w:t>
-      </w:r>
-      <w:r>
-        <w:rPr>
-          <w:rFonts w:hint="eastAsia" w:ascii="Times New Roman" w:hAnsi="Times New Roman" w:eastAsia="Times New Roman" w:cs="Times New Roman"/>
-        </w:rPr>
-        <w:t>。</w:t>
-      </w:r>
-      <w:r>
-        <w:rPr>
-          <w:rFonts w:hint="eastAsia" w:ascii="Times New Roman" w:hAnsi="Times New Roman" w:eastAsia="FangSong" w:cs="Times New Roman"/>
-        </w:rPr>
-        <w:t>极化越强越易分解</w:t>
-      </w:r>
-      <w:r>
-        <w:rPr>
-          <w:rFonts w:hint="eastAsia" w:ascii="Times New Roman" w:hAnsi="Times New Roman" w:eastAsia="Times New Roman" w:cs="Times New Roman"/>
-        </w:rPr>
-        <w:t>：Mg</w:t>
-      </w:r>
-      <w:r>
-        <w:rPr>
-          <w:rFonts w:hint="eastAsia" w:ascii="Times New Roman" w:hAnsi="Times New Roman" w:eastAsia="Times New Roman" w:cs="Times New Roman"/>
-          <w:vertAlign w:val="superscript"/>
-        </w:rPr>
-        <w:t>2+</w:t>
-      </w:r>
-      <w:r>
-        <w:rPr>
-          <w:rFonts w:hint="eastAsia" w:ascii="Times New Roman" w:hAnsi="Times New Roman" w:eastAsia="Times New Roman" w:cs="Times New Roman"/>
-        </w:rPr>
-        <w:t>（</w:t>
-      </w:r>
-      <w:r>
-        <w:rPr>
-          <w:rFonts w:hint="eastAsia" w:ascii="Times New Roman" w:hAnsi="Times New Roman" w:eastAsia="FangSong" w:cs="Times New Roman"/>
-        </w:rPr>
-        <w:t>半径小</w:t>
-      </w:r>
-      <w:r>
-        <w:rPr>
-          <w:rFonts w:ascii="Times New Roman" w:hAnsi="Times New Roman" w:eastAsia="Times New Roman" w:cs="Times New Roman"/>
-        </w:rPr>
-        <w:t xml:space="preserve"> +2 </w:t>
-      </w:r>
-      <w:r>
-        <w:rPr>
-          <w:rFonts w:hint="eastAsia" w:ascii="Times New Roman" w:hAnsi="Times New Roman" w:eastAsia="FangSong" w:cs="Times New Roman"/>
-        </w:rPr>
-        <w:t>价</w:t>
-      </w:r>
-      <w:r>
-        <w:rPr>
-          <w:rFonts w:hint="eastAsia" w:ascii="Times New Roman" w:hAnsi="Times New Roman" w:eastAsia="Times New Roman" w:cs="Times New Roman"/>
-        </w:rPr>
-        <w:t>）</w:t>
-      </w:r>
-      <w:r>
-        <w:rPr>
-          <w:rFonts w:hint="eastAsia" w:ascii="Times New Roman" w:hAnsi="Times New Roman" w:eastAsia="FangSong" w:cs="Times New Roman"/>
-        </w:rPr>
-        <w:t>最强</w:t>
-      </w:r>
-      <w:r>
-        <w:rPr>
-          <w:rFonts w:hint="eastAsia" w:ascii="Times New Roman" w:hAnsi="Times New Roman" w:eastAsia="Times New Roman" w:cs="Times New Roman"/>
-        </w:rPr>
-        <w:t>；Li</w:t>
-      </w:r>
-      <w:r>
-        <w:rPr>
-          <w:rFonts w:hint="eastAsia" w:ascii="Times New Roman" w:hAnsi="Times New Roman" w:eastAsia="Times New Roman" w:cs="Times New Roman"/>
-          <w:vertAlign w:val="superscript"/>
-        </w:rPr>
-        <w:t>+</w:t>
-      </w:r>
-      <w:r>
-        <w:rPr>
-          <w:rFonts w:ascii="Times New Roman" w:hAnsi="Times New Roman" w:eastAsia="Times New Roman" w:cs="Times New Roman"/>
-        </w:rPr>
-        <w:t xml:space="preserve"> </w:t>
-      </w:r>
-      <w:r>
-        <w:rPr>
-          <w:rFonts w:hint="eastAsia" w:ascii="Times New Roman" w:hAnsi="Times New Roman" w:eastAsia="FangSong" w:cs="Times New Roman"/>
-        </w:rPr>
-        <w:t xml:space="preserve">离子势接近</w:t>
-      </w:r>
-      <w:r>
-        <w:rPr>
-          <w:rFonts w:ascii="Times New Roman" w:hAnsi="Times New Roman" w:eastAsia="Times New Roman" w:cs="Times New Roman"/>
-        </w:rPr>
-        <w:t xml:space="preserve"> </w:t>
-      </w:r>
-      <w:r>
-        <w:rPr>
-          <w:rFonts w:hint="eastAsia" w:ascii="Times New Roman" w:hAnsi="Times New Roman" w:eastAsia="Times New Roman" w:cs="Times New Roman"/>
-        </w:rPr>
-        <w:t>Mg</w:t>
-      </w:r>
-      <w:r>
-        <w:rPr>
-          <w:rFonts w:hint="eastAsia" w:ascii="Times New Roman" w:hAnsi="Times New Roman" w:eastAsia="Times New Roman" w:cs="Times New Roman"/>
-          <w:vertAlign w:val="superscript"/>
-        </w:rPr>
-        <w:t>2+</w:t>
-      </w:r>
-      <w:r>
-        <w:rPr>
-          <w:rFonts w:hint="eastAsia" w:ascii="Times New Roman" w:hAnsi="Times New Roman" w:eastAsia="Times New Roman" w:cs="Times New Roman"/>
-        </w:rPr>
-        <w:t>（</w:t>
-      </w:r>
-      <w:r>
-        <w:rPr>
-          <w:rFonts w:hint="eastAsia" w:ascii="Times New Roman" w:hAnsi="Times New Roman" w:eastAsia="FangSong" w:cs="Times New Roman"/>
-        </w:rPr>
-        <w:t>对角线规则</w:t>
-      </w:r>
-      <w:r>
-        <w:rPr>
-          <w:rFonts w:hint="eastAsia" w:ascii="Times New Roman" w:hAnsi="Times New Roman" w:eastAsia="Times New Roman" w:cs="Times New Roman"/>
-        </w:rPr>
-        <w:t>）→</w:t>
-      </w:r>
-      <w:r>
-        <w:rPr>
-          <w:rFonts w:ascii="Times New Roman" w:hAnsi="Times New Roman" w:eastAsia="Times New Roman" w:cs="Times New Roman"/>
-        </w:rPr>
-        <w:t xml:space="preserve"> Li</w:t>
-      </w:r>
-      <w:r>
-        <w:rPr>
-          <w:rFonts w:ascii="Times New Roman" w:hAnsi="Times New Roman" w:eastAsia="Times New Roman" w:cs="Times New Roman"/>
-          <w:vertAlign w:val="subscript"/>
-        </w:rPr>
-        <w:t>2</w:t>
-      </w:r>
-      <w:r>
-        <w:rPr>
-          <w:rFonts w:ascii="Times New Roman" w:hAnsi="Times New Roman" w:eastAsia="Times New Roman" w:cs="Times New Roman"/>
-        </w:rPr>
-        <w:t>CO</w:t>
-      </w:r>
-      <w:r>
-        <w:rPr>
-          <w:rFonts w:ascii="Times New Roman" w:hAnsi="Times New Roman" w:eastAsia="Times New Roman" w:cs="Times New Roman"/>
-          <w:vertAlign w:val="subscript"/>
-        </w:rPr>
-        <w:t>3</w:t>
-      </w:r>
-      <w:r>
-        <w:rPr>
-          <w:rFonts w:ascii="Times New Roman" w:hAnsi="Times New Roman" w:eastAsia="Times New Roman" w:cs="Times New Roman"/>
-        </w:rPr>
-        <w:t xml:space="preserve"> </w:t>
-      </w:r>
-      <w:r>
-        <w:rPr>
-          <w:rFonts w:hint="eastAsia" w:ascii="Times New Roman" w:hAnsi="Times New Roman" w:eastAsia="FangSong" w:cs="Times New Roman"/>
-        </w:rPr>
-        <w:t>是唯一加热分解的碱金属碳酸盐</w:t>
-      </w:r>
-      <w:r>
-        <w:rPr>
-          <w:rFonts w:hint="eastAsia" w:ascii="Times New Roman" w:hAnsi="Times New Roman" w:eastAsia="Times New Roman" w:cs="Times New Roman"/>
-        </w:rPr>
-        <w:t>。</w:t>
-      </w:r>
-    </w:p>
-    <w:p>
-      <w:pPr>
-        <w:pStyle w:val="BodyText"/>
-      </w:pPr>
-      <w:r>
-        <w:rPr>
-          <w:rFonts w:ascii="Times New Roman" w:hAnsi="Times New Roman" w:eastAsia="Times New Roman" w:cs="Times New Roman"/>
-          <w:b/>
-          <w:bCs/>
-        </w:rPr>
-        <w:t xml:space="preserve">11.</w:t>
-      </w:r>
-      <w:r>
-        <w:rPr>
-          <w:rFonts w:ascii="Times New Roman" w:hAnsi="Times New Roman" w:eastAsia="Times New Roman" w:cs="Times New Roman"/>
-        </w:rPr>
-        <w:t xml:space="preserve"> </w:t>
-      </w:r>
-      <w:r>
-        <w:rPr>
-          <w:rFonts w:ascii="Times New Roman" w:hAnsi="Times New Roman" w:eastAsia="Times New Roman" w:cs="Times New Roman"/>
-        </w:rPr>
-        <w:t>A = Na</w:t>
-      </w:r>
-      <w:r>
-        <w:rPr>
-          <w:rFonts w:ascii="Times New Roman" w:hAnsi="Times New Roman" w:eastAsia="Times New Roman" w:cs="Times New Roman"/>
-          <w:vertAlign w:val="subscript"/>
-        </w:rPr>
-        <w:t>2</w:t>
-      </w:r>
-      <w:r>
-        <w:rPr>
-          <w:rFonts w:ascii="Times New Roman" w:hAnsi="Times New Roman" w:eastAsia="Times New Roman" w:cs="Times New Roman"/>
-        </w:rPr>
-        <w:t>O</w:t>
-      </w:r>
-      <w:r>
-        <w:rPr>
-          <w:rFonts w:ascii="Times New Roman" w:hAnsi="Times New Roman" w:eastAsia="Times New Roman" w:cs="Times New Roman"/>
-          <w:vertAlign w:val="subscript"/>
-        </w:rPr>
-        <w:t>2</w:t>
-      </w:r>
-      <w:r>
-        <w:rPr>
-          <w:rFonts w:ascii="Times New Roman" w:hAnsi="Times New Roman" w:eastAsia="Times New Roman" w:cs="Times New Roman"/>
-        </w:rPr>
-        <w:t>、B = O</w:t>
-      </w:r>
-      <w:r>
-        <w:rPr>
-          <w:rFonts w:ascii="Times New Roman" w:hAnsi="Times New Roman" w:eastAsia="Times New Roman" w:cs="Times New Roman"/>
-          <w:vertAlign w:val="subscript"/>
-        </w:rPr>
-        <w:t>2</w:t>
-      </w:r>
-      <w:r>
-        <w:rPr>
-          <w:rFonts w:ascii="Times New Roman" w:hAnsi="Times New Roman" w:eastAsia="Times New Roman" w:cs="Times New Roman"/>
-        </w:rPr>
-        <w:t>、C = NaOH。Na</w:t>
-      </w:r>
-      <w:r>
-        <w:rPr>
-          <w:rFonts w:ascii="Times New Roman" w:hAnsi="Times New Roman" w:eastAsia="Times New Roman" w:cs="Times New Roman"/>
-          <w:vertAlign w:val="subscript"/>
-        </w:rPr>
-        <w:t>2</w:t>
-      </w:r>
-      <w:r>
-        <w:rPr>
-          <w:rFonts w:ascii="Times New Roman" w:hAnsi="Times New Roman" w:eastAsia="Times New Roman" w:cs="Times New Roman"/>
-        </w:rPr>
-        <w:t>O</w:t>
-      </w:r>
-      <w:r>
-        <w:rPr>
-          <w:rFonts w:ascii="Times New Roman" w:hAnsi="Times New Roman" w:eastAsia="Times New Roman" w:cs="Times New Roman"/>
-          <w:vertAlign w:val="subscript"/>
-        </w:rPr>
-        <w:t>2</w:t>
-      </w:r>
-      <w:r>
-        <w:rPr>
-          <w:rFonts w:ascii="Times New Roman" w:hAnsi="Times New Roman" w:eastAsia="Times New Roman" w:cs="Times New Roman"/>
-        </w:rPr>
-        <w:t xml:space="preserve"> + 2H</w:t>
-      </w:r>
-      <w:r>
-        <w:rPr>
-          <w:rFonts w:ascii="Times New Roman" w:hAnsi="Times New Roman" w:eastAsia="Times New Roman" w:cs="Times New Roman"/>
-          <w:vertAlign w:val="subscript"/>
-        </w:rPr>
-        <w:t>2</w:t>
-      </w:r>
-      <w:r>
-        <w:rPr>
-          <w:rFonts w:ascii="Times New Roman" w:hAnsi="Times New Roman" w:eastAsia="Times New Roman" w:cs="Times New Roman"/>
-        </w:rPr>
-        <w:t>O → H</w:t>
-      </w:r>
-      <w:r>
-        <w:rPr>
-          <w:rFonts w:ascii="Times New Roman" w:hAnsi="Times New Roman" w:eastAsia="Times New Roman" w:cs="Times New Roman"/>
-          <w:vertAlign w:val="subscript"/>
-        </w:rPr>
-        <w:t>2</w:t>
-      </w:r>
-      <w:r>
-        <w:rPr>
-          <w:rFonts w:ascii="Times New Roman" w:hAnsi="Times New Roman" w:eastAsia="Times New Roman" w:cs="Times New Roman"/>
-        </w:rPr>
-        <w:t>O</w:t>
-      </w:r>
-      <w:r>
-        <w:rPr>
-          <w:rFonts w:ascii="Times New Roman" w:hAnsi="Times New Roman" w:eastAsia="Times New Roman" w:cs="Times New Roman"/>
-          <w:vertAlign w:val="subscript"/>
-        </w:rPr>
-        <w:t>2</w:t>
-      </w:r>
-      <w:r>
-        <w:rPr>
-          <w:rFonts w:ascii="Times New Roman" w:hAnsi="Times New Roman" w:eastAsia="Times New Roman" w:cs="Times New Roman"/>
-        </w:rPr>
-        <w:t xml:space="preserve"> + </w:t>
-      </w:r>
-      <w:r>
-        <w:rPr>
-          <w:rFonts w:hint="eastAsia" w:ascii="Times New Roman" w:hAnsi="Times New Roman" w:eastAsia="Times New Roman" w:cs="Times New Roman"/>
-        </w:rPr>
-        <w:t>2NaOH（H</w:t>
-      </w:r>
-      <w:r>
-        <w:rPr>
-          <w:rFonts w:hint="eastAsia" w:ascii="Times New Roman" w:hAnsi="Times New Roman" w:eastAsia="Times New Roman" w:cs="Times New Roman"/>
-          <w:vertAlign w:val="subscript"/>
-        </w:rPr>
-        <w:t>2</w:t>
-      </w:r>
-      <w:r>
-        <w:rPr>
-          <w:rFonts w:hint="eastAsia" w:ascii="Times New Roman" w:hAnsi="Times New Roman" w:eastAsia="Times New Roman" w:cs="Times New Roman"/>
-        </w:rPr>
-        <w:t>O</w:t>
-      </w:r>
-      <w:r>
-        <w:rPr>
-          <w:rFonts w:hint="eastAsia" w:ascii="Times New Roman" w:hAnsi="Times New Roman" w:eastAsia="Times New Roman" w:cs="Times New Roman"/>
-          <w:vertAlign w:val="subscript"/>
-        </w:rPr>
-        <w:t>2</w:t>
-      </w:r>
-      <w:r>
-        <w:rPr>
-          <w:rFonts w:ascii="Times New Roman" w:hAnsi="Times New Roman" w:eastAsia="Times New Roman" w:cs="Times New Roman"/>
-        </w:rPr>
-        <w:t xml:space="preserve"> </w:t>
-      </w:r>
-      <w:r>
-        <w:rPr>
-          <w:rFonts w:hint="eastAsia" w:ascii="Times New Roman" w:hAnsi="Times New Roman" w:eastAsia="FangSong" w:cs="Times New Roman"/>
-        </w:rPr>
-        <w:t xml:space="preserve">分解放</w:t>
-      </w:r>
-      <w:r>
-        <w:rPr>
-          <w:rFonts w:ascii="Times New Roman" w:hAnsi="Times New Roman" w:eastAsia="Times New Roman" w:cs="Times New Roman"/>
-        </w:rPr>
-        <w:t xml:space="preserve"> </w:t>
-      </w:r>
-      <w:r>
-        <w:rPr>
-          <w:rFonts w:hint="eastAsia" w:ascii="Times New Roman" w:hAnsi="Times New Roman" w:eastAsia="Times New Roman" w:cs="Times New Roman"/>
-        </w:rPr>
-        <w:t>O</w:t>
-      </w:r>
-      <w:r>
-        <w:rPr>
-          <w:rFonts w:hint="eastAsia" w:ascii="Times New Roman" w:hAnsi="Times New Roman" w:eastAsia="Times New Roman" w:cs="Times New Roman"/>
-          <w:vertAlign w:val="subscript"/>
-        </w:rPr>
-        <w:t>2</w:t>
-      </w:r>
-      <w:r>
-        <w:rPr>
-          <w:rFonts w:hint="eastAsia" w:ascii="Times New Roman" w:hAnsi="Times New Roman" w:eastAsia="Times New Roman" w:cs="Times New Roman"/>
-        </w:rPr>
-        <w:t>）；2Na</w:t>
-      </w:r>
-      <w:r>
-        <w:rPr>
-          <w:rFonts w:hint="eastAsia" w:ascii="Times New Roman" w:hAnsi="Times New Roman" w:eastAsia="Times New Roman" w:cs="Times New Roman"/>
-          <w:vertAlign w:val="subscript"/>
-        </w:rPr>
-        <w:t>2</w:t>
-      </w:r>
-      <w:r>
-        <w:rPr>
-          <w:rFonts w:hint="eastAsia" w:ascii="Times New Roman" w:hAnsi="Times New Roman" w:eastAsia="Times New Roman" w:cs="Times New Roman"/>
-        </w:rPr>
-        <w:t>O</w:t>
-      </w:r>
-      <w:r>
-        <w:rPr>
-          <w:rFonts w:hint="eastAsia" w:ascii="Times New Roman" w:hAnsi="Times New Roman" w:eastAsia="Times New Roman" w:cs="Times New Roman"/>
-          <w:vertAlign w:val="subscript"/>
-        </w:rPr>
-        <w:t>2</w:t>
-      </w:r>
-      <w:r>
-        <w:rPr>
-          <w:rFonts w:ascii="Times New Roman" w:hAnsi="Times New Roman" w:eastAsia="Times New Roman" w:cs="Times New Roman"/>
-        </w:rPr>
-        <w:t xml:space="preserve"> + 2CO</w:t>
-      </w:r>
-      <w:r>
-        <w:rPr>
-          <w:rFonts w:ascii="Times New Roman" w:hAnsi="Times New Roman" w:eastAsia="Times New Roman" w:cs="Times New Roman"/>
-          <w:vertAlign w:val="subscript"/>
-        </w:rPr>
-        <w:t>2</w:t>
-      </w:r>
-      <w:r>
-        <w:rPr>
-          <w:rFonts w:ascii="Times New Roman" w:hAnsi="Times New Roman" w:eastAsia="Times New Roman" w:cs="Times New Roman"/>
-        </w:rPr>
-        <w:t xml:space="preserve"> → 2Na</w:t>
-      </w:r>
-      <w:r>
-        <w:rPr>
-          <w:rFonts w:ascii="Times New Roman" w:hAnsi="Times New Roman" w:eastAsia="Times New Roman" w:cs="Times New Roman"/>
-          <w:vertAlign w:val="subscript"/>
-        </w:rPr>
-        <w:t>2</w:t>
-      </w:r>
-      <w:r>
-        <w:rPr>
-          <w:rFonts w:ascii="Times New Roman" w:hAnsi="Times New Roman" w:eastAsia="Times New Roman" w:cs="Times New Roman"/>
-        </w:rPr>
-        <w:t>CO</w:t>
-      </w:r>
-      <w:r>
-        <w:rPr>
-          <w:rFonts w:ascii="Times New Roman" w:hAnsi="Times New Roman" w:eastAsia="Times New Roman" w:cs="Times New Roman"/>
-          <w:vertAlign w:val="subscript"/>
-        </w:rPr>
-        <w:t>3</w:t>
-      </w:r>
-      <w:r>
-        <w:rPr>
-          <w:rFonts w:ascii="Times New Roman" w:hAnsi="Times New Roman" w:eastAsia="Times New Roman" w:cs="Times New Roman"/>
-        </w:rPr>
-        <w:t xml:space="preserve"> + </w:t>
-      </w:r>
-      <w:r>
-        <w:rPr>
-          <w:rFonts w:hint="eastAsia" w:ascii="Times New Roman" w:hAnsi="Times New Roman" w:eastAsia="Times New Roman" w:cs="Times New Roman"/>
-        </w:rPr>
-        <w:t>O</w:t>
-      </w:r>
-      <w:r>
-        <w:rPr>
-          <w:rFonts w:hint="eastAsia" w:ascii="Times New Roman" w:hAnsi="Times New Roman" w:eastAsia="Times New Roman" w:cs="Times New Roman"/>
-          <w:vertAlign w:val="subscript"/>
-        </w:rPr>
-        <w:t>2</w:t>
-      </w:r>
-      <w:r>
-        <w:rPr>
-          <w:rFonts w:hint="eastAsia" w:ascii="Times New Roman" w:hAnsi="Times New Roman" w:eastAsia="Times New Roman" w:cs="Times New Roman"/>
-        </w:rPr>
-        <w:t>。</w:t>
-      </w:r>
-      <w:r>
-        <w:rPr>
-          <w:rFonts w:hint="eastAsia" w:ascii="Times New Roman" w:hAnsi="Times New Roman" w:eastAsia="FangSong" w:cs="Times New Roman"/>
-        </w:rPr>
-        <w:t>钾类似物</w:t>
-      </w:r>
-      <w:r>
-        <w:rPr>
-          <w:rFonts w:ascii="Times New Roman" w:hAnsi="Times New Roman" w:eastAsia="Times New Roman" w:cs="Times New Roman"/>
-        </w:rPr>
-        <w:t xml:space="preserve"> </w:t>
-      </w:r>
-      <w:r>
-        <w:rPr>
-          <w:rFonts w:hint="eastAsia" w:ascii="Times New Roman" w:hAnsi="Times New Roman" w:eastAsia="Times New Roman" w:cs="Times New Roman"/>
-        </w:rPr>
-        <w:t>KO</w:t>
-      </w:r>
-      <w:r>
-        <w:rPr>
-          <w:rFonts w:hint="eastAsia" w:ascii="Times New Roman" w:hAnsi="Times New Roman" w:eastAsia="Times New Roman" w:cs="Times New Roman"/>
-          <w:vertAlign w:val="subscript"/>
-        </w:rPr>
-        <w:t>2</w:t>
-      </w:r>
-      <w:r>
-        <w:rPr>
-          <w:rFonts w:hint="eastAsia" w:ascii="Times New Roman" w:hAnsi="Times New Roman" w:eastAsia="Times New Roman" w:cs="Times New Roman"/>
-        </w:rPr>
-        <w:t>：4KO</w:t>
-      </w:r>
-      <w:r>
-        <w:rPr>
-          <w:rFonts w:hint="eastAsia" w:ascii="Times New Roman" w:hAnsi="Times New Roman" w:eastAsia="Times New Roman" w:cs="Times New Roman"/>
-          <w:vertAlign w:val="subscript"/>
-        </w:rPr>
-        <w:t>2</w:t>
-      </w:r>
-      <w:r>
-        <w:rPr>
-          <w:rFonts w:ascii="Times New Roman" w:hAnsi="Times New Roman" w:eastAsia="Times New Roman" w:cs="Times New Roman"/>
-        </w:rPr>
-        <w:t xml:space="preserve"> + 2CO</w:t>
-      </w:r>
-      <w:r>
-        <w:rPr>
-          <w:rFonts w:ascii="Times New Roman" w:hAnsi="Times New Roman" w:eastAsia="Times New Roman" w:cs="Times New Roman"/>
-          <w:vertAlign w:val="subscript"/>
-        </w:rPr>
-        <w:t>2</w:t>
-      </w:r>
-      <w:r>
-        <w:rPr>
-          <w:rFonts w:ascii="Times New Roman" w:hAnsi="Times New Roman" w:eastAsia="Times New Roman" w:cs="Times New Roman"/>
-        </w:rPr>
-        <w:t xml:space="preserve"> → 2K</w:t>
-      </w:r>
-      <w:r>
-        <w:rPr>
-          <w:rFonts w:ascii="Times New Roman" w:hAnsi="Times New Roman" w:eastAsia="Times New Roman" w:cs="Times New Roman"/>
-          <w:vertAlign w:val="subscript"/>
-        </w:rPr>
-        <w:t>2</w:t>
-      </w:r>
-      <w:r>
-        <w:rPr>
-          <w:rFonts w:ascii="Times New Roman" w:hAnsi="Times New Roman" w:eastAsia="Times New Roman" w:cs="Times New Roman"/>
-        </w:rPr>
-        <w:t>CO</w:t>
-      </w:r>
-      <w:r>
-        <w:rPr>
-          <w:rFonts w:ascii="Times New Roman" w:hAnsi="Times New Roman" w:eastAsia="Times New Roman" w:cs="Times New Roman"/>
-          <w:vertAlign w:val="subscript"/>
-        </w:rPr>
-        <w:t>3</w:t>
-      </w:r>
-      <w:r>
-        <w:rPr>
-          <w:rFonts w:ascii="Times New Roman" w:hAnsi="Times New Roman" w:eastAsia="Times New Roman" w:cs="Times New Roman"/>
-        </w:rPr>
-        <w:t xml:space="preserve"> + 3O</w:t>
-      </w:r>
-      <w:r>
-        <w:rPr>
-          <w:rFonts w:ascii="Times New Roman" w:hAnsi="Times New Roman" w:eastAsia="Times New Roman" w:cs="Times New Roman"/>
-          <w:vertAlign w:val="subscript"/>
-        </w:rPr>
-        <w:t>2</w:t>
-      </w:r>
-      <w:r>
-        <w:rPr>
-          <w:rFonts w:ascii="Times New Roman" w:hAnsi="Times New Roman" w:eastAsia="Times New Roman" w:cs="Times New Roman"/>
-        </w:rPr>
-        <w:t>。</w:t>
-      </w:r>
-    </w:p>
-    <w:p>
-      <w:pPr>
-        <w:spacing w:before="160" w:after="80"/>
-      </w:pPr>
-      <w:r>
-        <w:pict>
-          <v:rect style="width:0;height:1.5pt" o:hralign="center" o:hrstd="t" o:hr="t"/>
-        </w:pict>
-      </w:r>
-    </w:p>
-    <w:bookmarkEnd w:id="61"/>
-    <w:bookmarkEnd w:id="62"/>
     <w:sectPr>
       <w:footerReference w:type="default" r:id="rId9"/>
       <w:footnotePr>

--- a/06-学生侧材料/讲义/5-无机化学/第四讲：碱金属、碱土金属与稀有气体（Word清稿）.docx
+++ b/06-学生侧材料/讲义/5-无机化学/第四讲：碱金属、碱土金属与稀有气体（Word清稿）.docx
@@ -2,7 +2,7 @@
 <file path=word/document.xml><?xml version="1.0" encoding="utf-8"?>
 <w:document xmlns:w="http://schemas.openxmlformats.org/wordprocessingml/2006/main" xmlns:m="http://schemas.openxmlformats.org/officeDocument/2006/math" xmlns:r="http://schemas.openxmlformats.org/officeDocument/2006/relationships" xmlns:o="urn:schemas-microsoft-com:office:office" xmlns:v="urn:schemas-microsoft-com:vml" xmlns:w10="urn:schemas-microsoft-com:office:word" xmlns:a="http://schemas.openxmlformats.org/drawingml/2006/main" xmlns:pic="http://schemas.openxmlformats.org/drawingml/2006/picture" xmlns:wp="http://schemas.openxmlformats.org/drawingml/2006/wordprocessingDrawing">
   <w:body>
-    <w:bookmarkStart w:id="60" w:name="第四讲碱金属碱土金属与稀有气体"/>
+    <w:bookmarkStart w:id="71" w:name="第四讲碱金属碱土金属与稀有气体"/>
     <w:p>
       <w:pPr>
         <w:pStyle w:val="Heading1"/>
@@ -1056,7 +1056,7 @@
       </w:r>
     </w:p>
     <w:bookmarkEnd w:id="9"/>
-    <w:bookmarkStart w:id="20" w:name="一碱金属递变主线与锂的反常"/>
+    <w:bookmarkStart w:id="21" w:name="一碱金属递变主线与锂的反常"/>
     <w:p>
       <w:pPr>
         <w:pStyle w:val="Heading2"/>
@@ -3359,14 +3359,14 @@
         </w:rPr>
         <w:drawing>
           <wp:inline>
-            <wp:extent cx="3240000" cy="4473290"/>
+            <wp:extent cx="3240000" cy="3036342"/>
             <wp:effectExtent b="0" l="0" r="0" t="0"/>
             <wp:docPr descr="" title="" id="12" name="Picture"/>
             <a:graphic>
               <a:graphicData uri="http://schemas.openxmlformats.org/drawingml/2006/picture">
                 <pic:pic>
                   <pic:nvPicPr>
-                    <pic:cNvPr descr="0bfc7fc178a6ad40e1e4b5ad999f89142bbe829b42211816d2766e9e060dc9f7.jpg" id="13" name="Picture"/>
+                    <pic:cNvPr descr="44cde43a08cd3f850289b984aa102bf6c24816634bdb32e9bf8975be103278cd.jpg" id="13" name="Picture"/>
                     <pic:cNvPicPr>
                       <a:picLocks noChangeArrowheads="1" noChangeAspect="1"/>
                     </pic:cNvPicPr>
@@ -3380,7 +3380,7 @@
                   <pic:spPr bwMode="auto">
                     <a:xfrm>
                       <a:off x="0" y="0"/>
-                      <a:ext cx="3240000" cy="4473290"/>
+                      <a:ext cx="3240000" cy="3036342"/>
                     </a:xfrm>
                     <a:prstGeom prst="rect">
                       <a:avLst/>
@@ -3426,7 +3426,7 @@
           <w:i/>
           <w:iCs/>
         </w:rPr>
-        <w:t xml:space="preserve"> </w:t>
+        <w:t xml:space="preserve"> Born-Haber </w:t>
       </w:r>
       <w:r>
         <w:rPr>
@@ -3434,7 +3434,7 @@
           <w:i/>
           <w:iCs/>
         </w:rPr>
-        <w:t>电极电势热力学循环</w:t>
+        <w:t>循环</w:t>
       </w:r>
       <w:r>
         <w:rPr>
@@ -3444,234 +3444,63 @@
         </w:rPr>
         <w:t>（</w:t>
       </w:r>
-      <m:oMath>
-        <m:oMathPr>
-          <m:ctrlPr>
-            <w:rPr>
-              <w:sz w:val="28"/>
-              <w:szCs w:val="28"/>
-            </w:rPr>
-          </m:ctrlPr>
-        </m:oMathPr>
-        <m:sSup>
-          <m:e>
-            <m:r>
-              <m:t>M</m:t>
-            </m:r>
-          </m:e>
-          <m:sup>
-            <m:r>
-              <m:rPr>
-                <m:sty m:val="p"/>
-              </m:rPr>
-              <m:t>(</m:t>
-            </m:r>
-            <m:r>
-              <m:t>n</m:t>
-            </m:r>
-            <m:r>
-              <m:rPr>
-                <m:sty m:val="p"/>
-              </m:rPr>
-              <m:t>−</m:t>
-            </m:r>
-            <m:r>
-              <m:t>1</m:t>
-            </m:r>
-            <m:r>
-              <m:rPr>
-                <m:sty m:val="p"/>
-              </m:rPr>
-              <m:t>)</m:t>
-            </m:r>
-            <m:r>
-              <m:rPr>
-                <m:sty m:val="p"/>
-              </m:rPr>
-              <m:t>+</m:t>
-            </m:r>
-          </m:sup>
-        </m:sSup>
-      </m:oMath>
-      <w:r>
-        <w:rPr>
-          <w:rFonts w:ascii="Times New Roman" w:hAnsi="Times New Roman" w:eastAsia="Times New Roman" w:cs="Times New Roman"/>
+      <w:r>
+        <w:rPr>
+          <w:rFonts w:hint="eastAsia" w:ascii="Times New Roman" w:hAnsi="Times New Roman" w:eastAsia="FangSong" w:cs="Times New Roman"/>
           <w:i/>
           <w:iCs/>
         </w:rPr>
-        <w:t xml:space="preserve">→</w:t>
-      </w:r>
-      <m:oMath>
-        <m:oMathPr>
-          <m:ctrlPr>
-            <w:rPr>
-              <w:sz w:val="28"/>
-              <w:szCs w:val="28"/>
-            </w:rPr>
-          </m:ctrlPr>
-        </m:oMathPr>
-        <m:sSup>
-          <m:e>
-            <m:r>
-              <m:rPr>
-                <m:sty m:val="p"/>
-              </m:rPr>
-              <m:t>M</m:t>
-            </m:r>
-            <m:r>
-              <m:rPr>
-                <m:sty m:val="p"/>
-              </m:rPr>
-              <m:t>L</m:t>
-            </m:r>
-          </m:e>
-          <m:sup>
-            <m:r>
-              <m:rPr>
-                <m:sty m:val="p"/>
-              </m:rPr>
-              <m:t>(</m:t>
-            </m:r>
-            <m:r>
-              <m:t>n</m:t>
-            </m:r>
-            <m:r>
-              <m:rPr>
-                <m:sty m:val="p"/>
-              </m:rPr>
-              <m:t>−</m:t>
-            </m:r>
-            <m:r>
-              <m:t>1</m:t>
-            </m:r>
-            <m:r>
-              <m:rPr>
-                <m:sty m:val="p"/>
-              </m:rPr>
-              <m:t>)</m:t>
-            </m:r>
-            <m:r>
-              <m:rPr>
-                <m:sty m:val="p"/>
-              </m:rPr>
-              <m:t>+</m:t>
-            </m:r>
-          </m:sup>
-        </m:sSup>
-      </m:oMath>
+        <w:t>以</w:t>
+      </w:r>
       <w:r>
         <w:rPr>
           <w:rFonts w:ascii="Times New Roman" w:hAnsi="Times New Roman" w:eastAsia="Times New Roman" w:cs="Times New Roman"/>
           <w:i/>
           <w:iCs/>
         </w:rPr>
-        <w:t xml:space="preserve">→</w:t>
-      </w:r>
-      <m:oMath>
-        <m:sSup>
-          <m:e>
-            <m:r>
-              <m:t>M</m:t>
-            </m:r>
-          </m:e>
-          <m:sup>
-            <m:r>
-              <m:t>n</m:t>
-            </m:r>
-            <m:r>
-              <m:rPr>
-                <m:sty m:val="p"/>
-              </m:rPr>
-              <m:t>+</m:t>
-            </m:r>
-          </m:sup>
-        </m:sSup>
-      </m:oMath>
-      <w:r>
-        <w:rPr>
-          <w:rFonts w:ascii="Times New Roman" w:hAnsi="Times New Roman" w:eastAsia="Times New Roman" w:cs="Times New Roman"/>
+        <w:t xml:space="preserve"> NaCl </w:t>
+      </w:r>
+      <w:r>
+        <w:rPr>
+          <w:rFonts w:hint="eastAsia" w:ascii="Times New Roman" w:hAnsi="Times New Roman" w:eastAsia="FangSong" w:cs="Times New Roman"/>
           <w:i/>
           <w:iCs/>
         </w:rPr>
-        <w:t xml:space="preserve"> </w:t>
-      </w:r>
-      <w:r>
-        <w:rPr>
-          <w:rFonts w:ascii="Times New Roman" w:hAnsi="Times New Roman" w:eastAsia="Times New Roman" w:cs="Times New Roman"/>
+        <w:t>为例</w:t>
+      </w:r>
+      <w:r>
+        <w:rPr>
+          <w:rFonts w:hint="eastAsia" w:ascii="Times New Roman" w:hAnsi="Times New Roman" w:eastAsia="Times New Roman" w:cs="Times New Roman"/>
           <w:i/>
           <w:iCs/>
         </w:rPr>
-        <w:t xml:space="preserve">+</w:t>
-      </w:r>
-      <w:r>
-        <w:rPr>
-          <w:rFonts w:ascii="Times New Roman" w:hAnsi="Times New Roman" w:eastAsia="Times New Roman" w:cs="Times New Roman"/>
+        <w:t>）：ΔH</w:t>
+      </w:r>
+      <w:r>
+        <w:rPr>
+          <w:rFonts w:hint="eastAsia" w:ascii="Times New Roman" w:hAnsi="Times New Roman" w:eastAsia="Times New Roman" w:cs="Times New Roman"/>
           <w:i/>
           <w:iCs/>
-        </w:rPr>
-        <w:t xml:space="preserve"> </w:t>
-      </w:r>
-      <m:oMath>
-        <m:sSup>
-          <m:e>
-            <m:r>
-              <m:t>e</m:t>
-            </m:r>
-          </m:e>
-          <m:sup>
-            <m:r>
-              <m:rPr>
-                <m:sty m:val="p"/>
-              </m:rPr>
-              <m:t>−</m:t>
-            </m:r>
-          </m:sup>
-        </m:sSup>
-      </m:oMath>
-      <w:r>
-        <w:rPr>
-          <w:rFonts w:ascii="Times New Roman" w:hAnsi="Times New Roman" w:eastAsia="Times New Roman" w:cs="Times New Roman"/>
+          <w:vertAlign w:val="subscript"/>
+        </w:rPr>
+        <w:t>1</w:t>
+      </w:r>
+      <w:r>
+        <w:rPr>
+          <w:rFonts w:hint="eastAsia" w:ascii="Times New Roman" w:hAnsi="Times New Roman" w:eastAsia="Times New Roman" w:cs="Times New Roman"/>
           <w:i/>
           <w:iCs/>
         </w:rPr>
-        <w:t xml:space="preserve">→</w:t>
-      </w:r>
-      <m:oMath>
-        <m:sSup>
-          <m:e>
-            <m:r>
-              <m:rPr>
-                <m:sty m:val="p"/>
-              </m:rPr>
-              <m:t>M</m:t>
-            </m:r>
-            <m:r>
-              <m:rPr>
-                <m:sty m:val="p"/>
-              </m:rPr>
-              <m:t>L</m:t>
-            </m:r>
-          </m:e>
-          <m:sup>
-            <m:r>
-              <m:t>n</m:t>
-            </m:r>
-            <m:r>
-              <m:rPr>
-                <m:sty m:val="p"/>
-              </m:rPr>
-              <m:t>+</m:t>
-            </m:r>
-          </m:sup>
-        </m:sSup>
-      </m:oMath>
-      <w:r>
-        <w:rPr>
-          <w:rFonts w:ascii="Times New Roman" w:hAnsi="Times New Roman" w:eastAsia="Times New Roman" w:cs="Times New Roman"/>
+        <w:t>=½D（Cl</w:t>
+      </w:r>
+      <w:r>
+        <w:rPr>
+          <w:rFonts w:hint="eastAsia" w:ascii="Times New Roman" w:hAnsi="Times New Roman" w:eastAsia="Times New Roman" w:cs="Times New Roman"/>
           <w:i/>
           <w:iCs/>
-        </w:rPr>
-        <w:t xml:space="preserve"> </w:t>
+          <w:vertAlign w:val="subscript"/>
+        </w:rPr>
+        <w:t>2</w:t>
       </w:r>
       <w:r>
         <w:rPr>
@@ -3679,48 +3508,32 @@
           <w:i/>
           <w:iCs/>
         </w:rPr>
-        <w:t xml:space="preserve">+</w:t>
-      </w:r>
-      <w:r>
-        <w:rPr>
-          <w:rFonts w:ascii="Times New Roman" w:hAnsi="Times New Roman" w:eastAsia="Times New Roman" w:cs="Times New Roman"/>
+        <w:t xml:space="preserve"> </w:t>
+      </w:r>
+      <w:r>
+        <w:rPr>
+          <w:rFonts w:hint="eastAsia" w:ascii="Times New Roman" w:hAnsi="Times New Roman" w:eastAsia="FangSong" w:cs="Times New Roman"/>
           <w:i/>
           <w:iCs/>
         </w:rPr>
-        <w:t xml:space="preserve"> </w:t>
-      </w:r>
-      <m:oMath>
-        <m:sSup>
-          <m:e>
-            <m:r>
-              <m:t>e</m:t>
-            </m:r>
-          </m:e>
-          <m:sup>
-            <m:r>
-              <m:rPr>
-                <m:sty m:val="p"/>
-              </m:rPr>
-              <m:t>−</m:t>
-            </m:r>
-          </m:sup>
-        </m:sSup>
-      </m:oMath>
+        <w:t>解离</w:t>
+      </w:r>
       <w:r>
         <w:rPr>
           <w:rFonts w:hint="eastAsia" w:ascii="Times New Roman" w:hAnsi="Times New Roman" w:eastAsia="Times New Roman" w:cs="Times New Roman"/>
           <w:i/>
           <w:iCs/>
         </w:rPr>
-        <w:t>，ΔG^⊖</w:t>
-      </w:r>
-      <w:r>
-        <w:rPr>
-          <w:rFonts w:hint="eastAsia" w:ascii="Times New Roman" w:hAnsi="Times New Roman" w:eastAsia="FangSong" w:cs="Times New Roman"/>
+        <w:t>）、ΔH</w:t>
+      </w:r>
+      <w:r>
+        <w:rPr>
+          <w:rFonts w:hint="eastAsia" w:ascii="Times New Roman" w:hAnsi="Times New Roman" w:eastAsia="Times New Roman" w:cs="Times New Roman"/>
           <w:i/>
           <w:iCs/>
-        </w:rPr>
-        <w:t>分解为配位</w:t>
+          <w:vertAlign w:val="subscript"/>
+        </w:rPr>
+        <w:t>2</w:t>
       </w:r>
       <w:r>
         <w:rPr>
@@ -3728,7 +3541,7 @@
           <w:i/>
           <w:iCs/>
         </w:rPr>
-        <w:t>/</w:t>
+        <w:t>=S（</w:t>
       </w:r>
       <w:r>
         <w:rPr>
@@ -3736,7 +3549,7 @@
           <w:i/>
           <w:iCs/>
         </w:rPr>
-        <w:t>氧化</w:t>
+        <w:t>升华</w:t>
       </w:r>
       <w:r>
         <w:rPr>
@@ -3744,15 +3557,16 @@
           <w:i/>
           <w:iCs/>
         </w:rPr>
-        <w:t>/</w:t>
-      </w:r>
-      <w:r>
-        <w:rPr>
-          <w:rFonts w:hint="eastAsia" w:ascii="Times New Roman" w:hAnsi="Times New Roman" w:eastAsia="FangSong" w:cs="Times New Roman"/>
+        <w:t>）、ΔH</w:t>
+      </w:r>
+      <w:r>
+        <w:rPr>
+          <w:rFonts w:hint="eastAsia" w:ascii="Times New Roman" w:hAnsi="Times New Roman" w:eastAsia="Times New Roman" w:cs="Times New Roman"/>
           <w:i/>
           <w:iCs/>
-        </w:rPr>
-        <w:t>还原三步</w:t>
+          <w:vertAlign w:val="subscript"/>
+        </w:rPr>
+        <w:t>3</w:t>
       </w:r>
       <w:r>
         <w:rPr>
@@ -3760,7 +3574,277 @@
           <w:i/>
           <w:iCs/>
         </w:rPr>
-        <w:t>）</w:t>
+        <w:t>=I（</w:t>
+      </w:r>
+      <w:r>
+        <w:rPr>
+          <w:rFonts w:hint="eastAsia" w:ascii="Times New Roman" w:hAnsi="Times New Roman" w:eastAsia="FangSong" w:cs="Times New Roman"/>
+          <w:i/>
+          <w:iCs/>
+        </w:rPr>
+        <w:t>电离</w:t>
+      </w:r>
+      <w:r>
+        <w:rPr>
+          <w:rFonts w:hint="eastAsia" w:ascii="Times New Roman" w:hAnsi="Times New Roman" w:eastAsia="Times New Roman" w:cs="Times New Roman"/>
+          <w:i/>
+          <w:iCs/>
+        </w:rPr>
+        <w:t>）、ΔH</w:t>
+      </w:r>
+      <w:r>
+        <w:rPr>
+          <w:rFonts w:hint="eastAsia" w:ascii="Times New Roman" w:hAnsi="Times New Roman" w:eastAsia="Times New Roman" w:cs="Times New Roman"/>
+          <w:i/>
+          <w:iCs/>
+          <w:vertAlign w:val="subscript"/>
+        </w:rPr>
+        <w:t>4</w:t>
+      </w:r>
+      <w:r>
+        <w:rPr>
+          <w:rFonts w:hint="eastAsia" w:ascii="Times New Roman" w:hAnsi="Times New Roman" w:eastAsia="Times New Roman" w:cs="Times New Roman"/>
+          <w:i/>
+          <w:iCs/>
+        </w:rPr>
+        <w:t>=−E（</w:t>
+      </w:r>
+      <w:r>
+        <w:rPr>
+          <w:rFonts w:hint="eastAsia" w:ascii="Times New Roman" w:hAnsi="Times New Roman" w:eastAsia="FangSong" w:cs="Times New Roman"/>
+          <w:i/>
+          <w:iCs/>
+        </w:rPr>
+        <w:t>电子亲和</w:t>
+      </w:r>
+      <w:r>
+        <w:rPr>
+          <w:rFonts w:hint="eastAsia" w:ascii="Times New Roman" w:hAnsi="Times New Roman" w:eastAsia="Times New Roman" w:cs="Times New Roman"/>
+          <w:i/>
+          <w:iCs/>
+        </w:rPr>
+        <w:t>）、ΔH</w:t>
+      </w:r>
+      <w:r>
+        <w:rPr>
+          <w:rFonts w:hint="eastAsia" w:ascii="Times New Roman" w:hAnsi="Times New Roman" w:eastAsia="Times New Roman" w:cs="Times New Roman"/>
+          <w:i/>
+          <w:iCs/>
+          <w:vertAlign w:val="subscript"/>
+        </w:rPr>
+        <w:t>5</w:t>
+      </w:r>
+      <w:r>
+        <w:rPr>
+          <w:rFonts w:hint="eastAsia" w:ascii="Times New Roman" w:hAnsi="Times New Roman" w:eastAsia="Times New Roman" w:cs="Times New Roman"/>
+          <w:i/>
+          <w:iCs/>
+        </w:rPr>
+        <w:t>=−U（</w:t>
+      </w:r>
+      <w:r>
+        <w:rPr>
+          <w:rFonts w:hint="eastAsia" w:ascii="Times New Roman" w:hAnsi="Times New Roman" w:eastAsia="FangSong" w:cs="Times New Roman"/>
+          <w:i/>
+          <w:iCs/>
+        </w:rPr>
+        <w:t>晶格能</w:t>
+      </w:r>
+      <w:r>
+        <w:rPr>
+          <w:rFonts w:hint="eastAsia" w:ascii="Times New Roman" w:hAnsi="Times New Roman" w:eastAsia="Times New Roman" w:cs="Times New Roman"/>
+          <w:i/>
+          <w:iCs/>
+        </w:rPr>
+        <w:t>）。§1.2</w:t>
+      </w:r>
+      <w:r>
+        <w:rPr>
+          <w:rFonts w:ascii="Times New Roman" w:hAnsi="Times New Roman" w:eastAsia="Times New Roman" w:cs="Times New Roman"/>
+          <w:i/>
+          <w:iCs/>
+        </w:rPr>
+        <w:t xml:space="preserve"> </w:t>
+      </w:r>
+      <w:r>
+        <w:rPr>
+          <w:rFonts w:hint="eastAsia" w:ascii="Times New Roman" w:hAnsi="Times New Roman" w:eastAsia="FangSong" w:cs="Times New Roman"/>
+          <w:i/>
+          <w:iCs/>
+        </w:rPr>
+        <w:t xml:space="preserve">电极电势的能量分解与本循环</w:t>
+      </w:r>
+      <w:r>
+        <w:rPr>
+          <w:rFonts w:hint="eastAsia" w:ascii="Times New Roman" w:hAnsi="Times New Roman" w:eastAsia="FangSong" w:cs="Times New Roman"/>
+          <w:b/>
+          <w:bCs/>
+          <w:i/>
+          <w:iCs/>
+        </w:rPr>
+        <w:t xml:space="preserve">共享升华</w:t>
+      </w:r>
+      <w:r>
+        <w:rPr>
+          <w:rFonts w:ascii="Times New Roman" w:hAnsi="Times New Roman" w:eastAsia="Times New Roman" w:cs="Times New Roman"/>
+          <w:b/>
+          <w:bCs/>
+          <w:i/>
+          <w:iCs/>
+        </w:rPr>
+        <w:t xml:space="preserve"> </w:t>
+      </w:r>
+      <w:r>
+        <w:rPr>
+          <w:rFonts w:hint="eastAsia" w:ascii="Times New Roman" w:hAnsi="Times New Roman" w:eastAsia="Times New Roman" w:cs="Times New Roman"/>
+          <w:b/>
+          <w:bCs/>
+          <w:i/>
+          <w:iCs/>
+        </w:rPr>
+        <w:t>S、</w:t>
+      </w:r>
+      <w:r>
+        <w:rPr>
+          <w:rFonts w:hint="eastAsia" w:ascii="Times New Roman" w:hAnsi="Times New Roman" w:eastAsia="FangSong" w:cs="Times New Roman"/>
+          <w:b/>
+          <w:bCs/>
+          <w:i/>
+          <w:iCs/>
+        </w:rPr>
+        <w:t>电离</w:t>
+      </w:r>
+      <w:r>
+        <w:rPr>
+          <w:rFonts w:ascii="Times New Roman" w:hAnsi="Times New Roman" w:eastAsia="Times New Roman" w:cs="Times New Roman"/>
+          <w:b/>
+          <w:bCs/>
+          <w:i/>
+          <w:iCs/>
+        </w:rPr>
+        <w:t xml:space="preserve"> I </w:t>
+      </w:r>
+      <w:r>
+        <w:rPr>
+          <w:rFonts w:hint="eastAsia" w:ascii="Times New Roman" w:hAnsi="Times New Roman" w:eastAsia="FangSong" w:cs="Times New Roman"/>
+          <w:b/>
+          <w:bCs/>
+          <w:i/>
+          <w:iCs/>
+        </w:rPr>
+        <w:t xml:space="preserve">两步</w:t>
+      </w:r>
+      <w:r>
+        <w:rPr>
+          <w:rFonts w:hint="eastAsia" w:ascii="Times New Roman" w:hAnsi="Times New Roman" w:eastAsia="Times New Roman" w:cs="Times New Roman"/>
+          <w:i/>
+          <w:iCs/>
+        </w:rPr>
+        <w:t>——</w:t>
+      </w:r>
+      <w:r>
+        <w:rPr>
+          <w:rFonts w:hint="eastAsia" w:ascii="Times New Roman" w:hAnsi="Times New Roman" w:eastAsia="FangSong" w:cs="Times New Roman"/>
+          <w:i/>
+          <w:iCs/>
+        </w:rPr>
+        <w:t>差别在后半段</w:t>
+      </w:r>
+      <w:r>
+        <w:rPr>
+          <w:rFonts w:hint="eastAsia" w:ascii="Times New Roman" w:hAnsi="Times New Roman" w:eastAsia="Times New Roman" w:cs="Times New Roman"/>
+          <w:i/>
+          <w:iCs/>
+        </w:rPr>
+        <w:t>：</w:t>
+      </w:r>
+      <w:r>
+        <w:rPr>
+          <w:rFonts w:hint="eastAsia" w:ascii="Times New Roman" w:hAnsi="Times New Roman" w:eastAsia="FangSong" w:cs="Times New Roman"/>
+          <w:i/>
+          <w:iCs/>
+        </w:rPr>
+        <w:t>电极循环经</w:t>
+      </w:r>
+      <w:r>
+        <w:rPr>
+          <w:rFonts w:hint="eastAsia" w:ascii="Times New Roman" w:hAnsi="Times New Roman" w:eastAsia="FangSong" w:cs="Times New Roman"/>
+          <w:b/>
+          <w:bCs/>
+          <w:i/>
+          <w:iCs/>
+        </w:rPr>
+        <w:t xml:space="preserve">水合</w:t>
+      </w:r>
+      <w:r>
+        <w:rPr>
+          <w:rFonts w:hint="eastAsia" w:ascii="Times New Roman" w:hAnsi="Times New Roman" w:eastAsia="FangSong" w:cs="Times New Roman"/>
+          <w:i/>
+          <w:iCs/>
+        </w:rPr>
+        <w:t>进入溶液</w:t>
+      </w:r>
+      <w:r>
+        <w:rPr>
+          <w:rFonts w:hint="eastAsia" w:ascii="Times New Roman" w:hAnsi="Times New Roman" w:eastAsia="Times New Roman" w:cs="Times New Roman"/>
+          <w:i/>
+          <w:iCs/>
+        </w:rPr>
+        <w:t>，</w:t>
+      </w:r>
+      <w:r>
+        <w:rPr>
+          <w:rFonts w:hint="eastAsia" w:ascii="Times New Roman" w:hAnsi="Times New Roman" w:eastAsia="FangSong" w:cs="Times New Roman"/>
+          <w:i/>
+          <w:iCs/>
+        </w:rPr>
+        <w:t>晶格能循环经</w:t>
+      </w:r>
+      <w:r>
+        <w:rPr>
+          <w:rFonts w:hint="eastAsia" w:ascii="Times New Roman" w:hAnsi="Times New Roman" w:eastAsia="FangSong" w:cs="Times New Roman"/>
+          <w:b/>
+          <w:bCs/>
+          <w:i/>
+          <w:iCs/>
+        </w:rPr>
+        <w:t xml:space="preserve">电子亲和</w:t>
+      </w:r>
+      <w:r>
+        <w:rPr>
+          <w:rFonts w:ascii="Times New Roman" w:hAnsi="Times New Roman" w:eastAsia="Times New Roman" w:cs="Times New Roman"/>
+          <w:b/>
+          <w:bCs/>
+          <w:i/>
+          <w:iCs/>
+        </w:rPr>
+        <w:t xml:space="preserve"> + </w:t>
+      </w:r>
+      <w:r>
+        <w:rPr>
+          <w:rFonts w:hint="eastAsia" w:ascii="Times New Roman" w:hAnsi="Times New Roman" w:eastAsia="FangSong" w:cs="Times New Roman"/>
+          <w:b/>
+          <w:bCs/>
+          <w:i/>
+          <w:iCs/>
+        </w:rPr>
+        <w:t xml:space="preserve">晶格能</w:t>
+      </w:r>
+      <w:r>
+        <w:rPr>
+          <w:rFonts w:hint="eastAsia" w:ascii="Times New Roman" w:hAnsi="Times New Roman" w:eastAsia="FangSong" w:cs="Times New Roman"/>
+          <w:i/>
+          <w:iCs/>
+        </w:rPr>
+        <w:t>形成晶体</w:t>
+      </w:r>
+      <w:r>
+        <w:rPr>
+          <w:rFonts w:hint="eastAsia" w:ascii="Times New Roman" w:hAnsi="Times New Roman" w:eastAsia="Times New Roman" w:cs="Times New Roman"/>
+          <w:i/>
+          <w:iCs/>
+        </w:rPr>
+        <w:t>。</w:t>
       </w:r>
     </w:p>
     <w:bookmarkEnd w:id="14"/>
@@ -6480,7 +6564,1390 @@
       </m:oMathPara>
     </w:p>
     <w:bookmarkEnd w:id="16"/>
-    <w:bookmarkStart w:id="17" w:name="碱金属盐溶解性热力学水化焓-vs-晶格能"/>
+    <w:bookmarkStart w:id="17" w:name="碳酸钠与碳酸氢钠氨碱法"/>
+    <w:p>
+      <w:pPr>
+        <w:pStyle w:val="Heading3"/>
+        <w:spacing w:after="120" w:before="280"/>
+      </w:pPr>
+      <w:r>
+        <w:rPr>
+          <w:rFonts w:ascii="Times New Roman" w:hAnsi="Times New Roman" w:eastAsia="Times New Roman" w:cs="Times New Roman"/>
+        </w:rPr>
+        <w:t xml:space="preserve">1.5 </w:t>
+      </w:r>
+      <w:r>
+        <w:rPr>
+          <w:rFonts w:hint="eastAsia" w:ascii="Times New Roman" w:hAnsi="Times New Roman" w:eastAsia="SimHei" w:cs="Times New Roman"/>
+        </w:rPr>
+        <w:t>碳酸钠与碳酸氢钠</w:t>
+      </w:r>
+      <w:r>
+        <w:rPr>
+          <w:rFonts w:hint="eastAsia" w:ascii="Times New Roman" w:hAnsi="Times New Roman" w:eastAsia="Times New Roman" w:cs="Times New Roman"/>
+        </w:rPr>
+        <w:t>（</w:t>
+      </w:r>
+      <w:r>
+        <w:rPr>
+          <w:rFonts w:hint="eastAsia" w:ascii="Times New Roman" w:hAnsi="Times New Roman" w:eastAsia="SimHei" w:cs="Times New Roman"/>
+        </w:rPr>
+        <w:t>氨碱法</w:t>
+      </w:r>
+      <w:r>
+        <w:rPr>
+          <w:rFonts w:hint="eastAsia" w:ascii="Times New Roman" w:hAnsi="Times New Roman" w:eastAsia="Times New Roman" w:cs="Times New Roman"/>
+        </w:rPr>
+        <w:t>）</w:t>
+      </w:r>
+    </w:p>
+    <w:tbl>
+      <w:tblPr>
+        <w:tblStyle w:val="Table"/>
+        <w:tblW w:type="pct" w:w="5000"/>
+        <w:tblLayout w:type="fixed"/>
+        <w:tblLook w:firstRow="1" w:lastRow="0" w:firstColumn="0" w:lastColumn="0" w:noHBand="0" w:noVBand="0" w:val="0020"/>
+      </w:tblPr>
+      <w:tblGrid>
+        <w:gridCol w:w="2640"/>
+        <w:gridCol w:w="2640"/>
+        <w:gridCol w:w="2640"/>
+      </w:tblGrid>
+      <w:tr>
+        <w:trPr>
+          <w:tblHeader w:val="on"/>
+        </w:trPr>
+        <w:tc>
+          <w:tcPr/>
+          <w:p>
+            <w:pPr>
+              <w:pStyle w:val="Compact"/>
+              <w:jc w:val="center"/>
+            </w:pPr>
+            <w:r>
+              <w:rPr>
+                <w:rFonts w:hint="eastAsia" w:ascii="Times New Roman" w:hAnsi="Times New Roman" w:eastAsia="SimHei" w:cs="Times New Roman"/>
+                <w:b/>
+              </w:rPr>
+              <w:t xml:space="preserve">性质</w:t>
+            </w:r>
+          </w:p>
+        </w:tc>
+        <w:tc>
+          <w:tcPr/>
+          <w:p>
+            <w:pPr>
+              <w:pStyle w:val="Compact"/>
+              <w:jc w:val="center"/>
+            </w:pPr>
+            <w:r>
+              <w:rPr>
+                <w:rFonts w:hint="eastAsia" w:ascii="Times New Roman" w:hAnsi="Times New Roman" w:eastAsia="Times New Roman" w:cs="Times New Roman"/>
+                <w:b/>
+              </w:rPr>
+              <w:t>Na</w:t>
+            </w:r>
+            <w:r>
+              <w:rPr>
+                <w:rFonts w:hint="eastAsia" w:ascii="Times New Roman" w:hAnsi="Times New Roman" w:eastAsia="Times New Roman" w:cs="Times New Roman"/>
+                <w:b/>
+                <w:vertAlign w:val="subscript"/>
+              </w:rPr>
+              <w:t>2</w:t>
+            </w:r>
+            <w:r>
+              <w:rPr>
+                <w:rFonts w:hint="eastAsia" w:ascii="Times New Roman" w:hAnsi="Times New Roman" w:eastAsia="Times New Roman" w:cs="Times New Roman"/>
+                <w:b/>
+              </w:rPr>
+              <w:t>CO</w:t>
+            </w:r>
+            <w:r>
+              <w:rPr>
+                <w:rFonts w:hint="eastAsia" w:ascii="Times New Roman" w:hAnsi="Times New Roman" w:eastAsia="Times New Roman" w:cs="Times New Roman"/>
+                <w:b/>
+                <w:vertAlign w:val="subscript"/>
+              </w:rPr>
+              <w:t>3</w:t>
+            </w:r>
+            <w:r>
+              <w:rPr>
+                <w:rFonts w:hint="eastAsia" w:ascii="Times New Roman" w:hAnsi="Times New Roman" w:eastAsia="Times New Roman" w:cs="Times New Roman"/>
+                <w:b/>
+              </w:rPr>
+              <w:t>（</w:t>
+            </w:r>
+            <w:r>
+              <w:rPr>
+                <w:rFonts w:hint="eastAsia" w:ascii="Times New Roman" w:hAnsi="Times New Roman" w:eastAsia="SimHei" w:cs="Times New Roman"/>
+                <w:b/>
+              </w:rPr>
+              <w:t>纯碱</w:t>
+            </w:r>
+            <w:r>
+              <w:rPr>
+                <w:rFonts w:hint="eastAsia" w:ascii="Times New Roman" w:hAnsi="Times New Roman" w:eastAsia="Times New Roman" w:cs="Times New Roman"/>
+                <w:b/>
+              </w:rPr>
+              <w:t>）</w:t>
+            </w:r>
+          </w:p>
+        </w:tc>
+        <w:tc>
+          <w:tcPr/>
+          <w:p>
+            <w:pPr>
+              <w:pStyle w:val="Compact"/>
+              <w:jc w:val="center"/>
+            </w:pPr>
+            <w:r>
+              <w:rPr>
+                <w:rFonts w:hint="eastAsia" w:ascii="Times New Roman" w:hAnsi="Times New Roman" w:eastAsia="Times New Roman" w:cs="Times New Roman"/>
+                <w:b/>
+              </w:rPr>
+              <w:t>NaHCO</w:t>
+            </w:r>
+            <w:r>
+              <w:rPr>
+                <w:rFonts w:hint="eastAsia" w:ascii="Times New Roman" w:hAnsi="Times New Roman" w:eastAsia="Times New Roman" w:cs="Times New Roman"/>
+                <w:b/>
+                <w:vertAlign w:val="subscript"/>
+              </w:rPr>
+              <w:t>3</w:t>
+            </w:r>
+            <w:r>
+              <w:rPr>
+                <w:rFonts w:hint="eastAsia" w:ascii="Times New Roman" w:hAnsi="Times New Roman" w:eastAsia="Times New Roman" w:cs="Times New Roman"/>
+                <w:b/>
+              </w:rPr>
+              <w:t>（</w:t>
+            </w:r>
+            <w:r>
+              <w:rPr>
+                <w:rFonts w:hint="eastAsia" w:ascii="Times New Roman" w:hAnsi="Times New Roman" w:eastAsia="SimHei" w:cs="Times New Roman"/>
+                <w:b/>
+              </w:rPr>
+              <w:t>小苏打</w:t>
+            </w:r>
+            <w:r>
+              <w:rPr>
+                <w:rFonts w:hint="eastAsia" w:ascii="Times New Roman" w:hAnsi="Times New Roman" w:eastAsia="Times New Roman" w:cs="Times New Roman"/>
+                <w:b/>
+              </w:rPr>
+              <w:t>）</w:t>
+            </w:r>
+          </w:p>
+        </w:tc>
+      </w:tr>
+      <w:tr>
+        <w:tc>
+          <w:tcPr/>
+          <w:p>
+            <w:pPr>
+              <w:pStyle w:val="Compact"/>
+              <w:jc w:val="center"/>
+            </w:pPr>
+            <w:r>
+              <w:rPr>
+                <w:rFonts w:hint="eastAsia" w:ascii="Times New Roman" w:hAnsi="Times New Roman" w:eastAsia="FangSong" w:cs="Times New Roman"/>
+              </w:rPr>
+              <w:t xml:space="preserve">热稳定性</w:t>
+            </w:r>
+          </w:p>
+        </w:tc>
+        <w:tc>
+          <w:tcPr/>
+          <w:p>
+            <w:pPr>
+              <w:pStyle w:val="Compact"/>
+              <w:jc w:val="center"/>
+            </w:pPr>
+            <w:r>
+              <w:rPr>
+                <w:rFonts w:ascii="Times New Roman" w:hAnsi="Times New Roman" w:eastAsia="Times New Roman" w:cs="Times New Roman"/>
+              </w:rPr>
+              <w:t xml:space="preserve">&gt;1000°C </w:t>
+            </w:r>
+            <w:r>
+              <w:rPr>
+                <w:rFonts w:hint="eastAsia" w:ascii="Times New Roman" w:hAnsi="Times New Roman" w:eastAsia="FangSong" w:cs="Times New Roman"/>
+              </w:rPr>
+              <w:t xml:space="preserve">基本不分解</w:t>
+            </w:r>
+          </w:p>
+        </w:tc>
+        <w:tc>
+          <w:tcPr/>
+          <w:p>
+            <w:pPr>
+              <w:pStyle w:val="Compact"/>
+              <w:jc w:val="center"/>
+            </w:pPr>
+            <w:r>
+              <w:rPr>
+                <w:rFonts w:ascii="Times New Roman" w:hAnsi="Times New Roman" w:eastAsia="Times New Roman" w:cs="Times New Roman"/>
+              </w:rPr>
+              <w:t xml:space="preserve">~270°C </w:t>
+            </w:r>
+            <w:r>
+              <w:rPr>
+                <w:rFonts w:hint="eastAsia" w:ascii="Times New Roman" w:hAnsi="Times New Roman" w:eastAsia="FangSong" w:cs="Times New Roman"/>
+              </w:rPr>
+              <w:t>分解</w:t>
+            </w:r>
+            <w:r>
+              <w:rPr>
+                <w:rFonts w:hint="eastAsia" w:ascii="Times New Roman" w:hAnsi="Times New Roman" w:eastAsia="Times New Roman" w:cs="Times New Roman"/>
+              </w:rPr>
+              <w:t>：2NaHCO</w:t>
+            </w:r>
+            <w:r>
+              <w:rPr>
+                <w:rFonts w:hint="eastAsia" w:ascii="Times New Roman" w:hAnsi="Times New Roman" w:eastAsia="Times New Roman" w:cs="Times New Roman"/>
+                <w:vertAlign w:val="subscript"/>
+              </w:rPr>
+              <w:t>3</w:t>
+            </w:r>
+            <w:r>
+              <w:rPr>
+                <w:rFonts w:ascii="Times New Roman" w:hAnsi="Times New Roman" w:eastAsia="Times New Roman" w:cs="Times New Roman"/>
+              </w:rPr>
+              <w:t xml:space="preserve"> =△= Na</w:t>
+            </w:r>
+            <w:r>
+              <w:rPr>
+                <w:rFonts w:ascii="Times New Roman" w:hAnsi="Times New Roman" w:eastAsia="Times New Roman" w:cs="Times New Roman"/>
+                <w:vertAlign w:val="subscript"/>
+              </w:rPr>
+              <w:t>2</w:t>
+            </w:r>
+            <w:r>
+              <w:rPr>
+                <w:rFonts w:ascii="Times New Roman" w:hAnsi="Times New Roman" w:eastAsia="Times New Roman" w:cs="Times New Roman"/>
+              </w:rPr>
+              <w:t>CO</w:t>
+            </w:r>
+            <w:r>
+              <w:rPr>
+                <w:rFonts w:ascii="Times New Roman" w:hAnsi="Times New Roman" w:eastAsia="Times New Roman" w:cs="Times New Roman"/>
+                <w:vertAlign w:val="subscript"/>
+              </w:rPr>
+              <w:t>3</w:t>
+            </w:r>
+            <w:r>
+              <w:rPr>
+                <w:rFonts w:ascii="Times New Roman" w:hAnsi="Times New Roman" w:eastAsia="Times New Roman" w:cs="Times New Roman"/>
+              </w:rPr>
+              <w:t xml:space="preserve"> + CO</w:t>
+            </w:r>
+            <w:r>
+              <w:rPr>
+                <w:rFonts w:ascii="Times New Roman" w:hAnsi="Times New Roman" w:eastAsia="Times New Roman" w:cs="Times New Roman"/>
+                <w:vertAlign w:val="subscript"/>
+              </w:rPr>
+              <w:t>2</w:t>
+            </w:r>
+            <w:r>
+              <w:rPr>
+                <w:rFonts w:ascii="Times New Roman" w:hAnsi="Times New Roman" w:eastAsia="Times New Roman" w:cs="Times New Roman"/>
+              </w:rPr>
+              <w:t>↑ + H</w:t>
+            </w:r>
+            <w:r>
+              <w:rPr>
+                <w:rFonts w:ascii="Times New Roman" w:hAnsi="Times New Roman" w:eastAsia="Times New Roman" w:cs="Times New Roman"/>
+                <w:vertAlign w:val="subscript"/>
+              </w:rPr>
+              <w:t>2</w:t>
+            </w:r>
+            <w:r>
+              <w:rPr>
+                <w:rFonts w:ascii="Times New Roman" w:hAnsi="Times New Roman" w:eastAsia="Times New Roman" w:cs="Times New Roman"/>
+              </w:rPr>
+              <w:t>O</w:t>
+            </w:r>
+          </w:p>
+        </w:tc>
+      </w:tr>
+      <w:tr>
+        <w:tc>
+          <w:tcPr/>
+          <w:p>
+            <w:pPr>
+              <w:pStyle w:val="Compact"/>
+              <w:jc w:val="center"/>
+            </w:pPr>
+            <w:r>
+              <w:rPr>
+                <w:rFonts w:hint="eastAsia" w:ascii="Times New Roman" w:hAnsi="Times New Roman" w:eastAsia="FangSong" w:cs="Times New Roman"/>
+              </w:rPr>
+              <w:t xml:space="preserve">溶解度</w:t>
+            </w:r>
+          </w:p>
+        </w:tc>
+        <w:tc>
+          <w:tcPr/>
+          <w:p>
+            <w:pPr>
+              <w:pStyle w:val="Compact"/>
+              <w:jc w:val="center"/>
+            </w:pPr>
+            <w:r>
+              <w:rPr>
+                <w:rFonts w:hint="eastAsia" w:ascii="Times New Roman" w:hAnsi="Times New Roman" w:eastAsia="FangSong" w:cs="Times New Roman"/>
+              </w:rPr>
+              <w:t xml:space="preserve">较大</w:t>
+            </w:r>
+          </w:p>
+        </w:tc>
+        <w:tc>
+          <w:tcPr/>
+          <w:p>
+            <w:pPr>
+              <w:pStyle w:val="Compact"/>
+              <w:jc w:val="center"/>
+            </w:pPr>
+            <w:r>
+              <w:rPr>
+                <w:rFonts w:hint="eastAsia" w:ascii="Times New Roman" w:hAnsi="Times New Roman" w:eastAsia="FangSong" w:cs="Times New Roman"/>
+              </w:rPr>
+              <w:t>较小</w:t>
+            </w:r>
+            <w:r>
+              <w:rPr>
+                <w:rFonts w:hint="eastAsia" w:ascii="Times New Roman" w:hAnsi="Times New Roman" w:eastAsia="Times New Roman" w:cs="Times New Roman"/>
+              </w:rPr>
+              <w:t>（</w:t>
+            </w:r>
+            <w:r>
+              <w:rPr>
+                <w:rFonts w:hint="eastAsia" w:ascii="Times New Roman" w:hAnsi="Times New Roman" w:eastAsia="FangSong" w:cs="Times New Roman"/>
+              </w:rPr>
+              <w:t>氨碱法中因此先析出</w:t>
+            </w:r>
+            <w:r>
+              <w:rPr>
+                <w:rFonts w:hint="eastAsia" w:ascii="Times New Roman" w:hAnsi="Times New Roman" w:eastAsia="Times New Roman" w:cs="Times New Roman"/>
+              </w:rPr>
+              <w:t>）</w:t>
+            </w:r>
+          </w:p>
+        </w:tc>
+      </w:tr>
+      <w:tr>
+        <w:tc>
+          <w:tcPr/>
+          <w:p>
+            <w:pPr>
+              <w:pStyle w:val="Compact"/>
+              <w:jc w:val="center"/>
+            </w:pPr>
+            <w:r>
+              <w:rPr>
+                <w:rFonts w:hint="eastAsia" w:ascii="Times New Roman" w:hAnsi="Times New Roman" w:eastAsia="FangSong" w:cs="Times New Roman"/>
+              </w:rPr>
+              <w:t xml:space="preserve">同浓度溶液碱性</w:t>
+            </w:r>
+          </w:p>
+        </w:tc>
+        <w:tc>
+          <w:tcPr/>
+          <w:p>
+            <w:pPr>
+              <w:pStyle w:val="Compact"/>
+              <w:jc w:val="center"/>
+            </w:pPr>
+            <w:r>
+              <w:rPr>
+                <w:rFonts w:hint="eastAsia" w:ascii="Times New Roman" w:hAnsi="Times New Roman" w:eastAsia="FangSong" w:cs="Times New Roman"/>
+              </w:rPr>
+              <w:t>较强</w:t>
+            </w:r>
+            <w:r>
+              <w:rPr>
+                <w:rFonts w:hint="eastAsia" w:ascii="Times New Roman" w:hAnsi="Times New Roman" w:eastAsia="Times New Roman" w:cs="Times New Roman"/>
+              </w:rPr>
+              <w:t>（CO</w:t>
+            </w:r>
+            <w:r>
+              <w:rPr>
+                <w:rFonts w:hint="eastAsia" w:ascii="Times New Roman" w:hAnsi="Times New Roman" w:eastAsia="Times New Roman" w:cs="Times New Roman"/>
+                <w:vertAlign w:val="subscript"/>
+              </w:rPr>
+              <w:t>3</w:t>
+            </w:r>
+            <w:r>
+              <w:rPr>
+                <w:rFonts w:hint="eastAsia" w:ascii="Times New Roman" w:hAnsi="Times New Roman" w:eastAsia="Times New Roman" w:cs="Times New Roman"/>
+                <w:vertAlign w:val="superscript"/>
+              </w:rPr>
+              <w:t>2-</w:t>
+            </w:r>
+            <w:r>
+              <w:rPr>
+                <w:rFonts w:ascii="Times New Roman" w:hAnsi="Times New Roman" w:eastAsia="Times New Roman" w:cs="Times New Roman"/>
+              </w:rPr>
+              <w:t xml:space="preserve"> </w:t>
+            </w:r>
+            <w:r>
+              <w:rPr>
+                <w:rFonts w:hint="eastAsia" w:ascii="Times New Roman" w:hAnsi="Times New Roman" w:eastAsia="FangSong" w:cs="Times New Roman"/>
+              </w:rPr>
+              <w:t>水解</w:t>
+            </w:r>
+            <w:r>
+              <w:rPr>
+                <w:rFonts w:hint="eastAsia" w:ascii="Times New Roman" w:hAnsi="Times New Roman" w:eastAsia="Times New Roman" w:cs="Times New Roman"/>
+              </w:rPr>
+              <w:t>）</w:t>
+            </w:r>
+          </w:p>
+        </w:tc>
+        <w:tc>
+          <w:tcPr/>
+          <w:p>
+            <w:pPr>
+              <w:pStyle w:val="Compact"/>
+              <w:jc w:val="center"/>
+            </w:pPr>
+            <w:r>
+              <w:rPr>
+                <w:rFonts w:hint="eastAsia" w:ascii="Times New Roman" w:hAnsi="Times New Roman" w:eastAsia="FangSong" w:cs="Times New Roman"/>
+              </w:rPr>
+              <w:t>较弱</w:t>
+            </w:r>
+            <w:r>
+              <w:rPr>
+                <w:rFonts w:hint="eastAsia" w:ascii="Times New Roman" w:hAnsi="Times New Roman" w:eastAsia="Times New Roman" w:cs="Times New Roman"/>
+              </w:rPr>
+              <w:t>（HCO</w:t>
+            </w:r>
+            <w:r>
+              <w:rPr>
+                <w:rFonts w:hint="eastAsia" w:ascii="Times New Roman" w:hAnsi="Times New Roman" w:eastAsia="Times New Roman" w:cs="Times New Roman"/>
+                <w:vertAlign w:val="subscript"/>
+              </w:rPr>
+              <w:t>3</w:t>
+            </w:r>
+            <w:r>
+              <w:rPr>
+                <w:rFonts w:hint="eastAsia" w:ascii="Times New Roman" w:hAnsi="Times New Roman" w:eastAsia="Times New Roman" w:cs="Times New Roman"/>
+                <w:vertAlign w:val="superscript"/>
+              </w:rPr>
+              <w:t>-</w:t>
+            </w:r>
+            <w:r>
+              <w:rPr>
+                <w:rFonts w:ascii="Times New Roman" w:hAnsi="Times New Roman" w:eastAsia="Times New Roman" w:cs="Times New Roman"/>
+              </w:rPr>
+              <w:t xml:space="preserve"> </w:t>
+            </w:r>
+            <w:r>
+              <w:rPr>
+                <w:rFonts w:hint="eastAsia" w:ascii="Times New Roman" w:hAnsi="Times New Roman" w:eastAsia="FangSong" w:cs="Times New Roman"/>
+              </w:rPr>
+              <w:t>水解程度小</w:t>
+            </w:r>
+            <w:r>
+              <w:rPr>
+                <w:rFonts w:hint="eastAsia" w:ascii="Times New Roman" w:hAnsi="Times New Roman" w:eastAsia="Times New Roman" w:cs="Times New Roman"/>
+              </w:rPr>
+              <w:t>）</w:t>
+            </w:r>
+          </w:p>
+        </w:tc>
+      </w:tr>
+    </w:tbl>
+    <w:p>
+      <w:pPr>
+        <w:pStyle w:val="BodyText"/>
+        <w:spacing w:before="120"/>
+      </w:pPr>
+      <w:r>
+        <w:rPr>
+          <w:rFonts w:hint="eastAsia" w:ascii="Times New Roman" w:hAnsi="Times New Roman" w:eastAsia="FangSong" w:cs="Times New Roman"/>
+          <w:b/>
+          <w:bCs/>
+        </w:rPr>
+        <w:t>氨碱法</w:t>
+      </w:r>
+      <w:r>
+        <w:rPr>
+          <w:rFonts w:hint="eastAsia" w:ascii="Times New Roman" w:hAnsi="Times New Roman" w:eastAsia="Times New Roman" w:cs="Times New Roman"/>
+          <w:b/>
+          <w:bCs/>
+        </w:rPr>
+        <w:t>（</w:t>
+      </w:r>
+      <w:r>
+        <w:rPr>
+          <w:rFonts w:hint="eastAsia" w:ascii="Times New Roman" w:hAnsi="Times New Roman" w:eastAsia="FangSong" w:cs="Times New Roman"/>
+          <w:b/>
+          <w:bCs/>
+        </w:rPr>
+        <w:t>索尔维法</w:t>
+      </w:r>
+      <w:r>
+        <w:rPr>
+          <w:rFonts w:hint="eastAsia" w:ascii="Times New Roman" w:hAnsi="Times New Roman" w:eastAsia="Times New Roman" w:cs="Times New Roman"/>
+          <w:b/>
+          <w:bCs/>
+        </w:rPr>
+        <w:t>）</w:t>
+      </w:r>
+      <w:r>
+        <w:rPr>
+          <w:rFonts w:hint="eastAsia" w:ascii="Times New Roman" w:hAnsi="Times New Roman" w:eastAsia="FangSong" w:cs="Times New Roman"/>
+          <w:b/>
+          <w:bCs/>
+        </w:rPr>
+        <w:t>三步</w:t>
+      </w:r>
+      <w:r>
+        <w:rPr>
+          <w:rFonts w:hint="eastAsia" w:ascii="Times New Roman" w:hAnsi="Times New Roman" w:eastAsia="Times New Roman" w:cs="Times New Roman"/>
+        </w:rPr>
+        <w:t xml:space="preserve">：</w:t>
+      </w:r>
+    </w:p>
+    <w:p>
+      <w:pPr>
+        <w:pStyle w:val="BodyText"/>
+      </w:pPr>
+      <m:oMathPara>
+        <m:oMathParaPr>
+          <m:jc m:val="center"/>
+          <m:ctrlPr>
+            <w:rPr>
+              <w:sz w:val="28"/>
+              <w:szCs w:val="28"/>
+            </w:rPr>
+          </m:ctrlPr>
+        </m:oMathParaPr>
+        <m:oMath>
+          <m:r>
+            <m:rPr>
+              <m:sty m:val="p"/>
+            </m:rPr>
+            <m:t>N</m:t>
+          </m:r>
+          <m:sSub>
+            <m:e>
+              <m:r>
+                <m:rPr>
+                  <m:sty m:val="p"/>
+                </m:rPr>
+                <m:t>H</m:t>
+              </m:r>
+            </m:e>
+            <m:sub>
+              <m:r>
+                <m:rPr>
+                  <m:sty m:val="p"/>
+                </m:rPr>
+                <m:t>3</m:t>
+              </m:r>
+            </m:sub>
+          </m:sSub>
+          <m:r>
+            <m:rPr>
+              <m:sty m:val="p"/>
+            </m:rPr>
+            <m:t>+</m:t>
+          </m:r>
+          <m:r>
+            <m:rPr>
+              <m:sty m:val="p"/>
+            </m:rPr>
+            <m:t>C</m:t>
+          </m:r>
+          <m:sSub>
+            <m:e>
+              <m:r>
+                <m:rPr>
+                  <m:sty m:val="p"/>
+                </m:rPr>
+                <m:t>O</m:t>
+              </m:r>
+            </m:e>
+            <m:sub>
+              <m:r>
+                <m:rPr>
+                  <m:sty m:val="p"/>
+                </m:rPr>
+                <m:t>2</m:t>
+              </m:r>
+            </m:sub>
+          </m:sSub>
+          <m:r>
+            <m:rPr>
+              <m:sty m:val="p"/>
+            </m:rPr>
+            <m:t>+</m:t>
+          </m:r>
+          <m:sSub>
+            <m:e>
+              <m:r>
+                <m:rPr>
+                  <m:sty m:val="p"/>
+                </m:rPr>
+                <m:t>H</m:t>
+              </m:r>
+            </m:e>
+            <m:sub>
+              <m:r>
+                <m:rPr>
+                  <m:sty m:val="p"/>
+                </m:rPr>
+                <m:t>2</m:t>
+              </m:r>
+            </m:sub>
+          </m:sSub>
+          <m:r>
+            <m:rPr>
+              <m:sty m:val="p"/>
+            </m:rPr>
+            <m:t>O</m:t>
+          </m:r>
+          <m:r>
+            <m:rPr>
+              <m:sty m:val="p"/>
+            </m:rPr>
+            <m:t>→</m:t>
+          </m:r>
+          <m:r>
+            <m:rPr>
+              <m:sty m:val="p"/>
+            </m:rPr>
+            <m:t>N</m:t>
+          </m:r>
+          <m:sSub>
+            <m:e>
+              <m:r>
+                <m:rPr>
+                  <m:sty m:val="p"/>
+                </m:rPr>
+                <m:t>H</m:t>
+              </m:r>
+            </m:e>
+            <m:sub>
+              <m:r>
+                <m:rPr>
+                  <m:sty m:val="p"/>
+                </m:rPr>
+                <m:t>4</m:t>
+              </m:r>
+            </m:sub>
+          </m:sSub>
+          <m:r>
+            <m:rPr>
+              <m:sty m:val="p"/>
+            </m:rPr>
+            <m:t>H</m:t>
+          </m:r>
+          <m:r>
+            <m:rPr>
+              <m:sty m:val="p"/>
+            </m:rPr>
+            <m:t>C</m:t>
+          </m:r>
+          <m:sSub>
+            <m:e>
+              <m:r>
+                <m:rPr>
+                  <m:sty m:val="p"/>
+                </m:rPr>
+                <m:t>O</m:t>
+              </m:r>
+            </m:e>
+            <m:sub>
+              <m:r>
+                <m:rPr>
+                  <m:sty m:val="p"/>
+                </m:rPr>
+                <m:t>3</m:t>
+              </m:r>
+            </m:sub>
+          </m:sSub>
+        </m:oMath>
+      </m:oMathPara>
+    </w:p>
+    <w:p>
+      <w:pPr>
+        <w:pStyle w:val="FirstParagraph"/>
+      </w:pPr>
+      <m:oMathPara>
+        <m:oMathParaPr>
+          <m:jc m:val="center"/>
+          <m:ctrlPr>
+            <w:rPr>
+              <w:sz w:val="28"/>
+              <w:szCs w:val="28"/>
+            </w:rPr>
+          </m:ctrlPr>
+        </m:oMathParaPr>
+        <m:oMath>
+          <m:r>
+            <m:rPr>
+              <m:sty m:val="p"/>
+            </m:rPr>
+            <m:t>N</m:t>
+          </m:r>
+          <m:sSub>
+            <m:e>
+              <m:r>
+                <m:rPr>
+                  <m:sty m:val="p"/>
+                </m:rPr>
+                <m:t>H</m:t>
+              </m:r>
+            </m:e>
+            <m:sub>
+              <m:r>
+                <m:rPr>
+                  <m:sty m:val="p"/>
+                </m:rPr>
+                <m:t>4</m:t>
+              </m:r>
+            </m:sub>
+          </m:sSub>
+          <m:r>
+            <m:rPr>
+              <m:sty m:val="p"/>
+            </m:rPr>
+            <m:t>H</m:t>
+          </m:r>
+          <m:r>
+            <m:rPr>
+              <m:sty m:val="p"/>
+            </m:rPr>
+            <m:t>C</m:t>
+          </m:r>
+          <m:sSub>
+            <m:e>
+              <m:r>
+                <m:rPr>
+                  <m:sty m:val="p"/>
+                </m:rPr>
+                <m:t>O</m:t>
+              </m:r>
+            </m:e>
+            <m:sub>
+              <m:r>
+                <m:rPr>
+                  <m:sty m:val="p"/>
+                </m:rPr>
+                <m:t>3</m:t>
+              </m:r>
+            </m:sub>
+          </m:sSub>
+          <m:r>
+            <m:rPr>
+              <m:sty m:val="p"/>
+            </m:rPr>
+            <m:t>+</m:t>
+          </m:r>
+          <m:r>
+            <m:rPr>
+              <m:sty m:val="p"/>
+            </m:rPr>
+            <m:t>N</m:t>
+          </m:r>
+          <m:r>
+            <m:rPr>
+              <m:sty m:val="p"/>
+            </m:rPr>
+            <m:t>a</m:t>
+          </m:r>
+          <m:r>
+            <m:rPr>
+              <m:sty m:val="p"/>
+            </m:rPr>
+            <m:t>C</m:t>
+          </m:r>
+          <m:r>
+            <m:rPr>
+              <m:sty m:val="p"/>
+            </m:rPr>
+            <m:t>l</m:t>
+          </m:r>
+          <m:r>
+            <m:rPr>
+              <m:sty m:val="p"/>
+            </m:rPr>
+            <m:t>→</m:t>
+          </m:r>
+          <m:r>
+            <m:rPr>
+              <m:sty m:val="p"/>
+            </m:rPr>
+            <m:t>N</m:t>
+          </m:r>
+          <m:r>
+            <m:rPr>
+              <m:sty m:val="p"/>
+            </m:rPr>
+            <m:t>a</m:t>
+          </m:r>
+          <m:r>
+            <m:rPr>
+              <m:sty m:val="p"/>
+            </m:rPr>
+            <m:t>H</m:t>
+          </m:r>
+          <m:r>
+            <m:rPr>
+              <m:sty m:val="p"/>
+            </m:rPr>
+            <m:t>C</m:t>
+          </m:r>
+          <m:sSub>
+            <m:e>
+              <m:r>
+                <m:rPr>
+                  <m:sty m:val="p"/>
+                </m:rPr>
+                <m:t>O</m:t>
+              </m:r>
+            </m:e>
+            <m:sub>
+              <m:r>
+                <m:rPr>
+                  <m:sty m:val="p"/>
+                </m:rPr>
+                <m:t>3</m:t>
+              </m:r>
+            </m:sub>
+          </m:sSub>
+          <m:r>
+            <m:rPr>
+              <m:sty m:val="p"/>
+            </m:rPr>
+            <m:t>↓</m:t>
+          </m:r>
+          <m:r>
+            <m:rPr>
+              <m:sty m:val="p"/>
+            </m:rPr>
+            <m:t>+</m:t>
+          </m:r>
+          <m:r>
+            <m:rPr>
+              <m:sty m:val="p"/>
+            </m:rPr>
+            <m:t>N</m:t>
+          </m:r>
+          <m:sSub>
+            <m:e>
+              <m:r>
+                <m:rPr>
+                  <m:sty m:val="p"/>
+                </m:rPr>
+                <m:t>H</m:t>
+              </m:r>
+            </m:e>
+            <m:sub>
+              <m:r>
+                <m:rPr>
+                  <m:sty m:val="p"/>
+                </m:rPr>
+                <m:t>4</m:t>
+              </m:r>
+            </m:sub>
+          </m:sSub>
+          <m:r>
+            <m:rPr>
+              <m:sty m:val="p"/>
+            </m:rPr>
+            <m:t>C</m:t>
+          </m:r>
+          <m:r>
+            <m:rPr>
+              <m:sty m:val="p"/>
+            </m:rPr>
+            <m:t>l</m:t>
+          </m:r>
+        </m:oMath>
+      </m:oMathPara>
+    </w:p>
+    <w:p>
+      <w:pPr>
+        <w:pStyle w:val="FirstParagraph"/>
+      </w:pPr>
+      <m:oMathPara>
+        <m:oMathParaPr>
+          <m:jc m:val="center"/>
+          <m:ctrlPr>
+            <w:rPr>
+              <w:sz w:val="28"/>
+              <w:szCs w:val="28"/>
+            </w:rPr>
+          </m:ctrlPr>
+        </m:oMathParaPr>
+        <m:oMath>
+          <m:r>
+            <m:rPr>
+              <m:sty m:val="p"/>
+            </m:rPr>
+            <m:t>2</m:t>
+          </m:r>
+          <m:r>
+            <m:rPr>
+              <m:sty m:val="p"/>
+            </m:rPr>
+            <m:t>N</m:t>
+          </m:r>
+          <m:r>
+            <m:rPr>
+              <m:sty m:val="p"/>
+            </m:rPr>
+            <m:t>a</m:t>
+          </m:r>
+          <m:r>
+            <m:rPr>
+              <m:sty m:val="p"/>
+            </m:rPr>
+            <m:t>H</m:t>
+          </m:r>
+          <m:r>
+            <m:rPr>
+              <m:sty m:val="p"/>
+            </m:rPr>
+            <m:t>C</m:t>
+          </m:r>
+          <m:sSub>
+            <m:e>
+              <m:r>
+                <m:rPr>
+                  <m:sty m:val="p"/>
+                </m:rPr>
+                <m:t>O</m:t>
+              </m:r>
+            </m:e>
+            <m:sub>
+              <m:r>
+                <m:rPr>
+                  <m:sty m:val="p"/>
+                </m:rPr>
+                <m:t>3</m:t>
+              </m:r>
+            </m:sub>
+          </m:sSub>
+          <m:limUpp>
+            <m:e>
+              <m:r>
+                <m:rPr>
+                  <m:sty m:val="p"/>
+                </m:rPr>
+                <m:t>→</m:t>
+              </m:r>
+            </m:e>
+            <m:lim>
+              <m:r>
+                <m:rPr>
+                  <m:sty m:val="p"/>
+                </m:rPr>
+                <m:t>Δ</m:t>
+              </m:r>
+            </m:lim>
+          </m:limUpp>
+          <m:r>
+            <m:rPr>
+              <m:sty m:val="p"/>
+            </m:rPr>
+            <m:t>N</m:t>
+          </m:r>
+          <m:sSub>
+            <m:e>
+              <m:r>
+                <m:rPr>
+                  <m:sty m:val="p"/>
+                </m:rPr>
+                <m:t>a</m:t>
+              </m:r>
+            </m:e>
+            <m:sub>
+              <m:r>
+                <m:rPr>
+                  <m:sty m:val="p"/>
+                </m:rPr>
+                <m:t>2</m:t>
+              </m:r>
+            </m:sub>
+          </m:sSub>
+          <m:r>
+            <m:rPr>
+              <m:sty m:val="p"/>
+            </m:rPr>
+            <m:t>C</m:t>
+          </m:r>
+          <m:sSub>
+            <m:e>
+              <m:r>
+                <m:rPr>
+                  <m:sty m:val="p"/>
+                </m:rPr>
+                <m:t>O</m:t>
+              </m:r>
+            </m:e>
+            <m:sub>
+              <m:r>
+                <m:rPr>
+                  <m:sty m:val="p"/>
+                </m:rPr>
+                <m:t>3</m:t>
+              </m:r>
+            </m:sub>
+          </m:sSub>
+          <m:r>
+            <m:rPr>
+              <m:sty m:val="p"/>
+            </m:rPr>
+            <m:t>+</m:t>
+          </m:r>
+          <m:r>
+            <m:rPr>
+              <m:sty m:val="p"/>
+            </m:rPr>
+            <m:t>C</m:t>
+          </m:r>
+          <m:sSub>
+            <m:e>
+              <m:r>
+                <m:rPr>
+                  <m:sty m:val="p"/>
+                </m:rPr>
+                <m:t>O</m:t>
+              </m:r>
+            </m:e>
+            <m:sub>
+              <m:r>
+                <m:rPr>
+                  <m:sty m:val="p"/>
+                </m:rPr>
+                <m:t>2</m:t>
+              </m:r>
+            </m:sub>
+          </m:sSub>
+          <m:r>
+            <m:rPr>
+              <m:sty m:val="p"/>
+            </m:rPr>
+            <m:t>↑</m:t>
+          </m:r>
+          <m:r>
+            <m:rPr>
+              <m:sty m:val="p"/>
+            </m:rPr>
+            <m:t>+</m:t>
+          </m:r>
+          <m:sSub>
+            <m:e>
+              <m:r>
+                <m:rPr>
+                  <m:sty m:val="p"/>
+                </m:rPr>
+                <m:t>H</m:t>
+              </m:r>
+            </m:e>
+            <m:sub>
+              <m:r>
+                <m:rPr>
+                  <m:sty m:val="p"/>
+                </m:rPr>
+                <m:t>2</m:t>
+              </m:r>
+            </m:sub>
+          </m:sSub>
+          <m:r>
+            <m:rPr>
+              <m:sty m:val="p"/>
+            </m:rPr>
+            <m:t>O</m:t>
+          </m:r>
+        </m:oMath>
+      </m:oMathPara>
+    </w:p>
+    <w:p>
+      <w:pPr>
+        <w:pStyle w:val="FirstParagraph"/>
+      </w:pPr>
+      <w:r>
+        <w:rPr>
+          <w:rFonts w:ascii="Times New Roman" w:hAnsi="Times New Roman" w:eastAsia="Times New Roman" w:cs="Times New Roman"/>
+        </w:rPr>
+        <w:t>NH</w:t>
+      </w:r>
+      <w:r>
+        <w:rPr>
+          <w:rFonts w:ascii="Times New Roman" w:hAnsi="Times New Roman" w:eastAsia="Times New Roman" w:cs="Times New Roman"/>
+          <w:vertAlign w:val="subscript"/>
+        </w:rPr>
+        <w:t>3</w:t>
+      </w:r>
+      <w:r>
+        <w:rPr>
+          <w:rFonts w:ascii="Times New Roman" w:hAnsi="Times New Roman" w:eastAsia="Times New Roman" w:cs="Times New Roman"/>
+        </w:rPr>
+        <w:t xml:space="preserve"> </w:t>
+      </w:r>
+      <w:r>
+        <w:rPr>
+          <w:rFonts w:hint="eastAsia" w:ascii="Times New Roman" w:hAnsi="Times New Roman" w:eastAsia="FangSong" w:cs="Times New Roman"/>
+        </w:rPr>
+        <w:t>循环回收</w:t>
+      </w:r>
+      <w:r>
+        <w:rPr>
+          <w:rFonts w:hint="eastAsia" w:ascii="Times New Roman" w:hAnsi="Times New Roman" w:eastAsia="Times New Roman" w:cs="Times New Roman"/>
+        </w:rPr>
+        <w:t>：2NH</w:t>
+      </w:r>
+      <w:r>
+        <w:rPr>
+          <w:rFonts w:hint="eastAsia" w:ascii="Times New Roman" w:hAnsi="Times New Roman" w:eastAsia="Times New Roman" w:cs="Times New Roman"/>
+          <w:vertAlign w:val="subscript"/>
+        </w:rPr>
+        <w:t>4</w:t>
+      </w:r>
+      <w:r>
+        <w:rPr>
+          <w:rFonts w:hint="eastAsia" w:ascii="Times New Roman" w:hAnsi="Times New Roman" w:eastAsia="Times New Roman" w:cs="Times New Roman"/>
+        </w:rPr>
+        <w:t>Cl</w:t>
+      </w:r>
+      <w:r>
+        <w:rPr>
+          <w:rFonts w:ascii="Times New Roman" w:hAnsi="Times New Roman" w:eastAsia="Times New Roman" w:cs="Times New Roman"/>
+        </w:rPr>
+        <w:t xml:space="preserve"> + Ca(OH)</w:t>
+      </w:r>
+      <w:r>
+        <w:rPr>
+          <w:rFonts w:ascii="Times New Roman" w:hAnsi="Times New Roman" w:eastAsia="Times New Roman" w:cs="Times New Roman"/>
+          <w:vertAlign w:val="subscript"/>
+        </w:rPr>
+        <w:t>2</w:t>
+      </w:r>
+      <w:r>
+        <w:rPr>
+          <w:rFonts w:ascii="Times New Roman" w:hAnsi="Times New Roman" w:eastAsia="Times New Roman" w:cs="Times New Roman"/>
+        </w:rPr>
+        <w:t xml:space="preserve"> =△= 2NH</w:t>
+      </w:r>
+      <w:r>
+        <w:rPr>
+          <w:rFonts w:ascii="Times New Roman" w:hAnsi="Times New Roman" w:eastAsia="Times New Roman" w:cs="Times New Roman"/>
+          <w:vertAlign w:val="subscript"/>
+        </w:rPr>
+        <w:t>3</w:t>
+      </w:r>
+      <w:r>
+        <w:rPr>
+          <w:rFonts w:ascii="Times New Roman" w:hAnsi="Times New Roman" w:eastAsia="Times New Roman" w:cs="Times New Roman"/>
+        </w:rPr>
+        <w:t>↑ + CaCl</w:t>
+      </w:r>
+      <w:r>
+        <w:rPr>
+          <w:rFonts w:ascii="Times New Roman" w:hAnsi="Times New Roman" w:eastAsia="Times New Roman" w:cs="Times New Roman"/>
+          <w:vertAlign w:val="subscript"/>
+        </w:rPr>
+        <w:t>2</w:t>
+      </w:r>
+      <w:r>
+        <w:rPr>
+          <w:rFonts w:ascii="Times New Roman" w:hAnsi="Times New Roman" w:eastAsia="Times New Roman" w:cs="Times New Roman"/>
+        </w:rPr>
+        <w:t xml:space="preserve"> + </w:t>
+      </w:r>
+      <w:r>
+        <w:rPr>
+          <w:rFonts w:hint="eastAsia" w:ascii="Times New Roman" w:hAnsi="Times New Roman" w:eastAsia="Times New Roman" w:cs="Times New Roman"/>
+        </w:rPr>
+        <w:t>2H</w:t>
+      </w:r>
+      <w:r>
+        <w:rPr>
+          <w:rFonts w:hint="eastAsia" w:ascii="Times New Roman" w:hAnsi="Times New Roman" w:eastAsia="Times New Roman" w:cs="Times New Roman"/>
+          <w:vertAlign w:val="subscript"/>
+        </w:rPr>
+        <w:t>2</w:t>
+      </w:r>
+      <w:r>
+        <w:rPr>
+          <w:rFonts w:hint="eastAsia" w:ascii="Times New Roman" w:hAnsi="Times New Roman" w:eastAsia="Times New Roman" w:cs="Times New Roman"/>
+        </w:rPr>
+        <w:t>O（CaO</w:t>
+      </w:r>
+      <w:r>
+        <w:rPr>
+          <w:rFonts w:ascii="Times New Roman" w:hAnsi="Times New Roman" w:eastAsia="Times New Roman" w:cs="Times New Roman"/>
+        </w:rPr>
+        <w:t xml:space="preserve"> </w:t>
+      </w:r>
+      <w:r>
+        <w:rPr>
+          <w:rFonts w:hint="eastAsia" w:ascii="Times New Roman" w:hAnsi="Times New Roman" w:eastAsia="FangSong" w:cs="Times New Roman"/>
+        </w:rPr>
+        <w:t>来自煅烧石灰石</w:t>
+      </w:r>
+      <w:r>
+        <w:rPr>
+          <w:rFonts w:hint="eastAsia" w:ascii="Times New Roman" w:hAnsi="Times New Roman" w:eastAsia="Times New Roman" w:cs="Times New Roman"/>
+        </w:rPr>
+        <w:t>；</w:t>
+      </w:r>
+      <w:r>
+        <w:rPr>
+          <w:rFonts w:hint="eastAsia" w:ascii="Times New Roman" w:hAnsi="Times New Roman" w:eastAsia="FangSong" w:cs="Times New Roman"/>
+        </w:rPr>
+        <w:t>副产物</w:t>
+      </w:r>
+      <w:r>
+        <w:rPr>
+          <w:rFonts w:ascii="Times New Roman" w:hAnsi="Times New Roman" w:eastAsia="Times New Roman" w:cs="Times New Roman"/>
+        </w:rPr>
+        <w:t xml:space="preserve"> </w:t>
+      </w:r>
+      <w:r>
+        <w:rPr>
+          <w:rFonts w:hint="eastAsia" w:ascii="Times New Roman" w:hAnsi="Times New Roman" w:eastAsia="Times New Roman" w:cs="Times New Roman"/>
+        </w:rPr>
+        <w:t>CaCl</w:t>
+      </w:r>
+      <w:r>
+        <w:rPr>
+          <w:rFonts w:hint="eastAsia" w:ascii="Times New Roman" w:hAnsi="Times New Roman" w:eastAsia="Times New Roman" w:cs="Times New Roman"/>
+          <w:vertAlign w:val="subscript"/>
+        </w:rPr>
+        <w:t>2</w:t>
+      </w:r>
+      <w:r>
+        <w:rPr>
+          <w:rFonts w:hint="eastAsia" w:ascii="Times New Roman" w:hAnsi="Times New Roman" w:eastAsia="Times New Roman" w:cs="Times New Roman"/>
+        </w:rPr>
+        <w:t>）。</w:t>
+      </w:r>
+    </w:p>
+    <w:p>
+      <w:pPr>
+        <w:pStyle w:val="BodyText"/>
+      </w:pPr>
+      <w:r>
+        <w:rPr>
+          <w:rFonts w:hint="eastAsia" w:ascii="Times New Roman" w:hAnsi="Times New Roman" w:eastAsia="FangSong" w:cs="Times New Roman"/>
+          <w:b/>
+          <w:bCs/>
+        </w:rPr>
+        <w:t xml:space="preserve">鉴别应用</w:t>
+      </w:r>
+      <w:r>
+        <w:rPr>
+          <w:rFonts w:hint="eastAsia" w:ascii="Times New Roman" w:hAnsi="Times New Roman" w:eastAsia="Times New Roman" w:cs="Times New Roman"/>
+        </w:rPr>
+        <w:t>：</w:t>
+      </w:r>
+      <w:r>
+        <w:rPr>
+          <w:rFonts w:hint="eastAsia" w:ascii="Times New Roman" w:hAnsi="Times New Roman" w:eastAsia="FangSong" w:cs="Times New Roman"/>
+        </w:rPr>
+        <w:t>固体加热</w:t>
+      </w:r>
+      <w:r>
+        <w:rPr>
+          <w:rFonts w:hint="eastAsia" w:ascii="Times New Roman" w:hAnsi="Times New Roman" w:eastAsia="Times New Roman" w:cs="Times New Roman"/>
+        </w:rPr>
+        <w:t>——</w:t>
+      </w:r>
+      <w:r>
+        <w:rPr>
+          <w:rFonts w:hint="eastAsia" w:ascii="Times New Roman" w:hAnsi="Times New Roman" w:eastAsia="FangSong" w:cs="Times New Roman"/>
+        </w:rPr>
+        <w:t>小苏打分解放出</w:t>
+      </w:r>
+      <w:r>
+        <w:rPr>
+          <w:rFonts w:ascii="Times New Roman" w:hAnsi="Times New Roman" w:eastAsia="Times New Roman" w:cs="Times New Roman"/>
+        </w:rPr>
+        <w:t xml:space="preserve"> CO</w:t>
+      </w:r>
+      <w:r>
+        <w:rPr>
+          <w:rFonts w:ascii="Times New Roman" w:hAnsi="Times New Roman" w:eastAsia="Times New Roman" w:cs="Times New Roman"/>
+          <w:vertAlign w:val="subscript"/>
+        </w:rPr>
+        <w:t>2</w:t>
+      </w:r>
+      <w:r>
+        <w:rPr>
+          <w:rFonts w:ascii="Times New Roman" w:hAnsi="Times New Roman" w:eastAsia="Times New Roman" w:cs="Times New Roman"/>
+        </w:rPr>
+        <w:t xml:space="preserve"> </w:t>
+      </w:r>
+      <w:r>
+        <w:rPr>
+          <w:rFonts w:hint="eastAsia" w:ascii="Times New Roman" w:hAnsi="Times New Roman" w:eastAsia="FangSong" w:cs="Times New Roman"/>
+        </w:rPr>
+        <w:t>使澄清石灰水变浑浊</w:t>
+      </w:r>
+      <w:r>
+        <w:rPr>
+          <w:rFonts w:hint="eastAsia" w:ascii="Times New Roman" w:hAnsi="Times New Roman" w:eastAsia="Times New Roman" w:cs="Times New Roman"/>
+        </w:rPr>
+        <w:t>，</w:t>
+      </w:r>
+      <w:r>
+        <w:rPr>
+          <w:rFonts w:hint="eastAsia" w:ascii="Times New Roman" w:hAnsi="Times New Roman" w:eastAsia="FangSong" w:cs="Times New Roman"/>
+        </w:rPr>
+        <w:t>纯碱无变化</w:t>
+      </w:r>
+      <w:r>
+        <w:rPr>
+          <w:rFonts w:hint="eastAsia" w:ascii="Times New Roman" w:hAnsi="Times New Roman" w:eastAsia="Times New Roman" w:cs="Times New Roman"/>
+        </w:rPr>
+        <w:t>；</w:t>
+      </w:r>
+      <w:r>
+        <w:rPr>
+          <w:rFonts w:hint="eastAsia" w:ascii="Times New Roman" w:hAnsi="Times New Roman" w:eastAsia="FangSong" w:cs="Times New Roman"/>
+        </w:rPr>
+        <w:t>该对比也解释了</w:t>
+      </w:r>
+      <w:r>
+        <w:rPr>
+          <w:rFonts w:hint="eastAsia" w:ascii="Times New Roman" w:hAnsi="Times New Roman" w:eastAsia="Times New Roman" w:cs="Times New Roman"/>
+        </w:rPr>
+        <w:t>「</w:t>
+      </w:r>
+      <w:r>
+        <w:rPr>
+          <w:rFonts w:hint="eastAsia" w:ascii="Times New Roman" w:hAnsi="Times New Roman" w:eastAsia="FangSong" w:cs="Times New Roman"/>
+        </w:rPr>
+        <w:t>套管实验</w:t>
+      </w:r>
+      <w:r>
+        <w:rPr>
+          <w:rFonts w:hint="eastAsia" w:ascii="Times New Roman" w:hAnsi="Times New Roman" w:eastAsia="Times New Roman" w:cs="Times New Roman"/>
+        </w:rPr>
+        <w:t>」</w:t>
+      </w:r>
+      <w:r>
+        <w:rPr>
+          <w:rFonts w:hint="eastAsia" w:ascii="Times New Roman" w:hAnsi="Times New Roman" w:eastAsia="FangSong" w:cs="Times New Roman"/>
+        </w:rPr>
+        <w:t>鉴别的原理</w:t>
+      </w:r>
+      <w:r>
+        <w:rPr>
+          <w:rFonts w:hint="eastAsia" w:ascii="Times New Roman" w:hAnsi="Times New Roman" w:eastAsia="Times New Roman" w:cs="Times New Roman"/>
+        </w:rPr>
+        <w:t>。</w:t>
+      </w:r>
+    </w:p>
+    <w:bookmarkEnd w:id="17"/>
+    <w:bookmarkStart w:id="18" w:name="碱金属盐溶解性热力学水化焓-vs-晶格能"/>
     <w:p>
       <w:pPr>
         <w:pStyle w:val="Heading3"/>
@@ -6490,7 +7957,7 @@
         <w:rPr>
           <w:rFonts w:ascii="Times New Roman" w:hAnsi="Times New Roman" w:eastAsia="Times New Roman" w:cs="Times New Roman"/>
         </w:rPr>
-        <w:t xml:space="preserve">1.5 </w:t>
+        <w:t xml:space="preserve">1.6 </w:t>
       </w:r>
       <w:r>
         <w:rPr>
@@ -7776,8 +9243,8 @@
         <w:t>。</w:t>
       </w:r>
     </w:p>
-    <w:bookmarkEnd w:id="17"/>
-    <w:bookmarkStart w:id="18" w:name="氢氧化物碱性递变"/>
+    <w:bookmarkEnd w:id="18"/>
+    <w:bookmarkStart w:id="19" w:name="氢氧化物碱性递变"/>
     <w:p>
       <w:pPr>
         <w:pStyle w:val="Heading3"/>
@@ -7787,7 +9254,7 @@
         <w:rPr>
           <w:rFonts w:ascii="Times New Roman" w:hAnsi="Times New Roman" w:eastAsia="Times New Roman" w:cs="Times New Roman"/>
         </w:rPr>
-        <w:t xml:space="preserve">1.6 </w:t>
+        <w:t xml:space="preserve">1.7 </w:t>
       </w:r>
       <w:r>
         <w:rPr>
@@ -8547,8 +10014,8 @@
         <w:t>）。</w:t>
       </w:r>
     </w:p>
-    <w:bookmarkEnd w:id="18"/>
-    <w:bookmarkStart w:id="19" w:name="锂的用途与冠醚络合"/>
+    <w:bookmarkEnd w:id="19"/>
+    <w:bookmarkStart w:id="20" w:name="锂的用途与冠醚络合"/>
     <w:p>
       <w:pPr>
         <w:pStyle w:val="Heading3"/>
@@ -8558,7 +10025,7 @@
         <w:rPr>
           <w:rFonts w:ascii="Times New Roman" w:hAnsi="Times New Roman" w:eastAsia="Times New Roman" w:cs="Times New Roman"/>
         </w:rPr>
-        <w:t xml:space="preserve">1.7 </w:t>
+        <w:t xml:space="preserve">1.8 </w:t>
       </w:r>
       <w:r>
         <w:rPr>
@@ -8836,9 +10303,9 @@
         </w:pict>
       </w:r>
     </w:p>
-    <w:bookmarkEnd w:id="19"/>
     <w:bookmarkEnd w:id="20"/>
-    <w:bookmarkStart w:id="24" w:name="二碱土金属be-的特异与溶解度趋势"/>
+    <w:bookmarkEnd w:id="21"/>
+    <w:bookmarkStart w:id="26" w:name="二碱土金属be-的特异与溶解度趋势"/>
     <w:p>
       <w:pPr>
         <w:pStyle w:val="Heading2"/>
@@ -9044,7 +10511,7 @@
         <w:t>。</w:t>
       </w:r>
     </w:p>
-    <w:bookmarkStart w:id="21" w:name="碱土金属-vs-碱金属双栏对比"/>
+    <w:bookmarkStart w:id="22" w:name="碱土金属-vs-碱金属双栏对比"/>
     <w:p>
       <w:pPr>
         <w:pStyle w:val="Heading3"/>
@@ -9875,8 +11342,8 @@
         </w:tc>
       </w:tr>
     </w:tbl>
-    <w:bookmarkEnd w:id="21"/>
-    <w:bookmarkStart w:id="22" w:name="认知冲突②be-是碱土金属但化学行为完全不像碱土金属"/>
+    <w:bookmarkEnd w:id="22"/>
+    <w:bookmarkStart w:id="23" w:name="认知冲突②be-是碱土金属但化学行为完全不像碱土金属"/>
     <w:p>
       <w:pPr>
         <w:pStyle w:val="Heading3"/>
@@ -10752,8 +12219,8 @@
         <w:t>。）</w:t>
       </w:r>
     </w:p>
-    <w:bookmarkEnd w:id="22"/>
-    <w:bookmarkStart w:id="23" w:name="碱土金属溶解度与稳定性趋势"/>
+    <w:bookmarkEnd w:id="23"/>
+    <w:bookmarkStart w:id="24" w:name="碱土金属溶解度与稳定性趋势"/>
     <w:p>
       <w:pPr>
         <w:pStyle w:val="Heading3"/>
@@ -12009,6 +13476,1660 @@
         <w:t>。</w:t>
       </w:r>
     </w:p>
+    <w:bookmarkEnd w:id="24"/>
+    <w:bookmarkStart w:id="25" w:name="镁与钙的特征反应推断题信号源"/>
+    <w:p>
+      <w:pPr>
+        <w:pStyle w:val="Heading3"/>
+        <w:spacing w:before="280" w:after="120"/>
+      </w:pPr>
+      <w:r>
+        <w:rPr>
+          <w:rFonts w:ascii="Times New Roman" w:hAnsi="Times New Roman" w:eastAsia="Times New Roman" w:cs="Times New Roman"/>
+        </w:rPr>
+        <w:t xml:space="preserve">2.4 </w:t>
+      </w:r>
+      <w:r>
+        <w:rPr>
+          <w:rFonts w:hint="eastAsia" w:ascii="Times New Roman" w:hAnsi="Times New Roman" w:eastAsia="SimHei" w:cs="Times New Roman"/>
+        </w:rPr>
+        <w:t>镁与钙的特征反应</w:t>
+      </w:r>
+      <w:r>
+        <w:rPr>
+          <w:rFonts w:hint="eastAsia" w:ascii="Times New Roman" w:hAnsi="Times New Roman" w:eastAsia="Times New Roman" w:cs="Times New Roman"/>
+        </w:rPr>
+        <w:t>（</w:t>
+      </w:r>
+      <w:r>
+        <w:rPr>
+          <w:rFonts w:hint="eastAsia" w:ascii="Times New Roman" w:hAnsi="Times New Roman" w:eastAsia="SimHei" w:cs="Times New Roman"/>
+        </w:rPr>
+        <w:t>推断题信号源</w:t>
+      </w:r>
+      <w:r>
+        <w:rPr>
+          <w:rFonts w:hint="eastAsia" w:ascii="Times New Roman" w:hAnsi="Times New Roman" w:eastAsia="Times New Roman" w:cs="Times New Roman"/>
+        </w:rPr>
+        <w:t>）</w:t>
+      </w:r>
+    </w:p>
+    <w:p>
+      <w:pPr>
+        <w:pStyle w:val="FirstParagraph"/>
+      </w:pPr>
+      <w:r>
+        <w:rPr>
+          <w:rFonts w:ascii="Times New Roman" w:hAnsi="Times New Roman" w:eastAsia="Times New Roman" w:cs="Times New Roman"/>
+          <w:b/>
+          <w:bCs/>
+        </w:rPr>
+        <w:t xml:space="preserve">Mg </w:t>
+      </w:r>
+      <w:r>
+        <w:rPr>
+          <w:rFonts w:hint="eastAsia" w:ascii="Times New Roman" w:hAnsi="Times New Roman" w:eastAsia="FangSong" w:cs="Times New Roman"/>
+          <w:b/>
+          <w:bCs/>
+        </w:rPr>
+        <w:t xml:space="preserve">的特殊燃烧行为</w:t>
+      </w:r>
+      <w:r>
+        <w:rPr>
+          <w:rFonts w:hint="eastAsia" w:ascii="Times New Roman" w:hAnsi="Times New Roman" w:eastAsia="Times New Roman" w:cs="Times New Roman"/>
+        </w:rPr>
+        <w:t>：</w:t>
+      </w:r>
+      <w:r>
+        <w:rPr>
+          <w:rFonts w:hint="eastAsia" w:ascii="Times New Roman" w:hAnsi="Times New Roman" w:eastAsia="FangSong" w:cs="Times New Roman"/>
+        </w:rPr>
+        <w:t>空气充足时</w:t>
+      </w:r>
+      <w:r>
+        <w:rPr>
+          <w:rFonts w:ascii="Times New Roman" w:hAnsi="Times New Roman" w:eastAsia="Times New Roman" w:cs="Times New Roman"/>
+        </w:rPr>
+        <w:t xml:space="preserve"> Mg </w:t>
+      </w:r>
+      <w:r>
+        <w:rPr>
+          <w:rFonts w:hint="eastAsia" w:ascii="Times New Roman" w:hAnsi="Times New Roman" w:eastAsia="FangSong" w:cs="Times New Roman"/>
+        </w:rPr>
+        <w:t xml:space="preserve">得普通氧化物</w:t>
+      </w:r>
+      <w:r>
+        <w:rPr>
+          <w:rFonts w:ascii="Times New Roman" w:hAnsi="Times New Roman" w:eastAsia="Times New Roman" w:cs="Times New Roman"/>
+        </w:rPr>
+        <w:t xml:space="preserve"> </w:t>
+      </w:r>
+      <w:r>
+        <w:rPr>
+          <w:rFonts w:hint="eastAsia" w:ascii="Times New Roman" w:hAnsi="Times New Roman" w:eastAsia="Times New Roman" w:cs="Times New Roman"/>
+        </w:rPr>
+        <w:t>MgO（</w:t>
+      </w:r>
+      <w:r>
+        <w:rPr>
+          <w:rFonts w:hint="eastAsia" w:ascii="Times New Roman" w:hAnsi="Times New Roman" w:eastAsia="FangSong" w:cs="Times New Roman"/>
+        </w:rPr>
+        <w:t>与</w:t>
+      </w:r>
+      <w:r>
+        <w:rPr>
+          <w:rFonts w:ascii="Times New Roman" w:hAnsi="Times New Roman" w:eastAsia="Times New Roman" w:cs="Times New Roman"/>
+        </w:rPr>
+        <w:t xml:space="preserve"> Li </w:t>
+      </w:r>
+      <w:r>
+        <w:rPr>
+          <w:rFonts w:hint="eastAsia" w:ascii="Times New Roman" w:hAnsi="Times New Roman" w:eastAsia="FangSong" w:cs="Times New Roman"/>
+        </w:rPr>
+        <w:t>相同</w:t>
+      </w:r>
+      <w:r>
+        <w:rPr>
+          <w:rFonts w:hint="eastAsia" w:ascii="Times New Roman" w:hAnsi="Times New Roman" w:eastAsia="Times New Roman" w:cs="Times New Roman"/>
+        </w:rPr>
+        <w:t>，</w:t>
+      </w:r>
+      <w:r>
+        <w:rPr>
+          <w:rFonts w:hint="eastAsia" w:ascii="Times New Roman" w:hAnsi="Times New Roman" w:eastAsia="FangSong" w:cs="Times New Roman"/>
+        </w:rPr>
+        <w:t>见</w:t>
+      </w:r>
+      <w:r>
+        <w:rPr>
+          <w:rFonts w:ascii="Times New Roman" w:hAnsi="Times New Roman" w:eastAsia="Times New Roman" w:cs="Times New Roman"/>
+        </w:rPr>
+        <w:t xml:space="preserve"> </w:t>
+      </w:r>
+      <w:r>
+        <w:rPr>
+          <w:rFonts w:hint="eastAsia" w:ascii="Times New Roman" w:hAnsi="Times New Roman" w:eastAsia="Times New Roman" w:cs="Times New Roman"/>
+        </w:rPr>
+        <w:t xml:space="preserve">§1.3）；Mg</w:t>
+      </w:r>
+      <w:r>
+        <w:rPr>
+          <w:rFonts w:ascii="Times New Roman" w:hAnsi="Times New Roman" w:eastAsia="Times New Roman" w:cs="Times New Roman"/>
+        </w:rPr>
+        <w:t xml:space="preserve"> </w:t>
+      </w:r>
+      <w:r>
+        <w:rPr>
+          <w:rFonts w:hint="eastAsia" w:ascii="Times New Roman" w:hAnsi="Times New Roman" w:eastAsia="FangSong" w:cs="Times New Roman"/>
+        </w:rPr>
+        <w:t xml:space="preserve">还能在</w:t>
+      </w:r>
+      <w:r>
+        <w:rPr>
+          <w:rFonts w:ascii="Times New Roman" w:hAnsi="Times New Roman" w:eastAsia="Times New Roman" w:cs="Times New Roman"/>
+        </w:rPr>
+        <w:t xml:space="preserve"> CO</w:t>
+      </w:r>
+      <w:r>
+        <w:rPr>
+          <w:rFonts w:ascii="Times New Roman" w:hAnsi="Times New Roman" w:eastAsia="Times New Roman" w:cs="Times New Roman"/>
+          <w:vertAlign w:val="subscript"/>
+        </w:rPr>
+        <w:t>2</w:t>
+      </w:r>
+      <w:r>
+        <w:rPr>
+          <w:rFonts w:ascii="Times New Roman" w:hAnsi="Times New Roman" w:eastAsia="Times New Roman" w:cs="Times New Roman"/>
+        </w:rPr>
+        <w:t>、N</w:t>
+      </w:r>
+      <w:r>
+        <w:rPr>
+          <w:rFonts w:ascii="Times New Roman" w:hAnsi="Times New Roman" w:eastAsia="Times New Roman" w:cs="Times New Roman"/>
+          <w:vertAlign w:val="subscript"/>
+        </w:rPr>
+        <w:t>2</w:t>
+      </w:r>
+      <w:r>
+        <w:rPr>
+          <w:rFonts w:ascii="Times New Roman" w:hAnsi="Times New Roman" w:eastAsia="Times New Roman" w:cs="Times New Roman"/>
+        </w:rPr>
+        <w:t xml:space="preserve"> </w:t>
+      </w:r>
+      <w:r>
+        <w:rPr>
+          <w:rFonts w:hint="eastAsia" w:ascii="Times New Roman" w:hAnsi="Times New Roman" w:eastAsia="FangSong" w:cs="Times New Roman"/>
+        </w:rPr>
+        <w:t>中继续燃烧</w:t>
+      </w:r>
+      <w:r>
+        <w:rPr>
+          <w:rFonts w:hint="eastAsia" w:ascii="Times New Roman" w:hAnsi="Times New Roman" w:eastAsia="Times New Roman" w:cs="Times New Roman"/>
+        </w:rPr>
+        <w:t>：</w:t>
+      </w:r>
+    </w:p>
+    <w:p>
+      <w:pPr>
+        <w:pStyle w:val="BodyText"/>
+      </w:pPr>
+      <m:oMathPara>
+        <m:oMathParaPr>
+          <m:jc m:val="center"/>
+          <m:ctrlPr>
+            <w:rPr>
+              <w:sz w:val="28"/>
+              <w:szCs w:val="28"/>
+            </w:rPr>
+          </m:ctrlPr>
+        </m:oMathParaPr>
+        <m:oMath>
+          <m:r>
+            <m:t>2</m:t>
+          </m:r>
+          <m:r>
+            <m:rPr>
+              <m:sty m:val="p"/>
+            </m:rPr>
+            <m:t>M</m:t>
+          </m:r>
+          <m:r>
+            <m:rPr>
+              <m:sty m:val="p"/>
+            </m:rPr>
+            <m:t>g</m:t>
+          </m:r>
+          <m:r>
+            <m:rPr>
+              <m:sty m:val="p"/>
+            </m:rPr>
+            <m:t>+</m:t>
+          </m:r>
+          <m:r>
+            <m:rPr>
+              <m:sty m:val="p"/>
+            </m:rPr>
+            <m:t>C</m:t>
+          </m:r>
+          <m:sSub>
+            <m:e>
+              <m:r>
+                <m:rPr>
+                  <m:sty m:val="p"/>
+                </m:rPr>
+                <m:t>O</m:t>
+              </m:r>
+            </m:e>
+            <m:sub>
+              <m:r>
+                <m:rPr>
+                  <m:sty m:val="p"/>
+                </m:rPr>
+                <m:t>2</m:t>
+              </m:r>
+            </m:sub>
+          </m:sSub>
+          <m:limUpp>
+            <m:e>
+              <m:r>
+                <m:rPr>
+                  <m:sty m:val="p"/>
+                </m:rPr>
+                <m:t>→</m:t>
+              </m:r>
+            </m:e>
+            <m:lim>
+              <m:r>
+                <m:rPr>
+                  <m:sty m:val="p"/>
+                </m:rPr>
+                <m:t>Δ</m:t>
+              </m:r>
+            </m:lim>
+          </m:limUpp>
+          <m:r>
+            <m:t>2</m:t>
+          </m:r>
+          <m:r>
+            <m:rPr>
+              <m:sty m:val="p"/>
+            </m:rPr>
+            <m:t>M</m:t>
+          </m:r>
+          <m:r>
+            <m:rPr>
+              <m:sty m:val="p"/>
+            </m:rPr>
+            <m:t>g</m:t>
+          </m:r>
+          <m:r>
+            <m:rPr>
+              <m:sty m:val="p"/>
+            </m:rPr>
+            <m:t>O</m:t>
+          </m:r>
+          <m:r>
+            <m:rPr>
+              <m:sty m:val="p"/>
+            </m:rPr>
+            <m:t>+</m:t>
+          </m:r>
+          <m:r>
+            <m:rPr>
+              <m:sty m:val="p"/>
+            </m:rPr>
+            <m:t>C</m:t>
+          </m:r>
+        </m:oMath>
+      </m:oMathPara>
+    </w:p>
+    <w:p>
+      <w:pPr>
+        <w:pStyle w:val="FirstParagraph"/>
+      </w:pPr>
+      <m:oMathPara>
+        <m:oMathParaPr>
+          <m:jc m:val="center"/>
+          <m:ctrlPr>
+            <w:rPr>
+              <w:sz w:val="28"/>
+              <w:szCs w:val="28"/>
+            </w:rPr>
+          </m:ctrlPr>
+        </m:oMathParaPr>
+        <m:oMath>
+          <m:r>
+            <m:t>3</m:t>
+          </m:r>
+          <m:r>
+            <m:rPr>
+              <m:sty m:val="p"/>
+            </m:rPr>
+            <m:t>M</m:t>
+          </m:r>
+          <m:r>
+            <m:rPr>
+              <m:sty m:val="p"/>
+            </m:rPr>
+            <m:t>g</m:t>
+          </m:r>
+          <m:r>
+            <m:rPr>
+              <m:sty m:val="p"/>
+            </m:rPr>
+            <m:t>+</m:t>
+          </m:r>
+          <m:sSub>
+            <m:e>
+              <m:r>
+                <m:rPr>
+                  <m:sty m:val="p"/>
+                </m:rPr>
+                <m:t>N</m:t>
+              </m:r>
+            </m:e>
+            <m:sub>
+              <m:r>
+                <m:rPr>
+                  <m:sty m:val="p"/>
+                </m:rPr>
+                <m:t>2</m:t>
+              </m:r>
+            </m:sub>
+          </m:sSub>
+          <m:limUpp>
+            <m:e>
+              <m:r>
+                <m:rPr>
+                  <m:sty m:val="p"/>
+                </m:rPr>
+                <m:t>→</m:t>
+              </m:r>
+            </m:e>
+            <m:lim>
+              <m:r>
+                <m:rPr>
+                  <m:sty m:val="p"/>
+                </m:rPr>
+                <m:t>Δ</m:t>
+              </m:r>
+            </m:lim>
+          </m:limUpp>
+          <m:r>
+            <m:rPr>
+              <m:sty m:val="p"/>
+            </m:rPr>
+            <m:t>M</m:t>
+          </m:r>
+          <m:sSub>
+            <m:e>
+              <m:r>
+                <m:rPr>
+                  <m:sty m:val="p"/>
+                </m:rPr>
+                <m:t>g</m:t>
+              </m:r>
+            </m:e>
+            <m:sub>
+              <m:r>
+                <m:rPr>
+                  <m:sty m:val="p"/>
+                </m:rPr>
+                <m:t>3</m:t>
+              </m:r>
+            </m:sub>
+          </m:sSub>
+          <m:sSub>
+            <m:e>
+              <m:r>
+                <m:rPr>
+                  <m:sty m:val="p"/>
+                </m:rPr>
+                <m:t>N</m:t>
+              </m:r>
+            </m:e>
+            <m:sub>
+              <m:r>
+                <m:rPr>
+                  <m:sty m:val="p"/>
+                </m:rPr>
+                <m:t>2</m:t>
+              </m:r>
+            </m:sub>
+          </m:sSub>
+        </m:oMath>
+      </m:oMathPara>
+    </w:p>
+    <w:p>
+      <w:pPr>
+        <w:pStyle w:val="FirstParagraph"/>
+      </w:pPr>
+      <w:r>
+        <w:rPr>
+          <w:rFonts w:ascii="Times New Roman" w:hAnsi="Times New Roman" w:eastAsia="Times New Roman" w:cs="Times New Roman"/>
+        </w:rPr>
+        <w:t>「CO</w:t>
+      </w:r>
+      <w:r>
+        <w:rPr>
+          <w:rFonts w:ascii="Times New Roman" w:hAnsi="Times New Roman" w:eastAsia="Times New Roman" w:cs="Times New Roman"/>
+          <w:vertAlign w:val="subscript"/>
+        </w:rPr>
+        <w:t>2</w:t>
+      </w:r>
+      <w:r>
+        <w:rPr>
+          <w:rFonts w:ascii="Times New Roman" w:hAnsi="Times New Roman" w:eastAsia="Times New Roman" w:cs="Times New Roman"/>
+        </w:rPr>
+        <w:t xml:space="preserve"> </w:t>
+      </w:r>
+      <w:r>
+        <w:rPr>
+          <w:rFonts w:hint="eastAsia" w:ascii="Times New Roman" w:hAnsi="Times New Roman" w:eastAsia="FangSong" w:cs="Times New Roman"/>
+        </w:rPr>
+        <w:t>不助燃</w:t>
+      </w:r>
+      <w:r>
+        <w:rPr>
+          <w:rFonts w:hint="eastAsia" w:ascii="Times New Roman" w:hAnsi="Times New Roman" w:eastAsia="Times New Roman" w:cs="Times New Roman"/>
+        </w:rPr>
+        <w:t>」</w:t>
+      </w:r>
+      <w:r>
+        <w:rPr>
+          <w:rFonts w:hint="eastAsia" w:ascii="Times New Roman" w:hAnsi="Times New Roman" w:eastAsia="FangSong" w:cs="Times New Roman"/>
+        </w:rPr>
+        <w:t>只适用于一般可燃物</w:t>
+      </w:r>
+      <w:r>
+        <w:rPr>
+          <w:rFonts w:hint="eastAsia" w:ascii="Times New Roman" w:hAnsi="Times New Roman" w:eastAsia="Times New Roman" w:cs="Times New Roman"/>
+        </w:rPr>
+        <w:t>——</w:t>
+      </w:r>
+      <w:r>
+        <w:rPr>
+          <w:rFonts w:hint="eastAsia" w:ascii="Times New Roman" w:hAnsi="Times New Roman" w:eastAsia="FangSong" w:cs="Times New Roman"/>
+        </w:rPr>
+        <w:t>活泼金属</w:t>
+      </w:r>
+      <w:r>
+        <w:rPr>
+          <w:rFonts w:hint="eastAsia" w:ascii="Times New Roman" w:hAnsi="Times New Roman" w:eastAsia="Times New Roman" w:cs="Times New Roman"/>
+        </w:rPr>
+        <w:t>（Mg、Na、K</w:t>
+      </w:r>
+      <w:r>
+        <w:rPr>
+          <w:rFonts w:ascii="Times New Roman" w:hAnsi="Times New Roman" w:eastAsia="Times New Roman" w:cs="Times New Roman"/>
+        </w:rPr>
+        <w:t xml:space="preserve"> </w:t>
+      </w:r>
+      <w:r>
+        <w:rPr>
+          <w:rFonts w:hint="eastAsia" w:ascii="Times New Roman" w:hAnsi="Times New Roman" w:eastAsia="FangSong" w:cs="Times New Roman"/>
+        </w:rPr>
+        <w:t>等</w:t>
+      </w:r>
+      <w:r>
+        <w:rPr>
+          <w:rFonts w:hint="eastAsia" w:ascii="Times New Roman" w:hAnsi="Times New Roman" w:eastAsia="Times New Roman" w:cs="Times New Roman"/>
+        </w:rPr>
+        <w:t>）</w:t>
+      </w:r>
+      <w:r>
+        <w:rPr>
+          <w:rFonts w:hint="eastAsia" w:ascii="Times New Roman" w:hAnsi="Times New Roman" w:eastAsia="FangSong" w:cs="Times New Roman"/>
+        </w:rPr>
+        <w:t>可在</w:t>
+      </w:r>
+      <w:r>
+        <w:rPr>
+          <w:rFonts w:ascii="Times New Roman" w:hAnsi="Times New Roman" w:eastAsia="Times New Roman" w:cs="Times New Roman"/>
+        </w:rPr>
+        <w:t xml:space="preserve"> CO</w:t>
+      </w:r>
+      <w:r>
+        <w:rPr>
+          <w:rFonts w:ascii="Times New Roman" w:hAnsi="Times New Roman" w:eastAsia="Times New Roman" w:cs="Times New Roman"/>
+          <w:vertAlign w:val="subscript"/>
+        </w:rPr>
+        <w:t>2</w:t>
+      </w:r>
+      <w:r>
+        <w:rPr>
+          <w:rFonts w:ascii="Times New Roman" w:hAnsi="Times New Roman" w:eastAsia="Times New Roman" w:cs="Times New Roman"/>
+        </w:rPr>
+        <w:t xml:space="preserve"> </w:t>
+      </w:r>
+      <w:r>
+        <w:rPr>
+          <w:rFonts w:hint="eastAsia" w:ascii="Times New Roman" w:hAnsi="Times New Roman" w:eastAsia="FangSong" w:cs="Times New Roman"/>
+        </w:rPr>
+        <w:t>中继续燃烧</w:t>
+      </w:r>
+      <w:r>
+        <w:rPr>
+          <w:rFonts w:hint="eastAsia" w:ascii="Times New Roman" w:hAnsi="Times New Roman" w:eastAsia="Times New Roman" w:cs="Times New Roman"/>
+        </w:rPr>
+        <w:t>；</w:t>
+      </w:r>
+      <w:r>
+        <w:rPr>
+          <w:rFonts w:hint="eastAsia" w:ascii="Times New Roman" w:hAnsi="Times New Roman" w:eastAsia="FangSong" w:cs="Times New Roman"/>
+        </w:rPr>
+        <w:t>活泼金属着火</w:t>
+      </w:r>
+      <w:r>
+        <w:rPr>
+          <w:rFonts w:hint="eastAsia" w:ascii="Times New Roman" w:hAnsi="Times New Roman" w:eastAsia="FangSong" w:cs="Times New Roman"/>
+          <w:b/>
+          <w:bCs/>
+        </w:rPr>
+        <w:t xml:space="preserve">不能用</w:t>
+      </w:r>
+      <w:r>
+        <w:rPr>
+          <w:rFonts w:ascii="Times New Roman" w:hAnsi="Times New Roman" w:eastAsia="Times New Roman" w:cs="Times New Roman"/>
+          <w:b/>
+          <w:bCs/>
+        </w:rPr>
+        <w:t xml:space="preserve"> CO</w:t>
+      </w:r>
+      <w:r>
+        <w:rPr>
+          <w:rFonts w:ascii="Times New Roman" w:hAnsi="Times New Roman" w:eastAsia="Times New Roman" w:cs="Times New Roman"/>
+          <w:b/>
+          <w:bCs/>
+          <w:vertAlign w:val="subscript"/>
+        </w:rPr>
+        <w:t>2</w:t>
+      </w:r>
+      <w:r>
+        <w:rPr>
+          <w:rFonts w:ascii="Times New Roman" w:hAnsi="Times New Roman" w:eastAsia="Times New Roman" w:cs="Times New Roman"/>
+          <w:b/>
+          <w:bCs/>
+        </w:rPr>
+        <w:t xml:space="preserve"> </w:t>
+      </w:r>
+      <w:r>
+        <w:rPr>
+          <w:rFonts w:hint="eastAsia" w:ascii="Times New Roman" w:hAnsi="Times New Roman" w:eastAsia="FangSong" w:cs="Times New Roman"/>
+          <w:b/>
+          <w:bCs/>
+        </w:rPr>
+        <w:t xml:space="preserve">灭火器</w:t>
+      </w:r>
+      <w:r>
+        <w:rPr>
+          <w:rFonts w:hint="eastAsia" w:ascii="Times New Roman" w:hAnsi="Times New Roman" w:eastAsia="Times New Roman" w:cs="Times New Roman"/>
+        </w:rPr>
+        <w:t>（</w:t>
+      </w:r>
+      <w:r>
+        <w:rPr>
+          <w:rFonts w:hint="eastAsia" w:ascii="Times New Roman" w:hAnsi="Times New Roman" w:eastAsia="FangSong" w:cs="Times New Roman"/>
+        </w:rPr>
+        <w:t>考点</w:t>
+      </w:r>
+      <w:r>
+        <w:rPr>
+          <w:rFonts w:hint="eastAsia" w:ascii="Times New Roman" w:hAnsi="Times New Roman" w:eastAsia="Times New Roman" w:cs="Times New Roman"/>
+        </w:rPr>
+        <w:t>）。</w:t>
+      </w:r>
+    </w:p>
+    <w:p>
+      <w:pPr>
+        <w:pStyle w:val="BodyText"/>
+      </w:pPr>
+      <w:r>
+        <w:rPr>
+          <w:rFonts w:ascii="Times New Roman" w:hAnsi="Times New Roman" w:eastAsia="Times New Roman" w:cs="Times New Roman"/>
+          <w:b/>
+          <w:bCs/>
+        </w:rPr>
+        <w:t>Mg</w:t>
+      </w:r>
+      <w:r>
+        <w:rPr>
+          <w:rFonts w:ascii="Times New Roman" w:hAnsi="Times New Roman" w:eastAsia="Times New Roman" w:cs="Times New Roman"/>
+          <w:b/>
+          <w:bCs/>
+          <w:vertAlign w:val="subscript"/>
+        </w:rPr>
+        <w:t>3</w:t>
+      </w:r>
+      <w:r>
+        <w:rPr>
+          <w:rFonts w:ascii="Times New Roman" w:hAnsi="Times New Roman" w:eastAsia="Times New Roman" w:cs="Times New Roman"/>
+          <w:b/>
+          <w:bCs/>
+        </w:rPr>
+        <w:t>N</w:t>
+      </w:r>
+      <w:r>
+        <w:rPr>
+          <w:rFonts w:ascii="Times New Roman" w:hAnsi="Times New Roman" w:eastAsia="Times New Roman" w:cs="Times New Roman"/>
+          <w:b/>
+          <w:bCs/>
+          <w:vertAlign w:val="subscript"/>
+        </w:rPr>
+        <w:t>2</w:t>
+      </w:r>
+      <w:r>
+        <w:rPr>
+          <w:rFonts w:ascii="Times New Roman" w:hAnsi="Times New Roman" w:eastAsia="Times New Roman" w:cs="Times New Roman"/>
+          <w:b/>
+          <w:bCs/>
+        </w:rPr>
+        <w:t xml:space="preserve"> </w:t>
+      </w:r>
+      <w:r>
+        <w:rPr>
+          <w:rFonts w:hint="eastAsia" w:ascii="Times New Roman" w:hAnsi="Times New Roman" w:eastAsia="FangSong" w:cs="Times New Roman"/>
+          <w:b/>
+          <w:bCs/>
+        </w:rPr>
+        <w:t>水解</w:t>
+      </w:r>
+      <w:r>
+        <w:rPr>
+          <w:rFonts w:hint="eastAsia" w:ascii="Times New Roman" w:hAnsi="Times New Roman" w:eastAsia="Times New Roman" w:cs="Times New Roman"/>
+          <w:b/>
+          <w:bCs/>
+        </w:rPr>
+        <w:t>（</w:t>
+      </w:r>
+      <w:r>
+        <w:rPr>
+          <w:rFonts w:hint="eastAsia" w:ascii="Times New Roman" w:hAnsi="Times New Roman" w:eastAsia="FangSong" w:cs="Times New Roman"/>
+          <w:b/>
+          <w:bCs/>
+        </w:rPr>
+        <w:t>推断签名</w:t>
+      </w:r>
+      <w:r>
+        <w:rPr>
+          <w:rFonts w:hint="eastAsia" w:ascii="Times New Roman" w:hAnsi="Times New Roman" w:eastAsia="Times New Roman" w:cs="Times New Roman"/>
+          <w:b/>
+          <w:bCs/>
+        </w:rPr>
+        <w:t>）</w:t>
+      </w:r>
+      <w:r>
+        <w:rPr>
+          <w:rFonts w:hint="eastAsia" w:ascii="Times New Roman" w:hAnsi="Times New Roman" w:eastAsia="Times New Roman" w:cs="Times New Roman"/>
+        </w:rPr>
+        <w:t xml:space="preserve">：</w:t>
+      </w:r>
+    </w:p>
+    <w:p>
+      <w:pPr>
+        <w:pStyle w:val="BodyText"/>
+      </w:pPr>
+      <m:oMathPara>
+        <m:oMathParaPr>
+          <m:jc m:val="center"/>
+          <m:ctrlPr>
+            <w:rPr>
+              <w:sz w:val="28"/>
+              <w:szCs w:val="28"/>
+            </w:rPr>
+          </m:ctrlPr>
+        </m:oMathParaPr>
+        <m:oMath>
+          <m:r>
+            <m:rPr>
+              <m:sty m:val="p"/>
+            </m:rPr>
+            <m:t>M</m:t>
+          </m:r>
+          <m:sSub>
+            <m:e>
+              <m:r>
+                <m:rPr>
+                  <m:sty m:val="p"/>
+                </m:rPr>
+                <m:t>g</m:t>
+              </m:r>
+            </m:e>
+            <m:sub>
+              <m:r>
+                <m:rPr>
+                  <m:sty m:val="p"/>
+                </m:rPr>
+                <m:t>3</m:t>
+              </m:r>
+            </m:sub>
+          </m:sSub>
+          <m:sSub>
+            <m:e>
+              <m:r>
+                <m:rPr>
+                  <m:sty m:val="p"/>
+                </m:rPr>
+                <m:t>N</m:t>
+              </m:r>
+            </m:e>
+            <m:sub>
+              <m:r>
+                <m:rPr>
+                  <m:sty m:val="p"/>
+                </m:rPr>
+                <m:t>2</m:t>
+              </m:r>
+            </m:sub>
+          </m:sSub>
+          <m:r>
+            <m:rPr>
+              <m:sty m:val="p"/>
+            </m:rPr>
+            <m:t>+</m:t>
+          </m:r>
+          <m:r>
+            <m:rPr>
+              <m:sty m:val="p"/>
+            </m:rPr>
+            <m:t>6</m:t>
+          </m:r>
+          <m:sSub>
+            <m:e>
+              <m:r>
+                <m:rPr>
+                  <m:sty m:val="p"/>
+                </m:rPr>
+                <m:t>H</m:t>
+              </m:r>
+            </m:e>
+            <m:sub>
+              <m:r>
+                <m:rPr>
+                  <m:sty m:val="p"/>
+                </m:rPr>
+                <m:t>2</m:t>
+              </m:r>
+            </m:sub>
+          </m:sSub>
+          <m:r>
+            <m:rPr>
+              <m:sty m:val="p"/>
+            </m:rPr>
+            <m:t>O</m:t>
+          </m:r>
+          <m:r>
+            <m:rPr>
+              <m:sty m:val="p"/>
+            </m:rPr>
+            <m:t>→</m:t>
+          </m:r>
+          <m:r>
+            <m:rPr>
+              <m:sty m:val="p"/>
+            </m:rPr>
+            <m:t>3</m:t>
+          </m:r>
+          <m:r>
+            <m:rPr>
+              <m:sty m:val="p"/>
+            </m:rPr>
+            <m:t>M</m:t>
+          </m:r>
+          <m:r>
+            <m:rPr>
+              <m:sty m:val="p"/>
+            </m:rPr>
+            <m:t>g</m:t>
+          </m:r>
+          <m:r>
+            <m:rPr>
+              <m:sty m:val="p"/>
+            </m:rPr>
+            <m:t>(</m:t>
+          </m:r>
+          <m:r>
+            <m:rPr>
+              <m:sty m:val="p"/>
+            </m:rPr>
+            <m:t>O</m:t>
+          </m:r>
+          <m:r>
+            <m:rPr>
+              <m:sty m:val="p"/>
+            </m:rPr>
+            <m:t>H</m:t>
+          </m:r>
+          <m:sSub>
+            <m:e>
+              <m:r>
+                <m:rPr>
+                  <m:sty m:val="p"/>
+                </m:rPr>
+                <m:t>)</m:t>
+              </m:r>
+            </m:e>
+            <m:sub>
+              <m:r>
+                <m:rPr>
+                  <m:sty m:val="p"/>
+                </m:rPr>
+                <m:t>2</m:t>
+              </m:r>
+            </m:sub>
+          </m:sSub>
+          <m:r>
+            <m:rPr>
+              <m:sty m:val="p"/>
+            </m:rPr>
+            <m:t>↓</m:t>
+          </m:r>
+          <m:r>
+            <m:rPr>
+              <m:sty m:val="p"/>
+            </m:rPr>
+            <m:t>+</m:t>
+          </m:r>
+          <m:r>
+            <m:rPr>
+              <m:sty m:val="p"/>
+            </m:rPr>
+            <m:t>2</m:t>
+          </m:r>
+          <m:r>
+            <m:rPr>
+              <m:sty m:val="p"/>
+            </m:rPr>
+            <m:t>N</m:t>
+          </m:r>
+          <m:sSub>
+            <m:e>
+              <m:r>
+                <m:rPr>
+                  <m:sty m:val="p"/>
+                </m:rPr>
+                <m:t>H</m:t>
+              </m:r>
+            </m:e>
+            <m:sub>
+              <m:r>
+                <m:rPr>
+                  <m:sty m:val="p"/>
+                </m:rPr>
+                <m:t>3</m:t>
+              </m:r>
+            </m:sub>
+          </m:sSub>
+          <m:r>
+            <m:rPr>
+              <m:sty m:val="p"/>
+            </m:rPr>
+            <m:t>↑</m:t>
+          </m:r>
+        </m:oMath>
+      </m:oMathPara>
+    </w:p>
+    <w:p>
+      <w:pPr>
+        <w:pStyle w:val="FirstParagraph"/>
+      </w:pPr>
+      <w:r>
+        <w:rPr>
+          <w:rFonts w:hint="eastAsia" w:ascii="Times New Roman" w:hAnsi="Times New Roman" w:eastAsia="Times New Roman" w:cs="Times New Roman"/>
+        </w:rPr>
+        <w:t>「</w:t>
+      </w:r>
+      <w:r>
+        <w:rPr>
+          <w:rFonts w:hint="eastAsia" w:ascii="Times New Roman" w:hAnsi="Times New Roman" w:eastAsia="FangSong" w:cs="Times New Roman"/>
+        </w:rPr>
+        <w:t>固体</w:t>
+      </w:r>
+      <w:r>
+        <w:rPr>
+          <w:rFonts w:ascii="Times New Roman" w:hAnsi="Times New Roman" w:eastAsia="Times New Roman" w:cs="Times New Roman"/>
+        </w:rPr>
+        <w:t xml:space="preserve"> + </w:t>
+      </w:r>
+      <w:r>
+        <w:rPr>
+          <w:rFonts w:hint="eastAsia" w:ascii="Times New Roman" w:hAnsi="Times New Roman" w:eastAsia="FangSong" w:cs="Times New Roman"/>
+        </w:rPr>
+        <w:t xml:space="preserve">水</w:t>
+      </w:r>
+      <w:r>
+        <w:rPr>
+          <w:rFonts w:ascii="Times New Roman" w:hAnsi="Times New Roman" w:eastAsia="Times New Roman" w:cs="Times New Roman"/>
+        </w:rPr>
+        <w:t xml:space="preserve"> → </w:t>
+      </w:r>
+      <w:r>
+        <w:rPr>
+          <w:rFonts w:hint="eastAsia" w:ascii="Times New Roman" w:hAnsi="Times New Roman" w:eastAsia="FangSong" w:cs="Times New Roman"/>
+        </w:rPr>
+        <w:t xml:space="preserve">白色沉淀</w:t>
+      </w:r>
+      <w:r>
+        <w:rPr>
+          <w:rFonts w:ascii="Times New Roman" w:hAnsi="Times New Roman" w:eastAsia="Times New Roman" w:cs="Times New Roman"/>
+        </w:rPr>
+        <w:t xml:space="preserve"> + </w:t>
+      </w:r>
+      <w:r>
+        <w:rPr>
+          <w:rFonts w:hint="eastAsia" w:ascii="Times New Roman" w:hAnsi="Times New Roman" w:eastAsia="FangSong" w:cs="Times New Roman"/>
+        </w:rPr>
+        <w:t>使湿润红色石蕊试纸变蓝的气体</w:t>
+      </w:r>
+      <w:r>
+        <w:rPr>
+          <w:rFonts w:hint="eastAsia" w:ascii="Times New Roman" w:hAnsi="Times New Roman" w:eastAsia="Times New Roman" w:cs="Times New Roman"/>
+        </w:rPr>
+        <w:t>」</w:t>
+      </w:r>
+      <w:r>
+        <w:rPr>
+          <w:rFonts w:hint="eastAsia" w:ascii="Times New Roman" w:hAnsi="Times New Roman" w:eastAsia="FangSong" w:cs="Times New Roman"/>
+        </w:rPr>
+        <w:t>是</w:t>
+      </w:r>
+      <w:r>
+        <w:rPr>
+          <w:rFonts w:ascii="Times New Roman" w:hAnsi="Times New Roman" w:eastAsia="Times New Roman" w:cs="Times New Roman"/>
+        </w:rPr>
+        <w:t xml:space="preserve"> </w:t>
+      </w:r>
+      <w:r>
+        <w:rPr>
+          <w:rFonts w:hint="eastAsia" w:ascii="Times New Roman" w:hAnsi="Times New Roman" w:eastAsia="Times New Roman" w:cs="Times New Roman"/>
+        </w:rPr>
+        <w:t>Mg</w:t>
+      </w:r>
+      <w:r>
+        <w:rPr>
+          <w:rFonts w:hint="eastAsia" w:ascii="Times New Roman" w:hAnsi="Times New Roman" w:eastAsia="Times New Roman" w:cs="Times New Roman"/>
+          <w:vertAlign w:val="subscript"/>
+        </w:rPr>
+        <w:t>3</w:t>
+      </w:r>
+      <w:r>
+        <w:rPr>
+          <w:rFonts w:hint="eastAsia" w:ascii="Times New Roman" w:hAnsi="Times New Roman" w:eastAsia="Times New Roman" w:cs="Times New Roman"/>
+        </w:rPr>
+        <w:t>N</w:t>
+      </w:r>
+      <w:r>
+        <w:rPr>
+          <w:rFonts w:hint="eastAsia" w:ascii="Times New Roman" w:hAnsi="Times New Roman" w:eastAsia="Times New Roman" w:cs="Times New Roman"/>
+          <w:vertAlign w:val="subscript"/>
+        </w:rPr>
+        <w:t>2</w:t>
+      </w:r>
+      <w:r>
+        <w:rPr>
+          <w:rFonts w:hint="eastAsia" w:ascii="Times New Roman" w:hAnsi="Times New Roman" w:eastAsia="Times New Roman" w:cs="Times New Roman"/>
+        </w:rPr>
+        <w:t>（</w:t>
+      </w:r>
+      <w:r>
+        <w:rPr>
+          <w:rFonts w:hint="eastAsia" w:ascii="Times New Roman" w:hAnsi="Times New Roman" w:eastAsia="FangSong" w:cs="Times New Roman"/>
+        </w:rPr>
+        <w:t>及</w:t>
+      </w:r>
+      <w:r>
+        <w:rPr>
+          <w:rFonts w:ascii="Times New Roman" w:hAnsi="Times New Roman" w:eastAsia="Times New Roman" w:cs="Times New Roman"/>
+        </w:rPr>
+        <w:t xml:space="preserve"> </w:t>
+      </w:r>
+      <w:r>
+        <w:rPr>
+          <w:rFonts w:hint="eastAsia" w:ascii="Times New Roman" w:hAnsi="Times New Roman" w:eastAsia="Times New Roman" w:cs="Times New Roman"/>
+        </w:rPr>
+        <w:t>Li</w:t>
+      </w:r>
+      <w:r>
+        <w:rPr>
+          <w:rFonts w:hint="eastAsia" w:ascii="Times New Roman" w:hAnsi="Times New Roman" w:eastAsia="Times New Roman" w:cs="Times New Roman"/>
+          <w:vertAlign w:val="subscript"/>
+        </w:rPr>
+        <w:t>3</w:t>
+      </w:r>
+      <w:r>
+        <w:rPr>
+          <w:rFonts w:hint="eastAsia" w:ascii="Times New Roman" w:hAnsi="Times New Roman" w:eastAsia="Times New Roman" w:cs="Times New Roman"/>
+        </w:rPr>
+        <w:t>N）</w:t>
+      </w:r>
+      <w:r>
+        <w:rPr>
+          <w:rFonts w:hint="eastAsia" w:ascii="Times New Roman" w:hAnsi="Times New Roman" w:eastAsia="FangSong" w:cs="Times New Roman"/>
+        </w:rPr>
+        <w:t>的推断签名</w:t>
+      </w:r>
+      <w:r>
+        <w:rPr>
+          <w:rFonts w:hint="eastAsia" w:ascii="Times New Roman" w:hAnsi="Times New Roman" w:eastAsia="Times New Roman" w:cs="Times New Roman"/>
+        </w:rPr>
+        <w:t>；Mg(OH)</w:t>
+      </w:r>
+      <w:r>
+        <w:rPr>
+          <w:rFonts w:hint="eastAsia" w:ascii="Times New Roman" w:hAnsi="Times New Roman" w:eastAsia="Times New Roman" w:cs="Times New Roman"/>
+          <w:vertAlign w:val="subscript"/>
+        </w:rPr>
+        <w:t>2</w:t>
+      </w:r>
+      <w:r>
+        <w:rPr>
+          <w:rFonts w:ascii="Times New Roman" w:hAnsi="Times New Roman" w:eastAsia="Times New Roman" w:cs="Times New Roman"/>
+        </w:rPr>
+        <w:t xml:space="preserve"> </w:t>
+      </w:r>
+      <w:r>
+        <w:rPr>
+          <w:rFonts w:hint="eastAsia" w:ascii="Times New Roman" w:hAnsi="Times New Roman" w:eastAsia="FangSong" w:cs="Times New Roman"/>
+        </w:rPr>
+        <w:t>溶于酸</w:t>
+      </w:r>
+      <w:r>
+        <w:rPr>
+          <w:rFonts w:hint="eastAsia" w:ascii="Times New Roman" w:hAnsi="Times New Roman" w:eastAsia="Times New Roman" w:cs="Times New Roman"/>
+        </w:rPr>
+        <w:t>、NH</w:t>
+      </w:r>
+      <w:r>
+        <w:rPr>
+          <w:rFonts w:hint="eastAsia" w:ascii="Times New Roman" w:hAnsi="Times New Roman" w:eastAsia="Times New Roman" w:cs="Times New Roman"/>
+          <w:vertAlign w:val="subscript"/>
+        </w:rPr>
+        <w:t>3</w:t>
+      </w:r>
+      <w:r>
+        <w:rPr>
+          <w:rFonts w:ascii="Times New Roman" w:hAnsi="Times New Roman" w:eastAsia="Times New Roman" w:cs="Times New Roman"/>
+        </w:rPr>
+        <w:t xml:space="preserve"> </w:t>
+      </w:r>
+      <w:r>
+        <w:rPr>
+          <w:rFonts w:hint="eastAsia" w:ascii="Times New Roman" w:hAnsi="Times New Roman" w:eastAsia="FangSong" w:cs="Times New Roman"/>
+        </w:rPr>
+        <w:t>溶于酸</w:t>
+      </w:r>
+      <w:r>
+        <w:rPr>
+          <w:rFonts w:hint="eastAsia" w:ascii="Times New Roman" w:hAnsi="Times New Roman" w:eastAsia="Times New Roman" w:cs="Times New Roman"/>
+        </w:rPr>
+        <w:t>，</w:t>
+      </w:r>
+      <w:r>
+        <w:rPr>
+          <w:rFonts w:hint="eastAsia" w:ascii="Times New Roman" w:hAnsi="Times New Roman" w:eastAsia="FangSong" w:cs="Times New Roman"/>
+        </w:rPr>
+        <w:t>可据此设计鉴别与定量步骤</w:t>
+      </w:r>
+      <w:r>
+        <w:rPr>
+          <w:rFonts w:hint="eastAsia" w:ascii="Times New Roman" w:hAnsi="Times New Roman" w:eastAsia="Times New Roman" w:cs="Times New Roman"/>
+        </w:rPr>
+        <w:t>。</w:t>
+      </w:r>
+    </w:p>
+    <w:p>
+      <w:pPr>
+        <w:pStyle w:val="BodyText"/>
+      </w:pPr>
+      <w:r>
+        <w:rPr>
+          <w:rFonts w:hint="eastAsia" w:ascii="Times New Roman" w:hAnsi="Times New Roman" w:eastAsia="Times New Roman" w:cs="Times New Roman"/>
+          <w:b/>
+          <w:bCs/>
+        </w:rPr>
+        <w:t>CaC</w:t>
+      </w:r>
+      <w:r>
+        <w:rPr>
+          <w:rFonts w:hint="eastAsia" w:ascii="Times New Roman" w:hAnsi="Times New Roman" w:eastAsia="Times New Roman" w:cs="Times New Roman"/>
+          <w:b/>
+          <w:bCs/>
+          <w:vertAlign w:val="subscript"/>
+        </w:rPr>
+        <w:t>2</w:t>
+      </w:r>
+      <w:r>
+        <w:rPr>
+          <w:rFonts w:hint="eastAsia" w:ascii="Times New Roman" w:hAnsi="Times New Roman" w:eastAsia="Times New Roman" w:cs="Times New Roman"/>
+          <w:b/>
+          <w:bCs/>
+        </w:rPr>
+        <w:t>（</w:t>
+      </w:r>
+      <w:r>
+        <w:rPr>
+          <w:rFonts w:hint="eastAsia" w:ascii="Times New Roman" w:hAnsi="Times New Roman" w:eastAsia="FangSong" w:cs="Times New Roman"/>
+          <w:b/>
+          <w:bCs/>
+        </w:rPr>
+        <w:t>电石</w:t>
+      </w:r>
+      <w:r>
+        <w:rPr>
+          <w:rFonts w:hint="eastAsia" w:ascii="Times New Roman" w:hAnsi="Times New Roman" w:eastAsia="Times New Roman" w:cs="Times New Roman"/>
+          <w:b/>
+          <w:bCs/>
+        </w:rPr>
+        <w:t>）</w:t>
+      </w:r>
+      <w:r>
+        <w:rPr>
+          <w:rFonts w:hint="eastAsia" w:ascii="Times New Roman" w:hAnsi="Times New Roman" w:eastAsia="Times New Roman" w:cs="Times New Roman"/>
+        </w:rPr>
+        <w:t xml:space="preserve">：</w:t>
+      </w:r>
+    </w:p>
+    <w:p>
+      <w:pPr>
+        <w:pStyle w:val="BodyText"/>
+      </w:pPr>
+      <m:oMathPara>
+        <m:oMathParaPr>
+          <m:jc m:val="center"/>
+          <m:ctrlPr>
+            <w:rPr>
+              <w:sz w:val="28"/>
+              <w:szCs w:val="28"/>
+            </w:rPr>
+          </m:ctrlPr>
+        </m:oMathParaPr>
+        <m:oMath>
+          <m:r>
+            <m:rPr>
+              <m:sty m:val="p"/>
+            </m:rPr>
+            <m:t>C</m:t>
+          </m:r>
+          <m:r>
+            <m:rPr>
+              <m:sty m:val="p"/>
+            </m:rPr>
+            <m:t>a</m:t>
+          </m:r>
+          <m:r>
+            <m:rPr>
+              <m:sty m:val="p"/>
+            </m:rPr>
+            <m:t>O</m:t>
+          </m:r>
+          <m:r>
+            <m:rPr>
+              <m:sty m:val="p"/>
+            </m:rPr>
+            <m:t>+</m:t>
+          </m:r>
+          <m:r>
+            <m:rPr>
+              <m:sty m:val="p"/>
+            </m:rPr>
+            <m:t>3</m:t>
+          </m:r>
+          <m:r>
+            <m:rPr>
+              <m:sty m:val="p"/>
+            </m:rPr>
+            <m:t>C</m:t>
+          </m:r>
+          <m:limUpp>
+            <m:e>
+              <m:r>
+                <m:rPr>
+                  <m:sty m:val="p"/>
+                </m:rPr>
+                <m:t>→</m:t>
+              </m:r>
+            </m:e>
+            <m:lim>
+              <m:r>
+                <m:rPr>
+                  <m:sty m:val="p"/>
+                </m:rPr>
+                <m:t>电</m:t>
+              </m:r>
+              <m:r>
+                <m:rPr>
+                  <m:sty m:val="p"/>
+                </m:rPr>
+                <m:t>炉</m:t>
+              </m:r>
+            </m:lim>
+          </m:limUpp>
+          <m:r>
+            <m:rPr>
+              <m:sty m:val="p"/>
+            </m:rPr>
+            <m:t>C</m:t>
+          </m:r>
+          <m:r>
+            <m:rPr>
+              <m:sty m:val="p"/>
+            </m:rPr>
+            <m:t>a</m:t>
+          </m:r>
+          <m:sSub>
+            <m:e>
+              <m:r>
+                <m:rPr>
+                  <m:sty m:val="p"/>
+                </m:rPr>
+                <m:t>C</m:t>
+              </m:r>
+            </m:e>
+            <m:sub>
+              <m:r>
+                <m:rPr>
+                  <m:sty m:val="p"/>
+                </m:rPr>
+                <m:t>2</m:t>
+              </m:r>
+            </m:sub>
+          </m:sSub>
+          <m:r>
+            <m:rPr>
+              <m:sty m:val="p"/>
+            </m:rPr>
+            <m:t>+</m:t>
+          </m:r>
+          <m:r>
+            <m:rPr>
+              <m:sty m:val="p"/>
+            </m:rPr>
+            <m:t>C</m:t>
+          </m:r>
+          <m:r>
+            <m:rPr>
+              <m:sty m:val="p"/>
+            </m:rPr>
+            <m:t>O</m:t>
+          </m:r>
+          <m:r>
+            <m:rPr>
+              <m:sty m:val="p"/>
+            </m:rPr>
+            <m:t>↑</m:t>
+          </m:r>
+        </m:oMath>
+      </m:oMathPara>
+    </w:p>
+    <w:p>
+      <w:pPr>
+        <w:pStyle w:val="FirstParagraph"/>
+      </w:pPr>
+      <m:oMathPara>
+        <m:oMathParaPr>
+          <m:jc m:val="center"/>
+          <m:ctrlPr>
+            <w:rPr>
+              <w:sz w:val="28"/>
+              <w:szCs w:val="28"/>
+            </w:rPr>
+          </m:ctrlPr>
+        </m:oMathParaPr>
+        <m:oMath>
+          <m:r>
+            <m:rPr>
+              <m:sty m:val="p"/>
+            </m:rPr>
+            <m:t>C</m:t>
+          </m:r>
+          <m:r>
+            <m:rPr>
+              <m:sty m:val="p"/>
+            </m:rPr>
+            <m:t>a</m:t>
+          </m:r>
+          <m:sSub>
+            <m:e>
+              <m:r>
+                <m:rPr>
+                  <m:sty m:val="p"/>
+                </m:rPr>
+                <m:t>C</m:t>
+              </m:r>
+            </m:e>
+            <m:sub>
+              <m:r>
+                <m:rPr>
+                  <m:sty m:val="p"/>
+                </m:rPr>
+                <m:t>2</m:t>
+              </m:r>
+            </m:sub>
+          </m:sSub>
+          <m:r>
+            <m:rPr>
+              <m:sty m:val="p"/>
+            </m:rPr>
+            <m:t>+</m:t>
+          </m:r>
+          <m:r>
+            <m:rPr>
+              <m:sty m:val="p"/>
+            </m:rPr>
+            <m:t>2</m:t>
+          </m:r>
+          <m:sSub>
+            <m:e>
+              <m:r>
+                <m:rPr>
+                  <m:sty m:val="p"/>
+                </m:rPr>
+                <m:t>H</m:t>
+              </m:r>
+            </m:e>
+            <m:sub>
+              <m:r>
+                <m:rPr>
+                  <m:sty m:val="p"/>
+                </m:rPr>
+                <m:t>2</m:t>
+              </m:r>
+            </m:sub>
+          </m:sSub>
+          <m:r>
+            <m:rPr>
+              <m:sty m:val="p"/>
+            </m:rPr>
+            <m:t>O</m:t>
+          </m:r>
+          <m:r>
+            <m:rPr>
+              <m:sty m:val="p"/>
+            </m:rPr>
+            <m:t>→</m:t>
+          </m:r>
+          <m:r>
+            <m:rPr>
+              <m:sty m:val="p"/>
+            </m:rPr>
+            <m:t>C</m:t>
+          </m:r>
+          <m:r>
+            <m:rPr>
+              <m:sty m:val="p"/>
+            </m:rPr>
+            <m:t>a</m:t>
+          </m:r>
+          <m:r>
+            <m:rPr>
+              <m:sty m:val="p"/>
+            </m:rPr>
+            <m:t>(</m:t>
+          </m:r>
+          <m:r>
+            <m:rPr>
+              <m:sty m:val="p"/>
+            </m:rPr>
+            <m:t>O</m:t>
+          </m:r>
+          <m:r>
+            <m:rPr>
+              <m:sty m:val="p"/>
+            </m:rPr>
+            <m:t>H</m:t>
+          </m:r>
+          <m:sSub>
+            <m:e>
+              <m:r>
+                <m:rPr>
+                  <m:sty m:val="p"/>
+                </m:rPr>
+                <m:t>)</m:t>
+              </m:r>
+            </m:e>
+            <m:sub>
+              <m:r>
+                <m:rPr>
+                  <m:sty m:val="p"/>
+                </m:rPr>
+                <m:t>2</m:t>
+              </m:r>
+            </m:sub>
+          </m:sSub>
+          <m:r>
+            <m:rPr>
+              <m:sty m:val="p"/>
+            </m:rPr>
+            <m:t>+</m:t>
+          </m:r>
+          <m:sSub>
+            <m:e>
+              <m:r>
+                <m:rPr>
+                  <m:sty m:val="p"/>
+                </m:rPr>
+                <m:t>C</m:t>
+              </m:r>
+            </m:e>
+            <m:sub>
+              <m:r>
+                <m:rPr>
+                  <m:sty m:val="p"/>
+                </m:rPr>
+                <m:t>2</m:t>
+              </m:r>
+            </m:sub>
+          </m:sSub>
+          <m:sSub>
+            <m:e>
+              <m:r>
+                <m:rPr>
+                  <m:sty m:val="p"/>
+                </m:rPr>
+                <m:t>H</m:t>
+              </m:r>
+            </m:e>
+            <m:sub>
+              <m:r>
+                <m:rPr>
+                  <m:sty m:val="p"/>
+                </m:rPr>
+                <m:t>2</m:t>
+              </m:r>
+            </m:sub>
+          </m:sSub>
+          <m:r>
+            <m:rPr>
+              <m:sty m:val="p"/>
+            </m:rPr>
+            <m:t>↑</m:t>
+          </m:r>
+        </m:oMath>
+      </m:oMathPara>
+    </w:p>
+    <w:p>
+      <w:pPr>
+        <w:pStyle w:val="FirstParagraph"/>
+      </w:pPr>
+      <w:r>
+        <w:rPr>
+          <w:rFonts w:hint="eastAsia" w:ascii="Times New Roman" w:hAnsi="Times New Roman" w:eastAsia="FangSong" w:cs="Times New Roman"/>
+        </w:rPr>
+        <w:t>电石水解是实验室与工业制乙炔的主反应</w:t>
+      </w:r>
+      <w:r>
+        <w:rPr>
+          <w:rFonts w:hint="eastAsia" w:ascii="Times New Roman" w:hAnsi="Times New Roman" w:eastAsia="Times New Roman" w:cs="Times New Roman"/>
+        </w:rPr>
+        <w:t>；「</w:t>
+      </w:r>
+      <w:r>
+        <w:rPr>
+          <w:rFonts w:hint="eastAsia" w:ascii="Times New Roman" w:hAnsi="Times New Roman" w:eastAsia="FangSong" w:cs="Times New Roman"/>
+        </w:rPr>
+        <w:t>离子型碳化物</w:t>
+      </w:r>
+      <w:r>
+        <w:rPr>
+          <w:rFonts w:ascii="Times New Roman" w:hAnsi="Times New Roman" w:eastAsia="Times New Roman" w:cs="Times New Roman"/>
+        </w:rPr>
+        <w:t xml:space="preserve"> + </w:t>
+      </w:r>
+      <w:r>
+        <w:rPr>
+          <w:rFonts w:hint="eastAsia" w:ascii="Times New Roman" w:hAnsi="Times New Roman" w:eastAsia="FangSong" w:cs="Times New Roman"/>
+        </w:rPr>
+        <w:t xml:space="preserve">水</w:t>
+      </w:r>
+      <w:r>
+        <w:rPr>
+          <w:rFonts w:ascii="Times New Roman" w:hAnsi="Times New Roman" w:eastAsia="Times New Roman" w:cs="Times New Roman"/>
+        </w:rPr>
+        <w:t xml:space="preserve"> → </w:t>
+      </w:r>
+      <w:r>
+        <w:rPr>
+          <w:rFonts w:hint="eastAsia" w:ascii="Times New Roman" w:hAnsi="Times New Roman" w:eastAsia="FangSong" w:cs="Times New Roman"/>
+        </w:rPr>
+        <w:t>乙炔</w:t>
+      </w:r>
+      <w:r>
+        <w:rPr>
+          <w:rFonts w:hint="eastAsia" w:ascii="Times New Roman" w:hAnsi="Times New Roman" w:eastAsia="Times New Roman" w:cs="Times New Roman"/>
+        </w:rPr>
+        <w:t>」</w:t>
+      </w:r>
+      <w:r>
+        <w:rPr>
+          <w:rFonts w:hint="eastAsia" w:ascii="Times New Roman" w:hAnsi="Times New Roman" w:eastAsia="FangSong" w:cs="Times New Roman"/>
+        </w:rPr>
+        <w:t>是</w:t>
+      </w:r>
+      <w:r>
+        <w:rPr>
+          <w:rFonts w:ascii="Times New Roman" w:hAnsi="Times New Roman" w:eastAsia="Times New Roman" w:cs="Times New Roman"/>
+        </w:rPr>
+        <w:t xml:space="preserve"> Ca</w:t>
+      </w:r>
+      <w:r>
+        <w:rPr>
+          <w:rFonts w:ascii="Times New Roman" w:hAnsi="Times New Roman" w:eastAsia="Times New Roman" w:cs="Times New Roman"/>
+          <w:vertAlign w:val="superscript"/>
+        </w:rPr>
+        <w:t>2+</w:t>
+      </w:r>
+      <w:r>
+        <w:rPr>
+          <w:rFonts w:ascii="Times New Roman" w:hAnsi="Times New Roman" w:eastAsia="Times New Roman" w:cs="Times New Roman"/>
+        </w:rPr>
+        <w:t xml:space="preserve"> </w:t>
+      </w:r>
+      <w:r>
+        <w:rPr>
+          <w:rFonts w:hint="eastAsia" w:ascii="Times New Roman" w:hAnsi="Times New Roman" w:eastAsia="FangSong" w:cs="Times New Roman"/>
+        </w:rPr>
+        <w:t>的推断信号</w:t>
+      </w:r>
+      <w:r>
+        <w:rPr>
+          <w:rFonts w:hint="eastAsia" w:ascii="Times New Roman" w:hAnsi="Times New Roman" w:eastAsia="Times New Roman" w:cs="Times New Roman"/>
+        </w:rPr>
+        <w:t>（</w:t>
+      </w:r>
+      <w:r>
+        <w:rPr>
+          <w:rFonts w:hint="eastAsia" w:ascii="Times New Roman" w:hAnsi="Times New Roman" w:eastAsia="FangSong" w:cs="Times New Roman"/>
+        </w:rPr>
+        <w:t>对比</w:t>
+      </w:r>
+      <w:r>
+        <w:rPr>
+          <w:rFonts w:hint="eastAsia" w:ascii="Times New Roman" w:hAnsi="Times New Roman" w:eastAsia="Times New Roman" w:cs="Times New Roman"/>
+        </w:rPr>
+        <w:t>：Mg</w:t>
+      </w:r>
+      <w:r>
+        <w:rPr>
+          <w:rFonts w:hint="eastAsia" w:ascii="Times New Roman" w:hAnsi="Times New Roman" w:eastAsia="Times New Roman" w:cs="Times New Roman"/>
+          <w:vertAlign w:val="subscript"/>
+        </w:rPr>
+        <w:t>3</w:t>
+      </w:r>
+      <w:r>
+        <w:rPr>
+          <w:rFonts w:hint="eastAsia" w:ascii="Times New Roman" w:hAnsi="Times New Roman" w:eastAsia="Times New Roman" w:cs="Times New Roman"/>
+        </w:rPr>
+        <w:t>N</w:t>
+      </w:r>
+      <w:r>
+        <w:rPr>
+          <w:rFonts w:hint="eastAsia" w:ascii="Times New Roman" w:hAnsi="Times New Roman" w:eastAsia="Times New Roman" w:cs="Times New Roman"/>
+          <w:vertAlign w:val="subscript"/>
+        </w:rPr>
+        <w:t>2</w:t>
+      </w:r>
+      <w:r>
+        <w:rPr>
+          <w:rFonts w:ascii="Times New Roman" w:hAnsi="Times New Roman" w:eastAsia="Times New Roman" w:cs="Times New Roman"/>
+        </w:rPr>
+        <w:t xml:space="preserve"> </w:t>
+      </w:r>
+      <w:r>
+        <w:rPr>
+          <w:rFonts w:hint="eastAsia" w:ascii="Times New Roman" w:hAnsi="Times New Roman" w:eastAsia="FangSong" w:cs="Times New Roman"/>
+        </w:rPr>
+        <w:t xml:space="preserve">水解出</w:t>
+      </w:r>
+      <w:r>
+        <w:rPr>
+          <w:rFonts w:ascii="Times New Roman" w:hAnsi="Times New Roman" w:eastAsia="Times New Roman" w:cs="Times New Roman"/>
+        </w:rPr>
+        <w:t xml:space="preserve"> </w:t>
+      </w:r>
+      <w:r>
+        <w:rPr>
+          <w:rFonts w:hint="eastAsia" w:ascii="Times New Roman" w:hAnsi="Times New Roman" w:eastAsia="Times New Roman" w:cs="Times New Roman"/>
+        </w:rPr>
+        <w:t>NH</w:t>
+      </w:r>
+      <w:r>
+        <w:rPr>
+          <w:rFonts w:hint="eastAsia" w:ascii="Times New Roman" w:hAnsi="Times New Roman" w:eastAsia="Times New Roman" w:cs="Times New Roman"/>
+          <w:vertAlign w:val="subscript"/>
+        </w:rPr>
+        <w:t>3</w:t>
+      </w:r>
+      <w:r>
+        <w:rPr>
+          <w:rFonts w:hint="eastAsia" w:ascii="Times New Roman" w:hAnsi="Times New Roman" w:eastAsia="Times New Roman" w:cs="Times New Roman"/>
+        </w:rPr>
+        <w:t>，</w:t>
+      </w:r>
+      <w:r>
+        <w:rPr>
+          <w:rFonts w:hint="eastAsia" w:ascii="Times New Roman" w:hAnsi="Times New Roman" w:eastAsia="FangSong" w:cs="Times New Roman"/>
+        </w:rPr>
+        <w:t>见</w:t>
+      </w:r>
+      <w:r>
+        <w:rPr>
+          <w:rFonts w:ascii="Times New Roman" w:hAnsi="Times New Roman" w:eastAsia="Times New Roman" w:cs="Times New Roman"/>
+        </w:rPr>
+        <w:t xml:space="preserve"> §6.2 </w:t>
+      </w:r>
+      <w:r>
+        <w:rPr>
+          <w:rFonts w:hint="eastAsia" w:ascii="Times New Roman" w:hAnsi="Times New Roman" w:eastAsia="FangSong" w:cs="Times New Roman"/>
+        </w:rPr>
+        <w:t>信号表</w:t>
+      </w:r>
+      <w:r>
+        <w:rPr>
+          <w:rFonts w:hint="eastAsia" w:ascii="Times New Roman" w:hAnsi="Times New Roman" w:eastAsia="Times New Roman" w:cs="Times New Roman"/>
+        </w:rPr>
+        <w:t>）。</w:t>
+      </w:r>
+    </w:p>
     <w:p>
       <w:pPr>
         <w:spacing w:before="160" w:after="80"/>
@@ -12019,9 +15140,9 @@
         </w:pict>
       </w:r>
     </w:p>
-    <w:bookmarkEnd w:id="23"/>
-    <w:bookmarkEnd w:id="24"/>
-    <w:bookmarkStart w:id="29" w:name="三对角线规则"/>
+    <w:bookmarkEnd w:id="25"/>
+    <w:bookmarkEnd w:id="26"/>
+    <w:bookmarkStart w:id="31" w:name="三对角线规则"/>
     <w:p>
       <w:pPr>
         <w:pStyle w:val="Heading2"/>
@@ -12101,7 +15222,7 @@
         <w:t>。</w:t>
       </w:r>
     </w:p>
-    <w:bookmarkStart w:id="25" w:name="定义与根源"/>
+    <w:bookmarkStart w:id="27" w:name="定义与根源"/>
     <w:p>
       <w:pPr>
         <w:pStyle w:val="Heading3"/>
@@ -12791,8 +15912,8 @@
         </w:tc>
       </w:tr>
     </w:tbl>
-    <w:bookmarkEnd w:id="25"/>
-    <w:bookmarkStart w:id="26" w:name="li-mg锂的化学双胞胎"/>
+    <w:bookmarkEnd w:id="27"/>
+    <w:bookmarkStart w:id="28" w:name="li-mg锂的化学双胞胎"/>
     <w:p>
       <w:pPr>
         <w:pStyle w:val="Heading3"/>
@@ -13687,8 +16808,8 @@
         <w:t xml:space="preserve"> Na。</w:t>
       </w:r>
     </w:p>
-    <w:bookmarkEnd w:id="26"/>
-    <w:bookmarkStart w:id="27" w:name="be-al最常考的斜线"/>
+    <w:bookmarkEnd w:id="28"/>
+    <w:bookmarkStart w:id="29" w:name="be-al最常考的斜线"/>
     <w:p>
       <w:pPr>
         <w:pStyle w:val="Heading3"/>
@@ -14486,8 +17607,8 @@
         <w:t>。</w:t>
       </w:r>
     </w:p>
-    <w:bookmarkEnd w:id="27"/>
-    <w:bookmarkStart w:id="28" w:name="b-si了解"/>
+    <w:bookmarkEnd w:id="29"/>
+    <w:bookmarkStart w:id="30" w:name="b-si了解"/>
     <w:p>
       <w:pPr>
         <w:pStyle w:val="Heading3"/>
@@ -14773,9 +17894,9 @@
         </w:pict>
       </w:r>
     </w:p>
-    <w:bookmarkEnd w:id="28"/>
-    <w:bookmarkEnd w:id="29"/>
-    <w:bookmarkStart w:id="35" w:name="四稀有气体化合物"/>
+    <w:bookmarkEnd w:id="30"/>
+    <w:bookmarkEnd w:id="31"/>
+    <w:bookmarkStart w:id="37" w:name="四稀有气体化合物"/>
     <w:p>
       <w:pPr>
         <w:pStyle w:val="Heading2"/>
@@ -14921,7 +18042,7 @@
         <w:t>）。</w:t>
       </w:r>
     </w:p>
-    <w:bookmarkStart w:id="30" w:name="bartlett-突破1962"/>
+    <w:bookmarkStart w:id="32" w:name="bartlett-突破1962"/>
     <w:p>
       <w:pPr>
         <w:pStyle w:val="Heading3"/>
@@ -15413,8 +18534,8 @@
         <w:t>。</w:t>
       </w:r>
     </w:p>
-    <w:bookmarkEnd w:id="30"/>
-    <w:bookmarkStart w:id="31" w:name="氙的氟化物制备与-vsepr"/>
+    <w:bookmarkEnd w:id="32"/>
+    <w:bookmarkStart w:id="33" w:name="氙的氟化物制备与-vsepr"/>
     <w:p>
       <w:pPr>
         <w:pStyle w:val="Heading3"/>
@@ -16558,8 +19679,8 @@
         <w:t>。</w:t>
       </w:r>
     </w:p>
-    <w:bookmarkEnd w:id="31"/>
-    <w:bookmarkStart w:id="32" w:name="氙的氧化物与水解"/>
+    <w:bookmarkEnd w:id="33"/>
+    <w:bookmarkStart w:id="34" w:name="氙的氧化物与水解"/>
     <w:p>
       <w:pPr>
         <w:pStyle w:val="Heading3"/>
@@ -17869,8 +20990,8 @@
         </w:tc>
       </w:tr>
     </w:tbl>
-    <w:bookmarkEnd w:id="32"/>
-    <w:bookmarkStart w:id="33" w:name="氧化态与稳定性"/>
+    <w:bookmarkEnd w:id="34"/>
+    <w:bookmarkStart w:id="35" w:name="氧化态与稳定性"/>
     <w:p>
       <w:pPr>
         <w:pStyle w:val="Heading3"/>
@@ -18275,8 +21396,8 @@
         </w:tc>
       </w:tr>
     </w:tbl>
-    <w:bookmarkEnd w:id="33"/>
-    <w:bookmarkStart w:id="34" w:name="氙化合物的氧化性与-krf₂了解"/>
+    <w:bookmarkEnd w:id="35"/>
+    <w:bookmarkStart w:id="36" w:name="氙化合物的氧化性与-krf₂了解"/>
     <w:p>
       <w:pPr>
         <w:pStyle w:val="Heading3"/>
@@ -19145,9 +22266,9 @@
         </w:pict>
       </w:r>
     </w:p>
-    <w:bookmarkEnd w:id="34"/>
-    <w:bookmarkEnd w:id="35"/>
-    <w:bookmarkStart w:id="38" w:name="五s-区氢化物与储氢材料"/>
+    <w:bookmarkEnd w:id="36"/>
+    <w:bookmarkEnd w:id="37"/>
+    <w:bookmarkStart w:id="40" w:name="五s-区氢化物与储氢材料"/>
     <w:p>
       <w:pPr>
         <w:pStyle w:val="Heading2"/>
@@ -19264,7 +22385,7 @@
         <w:t>。</w:t>
       </w:r>
     </w:p>
-    <w:bookmarkStart w:id="36" w:name="离子型氢化物"/>
+    <w:bookmarkStart w:id="38" w:name="离子型氢化物"/>
     <w:p>
       <w:pPr>
         <w:pStyle w:val="Heading3"/>
@@ -19718,8 +22839,8 @@
         <w:t>）</w:t>
       </w:r>
     </w:p>
-    <w:bookmarkEnd w:id="36"/>
-    <w:bookmarkStart w:id="37" w:name="储氢材料"/>
+    <w:bookmarkEnd w:id="38"/>
+    <w:bookmarkStart w:id="39" w:name="储氢材料"/>
     <w:p>
       <w:pPr>
         <w:pStyle w:val="Heading3"/>
@@ -20065,9 +23186,9 @@
         </w:pict>
       </w:r>
     </w:p>
-    <w:bookmarkEnd w:id="37"/>
-    <w:bookmarkEnd w:id="38"/>
-    <w:bookmarkStart w:id="41" w:name="六方法框架s-区推断四步法"/>
+    <w:bookmarkEnd w:id="39"/>
+    <w:bookmarkEnd w:id="40"/>
+    <w:bookmarkStart w:id="43" w:name="六方法框架s-区推断四步法"/>
     <w:p>
       <w:pPr>
         <w:pStyle w:val="Heading2"/>
@@ -20466,7 +23587,7 @@
         <w:t>。</w:t>
       </w:r>
     </w:p>
-    <w:bookmarkStart w:id="39" w:name="s-区信号-联想表"/>
+    <w:bookmarkStart w:id="41" w:name="s-区信号-联想表"/>
     <w:p>
       <w:pPr>
         <w:pStyle w:val="Heading3"/>
@@ -21047,9 +24168,173 @@
           </w:p>
         </w:tc>
       </w:tr>
+      <w:tr>
+        <w:tc>
+          <w:tcPr/>
+          <w:p>
+            <w:pPr>
+              <w:pStyle w:val="Compact"/>
+              <w:jc w:val="center"/>
+            </w:pPr>
+            <w:r>
+              <w:rPr>
+                <w:rFonts w:hint="eastAsia" w:ascii="Times New Roman" w:hAnsi="Times New Roman" w:eastAsia="FangSong" w:cs="Times New Roman"/>
+              </w:rPr>
+              <w:t xml:space="preserve">固体与水反应生成使湿润红色石蕊变蓝的气体</w:t>
+            </w:r>
+          </w:p>
+        </w:tc>
+        <w:tc>
+          <w:tcPr/>
+          <w:p>
+            <w:pPr>
+              <w:pStyle w:val="Compact"/>
+              <w:jc w:val="center"/>
+            </w:pPr>
+            <w:r>
+              <w:rPr>
+                <w:rFonts w:ascii="Times New Roman" w:hAnsi="Times New Roman" w:eastAsia="Times New Roman" w:cs="Times New Roman"/>
+              </w:rPr>
+              <w:t>Mg</w:t>
+            </w:r>
+            <w:r>
+              <w:rPr>
+                <w:rFonts w:ascii="Times New Roman" w:hAnsi="Times New Roman" w:eastAsia="Times New Roman" w:cs="Times New Roman"/>
+                <w:vertAlign w:val="subscript"/>
+              </w:rPr>
+              <w:t>3</w:t>
+            </w:r>
+            <w:r>
+              <w:rPr>
+                <w:rFonts w:ascii="Times New Roman" w:hAnsi="Times New Roman" w:eastAsia="Times New Roman" w:cs="Times New Roman"/>
+              </w:rPr>
+              <w:t>N</w:t>
+            </w:r>
+            <w:r>
+              <w:rPr>
+                <w:rFonts w:ascii="Times New Roman" w:hAnsi="Times New Roman" w:eastAsia="Times New Roman" w:cs="Times New Roman"/>
+                <w:vertAlign w:val="subscript"/>
+              </w:rPr>
+              <w:t>2</w:t>
+            </w:r>
+            <w:r>
+              <w:rPr>
+                <w:rFonts w:ascii="Times New Roman" w:hAnsi="Times New Roman" w:eastAsia="Times New Roman" w:cs="Times New Roman"/>
+              </w:rPr>
+              <w:t xml:space="preserve"> / </w:t>
+            </w:r>
+            <w:r>
+              <w:rPr>
+                <w:rFonts w:hint="eastAsia" w:ascii="Times New Roman" w:hAnsi="Times New Roman" w:eastAsia="Times New Roman" w:cs="Times New Roman"/>
+              </w:rPr>
+              <w:t>Li</w:t>
+            </w:r>
+            <w:r>
+              <w:rPr>
+                <w:rFonts w:hint="eastAsia" w:ascii="Times New Roman" w:hAnsi="Times New Roman" w:eastAsia="Times New Roman" w:cs="Times New Roman"/>
+                <w:vertAlign w:val="subscript"/>
+              </w:rPr>
+              <w:t>3</w:t>
+            </w:r>
+            <w:r>
+              <w:rPr>
+                <w:rFonts w:hint="eastAsia" w:ascii="Times New Roman" w:hAnsi="Times New Roman" w:eastAsia="Times New Roman" w:cs="Times New Roman"/>
+              </w:rPr>
+              <w:t>N（</w:t>
+            </w:r>
+            <w:r>
+              <w:rPr>
+                <w:rFonts w:hint="eastAsia" w:ascii="Times New Roman" w:hAnsi="Times New Roman" w:eastAsia="FangSong" w:cs="Times New Roman"/>
+              </w:rPr>
+              <w:t>氮化物</w:t>
+            </w:r>
+            <w:r>
+              <w:rPr>
+                <w:rFonts w:hint="eastAsia" w:ascii="Times New Roman" w:hAnsi="Times New Roman" w:eastAsia="Times New Roman" w:cs="Times New Roman"/>
+              </w:rPr>
+              <w:t>）</w:t>
+            </w:r>
+          </w:p>
+        </w:tc>
+      </w:tr>
+      <w:tr>
+        <w:tc>
+          <w:tcPr/>
+          <w:p>
+            <w:pPr>
+              <w:pStyle w:val="Compact"/>
+              <w:jc w:val="center"/>
+            </w:pPr>
+            <w:r>
+              <w:rPr>
+                <w:rFonts w:hint="eastAsia" w:ascii="Times New Roman" w:hAnsi="Times New Roman" w:eastAsia="FangSong" w:cs="Times New Roman"/>
+              </w:rPr>
+              <w:t>固体与水反应生成可燃气体</w:t>
+            </w:r>
+            <w:r>
+              <w:rPr>
+                <w:rFonts w:hint="eastAsia" w:ascii="Times New Roman" w:hAnsi="Times New Roman" w:eastAsia="Times New Roman" w:cs="Times New Roman"/>
+              </w:rPr>
+              <w:t>（</w:t>
+            </w:r>
+            <w:r>
+              <w:rPr>
+                <w:rFonts w:hint="eastAsia" w:ascii="Times New Roman" w:hAnsi="Times New Roman" w:eastAsia="FangSong" w:cs="Times New Roman"/>
+              </w:rPr>
+              <w:t>乙炔</w:t>
+            </w:r>
+            <w:r>
+              <w:rPr>
+                <w:rFonts w:hint="eastAsia" w:ascii="Times New Roman" w:hAnsi="Times New Roman" w:eastAsia="Times New Roman" w:cs="Times New Roman"/>
+              </w:rPr>
+              <w:t>）</w:t>
+            </w:r>
+          </w:p>
+        </w:tc>
+        <w:tc>
+          <w:tcPr/>
+          <w:p>
+            <w:pPr>
+              <w:pStyle w:val="Compact"/>
+              <w:jc w:val="center"/>
+            </w:pPr>
+            <w:r>
+              <w:rPr>
+                <w:rFonts w:hint="eastAsia" w:ascii="Times New Roman" w:hAnsi="Times New Roman" w:eastAsia="Times New Roman" w:cs="Times New Roman"/>
+              </w:rPr>
+              <w:t>CaC</w:t>
+            </w:r>
+            <w:r>
+              <w:rPr>
+                <w:rFonts w:hint="eastAsia" w:ascii="Times New Roman" w:hAnsi="Times New Roman" w:eastAsia="Times New Roman" w:cs="Times New Roman"/>
+                <w:vertAlign w:val="subscript"/>
+              </w:rPr>
+              <w:t>2</w:t>
+            </w:r>
+            <w:r>
+              <w:rPr>
+                <w:rFonts w:hint="eastAsia" w:ascii="Times New Roman" w:hAnsi="Times New Roman" w:eastAsia="Times New Roman" w:cs="Times New Roman"/>
+              </w:rPr>
+              <w:t>（</w:t>
+            </w:r>
+            <w:r>
+              <w:rPr>
+                <w:rFonts w:hint="eastAsia" w:ascii="Times New Roman" w:hAnsi="Times New Roman" w:eastAsia="FangSong" w:cs="Times New Roman"/>
+              </w:rPr>
+              <w:t>离子型碳化物</w:t>
+            </w:r>
+            <w:r>
+              <w:rPr>
+                <w:rFonts w:hint="eastAsia" w:ascii="Times New Roman" w:hAnsi="Times New Roman" w:eastAsia="Times New Roman" w:cs="Times New Roman"/>
+              </w:rPr>
+              <w:t>）</w:t>
+            </w:r>
+          </w:p>
+        </w:tc>
+      </w:tr>
     </w:tbl>
-    <w:bookmarkEnd w:id="39"/>
-    <w:bookmarkStart w:id="40" w:name="推断四步法"/>
+    <w:bookmarkEnd w:id="41"/>
+    <w:bookmarkStart w:id="42" w:name="推断四步法"/>
     <w:p>
       <w:pPr>
         <w:pStyle w:val="Heading3"/>
@@ -21734,9 +25019,9 @@
         </w:pict>
       </w:r>
     </w:p>
-    <w:bookmarkEnd w:id="40"/>
-    <w:bookmarkEnd w:id="41"/>
-    <w:bookmarkStart w:id="50" w:name="七典型例题"/>
+    <w:bookmarkEnd w:id="42"/>
+    <w:bookmarkEnd w:id="43"/>
+    <w:bookmarkStart w:id="61" w:name="七典型例题"/>
     <w:p>
       <w:pPr>
         <w:pStyle w:val="Heading2"/>
@@ -21761,7 +25046,7 @@
         <w:t>典型例题</w:t>
       </w:r>
     </w:p>
-    <w:bookmarkStart w:id="42" w:name="例题-1li-电极电势-vs-活泼性"/>
+    <w:bookmarkStart w:id="44" w:name="例题-1li-电极电势-vs-活泼性"/>
     <w:p>
       <w:pPr>
         <w:pStyle w:val="Heading3"/>
@@ -22557,8 +25842,8 @@
         <w:t xml:space="preserve">。</w:t>
       </w:r>
     </w:p>
-    <w:bookmarkEnd w:id="42"/>
-    <w:bookmarkStart w:id="43" w:name="例题-2na₂o₂-与酸反应"/>
+    <w:bookmarkEnd w:id="44"/>
+    <w:bookmarkStart w:id="45" w:name="例题-2na₂o₂-与酸反应"/>
     <w:p>
       <w:pPr>
         <w:pStyle w:val="Heading3"/>
@@ -23444,8 +26729,8 @@
         <w:t>。</w:t>
       </w:r>
     </w:p>
-    <w:bookmarkEnd w:id="43"/>
-    <w:bookmarkStart w:id="44" w:name="例题-3对角线规则beoh₂-两性"/>
+    <w:bookmarkEnd w:id="45"/>
+    <w:bookmarkStart w:id="46" w:name="例题-3对角线规则beoh₂-两性"/>
     <w:p>
       <w:pPr>
         <w:pStyle w:val="Heading3"/>
@@ -23985,8 +27270,8 @@
         <w:t>。</w:t>
       </w:r>
     </w:p>
-    <w:bookmarkEnd w:id="44"/>
-    <w:bookmarkStart w:id="45" w:name="例题-4xe-化合物-vsepr-综合"/>
+    <w:bookmarkEnd w:id="46"/>
+    <w:bookmarkStart w:id="47" w:name="例题-4xe-化合物-vsepr-综合"/>
     <w:p>
       <w:pPr>
         <w:pStyle w:val="Heading3"/>
@@ -25007,8 +28292,8 @@
         </w:tc>
       </w:tr>
     </w:tbl>
-    <w:bookmarkEnd w:id="45"/>
-    <w:bookmarkStart w:id="46" w:name="例题-5碳酸盐热稳定性"/>
+    <w:bookmarkEnd w:id="47"/>
+    <w:bookmarkStart w:id="48" w:name="例题-5碳酸盐热稳定性"/>
     <w:p>
       <w:pPr>
         <w:pStyle w:val="Heading3"/>
@@ -26176,8 +29461,8 @@
         <w:t>）。</w:t>
       </w:r>
     </w:p>
-    <w:bookmarkEnd w:id="46"/>
-    <w:bookmarkStart w:id="47" w:name="例题-6k-的制备沸点差"/>
+    <w:bookmarkEnd w:id="48"/>
+    <w:bookmarkStart w:id="49" w:name="例题-6k-的制备沸点差"/>
     <w:p>
       <w:pPr>
         <w:pStyle w:val="Heading3"/>
@@ -26703,8 +29988,8 @@
         <w:t>。</w:t>
       </w:r>
     </w:p>
-    <w:bookmarkEnd w:id="47"/>
-    <w:bookmarkStart w:id="48" w:name="例题-7碱金属难溶盐鉴别"/>
+    <w:bookmarkEnd w:id="49"/>
+    <w:bookmarkStart w:id="50" w:name="例题-7碱金属难溶盐鉴别"/>
     <w:p>
       <w:pPr>
         <w:pStyle w:val="Heading3"/>
@@ -27384,8 +30669,8 @@
         <w:t>。</w:t>
       </w:r>
     </w:p>
-    <w:bookmarkEnd w:id="48"/>
-    <w:bookmarkStart w:id="49" w:name="例题-8xe-化合物晶胞-vsepr-39届"/>
+    <w:bookmarkEnd w:id="50"/>
+    <w:bookmarkStart w:id="60" w:name="例题-839-届初赛第-5-题xefₓ-晶胞计数"/>
     <w:p>
       <w:pPr>
         <w:pStyle w:val="Heading3"/>
@@ -27407,7 +30692,7 @@
         <w:rPr>
           <w:rFonts w:hint="eastAsia" w:ascii="Times New Roman" w:hAnsi="Times New Roman" w:eastAsia="Times New Roman" w:cs="Times New Roman"/>
         </w:rPr>
-        <w:t xml:space="preserve">8（Xe</w:t>
+        <w:t xml:space="preserve">8（39</w:t>
       </w:r>
       <w:r>
         <w:rPr>
@@ -27419,25 +30704,44 @@
         <w:rPr>
           <w:rFonts w:hint="eastAsia" w:ascii="Times New Roman" w:hAnsi="Times New Roman" w:eastAsia="SimHei" w:cs="Times New Roman"/>
         </w:rPr>
-        <w:t xml:space="preserve">化合物晶胞</w:t>
-      </w:r>
-      <w:r>
-        <w:rPr>
-          <w:rFonts w:ascii="Times New Roman" w:hAnsi="Times New Roman" w:eastAsia="Times New Roman" w:cs="Times New Roman"/>
-        </w:rPr>
-        <w:t xml:space="preserve"> + VSEPR · </w:t>
-      </w:r>
-      <w:r>
-        <w:rPr>
-          <w:rFonts w:hint="eastAsia" w:ascii="Times New Roman" w:hAnsi="Times New Roman" w:eastAsia="Times New Roman" w:cs="Times New Roman"/>
-        </w:rPr>
-        <w:t>39</w:t>
+        <w:t xml:space="preserve">届初赛第</w:t>
+      </w:r>
+      <w:r>
+        <w:rPr>
+          <w:rFonts w:ascii="Times New Roman" w:hAnsi="Times New Roman" w:eastAsia="Times New Roman" w:cs="Times New Roman"/>
+        </w:rPr>
+        <w:t xml:space="preserve"> 5 </w:t>
       </w:r>
       <w:r>
         <w:rPr>
           <w:rFonts w:hint="eastAsia" w:ascii="Times New Roman" w:hAnsi="Times New Roman" w:eastAsia="SimHei" w:cs="Times New Roman"/>
         </w:rPr>
-        <w:t>届</w:t>
+        <w:t>题</w:t>
+      </w:r>
+      <w:r>
+        <w:rPr>
+          <w:rFonts w:hint="eastAsia" w:ascii="Times New Roman" w:hAnsi="Times New Roman" w:eastAsia="Times New Roman" w:cs="Times New Roman"/>
+        </w:rPr>
+        <w:t>：XeF</w:t>
+      </w:r>
+      <w:r>
+        <w:rPr>
+          <w:rFonts w:hint="eastAsia" w:ascii="Times New Roman" w:hAnsi="Times New Roman" w:eastAsia="Times New Roman" w:cs="Times New Roman"/>
+          <w:vertAlign w:val="subscript"/>
+        </w:rPr>
+        <w:t>x</w:t>
+      </w:r>
+      <w:r>
+        <w:rPr>
+          <w:rFonts w:ascii="Times New Roman" w:hAnsi="Times New Roman" w:eastAsia="Times New Roman" w:cs="Times New Roman"/>
+        </w:rPr>
+        <w:t xml:space="preserve"> </w:t>
+      </w:r>
+      <w:r>
+        <w:rPr>
+          <w:rFonts w:hint="eastAsia" w:ascii="Times New Roman" w:hAnsi="Times New Roman" w:eastAsia="SimHei" w:cs="Times New Roman"/>
+        </w:rPr>
+        <w:t>晶胞计数</w:t>
       </w:r>
       <w:r>
         <w:rPr>
@@ -27462,98 +30766,598 @@
         <w:rPr>
           <w:rFonts w:hint="eastAsia" w:ascii="Times New Roman" w:hAnsi="Times New Roman" w:eastAsia="Times New Roman" w:cs="Times New Roman"/>
         </w:rPr>
+        <w:t>（</w:t>
+      </w:r>
+      <w:r>
+        <w:rPr>
+          <w:rFonts w:hint="eastAsia" w:ascii="Times New Roman" w:hAnsi="Times New Roman" w:eastAsia="FangSong" w:cs="Times New Roman"/>
+        </w:rPr>
+        <w:t>完整题面</w:t>
+      </w:r>
+      <w:r>
+        <w:rPr>
+          <w:rFonts w:hint="eastAsia" w:ascii="Times New Roman" w:hAnsi="Times New Roman" w:eastAsia="Times New Roman" w:cs="Times New Roman"/>
+        </w:rPr>
+        <w:t>·39</w:t>
+      </w:r>
+      <w:r>
+        <w:rPr>
+          <w:rFonts w:ascii="Times New Roman" w:hAnsi="Times New Roman" w:eastAsia="Times New Roman" w:cs="Times New Roman"/>
+        </w:rPr>
+        <w:t xml:space="preserve"> </w:t>
+      </w:r>
+      <w:r>
+        <w:rPr>
+          <w:rFonts w:hint="eastAsia" w:ascii="Times New Roman" w:hAnsi="Times New Roman" w:eastAsia="FangSong" w:cs="Times New Roman"/>
+        </w:rPr>
+        <w:t xml:space="preserve">届初赛第</w:t>
+      </w:r>
+      <w:r>
+        <w:rPr>
+          <w:rFonts w:ascii="Times New Roman" w:hAnsi="Times New Roman" w:eastAsia="Times New Roman" w:cs="Times New Roman"/>
+        </w:rPr>
+        <w:t xml:space="preserve"> 5.1 </w:t>
+      </w:r>
+      <w:r>
+        <w:rPr>
+          <w:rFonts w:hint="eastAsia" w:ascii="Times New Roman" w:hAnsi="Times New Roman" w:eastAsia="FangSong" w:cs="Times New Roman"/>
+        </w:rPr>
+        <w:t>题</w:t>
+      </w:r>
+      <w:r>
+        <w:rPr>
+          <w:rFonts w:hint="eastAsia" w:ascii="Times New Roman" w:hAnsi="Times New Roman" w:eastAsia="Times New Roman" w:cs="Times New Roman"/>
+        </w:rPr>
+        <w:t>）：</w:t>
+      </w:r>
+      <w:r>
+        <w:rPr>
+          <w:rFonts w:hint="eastAsia" w:ascii="Times New Roman" w:hAnsi="Times New Roman" w:eastAsia="FangSong" w:cs="Times New Roman"/>
+        </w:rPr>
+        <w:t>惰性气体在特定条件下可以形成各种化学键</w:t>
+      </w:r>
+      <w:r>
+        <w:rPr>
+          <w:rFonts w:hint="eastAsia" w:ascii="Times New Roman" w:hAnsi="Times New Roman" w:eastAsia="Times New Roman" w:cs="Times New Roman"/>
+        </w:rPr>
+        <w:t>，</w:t>
+      </w:r>
+      <w:r>
+        <w:rPr>
+          <w:rFonts w:hint="eastAsia" w:ascii="Times New Roman" w:hAnsi="Times New Roman" w:eastAsia="FangSong" w:cs="Times New Roman"/>
+        </w:rPr>
+        <w:t>其中以</w:t>
+      </w:r>
+      <w:r>
+        <w:rPr>
+          <w:rFonts w:ascii="Times New Roman" w:hAnsi="Times New Roman" w:eastAsia="Times New Roman" w:cs="Times New Roman"/>
+        </w:rPr>
+        <w:t xml:space="preserve"> Xe </w:t>
+      </w:r>
+      <w:r>
+        <w:rPr>
+          <w:rFonts w:hint="eastAsia" w:ascii="Times New Roman" w:hAnsi="Times New Roman" w:eastAsia="FangSong" w:cs="Times New Roman"/>
+        </w:rPr>
+        <w:t>形成的化合物最为常见</w:t>
+      </w:r>
+      <w:r>
+        <w:rPr>
+          <w:rFonts w:hint="eastAsia" w:ascii="Times New Roman" w:hAnsi="Times New Roman" w:eastAsia="Times New Roman" w:cs="Times New Roman"/>
+        </w:rPr>
+        <w:t>。</w:t>
+      </w:r>
+      <w:r>
+        <w:rPr>
+          <w:rFonts w:hint="eastAsia" w:ascii="Times New Roman" w:hAnsi="Times New Roman" w:eastAsia="FangSong" w:cs="Times New Roman"/>
+        </w:rPr>
+        <w:t>三种</w:t>
+      </w:r>
+      <w:r>
+        <w:rPr>
+          <w:rFonts w:ascii="Times New Roman" w:hAnsi="Times New Roman" w:eastAsia="Times New Roman" w:cs="Times New Roman"/>
+        </w:rPr>
+        <w:t xml:space="preserve"> </w:t>
+      </w:r>
+      <w:r>
+        <w:rPr>
+          <w:rFonts w:hint="eastAsia" w:ascii="Times New Roman" w:hAnsi="Times New Roman" w:eastAsia="Times New Roman" w:cs="Times New Roman"/>
+        </w:rPr>
+        <w:t>XeF</w:t>
+      </w:r>
+      <w:r>
+        <w:rPr>
+          <w:rFonts w:hint="eastAsia" w:ascii="Times New Roman" w:hAnsi="Times New Roman" w:eastAsia="Times New Roman" w:cs="Times New Roman"/>
+          <w:vertAlign w:val="subscript"/>
+        </w:rPr>
+        <w:t>x</w:t>
+      </w:r>
+      <w:r>
+        <w:rPr>
+          <w:rFonts w:hint="eastAsia" w:ascii="Times New Roman" w:hAnsi="Times New Roman" w:eastAsia="Times New Roman" w:cs="Times New Roman"/>
+        </w:rPr>
+        <w:t>（A、B</w:t>
+      </w:r>
+      <w:r>
+        <w:rPr>
+          <w:rFonts w:ascii="Times New Roman" w:hAnsi="Times New Roman" w:eastAsia="Times New Roman" w:cs="Times New Roman"/>
+        </w:rPr>
+        <w:t xml:space="preserve"> </w:t>
+      </w:r>
+      <w:r>
+        <w:rPr>
+          <w:rFonts w:hint="eastAsia" w:ascii="Times New Roman" w:hAnsi="Times New Roman" w:eastAsia="FangSong" w:cs="Times New Roman"/>
+        </w:rPr>
+        <w:t xml:space="preserve">和</w:t>
+      </w:r>
+      <w:r>
+        <w:rPr>
+          <w:rFonts w:ascii="Times New Roman" w:hAnsi="Times New Roman" w:eastAsia="Times New Roman" w:cs="Times New Roman"/>
+        </w:rPr>
+        <w:t xml:space="preserve"> </w:t>
+      </w:r>
+      <w:r>
+        <w:rPr>
+          <w:rFonts w:hint="eastAsia" w:ascii="Times New Roman" w:hAnsi="Times New Roman" w:eastAsia="Times New Roman" w:cs="Times New Roman"/>
+        </w:rPr>
+        <w:t>C）</w:t>
+      </w:r>
+      <w:r>
+        <w:rPr>
+          <w:rFonts w:hint="eastAsia" w:ascii="Times New Roman" w:hAnsi="Times New Roman" w:eastAsia="FangSong" w:cs="Times New Roman"/>
+        </w:rPr>
+        <w:t>的晶胞结构如下图所示</w:t>
+      </w:r>
+      <w:r>
+        <w:rPr>
+          <w:rFonts w:hint="eastAsia" w:ascii="Times New Roman" w:hAnsi="Times New Roman" w:eastAsia="Times New Roman" w:cs="Times New Roman"/>
+        </w:rPr>
+        <w:t>，</w:t>
+      </w:r>
+      <w:r>
+        <w:rPr>
+          <w:rFonts w:hint="eastAsia" w:ascii="Times New Roman" w:hAnsi="Times New Roman" w:eastAsia="FangSong" w:cs="Times New Roman"/>
+        </w:rPr>
+        <w:t>其中大球为</w:t>
+      </w:r>
+      <w:r>
+        <w:rPr>
+          <w:rFonts w:ascii="Times New Roman" w:hAnsi="Times New Roman" w:eastAsia="Times New Roman" w:cs="Times New Roman"/>
+        </w:rPr>
+        <w:t xml:space="preserve"> </w:t>
+      </w:r>
+      <w:r>
+        <w:rPr>
+          <w:rFonts w:hint="eastAsia" w:ascii="Times New Roman" w:hAnsi="Times New Roman" w:eastAsia="Times New Roman" w:cs="Times New Roman"/>
+        </w:rPr>
+        <w:t>Xe，</w:t>
+      </w:r>
+      <w:r>
+        <w:rPr>
+          <w:rFonts w:hint="eastAsia" w:ascii="Times New Roman" w:hAnsi="Times New Roman" w:eastAsia="FangSong" w:cs="Times New Roman"/>
+        </w:rPr>
+        <w:t>小球为</w:t>
+      </w:r>
+      <w:r>
+        <w:rPr>
+          <w:rFonts w:ascii="Times New Roman" w:hAnsi="Times New Roman" w:eastAsia="Times New Roman" w:cs="Times New Roman"/>
+        </w:rPr>
+        <w:t xml:space="preserve"> F。</w:t>
+      </w:r>
+      <w:r>
+        <w:rPr>
+          <w:rFonts w:hint="eastAsia" w:ascii="Times New Roman" w:hAnsi="Times New Roman" w:eastAsia="FangSong" w:cs="Times New Roman"/>
+          <w:b/>
+          <w:bCs/>
+        </w:rPr>
+        <w:t>写出三种晶体的化学组成</w:t>
+      </w:r>
+      <w:r>
+        <w:rPr>
+          <w:rFonts w:hint="eastAsia" w:ascii="Times New Roman" w:hAnsi="Times New Roman" w:eastAsia="Times New Roman" w:cs="Times New Roman"/>
+          <w:b/>
+          <w:bCs/>
+        </w:rPr>
+        <w:t>。</w:t>
+      </w:r>
+      <w:r>
+        <w:rPr>
+          <w:rFonts w:hint="eastAsia" w:ascii="Times New Roman" w:hAnsi="Times New Roman" w:eastAsia="Times New Roman" w:cs="Times New Roman"/>
+        </w:rPr>
+        <w:t>（</w:t>
+      </w:r>
+      <w:r>
+        <w:rPr>
+          <w:rFonts w:hint="eastAsia" w:ascii="Times New Roman" w:hAnsi="Times New Roman" w:eastAsia="FangSong" w:cs="Times New Roman"/>
+        </w:rPr>
+        <w:t>提示</w:t>
+      </w:r>
+      <w:r>
+        <w:rPr>
+          <w:rFonts w:hint="eastAsia" w:ascii="Times New Roman" w:hAnsi="Times New Roman" w:eastAsia="Times New Roman" w:cs="Times New Roman"/>
+        </w:rPr>
         <w:t>：</w:t>
       </w:r>
       <w:r>
         <w:rPr>
           <w:rFonts w:hint="eastAsia" w:ascii="Times New Roman" w:hAnsi="Times New Roman" w:eastAsia="FangSong" w:cs="Times New Roman"/>
         </w:rPr>
-        <w:t>氙的氟化物</w:t>
-      </w:r>
-      <w:r>
-        <w:rPr>
-          <w:rFonts w:hint="eastAsia" w:ascii="Times New Roman" w:hAnsi="Times New Roman" w:eastAsia="Times New Roman" w:cs="Times New Roman"/>
-        </w:rPr>
-        <w:t>（39</w:t>
-      </w:r>
-      <w:r>
-        <w:rPr>
-          <w:rFonts w:ascii="Times New Roman" w:hAnsi="Times New Roman" w:eastAsia="Times New Roman" w:cs="Times New Roman"/>
+        <w:t>本题投影图均为一个晶胞</w:t>
+      </w:r>
+      <w:r>
+        <w:rPr>
+          <w:rFonts w:hint="eastAsia" w:ascii="Times New Roman" w:hAnsi="Times New Roman" w:eastAsia="Times New Roman" w:cs="Times New Roman"/>
+        </w:rPr>
+        <w:t>，</w:t>
+      </w:r>
+      <w:r>
+        <w:rPr>
+          <w:rFonts w:hint="eastAsia" w:ascii="Times New Roman" w:hAnsi="Times New Roman" w:eastAsia="FangSong" w:cs="Times New Roman"/>
+        </w:rPr>
+        <w:t>不含晶胞外的原子</w:t>
+      </w:r>
+      <w:r>
+        <w:rPr>
+          <w:rFonts w:hint="eastAsia" w:ascii="Times New Roman" w:hAnsi="Times New Roman" w:eastAsia="Times New Roman" w:cs="Times New Roman"/>
+        </w:rPr>
+        <w:t>。）</w:t>
+      </w:r>
+    </w:p>
+    <w:p>
+      <w:pPr>
+        <w:pStyle w:val="BlockText"/>
+        <w:spacing w:before="160" w:after="80"/>
+        <w:jc w:val="center"/>
+      </w:pPr>
+      <w:r>
+        <w:rPr>
+          <w:rFonts w:ascii="Times New Roman" w:hAnsi="Times New Roman" w:eastAsia="FangSong" w:cs="Times New Roman"/>
+          <w:b w:val="0"/>
+          <w:i w:val="0"/>
+          <w:sz w:val="21"/>
+        </w:rPr>
+        <w:drawing>
+          <wp:inline>
+            <wp:extent cx="2520000" cy="3714312"/>
+            <wp:effectExtent b="0" l="0" r="0" t="0"/>
+            <wp:docPr descr="" title="" id="52" name="Picture"/>
+            <a:graphic>
+              <a:graphicData uri="http://schemas.openxmlformats.org/drawingml/2006/picture">
+                <pic:pic>
+                  <pic:nvPicPr>
+                    <pic:cNvPr descr="e36beb4ca6eb23168f5859ff01a0673026a007749d9e60b1e8600f7deac6a02b.jpg" id="53" name="Picture"/>
+                    <pic:cNvPicPr>
+                      <a:picLocks noChangeArrowheads="1" noChangeAspect="1"/>
+                    </pic:cNvPicPr>
+                  </pic:nvPicPr>
+                  <pic:blipFill>
+                    <a:blip r:embed="rId51"/>
+                    <a:stretch>
+                      <a:fillRect/>
+                    </a:stretch>
+                  </pic:blipFill>
+                  <pic:spPr bwMode="auto">
+                    <a:xfrm>
+                      <a:off x="0" y="0"/>
+                      <a:ext cx="2520000" cy="3714312"/>
+                    </a:xfrm>
+                    <a:prstGeom prst="rect">
+                      <a:avLst/>
+                    </a:prstGeom>
+                    <a:noFill/>
+                    <a:ln w="9525">
+                      <a:noFill/>
+                      <a:headEnd/>
+                      <a:tailEnd/>
+                    </a:ln>
+                  </pic:spPr>
+                </pic:pic>
+              </a:graphicData>
+            </a:graphic>
+          </wp:inline>
+        </w:drawing>
+      </w:r>
+      <w:r>
+        <w:rPr>
+          <w:rFonts w:ascii="Times New Roman" w:hAnsi="Times New Roman" w:eastAsia="FangSong" w:cs="Times New Roman"/>
+          <w:b w:val="0"/>
+          <w:i w:val="0"/>
+          <w:sz w:val="21"/>
         </w:rPr>
         <w:t xml:space="preserve"> </w:t>
       </w:r>
       <w:r>
         <w:rPr>
-          <w:rFonts w:hint="eastAsia" w:ascii="Times New Roman" w:hAnsi="Times New Roman" w:eastAsia="FangSong" w:cs="Times New Roman"/>
-        </w:rPr>
-        <w:t>届初赛</w:t>
-      </w:r>
-      <w:r>
-        <w:rPr>
-          <w:rFonts w:hint="eastAsia" w:ascii="Times New Roman" w:hAnsi="Times New Roman" w:eastAsia="Times New Roman" w:cs="Times New Roman"/>
-        </w:rPr>
-        <w:t>）：</w:t>
-      </w:r>
-      <w:r>
-        <w:rPr>
-          <w:rFonts w:hint="eastAsia" w:ascii="Times New Roman" w:hAnsi="Times New Roman" w:eastAsia="FangSong" w:cs="Times New Roman"/>
-        </w:rPr>
-        <w:t>给出</w:t>
-      </w:r>
-      <w:r>
-        <w:rPr>
-          <w:rFonts w:ascii="Times New Roman" w:hAnsi="Times New Roman" w:eastAsia="Times New Roman" w:cs="Times New Roman"/>
+          <w:rFonts w:ascii="Times New Roman" w:hAnsi="Times New Roman" w:eastAsia="FangSong" w:cs="Times New Roman"/>
+          <w:b w:val="0"/>
+          <w:i w:val="0"/>
+          <w:sz w:val="21"/>
+        </w:rPr>
+        <w:drawing>
+          <wp:inline>
+            <wp:extent cx="3240000" cy="3478235"/>
+            <wp:effectExtent b="0" l="0" r="0" t="0"/>
+            <wp:docPr descr="" title="" id="55" name="Picture"/>
+            <a:graphic>
+              <a:graphicData uri="http://schemas.openxmlformats.org/drawingml/2006/picture">
+                <pic:pic>
+                  <pic:nvPicPr>
+                    <pic:cNvPr descr="f16a3f0ebaa5c6f3de09e8008595197e97262f0979878139d1c7dcfa2c3c61cc.jpg" id="56" name="Picture"/>
+                    <pic:cNvPicPr>
+                      <a:picLocks noChangeArrowheads="1" noChangeAspect="1"/>
+                    </pic:cNvPicPr>
+                  </pic:nvPicPr>
+                  <pic:blipFill>
+                    <a:blip r:embed="rId54"/>
+                    <a:stretch>
+                      <a:fillRect/>
+                    </a:stretch>
+                  </pic:blipFill>
+                  <pic:spPr bwMode="auto">
+                    <a:xfrm>
+                      <a:off x="0" y="0"/>
+                      <a:ext cx="3240000" cy="3478235"/>
+                    </a:xfrm>
+                    <a:prstGeom prst="rect">
+                      <a:avLst/>
+                    </a:prstGeom>
+                    <a:noFill/>
+                    <a:ln w="9525">
+                      <a:noFill/>
+                      <a:headEnd/>
+                      <a:tailEnd/>
+                    </a:ln>
+                  </pic:spPr>
+                </pic:pic>
+              </a:graphicData>
+            </a:graphic>
+          </wp:inline>
+        </w:drawing>
+      </w:r>
+      <w:r>
+        <w:rPr>
+          <w:rFonts w:ascii="Times New Roman" w:hAnsi="Times New Roman" w:eastAsia="FangSong" w:cs="Times New Roman"/>
+          <w:b w:val="0"/>
+          <w:i w:val="0"/>
+          <w:sz w:val="21"/>
+        </w:rPr>
+        <w:t xml:space="preserve"> </w:t>
+      </w:r>
+      <w:r>
+        <w:rPr>
+          <w:rFonts w:ascii="Times New Roman" w:hAnsi="Times New Roman" w:eastAsia="FangSong" w:cs="Times New Roman"/>
+          <w:b w:val="0"/>
+          <w:i w:val="0"/>
+          <w:sz w:val="21"/>
+        </w:rPr>
+        <w:drawing>
+          <wp:inline>
+            <wp:extent cx="3240000" cy="3272400"/>
+            <wp:effectExtent b="0" l="0" r="0" t="0"/>
+            <wp:docPr descr="" title="" id="58" name="Picture"/>
+            <a:graphic>
+              <a:graphicData uri="http://schemas.openxmlformats.org/drawingml/2006/picture">
+                <pic:pic>
+                  <pic:nvPicPr>
+                    <pic:cNvPr descr="e3a2925f6e1e2c5603f9b5dbd29f2ff8cda529a1eb50465de8af14d3aa117f96.jpg" id="59" name="Picture"/>
+                    <pic:cNvPicPr>
+                      <a:picLocks noChangeArrowheads="1" noChangeAspect="1"/>
+                    </pic:cNvPicPr>
+                  </pic:nvPicPr>
+                  <pic:blipFill>
+                    <a:blip r:embed="rId57"/>
+                    <a:stretch>
+                      <a:fillRect/>
+                    </a:stretch>
+                  </pic:blipFill>
+                  <pic:spPr bwMode="auto">
+                    <a:xfrm>
+                      <a:off x="0" y="0"/>
+                      <a:ext cx="3240000" cy="3272400"/>
+                    </a:xfrm>
+                    <a:prstGeom prst="rect">
+                      <a:avLst/>
+                    </a:prstGeom>
+                    <a:noFill/>
+                    <a:ln w="9525">
+                      <a:noFill/>
+                      <a:headEnd/>
+                      <a:tailEnd/>
+                    </a:ln>
+                  </pic:spPr>
+                </pic:pic>
+              </a:graphicData>
+            </a:graphic>
+          </wp:inline>
+        </w:drawing>
+      </w:r>
+      <w:r>
+        <w:rPr>
+          <w:rFonts w:ascii="Times New Roman" w:hAnsi="Times New Roman" w:eastAsia="FangSong" w:cs="Times New Roman"/>
+          <w:b w:val="0"/>
+          <w:i w:val="0"/>
+          <w:sz w:val="21"/>
+        </w:rPr>
+        <w:t xml:space="preserve"> </w:t>
+      </w:r>
+      <w:r>
+        <w:rPr>
+          <w:rFonts w:hint="eastAsia" w:ascii="Times New Roman" w:hAnsi="Times New Roman" w:eastAsia="FangSong" w:cs="Times New Roman"/>
+          <w:b w:val="0"/>
+          <w:i w:val="0"/>
+          <w:iCs/>
+          <w:sz w:val="21"/>
+        </w:rPr>
+        <w:t xml:space="preserve">图</w:t>
+      </w:r>
+      <w:r>
+        <w:rPr>
+          <w:rFonts w:ascii="Times New Roman" w:hAnsi="Times New Roman" w:eastAsia="FangSong" w:cs="Times New Roman"/>
+          <w:b w:val="0"/>
+          <w:i w:val="0"/>
+          <w:iCs/>
+          <w:sz w:val="21"/>
+        </w:rPr>
+        <w:t xml:space="preserve"> 2–4 </w:t>
+      </w:r>
+      <w:r>
+        <w:rPr>
+          <w:rFonts w:hint="eastAsia" w:ascii="Times New Roman" w:hAnsi="Times New Roman" w:eastAsia="FangSong" w:cs="Times New Roman"/>
+          <w:b w:val="0"/>
+          <w:i w:val="0"/>
+          <w:iCs/>
+          <w:sz w:val="21"/>
+        </w:rPr>
+        <w:t xml:space="preserve">三种</w:t>
+      </w:r>
+      <w:r>
+        <w:rPr>
+          <w:rFonts w:ascii="Times New Roman" w:hAnsi="Times New Roman" w:eastAsia="FangSong" w:cs="Times New Roman"/>
+          <w:b w:val="0"/>
+          <w:i w:val="0"/>
+          <w:iCs/>
+          <w:sz w:val="21"/>
         </w:rPr>
         <w:t xml:space="preserve"> XeF</w:t>
       </w:r>
       <w:r>
         <w:rPr>
-          <w:rFonts w:ascii="Times New Roman" w:hAnsi="Times New Roman" w:eastAsia="Times New Roman" w:cs="Times New Roman"/>
+          <w:rFonts w:ascii="Times New Roman" w:hAnsi="Times New Roman" w:eastAsia="FangSong" w:cs="Times New Roman"/>
+          <w:b w:val="0"/>
+          <w:i w:val="0"/>
+          <w:iCs/>
+          <w:sz w:val="21"/>
           <w:vertAlign w:val="subscript"/>
         </w:rPr>
         <w:t>x</w:t>
       </w:r>
       <w:r>
         <w:rPr>
-          <w:rFonts w:ascii="Times New Roman" w:hAnsi="Times New Roman" w:eastAsia="Times New Roman" w:cs="Times New Roman"/>
+          <w:rFonts w:ascii="Times New Roman" w:hAnsi="Times New Roman" w:eastAsia="FangSong" w:cs="Times New Roman"/>
+          <w:b w:val="0"/>
+          <w:i w:val="0"/>
+          <w:iCs/>
+          <w:sz w:val="21"/>
         </w:rPr>
         <w:t xml:space="preserve"> </w:t>
       </w:r>
       <w:r>
         <w:rPr>
           <w:rFonts w:hint="eastAsia" w:ascii="Times New Roman" w:hAnsi="Times New Roman" w:eastAsia="FangSong" w:cs="Times New Roman"/>
-        </w:rPr>
-        <w:t>晶胞组成与结构信息</w:t>
-      </w:r>
-      <w:r>
-        <w:rPr>
-          <w:rFonts w:hint="eastAsia" w:ascii="Times New Roman" w:hAnsi="Times New Roman" w:eastAsia="Times New Roman" w:cs="Times New Roman"/>
-        </w:rPr>
-        <w:t>。(1)</w:t>
-      </w:r>
-      <w:r>
-        <w:rPr>
-          <w:rFonts w:ascii="Times New Roman" w:hAnsi="Times New Roman" w:eastAsia="Times New Roman" w:cs="Times New Roman"/>
+          <w:b w:val="0"/>
+          <w:i w:val="0"/>
+          <w:iCs/>
+          <w:sz w:val="21"/>
+        </w:rPr>
+        <w:t>晶胞</w:t>
+      </w:r>
+      <w:r>
+        <w:rPr>
+          <w:rFonts w:hint="eastAsia" w:ascii="Times New Roman" w:hAnsi="Times New Roman" w:eastAsia="FangSong" w:cs="Times New Roman"/>
+          <w:b w:val="0"/>
+          <w:i w:val="0"/>
+          <w:iCs/>
+          <w:sz w:val="21"/>
+        </w:rPr>
+        <w:t>（</w:t>
+      </w:r>
+      <w:r>
+        <w:rPr>
+          <w:rFonts w:hint="eastAsia" w:ascii="Times New Roman" w:hAnsi="Times New Roman" w:eastAsia="FangSong" w:cs="Times New Roman"/>
+          <w:b w:val="0"/>
+          <w:i w:val="0"/>
+          <w:iCs/>
+          <w:sz w:val="21"/>
+        </w:rPr>
+        <w:t>大球</w:t>
+      </w:r>
+      <w:r>
+        <w:rPr>
+          <w:rFonts w:ascii="Times New Roman" w:hAnsi="Times New Roman" w:eastAsia="FangSong" w:cs="Times New Roman"/>
+          <w:b w:val="0"/>
+          <w:i w:val="0"/>
+          <w:iCs/>
+          <w:sz w:val="21"/>
         </w:rPr>
         <w:t xml:space="preserve"> </w:t>
       </w:r>
       <w:r>
         <w:rPr>
           <w:rFonts w:hint="eastAsia" w:ascii="Times New Roman" w:hAnsi="Times New Roman" w:eastAsia="FangSong" w:cs="Times New Roman"/>
-        </w:rPr>
-        <w:t xml:space="preserve">由晶胞确定化学式中的</w:t>
-      </w:r>
-      <w:r>
-        <w:rPr>
-          <w:rFonts w:ascii="Times New Roman" w:hAnsi="Times New Roman" w:eastAsia="Times New Roman" w:cs="Times New Roman"/>
+          <w:b w:val="0"/>
+          <w:i w:val="0"/>
+          <w:iCs/>
+          <w:sz w:val="21"/>
+        </w:rPr>
+        <w:t>Xe、</w:t>
+      </w:r>
+      <w:r>
+        <w:rPr>
+          <w:rFonts w:hint="eastAsia" w:ascii="Times New Roman" w:hAnsi="Times New Roman" w:eastAsia="FangSong" w:cs="Times New Roman"/>
+          <w:b w:val="0"/>
+          <w:i w:val="0"/>
+          <w:iCs/>
+          <w:sz w:val="21"/>
+        </w:rPr>
+        <w:t>小球</w:t>
+      </w:r>
+      <w:r>
+        <w:rPr>
+          <w:rFonts w:ascii="Times New Roman" w:hAnsi="Times New Roman" w:eastAsia="FangSong" w:cs="Times New Roman"/>
+          <w:b w:val="0"/>
+          <w:i w:val="0"/>
+          <w:iCs/>
+          <w:sz w:val="21"/>
         </w:rPr>
         <w:t xml:space="preserve"> </w:t>
       </w:r>
       <w:r>
         <w:rPr>
-          <w:rFonts w:hint="eastAsia" w:ascii="Times New Roman" w:hAnsi="Times New Roman" w:eastAsia="Times New Roman" w:cs="Times New Roman"/>
-        </w:rPr>
-        <w:t xml:space="preserve">x；(2)</w:t>
+          <w:rFonts w:hint="eastAsia" w:ascii="Times New Roman" w:hAnsi="Times New Roman" w:eastAsia="FangSong" w:cs="Times New Roman"/>
+          <w:b w:val="0"/>
+          <w:i w:val="0"/>
+          <w:iCs/>
+          <w:sz w:val="21"/>
+        </w:rPr>
+        <w:t>F；</w:t>
+      </w:r>
+      <w:r>
+        <w:rPr>
+          <w:rFonts w:hint="eastAsia" w:ascii="Times New Roman" w:hAnsi="Times New Roman" w:eastAsia="FangSong" w:cs="Times New Roman"/>
+          <w:b w:val="0"/>
+          <w:i w:val="0"/>
+          <w:iCs/>
+          <w:sz w:val="21"/>
+        </w:rPr>
+        <w:t>不含晶胞外原子</w:t>
+      </w:r>
+      <w:r>
+        <w:rPr>
+          <w:rFonts w:hint="eastAsia" w:ascii="Times New Roman" w:hAnsi="Times New Roman" w:eastAsia="FangSong" w:cs="Times New Roman"/>
+          <w:b w:val="0"/>
+          <w:i w:val="0"/>
+          <w:iCs/>
+          <w:sz w:val="21"/>
+        </w:rPr>
+        <w:t>）</w:t>
+      </w:r>
+    </w:p>
+    <w:p>
+      <w:pPr>
+        <w:pStyle w:val="FirstParagraph"/>
+      </w:pPr>
+      <w:r>
+        <w:rPr>
+          <w:rFonts w:hint="eastAsia" w:ascii="Times New Roman" w:hAnsi="Times New Roman" w:eastAsia="FangSong" w:cs="Times New Roman"/>
+          <w:b/>
+          <w:bCs/>
+        </w:rPr>
+        <w:t xml:space="preserve">解答</w:t>
+      </w:r>
+      <w:r>
+        <w:rPr>
+          <w:rFonts w:hint="eastAsia" w:ascii="Times New Roman" w:hAnsi="Times New Roman" w:eastAsia="Times New Roman" w:cs="Times New Roman"/>
+        </w:rPr>
+        <w:t xml:space="preserve">：</w:t>
       </w:r>
       <w:r>
         <w:rPr>
@@ -27563,39 +31367,27 @@
       </w:r>
       <w:r>
         <w:rPr>
-          <w:rFonts w:hint="eastAsia" w:ascii="Times New Roman" w:hAnsi="Times New Roman" w:eastAsia="FangSong" w:cs="Times New Roman"/>
-        </w:rPr>
-        <w:t xml:space="preserve">用</w:t>
-      </w:r>
-      <w:r>
-        <w:rPr>
-          <w:rFonts w:ascii="Times New Roman" w:hAnsi="Times New Roman" w:eastAsia="Times New Roman" w:cs="Times New Roman"/>
-        </w:rPr>
-        <w:t xml:space="preserve"> VSEPR </w:t>
-      </w:r>
-      <w:r>
-        <w:rPr>
-          <w:rFonts w:hint="eastAsia" w:ascii="Times New Roman" w:hAnsi="Times New Roman" w:eastAsia="FangSong" w:cs="Times New Roman"/>
-        </w:rPr>
-        <w:t xml:space="preserve">推断中心</w:t>
-      </w:r>
-      <w:r>
-        <w:rPr>
-          <w:rFonts w:ascii="Times New Roman" w:hAnsi="Times New Roman" w:eastAsia="Times New Roman" w:cs="Times New Roman"/>
-        </w:rPr>
-        <w:t xml:space="preserve"> Xe </w:t>
-      </w:r>
-      <w:r>
-        <w:rPr>
-          <w:rFonts w:hint="eastAsia" w:ascii="Times New Roman" w:hAnsi="Times New Roman" w:eastAsia="FangSong" w:cs="Times New Roman"/>
-        </w:rPr>
-        <w:t>的杂化与分子构型</w:t>
-      </w:r>
-      <w:r>
-        <w:rPr>
-          <w:rFonts w:hint="eastAsia" w:ascii="Times New Roman" w:hAnsi="Times New Roman" w:eastAsia="Times New Roman" w:cs="Times New Roman"/>
-        </w:rPr>
-        <w:t>；(3)</w:t>
+          <w:rFonts w:ascii="Times New Roman" w:hAnsi="Times New Roman" w:eastAsia="Times New Roman" w:cs="Times New Roman"/>
+        </w:rPr>
+        <w:t xml:space="preserve">1. </w:t>
+      </w:r>
+      <w:r>
+        <w:rPr>
+          <w:rFonts w:hint="eastAsia" w:ascii="Times New Roman" w:hAnsi="Times New Roman" w:eastAsia="FangSong" w:cs="Times New Roman"/>
+        </w:rPr>
+        <w:t>计数规则</w:t>
+      </w:r>
+      <w:r>
+        <w:rPr>
+          <w:rFonts w:hint="eastAsia" w:ascii="Times New Roman" w:hAnsi="Times New Roman" w:eastAsia="Times New Roman" w:cs="Times New Roman"/>
+        </w:rPr>
+        <w:t>：</w:t>
+      </w:r>
+      <w:r>
+        <w:rPr>
+          <w:rFonts w:hint="eastAsia" w:ascii="Times New Roman" w:hAnsi="Times New Roman" w:eastAsia="FangSong" w:cs="Times New Roman"/>
+        </w:rPr>
+        <w:t>顶点</w:t>
       </w:r>
       <w:r>
         <w:rPr>
@@ -27605,39 +31397,486 @@
       </w:r>
       <w:r>
         <w:rPr>
-          <w:rFonts w:hint="eastAsia" w:ascii="Times New Roman" w:hAnsi="Times New Roman" w:eastAsia="FangSong" w:cs="Times New Roman"/>
-        </w:rPr>
-        <w:t xml:space="preserve">分析</w:t>
-      </w:r>
-      <w:r>
-        <w:rPr>
-          <w:rFonts w:ascii="Times New Roman" w:hAnsi="Times New Roman" w:eastAsia="Times New Roman" w:cs="Times New Roman"/>
-        </w:rPr>
-        <w:t xml:space="preserve"> Xe—F </w:t>
-      </w:r>
-      <w:r>
-        <w:rPr>
-          <w:rFonts w:hint="eastAsia" w:ascii="Times New Roman" w:hAnsi="Times New Roman" w:eastAsia="FangSong" w:cs="Times New Roman"/>
-        </w:rPr>
-        <w:t xml:space="preserve">键长与</w:t>
-      </w:r>
-      <w:r>
-        <w:rPr>
-          <w:rFonts w:ascii="Times New Roman" w:hAnsi="Times New Roman" w:eastAsia="Times New Roman" w:cs="Times New Roman"/>
-        </w:rPr>
-        <w:t xml:space="preserve"> Xe </w:t>
-      </w:r>
-      <w:r>
-        <w:rPr>
-          <w:rFonts w:hint="eastAsia" w:ascii="Times New Roman" w:hAnsi="Times New Roman" w:eastAsia="FangSong" w:cs="Times New Roman"/>
-        </w:rPr>
-        <w:t>氧化态的关系</w:t>
-      </w:r>
-      <w:r>
-        <w:rPr>
-          <w:rFonts w:hint="eastAsia" w:ascii="Times New Roman" w:hAnsi="Times New Roman" w:eastAsia="Times New Roman" w:cs="Times New Roman"/>
-        </w:rPr>
-        <w:t>。</w:t>
+          <w:rFonts w:hint="eastAsia" w:ascii="Times New Roman" w:hAnsi="Times New Roman" w:eastAsia="Times New Roman" w:cs="Times New Roman"/>
+        </w:rPr>
+        <w:t>×1/8、</w:t>
+      </w:r>
+      <w:r>
+        <w:rPr>
+          <w:rFonts w:hint="eastAsia" w:ascii="Times New Roman" w:hAnsi="Times New Roman" w:eastAsia="FangSong" w:cs="Times New Roman"/>
+        </w:rPr>
+        <w:t>棱</w:t>
+      </w:r>
+      <w:r>
+        <w:rPr>
+          <w:rFonts w:ascii="Times New Roman" w:hAnsi="Times New Roman" w:eastAsia="Times New Roman" w:cs="Times New Roman"/>
+        </w:rPr>
+        <w:t xml:space="preserve"> </w:t>
+      </w:r>
+      <w:r>
+        <w:rPr>
+          <w:rFonts w:hint="eastAsia" w:ascii="Times New Roman" w:hAnsi="Times New Roman" w:eastAsia="Times New Roman" w:cs="Times New Roman"/>
+        </w:rPr>
+        <w:t>×1/4、</w:t>
+      </w:r>
+      <w:r>
+        <w:rPr>
+          <w:rFonts w:hint="eastAsia" w:ascii="Times New Roman" w:hAnsi="Times New Roman" w:eastAsia="FangSong" w:cs="Times New Roman"/>
+        </w:rPr>
+        <w:t>面</w:t>
+      </w:r>
+      <w:r>
+        <w:rPr>
+          <w:rFonts w:ascii="Times New Roman" w:hAnsi="Times New Roman" w:eastAsia="Times New Roman" w:cs="Times New Roman"/>
+        </w:rPr>
+        <w:t xml:space="preserve"> </w:t>
+      </w:r>
+      <w:r>
+        <w:rPr>
+          <w:rFonts w:hint="eastAsia" w:ascii="Times New Roman" w:hAnsi="Times New Roman" w:eastAsia="Times New Roman" w:cs="Times New Roman"/>
+        </w:rPr>
+        <w:t>×1/2、</w:t>
+      </w:r>
+      <w:r>
+        <w:rPr>
+          <w:rFonts w:hint="eastAsia" w:ascii="Times New Roman" w:hAnsi="Times New Roman" w:eastAsia="FangSong" w:cs="Times New Roman"/>
+        </w:rPr>
+        <w:t>内部</w:t>
+      </w:r>
+      <w:r>
+        <w:rPr>
+          <w:rFonts w:ascii="Times New Roman" w:hAnsi="Times New Roman" w:eastAsia="Times New Roman" w:cs="Times New Roman"/>
+        </w:rPr>
+        <w:t xml:space="preserve"> ×1</w:t>
+      </w:r>
+      <w:r>
+        <w:rPr>
+          <w:rFonts w:ascii="Times New Roman" w:hAnsi="Times New Roman" w:eastAsia="Times New Roman" w:cs="Times New Roman"/>
+        </w:rPr>
+        <w:t xml:space="preserve"> </w:t>
+      </w:r>
+      <w:r>
+        <w:rPr>
+          <w:rFonts w:ascii="Times New Roman" w:hAnsi="Times New Roman" w:eastAsia="Times New Roman" w:cs="Times New Roman"/>
+        </w:rPr>
+        <w:t xml:space="preserve">2. </w:t>
+      </w:r>
+      <w:r>
+        <w:rPr>
+          <w:rFonts w:hint="eastAsia" w:ascii="Times New Roman" w:hAnsi="Times New Roman" w:eastAsia="Times New Roman" w:cs="Times New Roman"/>
+        </w:rPr>
+        <w:t>A：</w:t>
+      </w:r>
+      <w:r>
+        <w:rPr>
+          <w:rFonts w:hint="eastAsia" w:ascii="Times New Roman" w:hAnsi="Times New Roman" w:eastAsia="FangSong" w:cs="Times New Roman"/>
+        </w:rPr>
+        <w:t>晶胞含</w:t>
+      </w:r>
+      <w:r>
+        <w:rPr>
+          <w:rFonts w:ascii="Times New Roman" w:hAnsi="Times New Roman" w:eastAsia="Times New Roman" w:cs="Times New Roman"/>
+        </w:rPr>
+        <w:t xml:space="preserve"> 2 </w:t>
+      </w:r>
+      <w:r>
+        <w:rPr>
+          <w:rFonts w:hint="eastAsia" w:ascii="Times New Roman" w:hAnsi="Times New Roman" w:eastAsia="FangSong" w:cs="Times New Roman"/>
+        </w:rPr>
+        <w:t xml:space="preserve">个</w:t>
+      </w:r>
+      <w:r>
+        <w:rPr>
+          <w:rFonts w:ascii="Times New Roman" w:hAnsi="Times New Roman" w:eastAsia="Times New Roman" w:cs="Times New Roman"/>
+        </w:rPr>
+        <w:t xml:space="preserve"> XeF</w:t>
+      </w:r>
+      <w:r>
+        <w:rPr>
+          <w:rFonts w:ascii="Times New Roman" w:hAnsi="Times New Roman" w:eastAsia="Times New Roman" w:cs="Times New Roman"/>
+          <w:vertAlign w:val="subscript"/>
+        </w:rPr>
+        <w:t>2</w:t>
+      </w:r>
+      <w:r>
+        <w:rPr>
+          <w:rFonts w:ascii="Times New Roman" w:hAnsi="Times New Roman" w:eastAsia="Times New Roman" w:cs="Times New Roman"/>
+        </w:rPr>
+        <w:t xml:space="preserve"> </w:t>
+      </w:r>
+      <w:r>
+        <w:rPr>
+          <w:rFonts w:hint="eastAsia" w:ascii="Times New Roman" w:hAnsi="Times New Roman" w:eastAsia="FangSong" w:cs="Times New Roman"/>
+        </w:rPr>
+        <w:t xml:space="preserve">分子</w:t>
+      </w:r>
+      <w:r>
+        <w:rPr>
+          <w:rFonts w:ascii="Times New Roman" w:hAnsi="Times New Roman" w:eastAsia="Times New Roman" w:cs="Times New Roman"/>
+        </w:rPr>
+        <w:t xml:space="preserve"> →</w:t>
+      </w:r>
+      <w:r>
+        <w:rPr>
+          <w:rFonts w:ascii="Times New Roman" w:hAnsi="Times New Roman" w:eastAsia="Times New Roman" w:cs="Times New Roman"/>
+        </w:rPr>
+        <w:t xml:space="preserve"> </w:t>
+      </w:r>
+      <w:r>
+        <w:rPr>
+          <w:rFonts w:ascii="Times New Roman" w:hAnsi="Times New Roman" w:eastAsia="Times New Roman" w:cs="Times New Roman"/>
+          <w:b/>
+          <w:bCs/>
+        </w:rPr>
+        <w:t>XeF</w:t>
+      </w:r>
+      <w:r>
+        <w:rPr>
+          <w:rFonts w:ascii="Times New Roman" w:hAnsi="Times New Roman" w:eastAsia="Times New Roman" w:cs="Times New Roman"/>
+          <w:b/>
+          <w:bCs/>
+          <w:vertAlign w:val="subscript"/>
+        </w:rPr>
+        <w:t>2</w:t>
+      </w:r>
+      <w:r>
+        <w:rPr>
+          <w:rFonts w:hint="eastAsia" w:ascii="Times New Roman" w:hAnsi="Times New Roman" w:eastAsia="Times New Roman" w:cs="Times New Roman"/>
+        </w:rPr>
+        <w:t>（</w:t>
+      </w:r>
+      <w:r>
+        <w:rPr>
+          <w:rFonts w:hint="eastAsia" w:ascii="Times New Roman" w:hAnsi="Times New Roman" w:eastAsia="FangSong" w:cs="Times New Roman"/>
+        </w:rPr>
+        <w:t>直线形</w:t>
+      </w:r>
+      <w:r>
+        <w:rPr>
+          <w:rFonts w:hint="eastAsia" w:ascii="Times New Roman" w:hAnsi="Times New Roman" w:eastAsia="Times New Roman" w:cs="Times New Roman"/>
+        </w:rPr>
+        <w:t>，AX</w:t>
+      </w:r>
+      <w:r>
+        <w:rPr>
+          <w:rFonts w:hint="eastAsia" w:ascii="Times New Roman" w:hAnsi="Times New Roman" w:eastAsia="Times New Roman" w:cs="Times New Roman"/>
+          <w:vertAlign w:val="subscript"/>
+        </w:rPr>
+        <w:t>2</w:t>
+      </w:r>
+      <w:r>
+        <w:rPr>
+          <w:rFonts w:hint="eastAsia" w:ascii="Times New Roman" w:hAnsi="Times New Roman" w:eastAsia="Times New Roman" w:cs="Times New Roman"/>
+        </w:rPr>
+        <w:t>E</w:t>
+      </w:r>
+      <w:r>
+        <w:rPr>
+          <w:rFonts w:hint="eastAsia" w:ascii="Times New Roman" w:hAnsi="Times New Roman" w:eastAsia="Times New Roman" w:cs="Times New Roman"/>
+          <w:vertAlign w:val="subscript"/>
+        </w:rPr>
+        <w:t>3</w:t>
+      </w:r>
+      <w:r>
+        <w:rPr>
+          <w:rFonts w:hint="eastAsia" w:ascii="Times New Roman" w:hAnsi="Times New Roman" w:eastAsia="Times New Roman" w:cs="Times New Roman"/>
+        </w:rPr>
+        <w:t>）</w:t>
+      </w:r>
+      <w:r>
+        <w:rPr>
+          <w:rFonts w:ascii="Times New Roman" w:hAnsi="Times New Roman" w:eastAsia="Times New Roman" w:cs="Times New Roman"/>
+        </w:rPr>
+        <w:t xml:space="preserve"> </w:t>
+      </w:r>
+      <w:r>
+        <w:rPr>
+          <w:rFonts w:ascii="Times New Roman" w:hAnsi="Times New Roman" w:eastAsia="Times New Roman" w:cs="Times New Roman"/>
+        </w:rPr>
+        <w:t xml:space="preserve">3. </w:t>
+      </w:r>
+      <w:r>
+        <w:rPr>
+          <w:rFonts w:hint="eastAsia" w:ascii="Times New Roman" w:hAnsi="Times New Roman" w:eastAsia="Times New Roman" w:cs="Times New Roman"/>
+        </w:rPr>
+        <w:t>B：</w:t>
+      </w:r>
+      <w:r>
+        <w:rPr>
+          <w:rFonts w:hint="eastAsia" w:ascii="Times New Roman" w:hAnsi="Times New Roman" w:eastAsia="FangSong" w:cs="Times New Roman"/>
+        </w:rPr>
+        <w:t>晶胞含</w:t>
+      </w:r>
+      <w:r>
+        <w:rPr>
+          <w:rFonts w:ascii="Times New Roman" w:hAnsi="Times New Roman" w:eastAsia="Times New Roman" w:cs="Times New Roman"/>
+        </w:rPr>
+        <w:t xml:space="preserve"> 2 </w:t>
+      </w:r>
+      <w:r>
+        <w:rPr>
+          <w:rFonts w:hint="eastAsia" w:ascii="Times New Roman" w:hAnsi="Times New Roman" w:eastAsia="FangSong" w:cs="Times New Roman"/>
+        </w:rPr>
+        <w:t xml:space="preserve">个</w:t>
+      </w:r>
+      <w:r>
+        <w:rPr>
+          <w:rFonts w:ascii="Times New Roman" w:hAnsi="Times New Roman" w:eastAsia="Times New Roman" w:cs="Times New Roman"/>
+        </w:rPr>
+        <w:t xml:space="preserve"> XeF</w:t>
+      </w:r>
+      <w:r>
+        <w:rPr>
+          <w:rFonts w:ascii="Times New Roman" w:hAnsi="Times New Roman" w:eastAsia="Times New Roman" w:cs="Times New Roman"/>
+          <w:vertAlign w:val="subscript"/>
+        </w:rPr>
+        <w:t>4</w:t>
+      </w:r>
+      <w:r>
+        <w:rPr>
+          <w:rFonts w:ascii="Times New Roman" w:hAnsi="Times New Roman" w:eastAsia="Times New Roman" w:cs="Times New Roman"/>
+        </w:rPr>
+        <w:t xml:space="preserve"> </w:t>
+      </w:r>
+      <w:r>
+        <w:rPr>
+          <w:rFonts w:hint="eastAsia" w:ascii="Times New Roman" w:hAnsi="Times New Roman" w:eastAsia="FangSong" w:cs="Times New Roman"/>
+        </w:rPr>
+        <w:t xml:space="preserve">分子</w:t>
+      </w:r>
+      <w:r>
+        <w:rPr>
+          <w:rFonts w:ascii="Times New Roman" w:hAnsi="Times New Roman" w:eastAsia="Times New Roman" w:cs="Times New Roman"/>
+        </w:rPr>
+        <w:t xml:space="preserve"> →</w:t>
+      </w:r>
+      <w:r>
+        <w:rPr>
+          <w:rFonts w:ascii="Times New Roman" w:hAnsi="Times New Roman" w:eastAsia="Times New Roman" w:cs="Times New Roman"/>
+        </w:rPr>
+        <w:t xml:space="preserve"> </w:t>
+      </w:r>
+      <w:r>
+        <w:rPr>
+          <w:rFonts w:ascii="Times New Roman" w:hAnsi="Times New Roman" w:eastAsia="Times New Roman" w:cs="Times New Roman"/>
+          <w:b/>
+          <w:bCs/>
+        </w:rPr>
+        <w:t>XeF</w:t>
+      </w:r>
+      <w:r>
+        <w:rPr>
+          <w:rFonts w:ascii="Times New Roman" w:hAnsi="Times New Roman" w:eastAsia="Times New Roman" w:cs="Times New Roman"/>
+          <w:b/>
+          <w:bCs/>
+          <w:vertAlign w:val="subscript"/>
+        </w:rPr>
+        <w:t>4</w:t>
+      </w:r>
+      <w:r>
+        <w:rPr>
+          <w:rFonts w:hint="eastAsia" w:ascii="Times New Roman" w:hAnsi="Times New Roman" w:eastAsia="Times New Roman" w:cs="Times New Roman"/>
+        </w:rPr>
+        <w:t>（</w:t>
+      </w:r>
+      <w:r>
+        <w:rPr>
+          <w:rFonts w:hint="eastAsia" w:ascii="Times New Roman" w:hAnsi="Times New Roman" w:eastAsia="FangSong" w:cs="Times New Roman"/>
+        </w:rPr>
+        <w:t>平面正方形</w:t>
+      </w:r>
+      <w:r>
+        <w:rPr>
+          <w:rFonts w:hint="eastAsia" w:ascii="Times New Roman" w:hAnsi="Times New Roman" w:eastAsia="Times New Roman" w:cs="Times New Roman"/>
+        </w:rPr>
+        <w:t>，AX</w:t>
+      </w:r>
+      <w:r>
+        <w:rPr>
+          <w:rFonts w:hint="eastAsia" w:ascii="Times New Roman" w:hAnsi="Times New Roman" w:eastAsia="Times New Roman" w:cs="Times New Roman"/>
+          <w:vertAlign w:val="subscript"/>
+        </w:rPr>
+        <w:t>4</w:t>
+      </w:r>
+      <w:r>
+        <w:rPr>
+          <w:rFonts w:hint="eastAsia" w:ascii="Times New Roman" w:hAnsi="Times New Roman" w:eastAsia="Times New Roman" w:cs="Times New Roman"/>
+        </w:rPr>
+        <w:t>E</w:t>
+      </w:r>
+      <w:r>
+        <w:rPr>
+          <w:rFonts w:hint="eastAsia" w:ascii="Times New Roman" w:hAnsi="Times New Roman" w:eastAsia="Times New Roman" w:cs="Times New Roman"/>
+          <w:vertAlign w:val="subscript"/>
+        </w:rPr>
+        <w:t>2</w:t>
+      </w:r>
+      <w:r>
+        <w:rPr>
+          <w:rFonts w:hint="eastAsia" w:ascii="Times New Roman" w:hAnsi="Times New Roman" w:eastAsia="Times New Roman" w:cs="Times New Roman"/>
+        </w:rPr>
+        <w:t>）</w:t>
+      </w:r>
+      <w:r>
+        <w:rPr>
+          <w:rFonts w:ascii="Times New Roman" w:hAnsi="Times New Roman" w:eastAsia="Times New Roman" w:cs="Times New Roman"/>
+        </w:rPr>
+        <w:t xml:space="preserve"> </w:t>
+      </w:r>
+      <w:r>
+        <w:rPr>
+          <w:rFonts w:ascii="Times New Roman" w:hAnsi="Times New Roman" w:eastAsia="Times New Roman" w:cs="Times New Roman"/>
+        </w:rPr>
+        <w:t xml:space="preserve">4. </w:t>
+      </w:r>
+      <w:r>
+        <w:rPr>
+          <w:rFonts w:hint="eastAsia" w:ascii="Times New Roman" w:hAnsi="Times New Roman" w:eastAsia="Times New Roman" w:cs="Times New Roman"/>
+        </w:rPr>
+        <w:t>C：</w:t>
+      </w:r>
+      <w:r>
+        <w:rPr>
+          <w:rFonts w:hint="eastAsia" w:ascii="Times New Roman" w:hAnsi="Times New Roman" w:eastAsia="FangSong" w:cs="Times New Roman"/>
+        </w:rPr>
+        <w:t>晶胞含</w:t>
+      </w:r>
+      <w:r>
+        <w:rPr>
+          <w:rFonts w:ascii="Times New Roman" w:hAnsi="Times New Roman" w:eastAsia="Times New Roman" w:cs="Times New Roman"/>
+        </w:rPr>
+        <w:t xml:space="preserve"> 2 </w:t>
+      </w:r>
+      <w:r>
+        <w:rPr>
+          <w:rFonts w:hint="eastAsia" w:ascii="Times New Roman" w:hAnsi="Times New Roman" w:eastAsia="FangSong" w:cs="Times New Roman"/>
+        </w:rPr>
+        <w:t xml:space="preserve">个</w:t>
+      </w:r>
+      <w:r>
+        <w:rPr>
+          <w:rFonts w:ascii="Times New Roman" w:hAnsi="Times New Roman" w:eastAsia="Times New Roman" w:cs="Times New Roman"/>
+        </w:rPr>
+        <w:t xml:space="preserve"> XeF</w:t>
+      </w:r>
+      <w:r>
+        <w:rPr>
+          <w:rFonts w:ascii="Times New Roman" w:hAnsi="Times New Roman" w:eastAsia="Times New Roman" w:cs="Times New Roman"/>
+          <w:vertAlign w:val="subscript"/>
+        </w:rPr>
+        <w:t>4</w:t>
+      </w:r>
+      <w:r>
+        <w:rPr>
+          <w:rFonts w:ascii="Times New Roman" w:hAnsi="Times New Roman" w:eastAsia="Times New Roman" w:cs="Times New Roman"/>
+        </w:rPr>
+        <w:t xml:space="preserve"> + 2 </w:t>
+      </w:r>
+      <w:r>
+        <w:rPr>
+          <w:rFonts w:hint="eastAsia" w:ascii="Times New Roman" w:hAnsi="Times New Roman" w:eastAsia="FangSong" w:cs="Times New Roman"/>
+        </w:rPr>
+        <w:t xml:space="preserve">个</w:t>
+      </w:r>
+      <w:r>
+        <w:rPr>
+          <w:rFonts w:ascii="Times New Roman" w:hAnsi="Times New Roman" w:eastAsia="Times New Roman" w:cs="Times New Roman"/>
+        </w:rPr>
+        <w:t xml:space="preserve"> XeF</w:t>
+      </w:r>
+      <w:r>
+        <w:rPr>
+          <w:rFonts w:ascii="Times New Roman" w:hAnsi="Times New Roman" w:eastAsia="Times New Roman" w:cs="Times New Roman"/>
+          <w:vertAlign w:val="subscript"/>
+        </w:rPr>
+        <w:t>2</w:t>
+      </w:r>
+      <w:r>
+        <w:rPr>
+          <w:rFonts w:ascii="Times New Roman" w:hAnsi="Times New Roman" w:eastAsia="Times New Roman" w:cs="Times New Roman"/>
+        </w:rPr>
+        <w:t xml:space="preserve"> → </w:t>
+      </w:r>
+      <w:r>
+        <w:rPr>
+          <w:rFonts w:hint="eastAsia" w:ascii="Times New Roman" w:hAnsi="Times New Roman" w:eastAsia="FangSong" w:cs="Times New Roman"/>
+        </w:rPr>
+        <w:t xml:space="preserve">平均组成</w:t>
+      </w:r>
+      <w:r>
+        <w:rPr>
+          <w:rFonts w:ascii="Times New Roman" w:hAnsi="Times New Roman" w:eastAsia="Times New Roman" w:cs="Times New Roman"/>
+        </w:rPr>
+        <w:t xml:space="preserve"> </w:t>
+      </w:r>
+      <w:r>
+        <w:rPr>
+          <w:rFonts w:ascii="Times New Roman" w:hAnsi="Times New Roman" w:eastAsia="Times New Roman" w:cs="Times New Roman"/>
+          <w:b/>
+          <w:bCs/>
+        </w:rPr>
+        <w:t>XeF</w:t>
+      </w:r>
+      <w:r>
+        <w:rPr>
+          <w:rFonts w:ascii="Times New Roman" w:hAnsi="Times New Roman" w:eastAsia="Times New Roman" w:cs="Times New Roman"/>
+          <w:b/>
+          <w:bCs/>
+          <w:vertAlign w:val="subscript"/>
+        </w:rPr>
+        <w:t>3</w:t>
+      </w:r>
+      <w:r>
+        <w:rPr>
+          <w:rFonts w:hint="eastAsia" w:ascii="Times New Roman" w:hAnsi="Times New Roman" w:eastAsia="Times New Roman" w:cs="Times New Roman"/>
+        </w:rPr>
+        <w:t>，</w:t>
+      </w:r>
+      <w:r>
+        <w:rPr>
+          <w:rFonts w:hint="eastAsia" w:ascii="Times New Roman" w:hAnsi="Times New Roman" w:eastAsia="FangSong" w:cs="Times New Roman"/>
+        </w:rPr>
+        <w:t>实为</w:t>
+      </w:r>
+      <w:r>
+        <w:rPr>
+          <w:rFonts w:ascii="Times New Roman" w:hAnsi="Times New Roman" w:eastAsia="Times New Roman" w:cs="Times New Roman"/>
+        </w:rPr>
+        <w:t xml:space="preserve"> XeF</w:t>
+      </w:r>
+      <w:r>
+        <w:rPr>
+          <w:rFonts w:ascii="Times New Roman" w:hAnsi="Times New Roman" w:eastAsia="Times New Roman" w:cs="Times New Roman"/>
+          <w:vertAlign w:val="subscript"/>
+        </w:rPr>
+        <w:t>2</w:t>
+      </w:r>
+      <w:r>
+        <w:rPr>
+          <w:rFonts w:ascii="Times New Roman" w:hAnsi="Times New Roman" w:eastAsia="Times New Roman" w:cs="Times New Roman"/>
+        </w:rPr>
+        <w:t>·XeF</w:t>
+      </w:r>
+      <w:r>
+        <w:rPr>
+          <w:rFonts w:ascii="Times New Roman" w:hAnsi="Times New Roman" w:eastAsia="Times New Roman" w:cs="Times New Roman"/>
+          <w:vertAlign w:val="subscript"/>
+        </w:rPr>
+        <w:t>4</w:t>
+      </w:r>
+      <w:r>
+        <w:rPr>
+          <w:rFonts w:ascii="Times New Roman" w:hAnsi="Times New Roman" w:eastAsia="Times New Roman" w:cs="Times New Roman"/>
+        </w:rPr>
+        <w:t xml:space="preserve"> </w:t>
+      </w:r>
+      <w:r>
+        <w:rPr>
+          <w:rFonts w:hint="eastAsia" w:ascii="Times New Roman" w:hAnsi="Times New Roman" w:eastAsia="FangSong" w:cs="Times New Roman"/>
+          <w:b/>
+          <w:bCs/>
+        </w:rPr>
+        <w:t xml:space="preserve">共晶</w:t>
       </w:r>
     </w:p>
     <w:p>
@@ -27650,7 +31889,7 @@
           <w:b/>
           <w:bCs/>
         </w:rPr>
-        <w:t xml:space="preserve">思路</w:t>
+        <w:t xml:space="preserve">反思</w:t>
       </w:r>
       <w:r>
         <w:rPr>
@@ -27662,110 +31901,93 @@
         <w:rPr>
           <w:rFonts w:hint="eastAsia" w:ascii="Times New Roman" w:hAnsi="Times New Roman" w:eastAsia="FangSong" w:cs="Times New Roman"/>
         </w:rPr>
-        <w:t>晶胞</w:t>
-      </w:r>
-      <w:r>
-        <w:rPr>
-          <w:rFonts w:ascii="Times New Roman" w:hAnsi="Times New Roman" w:eastAsia="Times New Roman" w:cs="Times New Roman"/>
-        </w:rPr>
-        <w:t xml:space="preserve"> → </w:t>
-      </w:r>
-      <w:r>
-        <w:rPr>
-          <w:rFonts w:hint="eastAsia" w:ascii="Times New Roman" w:hAnsi="Times New Roman" w:eastAsia="FangSong" w:cs="Times New Roman"/>
-        </w:rPr>
-        <w:t xml:space="preserve">原子计数</w:t>
-      </w:r>
-      <w:r>
-        <w:rPr>
-          <w:rFonts w:ascii="Times New Roman" w:hAnsi="Times New Roman" w:eastAsia="Times New Roman" w:cs="Times New Roman"/>
-        </w:rPr>
-        <w:t xml:space="preserve"> → </w:t>
-      </w:r>
-      <w:r>
-        <w:rPr>
-          <w:rFonts w:hint="eastAsia" w:ascii="Times New Roman" w:hAnsi="Times New Roman" w:eastAsia="FangSong" w:cs="Times New Roman"/>
-        </w:rPr>
-        <w:t>化学式</w:t>
-      </w:r>
-      <w:r>
-        <w:rPr>
-          <w:rFonts w:hint="eastAsia" w:ascii="Times New Roman" w:hAnsi="Times New Roman" w:eastAsia="Times New Roman" w:cs="Times New Roman"/>
-        </w:rPr>
-        <w:t>；VSEPR</w:t>
-      </w:r>
-      <w:r>
-        <w:rPr>
-          <w:rFonts w:ascii="Times New Roman" w:hAnsi="Times New Roman" w:eastAsia="Times New Roman" w:cs="Times New Roman"/>
-        </w:rPr>
-        <w:t xml:space="preserve"> → </w:t>
-      </w:r>
-      <w:r>
-        <w:rPr>
-          <w:rFonts w:hint="eastAsia" w:ascii="Times New Roman" w:hAnsi="Times New Roman" w:eastAsia="FangSong" w:cs="Times New Roman"/>
-        </w:rPr>
-        <w:t xml:space="preserve">孤对</w:t>
-      </w:r>
-      <w:r>
-        <w:rPr>
-          <w:rFonts w:ascii="Times New Roman" w:hAnsi="Times New Roman" w:eastAsia="Times New Roman" w:cs="Times New Roman"/>
-        </w:rPr>
-        <w:t xml:space="preserve"> → </w:t>
-      </w:r>
-      <w:r>
-        <w:rPr>
-          <w:rFonts w:hint="eastAsia" w:ascii="Times New Roman" w:hAnsi="Times New Roman" w:eastAsia="FangSong" w:cs="Times New Roman"/>
-        </w:rPr>
-        <w:t>构型</w:t>
-      </w:r>
-      <w:r>
-        <w:rPr>
-          <w:rFonts w:hint="eastAsia" w:ascii="Times New Roman" w:hAnsi="Times New Roman" w:eastAsia="Times New Roman" w:cs="Times New Roman"/>
-        </w:rPr>
-        <w:t>；</w:t>
-      </w:r>
-      <w:r>
-        <w:rPr>
-          <w:rFonts w:hint="eastAsia" w:ascii="Times New Roman" w:hAnsi="Times New Roman" w:eastAsia="FangSong" w:cs="Times New Roman"/>
-        </w:rPr>
-        <w:t>氧化态</w:t>
-      </w:r>
-      <w:r>
-        <w:rPr>
-          <w:rFonts w:ascii="Times New Roman" w:hAnsi="Times New Roman" w:eastAsia="Times New Roman" w:cs="Times New Roman"/>
-        </w:rPr>
-        <w:t xml:space="preserve"> → </w:t>
-      </w:r>
-      <w:r>
-        <w:rPr>
-          <w:rFonts w:hint="eastAsia" w:ascii="Times New Roman" w:hAnsi="Times New Roman" w:eastAsia="FangSong" w:cs="Times New Roman"/>
-        </w:rPr>
-        <w:t>键长趋势</w:t>
-      </w:r>
-      <w:r>
-        <w:rPr>
-          <w:rFonts w:hint="eastAsia" w:ascii="Times New Roman" w:hAnsi="Times New Roman" w:eastAsia="Times New Roman" w:cs="Times New Roman"/>
-        </w:rPr>
-        <w:t>。</w:t>
-      </w:r>
-    </w:p>
-    <w:p>
-      <w:pPr>
-        <w:pStyle w:val="BodyText"/>
-      </w:pPr>
+        <w:t>分子晶体晶胞计数两个陷阱</w:t>
+      </w:r>
+      <w:r>
+        <w:rPr>
+          <w:rFonts w:hint="eastAsia" w:ascii="Times New Roman" w:hAnsi="Times New Roman" w:eastAsia="Times New Roman" w:cs="Times New Roman"/>
+        </w:rPr>
+        <w:t>——①</w:t>
+      </w:r>
+      <w:r>
+        <w:rPr>
+          <w:rFonts w:hint="eastAsia" w:ascii="Times New Roman" w:hAnsi="Times New Roman" w:eastAsia="FangSong" w:cs="Times New Roman"/>
+        </w:rPr>
+        <w:t>占据率</w:t>
+      </w:r>
+      <w:r>
+        <w:rPr>
+          <w:rFonts w:hint="eastAsia" w:ascii="Times New Roman" w:hAnsi="Times New Roman" w:eastAsia="Times New Roman" w:cs="Times New Roman"/>
+        </w:rPr>
+        <w:t>（</w:t>
+      </w:r>
+      <w:r>
+        <w:rPr>
+          <w:rFonts w:hint="eastAsia" w:ascii="Times New Roman" w:hAnsi="Times New Roman" w:eastAsia="FangSong" w:cs="Times New Roman"/>
+        </w:rPr>
+        <w:t>顶点</w:t>
+      </w:r>
+      <w:r>
+        <w:rPr>
+          <w:rFonts w:hint="eastAsia" w:ascii="Times New Roman" w:hAnsi="Times New Roman" w:eastAsia="Times New Roman" w:cs="Times New Roman"/>
+        </w:rPr>
+        <w:t>/</w:t>
+      </w:r>
+      <w:r>
+        <w:rPr>
+          <w:rFonts w:hint="eastAsia" w:ascii="Times New Roman" w:hAnsi="Times New Roman" w:eastAsia="FangSong" w:cs="Times New Roman"/>
+        </w:rPr>
+        <w:t>棱</w:t>
+      </w:r>
+      <w:r>
+        <w:rPr>
+          <w:rFonts w:hint="eastAsia" w:ascii="Times New Roman" w:hAnsi="Times New Roman" w:eastAsia="Times New Roman" w:cs="Times New Roman"/>
+        </w:rPr>
+        <w:t>/</w:t>
+      </w:r>
+      <w:r>
+        <w:rPr>
+          <w:rFonts w:hint="eastAsia" w:ascii="Times New Roman" w:hAnsi="Times New Roman" w:eastAsia="FangSong" w:cs="Times New Roman"/>
+        </w:rPr>
+        <w:t>面</w:t>
+      </w:r>
+      <w:r>
+        <w:rPr>
+          <w:rFonts w:hint="eastAsia" w:ascii="Times New Roman" w:hAnsi="Times New Roman" w:eastAsia="Times New Roman" w:cs="Times New Roman"/>
+        </w:rPr>
+        <w:t>/</w:t>
+      </w:r>
+      <w:r>
+        <w:rPr>
+          <w:rFonts w:hint="eastAsia" w:ascii="Times New Roman" w:hAnsi="Times New Roman" w:eastAsia="FangSong" w:cs="Times New Roman"/>
+        </w:rPr>
+        <w:t>内部</w:t>
+      </w:r>
+      <w:r>
+        <w:rPr>
+          <w:rFonts w:hint="eastAsia" w:ascii="Times New Roman" w:hAnsi="Times New Roman" w:eastAsia="Times New Roman" w:cs="Times New Roman"/>
+        </w:rPr>
+        <w:t>）；②</w:t>
+      </w:r>
+      <w:r>
+        <w:rPr>
+          <w:rFonts w:hint="eastAsia" w:ascii="Times New Roman" w:hAnsi="Times New Roman" w:eastAsia="FangSong" w:cs="Times New Roman"/>
+        </w:rPr>
+        <w:t>同一晶胞内可能是两种不同分子的</w:t>
+      </w:r>
       <w:r>
         <w:rPr>
           <w:rFonts w:hint="eastAsia" w:ascii="Times New Roman" w:hAnsi="Times New Roman" w:eastAsia="FangSong" w:cs="Times New Roman"/>
           <w:b/>
           <w:bCs/>
         </w:rPr>
-        <w:t xml:space="preserve">解答</w:t>
-      </w:r>
-      <w:r>
-        <w:rPr>
-          <w:rFonts w:hint="eastAsia" w:ascii="Times New Roman" w:hAnsi="Times New Roman" w:eastAsia="Times New Roman" w:cs="Times New Roman"/>
-        </w:rPr>
-        <w:t xml:space="preserve">：</w:t>
+        <w:t xml:space="preserve">共晶</w:t>
+      </w:r>
+      <w:r>
+        <w:rPr>
+          <w:rFonts w:hint="eastAsia" w:ascii="Times New Roman" w:hAnsi="Times New Roman" w:eastAsia="Times New Roman" w:cs="Times New Roman"/>
+        </w:rPr>
+        <w:t xml:space="preserve">（C</w:t>
       </w:r>
       <w:r>
         <w:rPr>
@@ -27775,57 +31997,22 @@
       </w:r>
       <w:r>
         <w:rPr>
-          <w:rFonts w:ascii="Times New Roman" w:hAnsi="Times New Roman" w:eastAsia="Times New Roman" w:cs="Times New Roman"/>
-        </w:rPr>
-        <w:t xml:space="preserve">1. </w:t>
-      </w:r>
-      <w:r>
-        <w:rPr>
-          <w:rFonts w:hint="eastAsia" w:ascii="Times New Roman" w:hAnsi="Times New Roman" w:eastAsia="FangSong" w:cs="Times New Roman"/>
-        </w:rPr>
-        <w:t xml:space="preserve">由晶胞中</w:t>
-      </w:r>
-      <w:r>
-        <w:rPr>
-          <w:rFonts w:ascii="Times New Roman" w:hAnsi="Times New Roman" w:eastAsia="Times New Roman" w:cs="Times New Roman"/>
-        </w:rPr>
-        <w:t xml:space="preserve"> Xe </w:t>
-      </w:r>
-      <w:r>
-        <w:rPr>
-          <w:rFonts w:hint="eastAsia" w:ascii="Times New Roman" w:hAnsi="Times New Roman" w:eastAsia="FangSong" w:cs="Times New Roman"/>
-        </w:rPr>
-        <w:t xml:space="preserve">与</w:t>
-      </w:r>
-      <w:r>
-        <w:rPr>
-          <w:rFonts w:ascii="Times New Roman" w:hAnsi="Times New Roman" w:eastAsia="Times New Roman" w:cs="Times New Roman"/>
-        </w:rPr>
-        <w:t xml:space="preserve"> F </w:t>
-      </w:r>
-      <w:r>
-        <w:rPr>
-          <w:rFonts w:hint="eastAsia" w:ascii="Times New Roman" w:hAnsi="Times New Roman" w:eastAsia="FangSong" w:cs="Times New Roman"/>
-        </w:rPr>
-        <w:t>的原子数比确定化学式</w:t>
-      </w:r>
-      <w:r>
-        <w:rPr>
-          <w:rFonts w:hint="eastAsia" w:ascii="Times New Roman" w:hAnsi="Times New Roman" w:eastAsia="Times New Roman" w:cs="Times New Roman"/>
-        </w:rPr>
-        <w:t>（</w:t>
-      </w:r>
-      <w:r>
-        <w:rPr>
-          <w:rFonts w:hint="eastAsia" w:ascii="Times New Roman" w:hAnsi="Times New Roman" w:eastAsia="FangSong" w:cs="Times New Roman"/>
-        </w:rPr>
-        <w:t>详见原题</w:t>
-      </w:r>
-      <w:r>
-        <w:rPr>
-          <w:rFonts w:hint="eastAsia" w:ascii="Times New Roman" w:hAnsi="Times New Roman" w:eastAsia="Times New Roman" w:cs="Times New Roman"/>
-        </w:rPr>
-        <w:t>）</w:t>
+          <w:rFonts w:hint="eastAsia" w:ascii="Times New Roman" w:hAnsi="Times New Roman" w:eastAsia="FangSong" w:cs="Times New Roman"/>
+        </w:rPr>
+        <w:t xml:space="preserve">的平均组成</w:t>
+      </w:r>
+      <w:r>
+        <w:rPr>
+          <w:rFonts w:ascii="Times New Roman" w:hAnsi="Times New Roman" w:eastAsia="Times New Roman" w:cs="Times New Roman"/>
+        </w:rPr>
+        <w:t xml:space="preserve"> XeF</w:t>
+      </w:r>
+      <w:r>
+        <w:rPr>
+          <w:rFonts w:ascii="Times New Roman" w:hAnsi="Times New Roman" w:eastAsia="Times New Roman" w:cs="Times New Roman"/>
+          <w:vertAlign w:val="subscript"/>
+        </w:rPr>
+        <w:t>3</w:t>
       </w:r>
       <w:r>
         <w:rPr>
@@ -27835,94 +32022,34 @@
       </w:r>
       <w:r>
         <w:rPr>
-          <w:rFonts w:ascii="Times New Roman" w:hAnsi="Times New Roman" w:eastAsia="Times New Roman" w:cs="Times New Roman"/>
-        </w:rPr>
-        <w:t xml:space="preserve">2. Xe </w:t>
-      </w:r>
-      <w:r>
-        <w:rPr>
-          <w:rFonts w:hint="eastAsia" w:ascii="Times New Roman" w:hAnsi="Times New Roman" w:eastAsia="FangSong" w:cs="Times New Roman"/>
-        </w:rPr>
-        <w:t xml:space="preserve">氧化态越高</w:t>
-      </w:r>
-      <w:r>
-        <w:rPr>
-          <w:rFonts w:ascii="Times New Roman" w:hAnsi="Times New Roman" w:eastAsia="Times New Roman" w:cs="Times New Roman"/>
-        </w:rPr>
-        <w:t xml:space="preserve"> → </w:t>
-      </w:r>
-      <w:r>
-        <w:rPr>
-          <w:rFonts w:hint="eastAsia" w:ascii="Times New Roman" w:hAnsi="Times New Roman" w:eastAsia="FangSong" w:cs="Times New Roman"/>
-        </w:rPr>
-        <w:t xml:space="preserve">成键电子对数越多</w:t>
-      </w:r>
-      <w:r>
-        <w:rPr>
-          <w:rFonts w:ascii="Times New Roman" w:hAnsi="Times New Roman" w:eastAsia="Times New Roman" w:cs="Times New Roman"/>
-        </w:rPr>
-        <w:t xml:space="preserve"> → </w:t>
-      </w:r>
-      <w:r>
-        <w:rPr>
-          <w:rFonts w:hint="eastAsia" w:ascii="Times New Roman" w:hAnsi="Times New Roman" w:eastAsia="FangSong" w:cs="Times New Roman"/>
-        </w:rPr>
-        <w:t>配位几何越复杂</w:t>
-      </w:r>
-      <w:r>
-        <w:rPr>
-          <w:rFonts w:hint="eastAsia" w:ascii="Times New Roman" w:hAnsi="Times New Roman" w:eastAsia="Times New Roman" w:cs="Times New Roman"/>
-        </w:rPr>
-        <w:t>；</w:t>
-      </w:r>
-      <w:r>
-        <w:rPr>
-          <w:rFonts w:hint="eastAsia" w:ascii="Times New Roman" w:hAnsi="Times New Roman" w:eastAsia="FangSong" w:cs="Times New Roman"/>
-        </w:rPr>
-        <w:t>孤对电子数</w:t>
-      </w:r>
-      <w:r>
-        <w:rPr>
-          <w:rFonts w:ascii="Times New Roman" w:hAnsi="Times New Roman" w:eastAsia="Times New Roman" w:cs="Times New Roman"/>
-        </w:rPr>
-        <w:t xml:space="preserve"> = </w:t>
-      </w:r>
-      <w:r>
-        <w:rPr>
-          <w:rFonts w:hint="eastAsia" w:ascii="Times New Roman" w:hAnsi="Times New Roman" w:eastAsia="FangSong" w:cs="Times New Roman"/>
-        </w:rPr>
-        <w:t xml:space="preserve">价层电子对数</w:t>
-      </w:r>
-      <w:r>
-        <w:rPr>
-          <w:rFonts w:ascii="Times New Roman" w:hAnsi="Times New Roman" w:eastAsia="Times New Roman" w:cs="Times New Roman"/>
-        </w:rPr>
-        <w:t xml:space="preserve"> − </w:t>
-      </w:r>
-      <w:r>
-        <w:rPr>
-          <w:rFonts w:hint="eastAsia" w:ascii="Times New Roman" w:hAnsi="Times New Roman" w:eastAsia="FangSong" w:cs="Times New Roman"/>
-        </w:rPr>
-        <w:t xml:space="preserve">配位数</w:t>
-      </w:r>
-    </w:p>
-    <w:p>
-      <w:pPr>
-        <w:pStyle w:val="BodyText"/>
-      </w:pPr>
-      <w:r>
-        <w:rPr>
-          <w:rFonts w:hint="eastAsia" w:ascii="Times New Roman" w:hAnsi="Times New Roman" w:eastAsia="FangSong" w:cs="Times New Roman"/>
-          <w:b/>
-          <w:bCs/>
-        </w:rPr>
-        <w:t xml:space="preserve">反思</w:t>
-      </w:r>
-      <w:r>
-        <w:rPr>
-          <w:rFonts w:hint="eastAsia" w:ascii="Times New Roman" w:hAnsi="Times New Roman" w:eastAsia="Times New Roman" w:cs="Times New Roman"/>
-        </w:rPr>
-        <w:t xml:space="preserve">：39</w:t>
+          <w:rFonts w:hint="eastAsia" w:ascii="Times New Roman" w:hAnsi="Times New Roman" w:eastAsia="FangSong" w:cs="Times New Roman"/>
+        </w:rPr>
+        <w:t>并非独立分子式</w:t>
+      </w:r>
+      <w:r>
+        <w:rPr>
+          <w:rFonts w:hint="eastAsia" w:ascii="Times New Roman" w:hAnsi="Times New Roman" w:eastAsia="Times New Roman" w:cs="Times New Roman"/>
+        </w:rPr>
+        <w:t>，</w:t>
+      </w:r>
+      <w:r>
+        <w:rPr>
+          <w:rFonts w:hint="eastAsia" w:ascii="Times New Roman" w:hAnsi="Times New Roman" w:eastAsia="FangSong" w:cs="Times New Roman"/>
+        </w:rPr>
+        <w:t>不能按</w:t>
+      </w:r>
+      <w:r>
+        <w:rPr>
+          <w:rFonts w:ascii="Times New Roman" w:hAnsi="Times New Roman" w:eastAsia="Times New Roman" w:cs="Times New Roman"/>
+        </w:rPr>
+        <w:t xml:space="preserve"> XeF</w:t>
+      </w:r>
+      <w:r>
+        <w:rPr>
+          <w:rFonts w:ascii="Times New Roman" w:hAnsi="Times New Roman" w:eastAsia="Times New Roman" w:cs="Times New Roman"/>
+          <w:vertAlign w:val="subscript"/>
+        </w:rPr>
+        <w:t>3</w:t>
       </w:r>
       <w:r>
         <w:rPr>
@@ -27934,79 +32061,13 @@
         <w:rPr>
           <w:rFonts w:hint="eastAsia" w:ascii="Times New Roman" w:hAnsi="Times New Roman" w:eastAsia="FangSong" w:cs="Times New Roman"/>
         </w:rPr>
-        <w:t>届以</w:t>
-      </w:r>
-      <w:r>
-        <w:rPr>
-          <w:rFonts w:hint="eastAsia" w:ascii="Times New Roman" w:hAnsi="Times New Roman" w:eastAsia="Times New Roman" w:cs="Times New Roman"/>
-        </w:rPr>
-        <w:t>「</w:t>
-      </w:r>
-      <w:r>
-        <w:rPr>
-          <w:rFonts w:hint="eastAsia" w:ascii="Times New Roman" w:hAnsi="Times New Roman" w:eastAsia="FangSong" w:cs="Times New Roman"/>
-        </w:rPr>
-        <w:t>晶胞</w:t>
-      </w:r>
-      <w:r>
-        <w:rPr>
-          <w:rFonts w:ascii="Times New Roman" w:hAnsi="Times New Roman" w:eastAsia="Times New Roman" w:cs="Times New Roman"/>
-        </w:rPr>
-        <w:t xml:space="preserve"> + </w:t>
-      </w:r>
-      <w:r>
-        <w:rPr>
-          <w:rFonts w:hint="eastAsia" w:ascii="Times New Roman" w:hAnsi="Times New Roman" w:eastAsia="Times New Roman" w:cs="Times New Roman"/>
-        </w:rPr>
-        <w:t>VSEPR」</w:t>
-      </w:r>
-      <w:r>
-        <w:rPr>
-          <w:rFonts w:hint="eastAsia" w:ascii="Times New Roman" w:hAnsi="Times New Roman" w:eastAsia="FangSong" w:cs="Times New Roman"/>
-        </w:rPr>
-        <w:t>双考点包装稀有气体化合物</w:t>
-      </w:r>
-      <w:r>
-        <w:rPr>
-          <w:rFonts w:hint="eastAsia" w:ascii="Times New Roman" w:hAnsi="Times New Roman" w:eastAsia="Times New Roman" w:cs="Times New Roman"/>
-        </w:rPr>
-        <w:t>——</w:t>
-      </w:r>
-      <w:r>
-        <w:rPr>
-          <w:rFonts w:hint="eastAsia" w:ascii="Times New Roman" w:hAnsi="Times New Roman" w:eastAsia="FangSong" w:cs="Times New Roman"/>
-        </w:rPr>
-        <w:t>既要数原子</w:t>
-      </w:r>
-      <w:r>
-        <w:rPr>
-          <w:rFonts w:hint="eastAsia" w:ascii="Times New Roman" w:hAnsi="Times New Roman" w:eastAsia="Times New Roman" w:cs="Times New Roman"/>
-        </w:rPr>
-        <w:t>，</w:t>
-      </w:r>
-      <w:r>
-        <w:rPr>
-          <w:rFonts w:hint="eastAsia" w:ascii="Times New Roman" w:hAnsi="Times New Roman" w:eastAsia="FangSong" w:cs="Times New Roman"/>
-        </w:rPr>
-        <w:t>又要推结构</w:t>
-      </w:r>
-      <w:r>
-        <w:rPr>
-          <w:rFonts w:hint="eastAsia" w:ascii="Times New Roman" w:hAnsi="Times New Roman" w:eastAsia="Times New Roman" w:cs="Times New Roman"/>
-        </w:rPr>
-        <w:t>，</w:t>
-      </w:r>
-      <w:r>
-        <w:rPr>
-          <w:rFonts w:hint="eastAsia" w:ascii="Times New Roman" w:hAnsi="Times New Roman" w:eastAsia="FangSong" w:cs="Times New Roman"/>
-        </w:rPr>
-        <w:t>是结构与元素化学的交叉题</w:t>
-      </w:r>
-      <w:r>
-        <w:rPr>
-          <w:rFonts w:hint="eastAsia" w:ascii="Times New Roman" w:hAnsi="Times New Roman" w:eastAsia="Times New Roman" w:cs="Times New Roman"/>
-        </w:rPr>
-        <w:t>。</w:t>
+        <w:t>写结构</w:t>
+      </w:r>
+      <w:r>
+        <w:rPr>
+          <w:rFonts w:hint="eastAsia" w:ascii="Times New Roman" w:hAnsi="Times New Roman" w:eastAsia="Times New Roman" w:cs="Times New Roman"/>
+        </w:rPr>
+        <w:t>）。</w:t>
       </w:r>
     </w:p>
     <w:p>
@@ -28019,9 +32080,9 @@
         </w:pict>
       </w:r>
     </w:p>
-    <w:bookmarkEnd w:id="49"/>
-    <w:bookmarkEnd w:id="50"/>
-    <w:bookmarkStart w:id="56" w:name="八本讲速查"/>
+    <w:bookmarkEnd w:id="60"/>
+    <w:bookmarkEnd w:id="61"/>
+    <w:bookmarkStart w:id="67" w:name="八本讲速查"/>
     <w:p>
       <w:pPr>
         <w:pStyle w:val="Heading2"/>
@@ -28046,7 +32107,7 @@
         <w:t>本讲速查</w:t>
       </w:r>
     </w:p>
-    <w:bookmarkStart w:id="51" w:name="碱金属燃烧产物"/>
+    <w:bookmarkStart w:id="62" w:name="碱金属燃烧产物"/>
     <w:p>
       <w:pPr>
         <w:pStyle w:val="Heading3"/>
@@ -28372,8 +32433,8 @@
         </w:tc>
       </w:tr>
     </w:tbl>
-    <w:bookmarkEnd w:id="51"/>
-    <w:bookmarkStart w:id="52" w:name="氙化合物-vsepr"/>
+    <w:bookmarkEnd w:id="62"/>
+    <w:bookmarkStart w:id="63" w:name="氙化合物-vsepr"/>
     <w:p>
       <w:pPr>
         <w:pStyle w:val="Heading3"/>
@@ -28880,8 +32941,8 @@
         </w:tc>
       </w:tr>
     </w:tbl>
-    <w:bookmarkEnd w:id="52"/>
-    <w:bookmarkStart w:id="53" w:name="对角线规则三组"/>
+    <w:bookmarkEnd w:id="63"/>
+    <w:bookmarkStart w:id="64" w:name="对角线规则三组"/>
     <w:p>
       <w:pPr>
         <w:pStyle w:val="Heading3"/>
@@ -28935,8 +32996,8 @@
         <w:t>。</w:t>
       </w:r>
     </w:p>
-    <w:bookmarkEnd w:id="53"/>
-    <w:bookmarkStart w:id="54" w:name="s-区关键递变速记"/>
+    <w:bookmarkEnd w:id="64"/>
+    <w:bookmarkStart w:id="65" w:name="s-区关键递变速记"/>
     <w:p>
       <w:pPr>
         <w:pStyle w:val="Heading3"/>
@@ -29504,8 +33565,8 @@
         </w:tc>
       </w:tr>
     </w:tbl>
-    <w:bookmarkEnd w:id="54"/>
-    <w:bookmarkStart w:id="55" w:name="判据与易错一览"/>
+    <w:bookmarkEnd w:id="65"/>
+    <w:bookmarkStart w:id="66" w:name="判据与易错一览"/>
     <w:p>
       <w:pPr>
         <w:pStyle w:val="Heading3"/>
@@ -31242,9 +35303,9 @@
         </w:pict>
       </w:r>
     </w:p>
-    <w:bookmarkEnd w:id="55"/>
-    <w:bookmarkEnd w:id="56"/>
-    <w:bookmarkStart w:id="57" w:name="九本讲小结"/>
+    <w:bookmarkEnd w:id="66"/>
+    <w:bookmarkEnd w:id="67"/>
+    <w:bookmarkStart w:id="68" w:name="九本讲小结"/>
     <w:p>
       <w:pPr>
         <w:pStyle w:val="Heading2"/>
@@ -32344,8 +36405,8 @@
         </w:pict>
       </w:r>
     </w:p>
-    <w:bookmarkEnd w:id="57"/>
-    <w:bookmarkStart w:id="58" w:name="十练习题"/>
+    <w:bookmarkEnd w:id="68"/>
+    <w:bookmarkStart w:id="69" w:name="十练习题"/>
     <w:p>
       <w:pPr>
         <w:pStyle w:val="Heading2"/>
@@ -33571,8 +37632,8 @@
         </w:pict>
       </w:r>
     </w:p>
-    <w:bookmarkEnd w:id="58"/>
-    <w:bookmarkStart w:id="59" w:name="十一参考答案与提示"/>
+    <w:bookmarkEnd w:id="69"/>
+    <w:bookmarkStart w:id="70" w:name="十一参考答案与提示"/>
     <w:p>
       <w:pPr>
         <w:pStyle w:val="Heading2"/>
@@ -34126,7 +38187,7 @@
         <w:rPr>
           <w:rFonts w:hint="eastAsia" w:ascii="Times New Roman" w:hAnsi="Times New Roman" w:eastAsia="FangSong" w:cs="Times New Roman"/>
         </w:rPr>
-        <w:t>方案经组内复核</w:t>
+        <w:t>以下为自拟参考答案</w:t>
       </w:r>
       <w:r>
         <w:rPr>
@@ -34149,6 +38210,86 @@
       </w:r>
       <w:r>
         <w:rPr>
+          <w:rFonts w:hint="eastAsia" w:ascii="Times New Roman" w:hAnsi="Times New Roman" w:eastAsia="Times New Roman" w:cs="Times New Roman"/>
+        </w:rPr>
+        <w:t>（</w:t>
+      </w:r>
+      <w:r>
+        <w:rPr>
+          <w:rFonts w:hint="eastAsia" w:ascii="Times New Roman" w:hAnsi="Times New Roman" w:eastAsia="FangSong" w:cs="Times New Roman"/>
+        </w:rPr>
+        <w:t>原书未附解答</w:t>
+      </w:r>
+      <w:r>
+        <w:rPr>
+          <w:rFonts w:hint="eastAsia" w:ascii="Times New Roman" w:hAnsi="Times New Roman" w:eastAsia="Times New Roman" w:cs="Times New Roman"/>
+        </w:rPr>
+        <w:t>，</w:t>
+      </w:r>
+      <w:r>
+        <w:rPr>
+          <w:rFonts w:hint="eastAsia" w:ascii="Times New Roman" w:hAnsi="Times New Roman" w:eastAsia="FangSong" w:cs="Times New Roman"/>
+        </w:rPr>
+        <w:t>以下为自拟参考答案</w:t>
+      </w:r>
+      <w:r>
+        <w:rPr>
+          <w:rFonts w:hint="eastAsia" w:ascii="Times New Roman" w:hAnsi="Times New Roman" w:eastAsia="Times New Roman" w:cs="Times New Roman"/>
+        </w:rPr>
+        <w:t>）</w:t>
+      </w:r>
+      <w:r>
+        <w:rPr>
+          <w:rFonts w:hint="eastAsia" w:ascii="Times New Roman" w:hAnsi="Times New Roman" w:eastAsia="FangSong" w:cs="Times New Roman"/>
+        </w:rPr>
+        <w:t>石灰水</w:t>
+      </w:r>
+      <w:r>
+        <w:rPr>
+          <w:rFonts w:ascii="Times New Roman" w:hAnsi="Times New Roman" w:eastAsia="Times New Roman" w:cs="Times New Roman"/>
+        </w:rPr>
+        <w:t xml:space="preserve"> → </w:t>
+      </w:r>
+      <w:r>
+        <w:rPr>
+          <w:rFonts w:hint="eastAsia" w:ascii="Times New Roman" w:hAnsi="Times New Roman" w:eastAsia="Times New Roman" w:cs="Times New Roman"/>
+        </w:rPr>
+        <w:t>CaCO</w:t>
+      </w:r>
+      <w:r>
+        <w:rPr>
+          <w:rFonts w:hint="eastAsia" w:ascii="Times New Roman" w:hAnsi="Times New Roman" w:eastAsia="Times New Roman" w:cs="Times New Roman"/>
+          <w:vertAlign w:val="subscript"/>
+        </w:rPr>
+        <w:t>3</w:t>
+      </w:r>
+      <w:r>
+        <w:rPr>
+          <w:rFonts w:hint="eastAsia" w:ascii="Times New Roman" w:hAnsi="Times New Roman" w:eastAsia="Times New Roman" w:cs="Times New Roman"/>
+        </w:rPr>
+        <w:t>（</w:t>
+      </w:r>
+      <w:r>
+        <w:rPr>
+          <w:rFonts w:hint="eastAsia" w:ascii="Times New Roman" w:hAnsi="Times New Roman" w:eastAsia="FangSong" w:cs="Times New Roman"/>
+        </w:rPr>
+        <w:t>盐酸</w:t>
+      </w:r>
+      <w:r>
+        <w:rPr>
+          <w:rFonts w:hint="eastAsia" w:ascii="Times New Roman" w:hAnsi="Times New Roman" w:eastAsia="Times New Roman" w:cs="Times New Roman"/>
+        </w:rPr>
+        <w:t>）；KMnO</w:t>
+      </w:r>
+      <w:r>
+        <w:rPr>
+          <w:rFonts w:hint="eastAsia" w:ascii="Times New Roman" w:hAnsi="Times New Roman" w:eastAsia="Times New Roman" w:cs="Times New Roman"/>
+          <w:vertAlign w:val="subscript"/>
+        </w:rPr>
+        <w:t>4</w:t>
+      </w:r>
+      <w:r>
+        <w:rPr>
           <w:rFonts w:ascii="Times New Roman" w:hAnsi="Times New Roman" w:eastAsia="Times New Roman" w:cs="Times New Roman"/>
         </w:rPr>
         <w:t xml:space="preserve"> </w:t>
@@ -34157,7 +38298,7 @@
         <w:rPr>
           <w:rFonts w:hint="eastAsia" w:ascii="Times New Roman" w:hAnsi="Times New Roman" w:eastAsia="FangSong" w:cs="Times New Roman"/>
         </w:rPr>
-        <w:t xml:space="preserve">石灰水</w:t>
+        <w:t xml:space="preserve">溶液</w:t>
       </w:r>
       <w:r>
         <w:rPr>
@@ -34169,13 +38310,69 @@
         <w:rPr>
           <w:rFonts w:hint="eastAsia" w:ascii="Times New Roman" w:hAnsi="Times New Roman" w:eastAsia="Times New Roman" w:cs="Times New Roman"/>
         </w:rPr>
-        <w:t>CaCO</w:t>
+        <w:t>MnO</w:t>
       </w:r>
       <w:r>
         <w:rPr>
           <w:rFonts w:hint="eastAsia" w:ascii="Times New Roman" w:hAnsi="Times New Roman" w:eastAsia="Times New Roman" w:cs="Times New Roman"/>
           <w:vertAlign w:val="subscript"/>
         </w:rPr>
+        <w:t>2</w:t>
+      </w:r>
+      <w:r>
+        <w:rPr>
+          <w:rFonts w:hint="eastAsia" w:ascii="Times New Roman" w:hAnsi="Times New Roman" w:eastAsia="Times New Roman" w:cs="Times New Roman"/>
+        </w:rPr>
+        <w:t>（</w:t>
+      </w:r>
+      <w:r>
+        <w:rPr>
+          <w:rFonts w:hint="eastAsia" w:ascii="Times New Roman" w:hAnsi="Times New Roman" w:eastAsia="FangSong" w:cs="Times New Roman"/>
+        </w:rPr>
+        <w:t>浓盐酸</w:t>
+      </w:r>
+      <w:r>
+        <w:rPr>
+          <w:rFonts w:hint="eastAsia" w:ascii="Times New Roman" w:hAnsi="Times New Roman" w:eastAsia="Times New Roman" w:cs="Times New Roman"/>
+        </w:rPr>
+        <w:t>）；FeSO</w:t>
+      </w:r>
+      <w:r>
+        <w:rPr>
+          <w:rFonts w:hint="eastAsia" w:ascii="Times New Roman" w:hAnsi="Times New Roman" w:eastAsia="Times New Roman" w:cs="Times New Roman"/>
+          <w:vertAlign w:val="subscript"/>
+        </w:rPr>
+        <w:t>4</w:t>
+      </w:r>
+      <w:r>
+        <w:rPr>
+          <w:rFonts w:ascii="Times New Roman" w:hAnsi="Times New Roman" w:eastAsia="Times New Roman" w:cs="Times New Roman"/>
+        </w:rPr>
+        <w:t xml:space="preserve"> </w:t>
+      </w:r>
+      <w:r>
+        <w:rPr>
+          <w:rFonts w:hint="eastAsia" w:ascii="Times New Roman" w:hAnsi="Times New Roman" w:eastAsia="FangSong" w:cs="Times New Roman"/>
+        </w:rPr>
+        <w:t xml:space="preserve">溶液</w:t>
+      </w:r>
+      <w:r>
+        <w:rPr>
+          <w:rFonts w:ascii="Times New Roman" w:hAnsi="Times New Roman" w:eastAsia="Times New Roman" w:cs="Times New Roman"/>
+        </w:rPr>
+        <w:t xml:space="preserve"> → </w:t>
+      </w:r>
+      <w:r>
+        <w:rPr>
+          <w:rFonts w:hint="eastAsia" w:ascii="Times New Roman" w:hAnsi="Times New Roman" w:eastAsia="Times New Roman" w:cs="Times New Roman"/>
+        </w:rPr>
+        <w:t>Fe(OH)</w:t>
+      </w:r>
+      <w:r>
+        <w:rPr>
+          <w:rFonts w:hint="eastAsia" w:ascii="Times New Roman" w:hAnsi="Times New Roman" w:eastAsia="Times New Roman" w:cs="Times New Roman"/>
+          <w:vertAlign w:val="subscript"/>
+        </w:rPr>
         <w:t>3</w:t>
       </w:r>
       <w:r>
@@ -34183,144 +38380,6 @@
           <w:rFonts w:hint="eastAsia" w:ascii="Times New Roman" w:hAnsi="Times New Roman" w:eastAsia="Times New Roman" w:cs="Times New Roman"/>
         </w:rPr>
         <w:t>（</w:t>
-      </w:r>
-      <w:r>
-        <w:rPr>
-          <w:rFonts w:hint="eastAsia" w:ascii="Times New Roman" w:hAnsi="Times New Roman" w:eastAsia="FangSong" w:cs="Times New Roman"/>
-        </w:rPr>
-        <w:t>盐酸</w:t>
-      </w:r>
-      <w:r>
-        <w:rPr>
-          <w:rFonts w:hint="eastAsia" w:ascii="Times New Roman" w:hAnsi="Times New Roman" w:eastAsia="Times New Roman" w:cs="Times New Roman"/>
-        </w:rPr>
-        <w:t>）；KMnO</w:t>
-      </w:r>
-      <w:r>
-        <w:rPr>
-          <w:rFonts w:hint="eastAsia" w:ascii="Times New Roman" w:hAnsi="Times New Roman" w:eastAsia="Times New Roman" w:cs="Times New Roman"/>
-          <w:vertAlign w:val="subscript"/>
-        </w:rPr>
-        <w:t>4</w:t>
-      </w:r>
-      <w:r>
-        <w:rPr>
-          <w:rFonts w:ascii="Times New Roman" w:hAnsi="Times New Roman" w:eastAsia="Times New Roman" w:cs="Times New Roman"/>
-        </w:rPr>
-        <w:t xml:space="preserve"> </w:t>
-      </w:r>
-      <w:r>
-        <w:rPr>
-          <w:rFonts w:hint="eastAsia" w:ascii="Times New Roman" w:hAnsi="Times New Roman" w:eastAsia="FangSong" w:cs="Times New Roman"/>
-        </w:rPr>
-        <w:t xml:space="preserve">溶液</w:t>
-      </w:r>
-      <w:r>
-        <w:rPr>
-          <w:rFonts w:ascii="Times New Roman" w:hAnsi="Times New Roman" w:eastAsia="Times New Roman" w:cs="Times New Roman"/>
-        </w:rPr>
-        <w:t xml:space="preserve"> → </w:t>
-      </w:r>
-      <w:r>
-        <w:rPr>
-          <w:rFonts w:hint="eastAsia" w:ascii="Times New Roman" w:hAnsi="Times New Roman" w:eastAsia="Times New Roman" w:cs="Times New Roman"/>
-        </w:rPr>
-        <w:t>MnO</w:t>
-      </w:r>
-      <w:r>
-        <w:rPr>
-          <w:rFonts w:hint="eastAsia" w:ascii="Times New Roman" w:hAnsi="Times New Roman" w:eastAsia="Times New Roman" w:cs="Times New Roman"/>
-          <w:vertAlign w:val="subscript"/>
-        </w:rPr>
-        <w:t>2</w:t>
-      </w:r>
-      <w:r>
-        <w:rPr>
-          <w:rFonts w:hint="eastAsia" w:ascii="Times New Roman" w:hAnsi="Times New Roman" w:eastAsia="Times New Roman" w:cs="Times New Roman"/>
-        </w:rPr>
-        <w:t>（</w:t>
-      </w:r>
-      <w:r>
-        <w:rPr>
-          <w:rFonts w:hint="eastAsia" w:ascii="Times New Roman" w:hAnsi="Times New Roman" w:eastAsia="FangSong" w:cs="Times New Roman"/>
-        </w:rPr>
-        <w:t>浓盐酸</w:t>
-      </w:r>
-      <w:r>
-        <w:rPr>
-          <w:rFonts w:hint="eastAsia" w:ascii="Times New Roman" w:hAnsi="Times New Roman" w:eastAsia="Times New Roman" w:cs="Times New Roman"/>
-        </w:rPr>
-        <w:t>）；FeSO</w:t>
-      </w:r>
-      <w:r>
-        <w:rPr>
-          <w:rFonts w:hint="eastAsia" w:ascii="Times New Roman" w:hAnsi="Times New Roman" w:eastAsia="Times New Roman" w:cs="Times New Roman"/>
-          <w:vertAlign w:val="subscript"/>
-        </w:rPr>
-        <w:t>4</w:t>
-      </w:r>
-      <w:r>
-        <w:rPr>
-          <w:rFonts w:ascii="Times New Roman" w:hAnsi="Times New Roman" w:eastAsia="Times New Roman" w:cs="Times New Roman"/>
-        </w:rPr>
-        <w:t xml:space="preserve"> </w:t>
-      </w:r>
-      <w:r>
-        <w:rPr>
-          <w:rFonts w:hint="eastAsia" w:ascii="Times New Roman" w:hAnsi="Times New Roman" w:eastAsia="FangSong" w:cs="Times New Roman"/>
-        </w:rPr>
-        <w:t xml:space="preserve">溶液</w:t>
-      </w:r>
-      <w:r>
-        <w:rPr>
-          <w:rFonts w:ascii="Times New Roman" w:hAnsi="Times New Roman" w:eastAsia="Times New Roman" w:cs="Times New Roman"/>
-        </w:rPr>
-        <w:t xml:space="preserve"> → </w:t>
-      </w:r>
-      <w:r>
-        <w:rPr>
-          <w:rFonts w:hint="eastAsia" w:ascii="Times New Roman" w:hAnsi="Times New Roman" w:eastAsia="Times New Roman" w:cs="Times New Roman"/>
-        </w:rPr>
-        <w:t>Fe</w:t>
-      </w:r>
-      <w:r>
-        <w:rPr>
-          <w:rFonts w:hint="eastAsia" w:ascii="Times New Roman" w:hAnsi="Times New Roman" w:eastAsia="Times New Roman" w:cs="Times New Roman"/>
-          <w:vertAlign w:val="subscript"/>
-        </w:rPr>
-        <w:t>2</w:t>
-      </w:r>
-      <w:r>
-        <w:rPr>
-          <w:rFonts w:hint="eastAsia" w:ascii="Times New Roman" w:hAnsi="Times New Roman" w:eastAsia="Times New Roman" w:cs="Times New Roman"/>
-        </w:rPr>
-        <w:t>O</w:t>
-      </w:r>
-      <w:r>
-        <w:rPr>
-          <w:rFonts w:hint="eastAsia" w:ascii="Times New Roman" w:hAnsi="Times New Roman" w:eastAsia="Times New Roman" w:cs="Times New Roman"/>
-          <w:vertAlign w:val="subscript"/>
-        </w:rPr>
-        <w:t>3</w:t>
-      </w:r>
-      <w:r>
-        <w:rPr>
-          <w:rFonts w:hint="eastAsia" w:ascii="Times New Roman" w:hAnsi="Times New Roman" w:eastAsia="Times New Roman" w:cs="Times New Roman"/>
-        </w:rPr>
-        <w:t>·xH</w:t>
-      </w:r>
-      <w:r>
-        <w:rPr>
-          <w:rFonts w:hint="eastAsia" w:ascii="Times New Roman" w:hAnsi="Times New Roman" w:eastAsia="Times New Roman" w:cs="Times New Roman"/>
-          <w:vertAlign w:val="subscript"/>
-        </w:rPr>
-        <w:t>2</w:t>
-      </w:r>
-      <w:r>
-        <w:rPr>
-          <w:rFonts w:hint="eastAsia" w:ascii="Times New Roman" w:hAnsi="Times New Roman" w:eastAsia="Times New Roman" w:cs="Times New Roman"/>
-        </w:rPr>
-        <w:t>O（</w:t>
       </w:r>
       <w:r>
         <w:rPr>
@@ -34864,8 +38923,8 @@
         </w:pict>
       </w:r>
     </w:p>
-    <w:bookmarkEnd w:id="59"/>
-    <w:bookmarkEnd w:id="60"/>
+    <w:bookmarkEnd w:id="70"/>
+    <w:bookmarkEnd w:id="71"/>
     <w:sectPr>
       <w:footerReference w:type="default" r:id="rId9"/>
       <w:footnotePr>
